--- a/writing/coskun_chapter2_V2_Intro_methods_CJ.docx
+++ b/writing/coskun_chapter2_V2_Intro_methods_CJ.docx
@@ -34,21 +34,6 @@
           <w:t>Insert title</w:t>
         </w:r>
       </w:ins>
-    </w:p>
-    <w:p>
-      <w:pPr>
-        <w:pStyle w:val="Title"/>
-        <w:spacing w:lineRule="auto" w:line="360"/>
-        <w:rPr>
-          <w:del w:id="5" w:author="Charlene Janion-Scheepers" w:date="2026-03-20T13:34:00Z"/>
-        </w:rPr>
-      </w:pPr>
-      <w:del w:id="4" w:author="Charlene Janion-Scheepers" w:date="2026-03-20T13:34:00Z">
-        <w:r>
-          <w:rPr/>
-          <w:delText>Data Chapter</w:delText>
-        </w:r>
-      </w:del>
     </w:p>
     <w:p>
       <w:pPr>
@@ -58,6 +43,25 @@
           <w:numId w:val="1"/>
         </w:numPr>
         <w:spacing w:lineRule="auto" w:line="360"/>
+        <w:rPr>
+          <w:del w:id="5" w:author="Charlene Janion-Scheepers" w:date="2026-03-20T13:34:00Z"/>
+        </w:rPr>
+      </w:pPr>
+      <w:del w:id="4" w:author="Charlene Janion-Scheepers" w:date="2026-03-20T13:34:00Z">
+        <w:r>
+          <w:rPr/>
+          <w:delText>Data Chapter</w:delText>
+        </w:r>
+      </w:del>
+    </w:p>
+    <w:p>
+      <w:pPr>
+        <w:pStyle w:val="Heading1"/>
+        <w:numPr>
+          <w:ilvl w:val="0"/>
+          <w:numId w:val="1"/>
+        </w:numPr>
+        <w:spacing w:lineRule="auto" w:line="360"/>
         <w:rPr/>
       </w:pPr>
       <w:r>
@@ -83,7 +87,6 @@
     <w:p>
       <w:pPr>
         <w:pStyle w:val="Normal"/>
-        <w:pBdr/>
         <w:spacing w:lineRule="auto" w:line="360" w:before="0" w:after="140"/>
         <w:rPr>
           <w:color w:val="000000"/>
@@ -221,7 +224,6 @@
     <w:p>
       <w:pPr>
         <w:pStyle w:val="Normal"/>
-        <w:pBdr/>
         <w:spacing w:lineRule="auto" w:line="360" w:before="0" w:after="140"/>
         <w:rPr>
           <w:color w:val="000000"/>
@@ -467,7 +469,6 @@
     <w:p>
       <w:pPr>
         <w:pStyle w:val="Normal"/>
-        <w:pBdr/>
         <w:spacing w:lineRule="auto" w:line="360" w:before="0" w:after="140"/>
         <w:rPr>
           <w:del w:id="16" w:author="Charlene Janion-Scheepers" w:date="2026-03-20T13:39:00Z"/>
@@ -509,34 +510,33 @@
       </w:r>
       <w:del w:id="14" w:author="Charlene Janion-Scheepers" w:date="2026-03-20T13:39:00Z">
         <w:r>
+          <w:rPr>
+            <w:color w:val="000000"/>
+          </w:rPr>
+          <w:delText>(Hodkinson, 2005)</w:delText>
+        </w:r>
+      </w:del>
+      <w:r>
+        <w:rPr>
+          <w:color w:val="000000"/>
+        </w:rPr>
+      </w:r>
+      <w:r>
+        <w:rPr>
+          <w:color w:val="000000"/>
+        </w:rPr>
+        <w:fldChar w:fldCharType="end"/>
+      </w:r>
+      <w:del w:id="15" w:author="Charlene Janion-Scheepers" w:date="2026-03-20T13:39:00Z">
+        <w:r>
           <w:rPr/>
-          <w:delText>(Hodkinson, 2005)</w:delText>
+          <w:delText>.</w:delText>
         </w:r>
       </w:del>
-      <w:r>
-        <w:rPr>
-          <w:color w:val="000000"/>
-        </w:rPr>
-      </w:r>
-      <w:r>
-        <w:rPr>
-          <w:color w:val="000000"/>
-        </w:rPr>
-        <w:fldChar w:fldCharType="end"/>
-      </w:r>
-      <w:del w:id="15" w:author="Charlene Janion-Scheepers" w:date="2026-03-20T13:39:00Z">
-        <w:r>
-          <w:rPr>
-            <w:color w:val="000000"/>
-          </w:rPr>
-          <w:delText>.</w:delText>
-        </w:r>
-      </w:del>
     </w:p>
     <w:p>
       <w:pPr>
         <w:pStyle w:val="Normal"/>
-        <w:pBdr/>
         <w:spacing w:lineRule="auto" w:line="360" w:before="0" w:after="140"/>
         <w:rPr>
           <w:color w:val="000000"/>
@@ -1058,7 +1058,6 @@
     <w:p>
       <w:pPr>
         <w:pStyle w:val="Normal"/>
-        <w:pBdr/>
         <w:spacing w:lineRule="auto" w:line="360" w:before="0" w:after="140"/>
         <w:rPr>
           <w:ins w:id="31" w:author="Charlene Janion-Scheepers" w:date="2026-03-20T13:39:00Z"/>
@@ -1127,7 +1126,6 @@
     <w:p>
       <w:pPr>
         <w:pStyle w:val="Normal"/>
-        <w:pBdr/>
         <w:spacing w:lineRule="auto" w:line="360" w:before="0" w:after="140"/>
         <w:rPr>
           <w:color w:val="000000"/>
@@ -1616,7 +1614,6 @@
     <w:p>
       <w:pPr>
         <w:pStyle w:val="Normal"/>
-        <w:pBdr/>
         <w:spacing w:lineRule="auto" w:line="360" w:before="0" w:after="140"/>
         <w:rPr>
           <w:color w:val="000000"/>
@@ -2017,7 +2014,6 @@
     <w:p>
       <w:pPr>
         <w:pStyle w:val="Normal"/>
-        <w:pBdr/>
         <w:spacing w:lineRule="auto" w:line="360" w:before="0" w:after="140"/>
         <w:rPr>
           <w:color w:val="000000"/>
@@ -2214,9 +2210,29 @@
           <w:rPr>
             <w:color w:val="000000"/>
           </w:rPr>
-          <w:delText xml:space="preserve"> observationally</w:delText>
+          <w:delText xml:space="preserve"> </w:delText>
         </w:r>
       </w:del>
+      <w:commentRangeStart w:id="2"/>
+      <w:del w:id="57" w:author="Charlene Janion-Scheepers" w:date="2026-03-20T13:49:00Z">
+        <w:r>
+          <w:rPr>
+            <w:color w:val="000000"/>
+          </w:rPr>
+          <w:delText>observationally</w:delText>
+        </w:r>
+      </w:del>
+      <w:ins w:id="58" w:author="Unknown Author" w:date="2026-03-29T03:54:09Z">
+        <w:r>
+          <w:rPr>
+            <w:color w:val="000000"/>
+          </w:rPr>
+        </w:r>
+      </w:ins>
+      <w:commentRangeEnd w:id="2"/>
+      <w:r>
+        <w:commentReference w:id="2"/>
+      </w:r>
       <w:r>
         <w:rPr>
           <w:color w:val="000000"/>
@@ -2280,7 +2296,7 @@
         </w:rPr>
         <w:t xml:space="preserve">. Any responses shown by </w:t>
       </w:r>
-      <w:del w:id="57" w:author="Charlene Janion-Scheepers" w:date="2026-03-20T13:49:00Z">
+      <w:del w:id="59" w:author="Charlene Janion-Scheepers" w:date="2026-03-20T13:49:00Z">
         <w:r>
           <w:rPr>
             <w:color w:val="000000"/>
@@ -2294,7 +2310,7 @@
         </w:rPr>
         <w:t>insect</w:t>
       </w:r>
-      <w:ins w:id="58" w:author="Charlene Janion-Scheepers" w:date="2026-03-20T13:49:00Z">
+      <w:ins w:id="60" w:author="Charlene Janion-Scheepers" w:date="2026-03-20T13:49:00Z">
         <w:r>
           <w:rPr>
             <w:color w:val="000000"/>
@@ -2308,7 +2324,7 @@
         </w:rPr>
         <w:t xml:space="preserve"> </w:t>
       </w:r>
-      <w:del w:id="59" w:author="Charlene Janion-Scheepers" w:date="2026-03-20T13:49:00Z">
+      <w:del w:id="61" w:author="Charlene Janion-Scheepers" w:date="2026-03-20T13:49:00Z">
         <w:r>
           <w:rPr>
             <w:color w:val="000000"/>
@@ -2322,7 +2338,7 @@
         </w:rPr>
         <w:t>towards temperature gradients across an altitude</w:t>
       </w:r>
-      <w:del w:id="60" w:author="Charlene Janion-Scheepers" w:date="2026-03-20T13:49:00Z">
+      <w:del w:id="62" w:author="Charlene Janion-Scheepers" w:date="2026-03-20T13:49:00Z">
         <w:r>
           <w:rPr>
             <w:color w:val="000000"/>
@@ -2345,7 +2361,7 @@
         </w:rPr>
         <w:instrText xml:space="preserve">ADDIN ZOTERO_ITEM CSL_CITATION {"citationID":"xm4VBBP6","properties":{"formattedCitation":"(Hodkinson, 2005)","plainCitation":"(Hodkinson, 2005)","noteIndex":0},"citationItems":[{"id":112,"uris":["http://zotero.org/users/9696131/items/KU3XKWZC"],"itemData":{"id":112,"type":"article-journal","abstract":"ABSTRACT\n            \n              The literature on the response of insect species to the changing environments experienced along altitudinal gradients is diverse and widely dispersed. There is a growing awareness that such responses may serve as analogues for climate warming effects occurring at a particular fixed altitude or latitude over time. This review seeks, therefore, to synthesise information on the responses of insects and allied groups to increasing altitude and provide a platform for future research. It focuses on those functional aspects of insect biology that show positive or negative reaction to altitudinal changes but avoids emphasising adaptation to high altitude\n              per se\n              . Reactions can be direct, with insect characteristics or performance responding to changing environmental parameters, or they can be indirect and mediated through the insect's interaction with other organisms. These organisms include the host plant in the case of herbivorous insects, and also competitor species, specific parasitoids, predators and pathogens. The manner in which these various factors individually and collectively influence the morphology, behaviour, ecophysiology, growth and development, survival, reproduction, and spatial distribution of insect species is considered in detail. Resultant patterns in the abundance of individual species populations and of community species richness are examined. Attempts are made throughout to provide mechanistic explanations of trends and to place each topic, where appropriate, into the broader theoretical context by appropriate reference to key literature. The paper concludes by considering how montane insect species will respond to climate warming.","container-title":"Biological Reviews","DOI":"10.1017/S1464793105006767","ISSN":"1464-7931, 1469-185X","issue":"3","journalAbbreviation":"Biological Reviews","language":"en","page":"489-513","source":"DOI.org (Crossref)","title":"Terrestrial insects along elevation gradients: species and community responses to altitude","title-short":"Terrestrial insects along elevation gradients","volume":"80","author":[{"family":"Hodkinson","given":"Ian D."}],"issued":{"date-parts":[["2005",8]]}}}],"schema":"https://github.com/citation-style-language/schema/raw/master/csl-citation.json"}</w:instrText>
       </w:r>
-      <w:commentRangeStart w:id="2"/>
+      <w:commentRangeStart w:id="3"/>
       <w:r>
         <w:rPr>
           <w:color w:val="000000"/>
@@ -2366,7 +2382,7 @@
         <w:rPr/>
         <w:t>(Hodkinson, 2005</w:t>
       </w:r>
-      <w:ins w:id="61" w:author="Charlene Janion-Scheepers" w:date="2026-03-20T13:50:00Z">
+      <w:ins w:id="63" w:author="Charlene Janion-Scheepers" w:date="2026-03-20T13:50:00Z">
         <w:r>
           <w:rPr/>
           <w:t>, Bishop and Robertson, 2024</w:t>
@@ -2392,9 +2408,9 @@
           <w:color w:val="000000"/>
         </w:rPr>
       </w:r>
-      <w:commentRangeEnd w:id="2"/>
-      <w:r>
-        <w:commentReference w:id="2"/>
+      <w:commentRangeEnd w:id="3"/>
+      <w:r>
+        <w:commentReference w:id="3"/>
       </w:r>
       <w:r>
         <w:rPr>
@@ -2402,7 +2418,7 @@
         </w:rPr>
         <w:t xml:space="preserve">. </w:t>
       </w:r>
-      <w:del w:id="62" w:author="Charlene Janion-Scheepers" w:date="2026-03-20T13:50:00Z">
+      <w:del w:id="64" w:author="Charlene Janion-Scheepers" w:date="2026-03-20T13:50:00Z">
         <w:r>
           <w:rPr>
             <w:color w:val="000000"/>
@@ -2410,7 +2426,7 @@
           <w:delText xml:space="preserve">Properly </w:delText>
         </w:r>
       </w:del>
-      <w:ins w:id="63" w:author="Charlene Janion-Scheepers" w:date="2026-03-20T13:50:00Z">
+      <w:ins w:id="65" w:author="Charlene Janion-Scheepers" w:date="2026-03-20T13:50:00Z">
         <w:r>
           <w:rPr>
             <w:color w:val="000000"/>
@@ -2418,7 +2434,7 @@
           <w:t>S</w:t>
         </w:r>
       </w:ins>
-      <w:del w:id="64" w:author="Charlene Janion-Scheepers" w:date="2026-03-20T13:50:00Z">
+      <w:del w:id="66" w:author="Charlene Janion-Scheepers" w:date="2026-03-20T13:50:00Z">
         <w:r>
           <w:rPr>
             <w:color w:val="000000"/>
@@ -2472,7 +2488,7 @@
         <w:rPr/>
         <w:t>, 2006</w:t>
       </w:r>
-      <w:ins w:id="65" w:author="Charlene Janion-Scheepers" w:date="2026-03-20T13:51:00Z">
+      <w:ins w:id="67" w:author="Charlene Janion-Scheepers" w:date="2026-03-20T13:51:00Z">
         <w:r>
           <w:rPr/>
           <w:t>, Bishop and Robertson, 2024</w:t>
@@ -2503,40 +2519,17 @@
     <w:p>
       <w:pPr>
         <w:pStyle w:val="Normal"/>
-        <w:pBdr/>
         <w:spacing w:lineRule="auto" w:line="360" w:before="0" w:after="140"/>
         <w:rPr>
           <w:color w:val="000000"/>
         </w:rPr>
       </w:pPr>
-      <w:del w:id="66" w:author="Charlene Janion-Scheepers" w:date="2026-03-20T13:53:00Z">
+      <w:del w:id="68" w:author="Charlene Janion-Scheepers" w:date="2026-03-20T13:53:00Z">
         <w:r>
           <w:rPr>
             <w:color w:val="000000"/>
           </w:rPr>
           <w:delText>As noted previously regarding which environmental factors are known to affect Beetles to the greatest degree, s</w:delText>
-        </w:r>
-      </w:del>
-      <w:ins w:id="67" w:author="Charlene Janion-Scheepers" w:date="2026-03-20T13:53:00Z">
-        <w:r>
-          <w:rPr>
-            <w:color w:val="000000"/>
-          </w:rPr>
-          <w:t>S</w:t>
-        </w:r>
-      </w:ins>
-      <w:r>
-        <w:rPr>
-          <w:color w:val="000000"/>
-        </w:rPr>
-        <w:t xml:space="preserve">tudying </w:t>
-      </w:r>
-      <w:del w:id="68" w:author="Charlene Janion-Scheepers" w:date="2026-03-20T13:53:00Z">
-        <w:r>
-          <w:rPr>
-            <w:color w:val="000000"/>
-          </w:rPr>
-          <w:delText xml:space="preserve">their </w:delText>
         </w:r>
       </w:del>
       <w:ins w:id="69" w:author="Charlene Janion-Scheepers" w:date="2026-03-20T13:53:00Z">
@@ -2544,6 +2537,28 @@
           <w:rPr>
             <w:color w:val="000000"/>
           </w:rPr>
+          <w:t>S</w:t>
+        </w:r>
+      </w:ins>
+      <w:r>
+        <w:rPr>
+          <w:color w:val="000000"/>
+        </w:rPr>
+        <w:t xml:space="preserve">tudying </w:t>
+      </w:r>
+      <w:del w:id="70" w:author="Charlene Janion-Scheepers" w:date="2026-03-20T13:53:00Z">
+        <w:r>
+          <w:rPr>
+            <w:color w:val="000000"/>
+          </w:rPr>
+          <w:delText xml:space="preserve">their </w:delText>
+        </w:r>
+      </w:del>
+      <w:ins w:id="71" w:author="Charlene Janion-Scheepers" w:date="2026-03-20T13:53:00Z">
+        <w:r>
+          <w:rPr>
+            <w:color w:val="000000"/>
+          </w:rPr>
           <w:t xml:space="preserve">beetle </w:t>
         </w:r>
       </w:ins>
@@ -2553,7 +2568,7 @@
         </w:rPr>
         <w:t>distributions across an elevational gradient can allow for the reactions of key species to environmental variables (temperature, precipitation,</w:t>
       </w:r>
-      <w:ins w:id="70" w:author="Charlene Janion-Scheepers" w:date="2026-03-20T13:54:00Z">
+      <w:ins w:id="72" w:author="Charlene Janion-Scheepers" w:date="2026-03-20T13:54:00Z">
         <w:r>
           <w:rPr>
             <w:color w:val="000000"/>
@@ -2567,25 +2582,29 @@
         </w:rPr>
         <w:t xml:space="preserve"> vegeta</w:t>
       </w:r>
-      <w:commentRangeStart w:id="3"/>
-      <w:r>
-        <w:rPr>
-          <w:color w:val="000000"/>
-        </w:rPr>
-        <w:t>tion</w:t>
-      </w:r>
-      <w:r>
-        <w:rPr>
-          <w:color w:val="000000"/>
-        </w:rPr>
-      </w:r>
-      <w:del w:id="71" w:author="Charlene Janion-Scheepers" w:date="2026-03-20T13:54:00Z">
-        <w:commentRangeEnd w:id="3"/>
-        <w:r>
-          <w:commentReference w:id="3"/>
+      <w:commentRangeStart w:id="4"/>
+      <w:del w:id="73" w:author="Charlene Janion-Scheepers" w:date="2026-03-20T13:54:00Z">
+        <w:r>
+          <w:rPr>
+            <w:color w:val="000000"/>
+          </w:rPr>
+          <w:delText>tion</w:delText>
         </w:r>
       </w:del>
-      <w:del w:id="72" w:author="Charlene Janion-Scheepers" w:date="2026-03-20T13:54:00Z">
+      <w:del w:id="74" w:author="Charlene Janion-Scheepers" w:date="2026-03-20T13:54:00Z">
+        <w:r>
+          <w:rPr>
+            <w:color w:val="000000"/>
+          </w:rPr>
+        </w:r>
+      </w:del>
+      <w:del w:id="75" w:author="Charlene Janion-Scheepers" w:date="2026-03-20T13:54:00Z">
+        <w:commentRangeEnd w:id="4"/>
+        <w:r>
+          <w:commentReference w:id="4"/>
+        </w:r>
+      </w:del>
+      <w:del w:id="76" w:author="Charlene Janion-Scheepers" w:date="2026-03-20T13:54:00Z">
         <w:r>
           <w:rPr>
             <w:color w:val="000000"/>
@@ -2599,7 +2618,7 @@
         </w:rPr>
         <w:t xml:space="preserve">) to be confirmed and/or quantified. For example, the </w:t>
       </w:r>
-      <w:del w:id="73" w:author="Charlene Janion-Scheepers" w:date="2026-03-20T13:54:00Z">
+      <w:del w:id="77" w:author="Charlene Janion-Scheepers" w:date="2026-03-20T13:54:00Z">
         <w:r>
           <w:rPr>
             <w:color w:val="000000"/>
@@ -2613,7 +2632,7 @@
         </w:rPr>
         <w:t xml:space="preserve">predicted response </w:t>
       </w:r>
-      <w:del w:id="74" w:author="Charlene Janion-Scheepers" w:date="2026-03-20T13:54:00Z">
+      <w:del w:id="78" w:author="Charlene Janion-Scheepers" w:date="2026-03-20T13:54:00Z">
         <w:r>
           <w:rPr>
             <w:color w:val="000000"/>
@@ -2621,7 +2640,7 @@
           <w:delText xml:space="preserve">from </w:delText>
         </w:r>
       </w:del>
-      <w:ins w:id="75" w:author="Charlene Janion-Scheepers" w:date="2026-03-20T13:54:00Z">
+      <w:ins w:id="79" w:author="Charlene Janion-Scheepers" w:date="2026-03-20T13:54:00Z">
         <w:r>
           <w:rPr>
             <w:color w:val="000000"/>
@@ -2635,7 +2654,7 @@
         </w:rPr>
         <w:t>many ectotherms such as insects towards increasing temperatures is an expansion of their maximal altitudinal range</w:t>
       </w:r>
-      <w:ins w:id="76" w:author="Charlene Janion-Scheepers" w:date="2026-03-20T13:54:00Z">
+      <w:ins w:id="80" w:author="Charlene Janion-Scheepers" w:date="2026-03-20T13:54:00Z">
         <w:r>
           <w:rPr>
             <w:color w:val="000000"/>
@@ -2717,7 +2736,7 @@
         </w:rPr>
         <w:t>.</w:t>
       </w:r>
-      <w:ins w:id="77" w:author="Charlene Janion-Scheepers" w:date="2026-03-20T13:55:00Z">
+      <w:ins w:id="81" w:author="Charlene Janion-Scheepers" w:date="2026-03-20T13:55:00Z">
         <w:r>
           <w:rPr>
             <w:color w:val="000000"/>
@@ -2726,7 +2745,7 @@
         </w:r>
       </w:ins>
       <w:moveToRangeStart w:id="0" w:author="Charlene Janion-Scheepers" w:date="2026-03-20T13:55:00Z" w:name="move224907345"/>
-      <w:moveTo w:id="78" w:author="Charlene Janion-Scheepers" w:date="2026-03-20T13:55:00Z">
+      <w:moveTo w:id="82" w:author="Charlene Janion-Scheepers" w:date="2026-03-20T13:55:00Z">
         <w:r>
           <w:rPr>
             <w:color w:val="000000"/>
@@ -2734,7 +2753,7 @@
           <w:t>However not every group will react in this specific way.</w:t>
         </w:r>
       </w:moveTo>
-      <w:ins w:id="79" w:author="Charlene Janion-Scheepers" w:date="2026-03-20T13:55:00Z">
+      <w:ins w:id="83" w:author="Charlene Janion-Scheepers" w:date="2026-03-20T13:55:00Z">
         <w:r>
           <w:rPr>
             <w:color w:val="000000"/>
@@ -2747,13 +2766,12 @@
     <w:p>
       <w:pPr>
         <w:pStyle w:val="Normal"/>
-        <w:pBdr/>
         <w:spacing w:lineRule="auto" w:line="360" w:before="0" w:after="140"/>
         <w:rPr>
           <w:color w:val="000000"/>
         </w:rPr>
       </w:pPr>
-      <w:del w:id="80" w:author="Charlene Janion-Scheepers" w:date="2026-03-20T13:55:00Z">
+      <w:del w:id="84" w:author="Charlene Janion-Scheepers" w:date="2026-03-20T13:55:00Z">
         <w:r>
           <w:rPr>
             <w:color w:val="000000"/>
@@ -2761,7 +2779,7 @@
           <w:delText>This</w:delText>
         </w:r>
       </w:del>
-      <w:ins w:id="81" w:author="Charlene Janion-Scheepers" w:date="2026-03-20T13:55:00Z">
+      <w:ins w:id="85" w:author="Charlene Janion-Scheepers" w:date="2026-03-20T13:55:00Z">
         <w:r>
           <w:rPr>
             <w:color w:val="000000"/>
@@ -2775,7 +2793,7 @@
         </w:rPr>
         <w:t xml:space="preserve"> </w:t>
       </w:r>
-      <w:commentRangeStart w:id="4"/>
+      <w:commentRangeStart w:id="5"/>
       <w:r>
         <w:rPr>
           <w:color w:val="000000"/>
@@ -2838,9 +2856,9 @@
           <w:color w:val="000000"/>
         </w:rPr>
       </w:r>
-      <w:commentRangeEnd w:id="4"/>
-      <w:r>
-        <w:commentReference w:id="4"/>
+      <w:commentRangeEnd w:id="5"/>
+      <w:r>
+        <w:commentReference w:id="5"/>
       </w:r>
       <w:r>
         <w:rPr>
@@ -2848,23 +2866,21 @@
         </w:rPr>
         <w:t xml:space="preserve">. </w:t>
       </w:r>
-      <w:moveFromRangeStart w:id="1" w:author="Charlene Janion-Scheepers" w:date="2026-03-20T13:55:00Z" w:name="move224907345"/>
-      <w:moveFrom w:id="82" w:author="Charlene Janion-Scheepers" w:date="2026-03-20T13:55:00Z">
-        <w:r>
-          <w:rPr>
-            <w:color w:val="000000"/>
-          </w:rPr>
-          <w:t xml:space="preserve">However not every group will react in this specific way. </w:t>
-        </w:r>
-      </w:moveFrom>
+      <w:del w:id="86" w:author="Charlene Janion-Scheepers" w:date="2026-03-20T13:55:00Z">
+        <w:r>
+          <w:rPr>
+            <w:color w:val="000000"/>
+          </w:rPr>
+          <w:delText xml:space="preserve">However not every group will react in this specific way. </w:delText>
+        </w:r>
+      </w:del>
       <w:r>
         <w:rPr>
           <w:color w:val="000000"/>
         </w:rPr>
         <w:t xml:space="preserve">Vegetation is also affected by the environmental gradients present across a mountain, with a majority of vegetation having shifted upward in their elevational range over the last century </w:t>
       </w:r>
-      <w:moveFromRangeEnd w:id="1"/>
-      <w:del w:id="83" w:author="Charlene Janion-Scheepers" w:date="2026-03-20T13:56:00Z">
+      <w:del w:id="87" w:author="Charlene Janion-Scheepers" w:date="2026-03-20T13:56:00Z">
         <w:r>
           <w:rPr>
             <w:color w:val="000000"/>
@@ -2872,7 +2888,7 @@
           <w:delText>and th</w:delText>
         </w:r>
       </w:del>
-      <w:ins w:id="84" w:author="Charlene Janion-Scheepers" w:date="2026-03-20T13:56:00Z">
+      <w:ins w:id="88" w:author="Charlene Janion-Scheepers" w:date="2026-03-20T13:56:00Z">
         <w:r>
           <w:rPr>
             <w:color w:val="000000"/>
@@ -2880,7 +2896,7 @@
           <w:t>due to</w:t>
         </w:r>
       </w:ins>
-      <w:del w:id="85" w:author="Charlene Janion-Scheepers" w:date="2026-03-20T13:56:00Z">
+      <w:del w:id="89" w:author="Charlene Janion-Scheepers" w:date="2026-03-20T13:56:00Z">
         <w:r>
           <w:rPr>
             <w:color w:val="000000"/>
@@ -2894,7 +2910,7 @@
         </w:rPr>
         <w:t xml:space="preserve"> climate change </w:t>
       </w:r>
-      <w:del w:id="86" w:author="Charlene Janion-Scheepers" w:date="2026-03-20T13:56:00Z">
+      <w:del w:id="90" w:author="Charlene Janion-Scheepers" w:date="2026-03-20T13:56:00Z">
         <w:r>
           <w:rPr>
             <w:color w:val="000000"/>
@@ -2959,7 +2975,7 @@
         </w:rPr>
         <w:t xml:space="preserve">. However, recent studies have shown that as </w:t>
       </w:r>
-      <w:commentRangeStart w:id="5"/>
+      <w:commentRangeStart w:id="6"/>
       <w:r>
         <w:rPr>
           <w:color w:val="000000"/>
@@ -2971,9 +2987,9 @@
           <w:color w:val="000000"/>
         </w:rPr>
       </w:r>
-      <w:commentRangeEnd w:id="5"/>
-      <w:r>
-        <w:commentReference w:id="5"/>
+      <w:commentRangeEnd w:id="6"/>
+      <w:r>
+        <w:commentReference w:id="6"/>
       </w:r>
       <w:r>
         <w:rPr>
@@ -3149,7 +3165,6 @@
     <w:p>
       <w:pPr>
         <w:pStyle w:val="Normal"/>
-        <w:pBdr/>
         <w:spacing w:lineRule="auto" w:line="360" w:before="0" w:after="140"/>
         <w:rPr>
           <w:color w:val="000000"/>
@@ -3161,7 +3176,7 @@
         </w:rPr>
         <w:t xml:space="preserve">Climate change is one of the most prevalent </w:t>
       </w:r>
-      <w:del w:id="87" w:author="Charlene Janion-Scheepers" w:date="2026-03-20T14:01:00Z">
+      <w:del w:id="91" w:author="Charlene Janion-Scheepers" w:date="2026-03-20T14:01:00Z">
         <w:r>
           <w:rPr>
             <w:color w:val="000000"/>
@@ -3169,42 +3184,12 @@
           <w:delText xml:space="preserve">threats </w:delText>
         </w:r>
       </w:del>
-      <w:del w:id="88" w:author="Charlene Janion-Scheepers" w:date="2026-03-20T13:59:00Z">
+      <w:del w:id="92" w:author="Charlene Janion-Scheepers" w:date="2026-03-20T13:59:00Z">
         <w:r>
           <w:rPr>
             <w:color w:val="000000"/>
           </w:rPr>
           <w:delText xml:space="preserve">that is </w:delText>
-        </w:r>
-      </w:del>
-      <w:del w:id="89" w:author="Charlene Janion-Scheepers" w:date="2026-03-20T14:01:00Z">
-        <w:r>
-          <w:rPr>
-            <w:color w:val="000000"/>
-          </w:rPr>
-          <w:delText xml:space="preserve">affecting insects worldwide. </w:delText>
-        </w:r>
-      </w:del>
-      <w:commentRangeStart w:id="6"/>
-      <w:del w:id="90" w:author="Charlene Janion-Scheepers" w:date="2026-03-20T14:01:00Z">
-        <w:r>
-          <w:rPr>
-            <w:color w:val="000000"/>
-          </w:rPr>
-          <w:delText>Global warming</w:delText>
-        </w:r>
-      </w:del>
-      <w:del w:id="91" w:author="Charlene Janion-Scheepers" w:date="2026-03-20T14:01:00Z">
-        <w:r>
-          <w:rPr>
-            <w:color w:val="000000"/>
-          </w:rPr>
-        </w:r>
-      </w:del>
-      <w:del w:id="92" w:author="Charlene Janion-Scheepers" w:date="2026-03-20T14:01:00Z">
-        <w:commentRangeEnd w:id="6"/>
-        <w:r>
-          <w:commentReference w:id="6"/>
         </w:r>
       </w:del>
       <w:del w:id="93" w:author="Charlene Janion-Scheepers" w:date="2026-03-20T14:01:00Z">
@@ -3212,6 +3197,36 @@
           <w:rPr>
             <w:color w:val="000000"/>
           </w:rPr>
+          <w:delText xml:space="preserve">affecting insects worldwide. </w:delText>
+        </w:r>
+      </w:del>
+      <w:commentRangeStart w:id="7"/>
+      <w:del w:id="94" w:author="Charlene Janion-Scheepers" w:date="2026-03-20T14:01:00Z">
+        <w:r>
+          <w:rPr>
+            <w:color w:val="000000"/>
+          </w:rPr>
+          <w:delText>Global warming</w:delText>
+        </w:r>
+      </w:del>
+      <w:del w:id="95" w:author="Charlene Janion-Scheepers" w:date="2026-03-20T14:01:00Z">
+        <w:r>
+          <w:rPr>
+            <w:color w:val="000000"/>
+          </w:rPr>
+        </w:r>
+      </w:del>
+      <w:del w:id="96" w:author="Charlene Janion-Scheepers" w:date="2026-03-20T14:01:00Z">
+        <w:commentRangeEnd w:id="7"/>
+        <w:r>
+          <w:commentReference w:id="7"/>
+        </w:r>
+      </w:del>
+      <w:del w:id="97" w:author="Charlene Janion-Scheepers" w:date="2026-03-20T14:01:00Z">
+        <w:r>
+          <w:rPr>
+            <w:color w:val="000000"/>
+          </w:rPr>
           <w:delText xml:space="preserve">, and the indirect consequences of the other environmental changes that global warming drives, has been named by numerous studies as being one of the main </w:delText>
         </w:r>
       </w:del>
@@ -3230,7 +3245,7 @@
         </w:rPr>
         <w:instrText xml:space="preserve">ADDIN ZOTERO_ITEM CSL_CITATION {"citationID":"Bbi0nenn","properties":{"formattedCitation":"(S\\uc0\\u225{}nchez-Bayo and Wyckhuys, 2019)","plainCitation":"(Sánchez-Bayo and Wyckhuys, 2019)","noteIndex":0},"citationItems":[{"id":140,"uris":["http://zotero.org/users/9696131/items/WP8JKUMY"],"itemData":{"id":140,"type":"article-journal","abstract":"Biodiversity of insects is threatened worldwide. Here, we present a comprehensive review of 73 historical reports of insect declines from across the globe, and systematically assess the underlying drivers. Our work reveals dramatic rates of decline that may lead to the extinction of 40% of the world's insect species over the next few decades. In terrestrial ecosystems, Lepidoptera, Hymenoptera and dung beetles (Coleoptera) appear to be the taxa most affected, whereas four major aquatic taxa (Odonata, Plecoptera, Trichoptera and Ephemeroptera) have already lost a considerable proportion of species. Affected insect groups not only include specialists that occupy particular ecological niches, but also many common and generalist species. Concurrently, the abundance of a small number of species is increasing; these are all adaptable, generalist species that are occupying the vacant niches left by the ones declining. Among aquatic insects, habitat and dietary generalists, and pollutant-tolerant species are replacing the large biodiversity losses experienced in waters within agricultural and urban settings. The main drivers of species declines appear to be in order of importance: i) habitat loss and conversion to intensive agriculture and urbanisation; ii) pollution, mainly that by synthetic pesticides and fertilisers; iii) biological factors, including pathogens and introduced species; and iv) climate change. The latter factor is particularly important in tropical regions, but only affects a minority of species in colder climes and mountain settings of temperate zones. A rethinking of current agricultural practices, in particular a serious reduction in pesticide usage and its substitution with more sustainable, ecologically-based practices, is urgently needed to slow or reverse current trends, allow the recovery of declining insect populations and safeguard the vital ecosystem services they provide. In addition, effective remediation technologies should be applied to clean polluted waters in both agricultural and urban environments.","container-title":"Biological Conservation","DOI":"10.1016/j.biocon.2019.01.020","ISSN":"0006-3207","journalAbbreviation":"Biological Conservation","language":"en","page":"8-27","source":"ScienceDirect","title":"Worldwide decline of the entomofauna: A review of its drivers","title-short":"Worldwide decline of the entomofauna","volume":"232","author":[{"family":"Sánchez-Bayo","given":"Francisco"},{"family":"Wyckhuys","given":"Kris A. G."}],"issued":{"date-parts":[["2019",4,1]]}}}],"schema":"https://github.com/citation-style-language/schema/raw/master/csl-citation.json"}</w:instrText>
       </w:r>
-      <w:commentRangeStart w:id="7"/>
+      <w:commentRangeStart w:id="8"/>
       <w:r>
         <w:rPr>
           <w:color w:val="000000"/>
@@ -3267,9 +3282,9 @@
           <w:color w:val="000000"/>
         </w:rPr>
       </w:r>
-      <w:commentRangeEnd w:id="7"/>
-      <w:r>
-        <w:commentReference w:id="7"/>
+      <w:commentRangeEnd w:id="8"/>
+      <w:r>
+        <w:commentReference w:id="8"/>
       </w:r>
       <w:r>
         <w:rPr>
@@ -3338,13 +3353,12 @@
     <w:p>
       <w:pPr>
         <w:pStyle w:val="Normal"/>
-        <w:pBdr/>
         <w:spacing w:lineRule="auto" w:line="360" w:before="0" w:after="140"/>
         <w:rPr>
           <w:color w:val="000000"/>
         </w:rPr>
       </w:pPr>
-      <w:del w:id="94" w:author="Charlene Janion-Scheepers" w:date="2026-03-20T14:05:00Z">
+      <w:del w:id="98" w:author="Charlene Janion-Scheepers" w:date="2026-03-20T14:05:00Z">
         <w:r>
           <w:rPr>
             <w:color w:val="000000"/>
@@ -3352,7 +3366,7 @@
           <w:delText xml:space="preserve">In Southern Africa, the effects of increasing </w:delText>
         </w:r>
       </w:del>
-      <w:del w:id="95" w:author="Charlene Janion-Scheepers" w:date="2026-03-20T14:02:00Z">
+      <w:del w:id="99" w:author="Charlene Janion-Scheepers" w:date="2026-03-20T14:02:00Z">
         <w:r>
           <w:rPr>
             <w:color w:val="000000"/>
@@ -3360,7 +3374,7 @@
           <w:delText xml:space="preserve">global </w:delText>
         </w:r>
       </w:del>
-      <w:del w:id="96" w:author="Charlene Janion-Scheepers" w:date="2026-03-20T14:05:00Z">
+      <w:del w:id="100" w:author="Charlene Janion-Scheepers" w:date="2026-03-20T14:05:00Z">
         <w:r>
           <w:rPr>
             <w:color w:val="000000"/>
@@ -3368,7 +3382,7 @@
           <w:delText xml:space="preserve">temperatures are expected to be droughts, increased heatwaves, extreme loss of soil moisture, with all of these factors contributing to more frequent and intense fires throughout the region. This general drying of the environment is expected to affect biomes that experience </w:delText>
         </w:r>
       </w:del>
-      <w:del w:id="97" w:author="Charlene Janion-Scheepers" w:date="2026-03-20T14:02:00Z">
+      <w:del w:id="101" w:author="Charlene Janion-Scheepers" w:date="2026-03-20T14:02:00Z">
         <w:r>
           <w:rPr>
             <w:color w:val="000000"/>
@@ -3376,7 +3390,7 @@
           <w:delText>W</w:delText>
         </w:r>
       </w:del>
-      <w:del w:id="98" w:author="Charlene Janion-Scheepers" w:date="2026-03-20T14:05:00Z">
+      <w:del w:id="102" w:author="Charlene Janion-Scheepers" w:date="2026-03-20T14:05:00Z">
         <w:r>
           <w:rPr>
             <w:color w:val="000000"/>
@@ -3384,7 +3398,7 @@
           <w:delText xml:space="preserve">inter rainfall </w:delText>
         </w:r>
       </w:del>
-      <w:del w:id="99" w:author="Charlene Janion-Scheepers" w:date="2026-03-20T14:03:00Z">
+      <w:del w:id="103" w:author="Charlene Janion-Scheepers" w:date="2026-03-20T14:03:00Z">
         <w:r>
           <w:rPr>
             <w:color w:val="000000"/>
@@ -3417,54 +3431,65 @@
           <w:color w:val="000000"/>
         </w:rPr>
       </w:r>
-      <w:del w:id="100" w:author="Charlene Janion-Scheepers" w:date="2026-03-20T14:05:00Z">
-        <w:r>
-          <w:rPr/>
+      <w:del w:id="104" w:author="Charlene Janion-Scheepers" w:date="2026-03-20T14:05:00Z">
+        <w:r>
+          <w:rPr>
+            <w:color w:val="000000"/>
+          </w:rPr>
           <w:delText xml:space="preserve">(Harvey </w:delText>
         </w:r>
       </w:del>
-      <w:del w:id="101" w:author="Charlene Janion-Scheepers" w:date="2026-03-20T14:05:00Z">
+      <w:del w:id="105" w:author="Charlene Janion-Scheepers" w:date="2026-03-20T14:05:00Z">
         <w:r>
           <w:rPr>
             <w:i/>
             <w:iCs/>
+            <w:color w:val="000000"/>
           </w:rPr>
           <w:delText>et al.</w:delText>
         </w:r>
       </w:del>
-      <w:del w:id="102" w:author="Charlene Janion-Scheepers" w:date="2026-03-20T14:05:00Z">
-        <w:r>
-          <w:rPr/>
+      <w:del w:id="106" w:author="Charlene Janion-Scheepers" w:date="2026-03-20T14:05:00Z">
+        <w:r>
+          <w:rPr>
+            <w:color w:val="000000"/>
+          </w:rPr>
           <w:delText xml:space="preserve">, 2023; Munday </w:delText>
         </w:r>
       </w:del>
-      <w:del w:id="103" w:author="Charlene Janion-Scheepers" w:date="2026-03-20T14:05:00Z">
+      <w:del w:id="107" w:author="Charlene Janion-Scheepers" w:date="2026-03-20T14:05:00Z">
         <w:r>
           <w:rPr>
             <w:i/>
             <w:iCs/>
+            <w:color w:val="000000"/>
           </w:rPr>
           <w:delText>et al.</w:delText>
         </w:r>
       </w:del>
-      <w:del w:id="104" w:author="Charlene Janion-Scheepers" w:date="2026-03-20T14:05:00Z">
-        <w:r>
-          <w:rPr/>
+      <w:del w:id="108" w:author="Charlene Janion-Scheepers" w:date="2026-03-20T14:05:00Z">
+        <w:r>
+          <w:rPr>
+            <w:color w:val="000000"/>
+          </w:rPr>
           <w:delText xml:space="preserve">, 2025; Sharp </w:delText>
         </w:r>
       </w:del>
-      <w:del w:id="105" w:author="Charlene Janion-Scheepers" w:date="2026-03-20T14:05:00Z">
+      <w:del w:id="109" w:author="Charlene Janion-Scheepers" w:date="2026-03-20T14:05:00Z">
         <w:r>
           <w:rPr>
             <w:i/>
             <w:iCs/>
+            <w:color w:val="000000"/>
           </w:rPr>
           <w:delText>et al.</w:delText>
         </w:r>
       </w:del>
-      <w:del w:id="106" w:author="Charlene Janion-Scheepers" w:date="2026-03-20T14:05:00Z">
-        <w:r>
-          <w:rPr/>
+      <w:del w:id="110" w:author="Charlene Janion-Scheepers" w:date="2026-03-20T14:05:00Z">
+        <w:r>
+          <w:rPr>
+            <w:color w:val="000000"/>
+          </w:rPr>
           <w:delText>, 2025)</w:delText>
         </w:r>
       </w:del>
@@ -3479,87 +3504,78 @@
         </w:rPr>
         <w:fldChar w:fldCharType="end"/>
       </w:r>
-      <w:del w:id="107" w:author="Charlene Janion-Scheepers" w:date="2026-03-20T14:05:00Z">
-        <w:r>
-          <w:rPr>
-            <w:color w:val="000000"/>
-          </w:rPr>
-          <w:delText xml:space="preserve">. The effects of climate change are also expected to cause disruptive </w:delText>
+      <w:del w:id="111" w:author="Charlene Janion-Scheepers" w:date="2026-03-20T14:05:00Z">
+        <w:r>
+          <w:rPr>
+            <w:color w:val="000000"/>
+          </w:rPr>
+          <w:delText xml:space="preserve">. The effects of climate change are also expected to cause disruptive climatic phenomena such as the El Niño Southern Oscillation (ENSO) to increase in frequency </w:delText>
         </w:r>
       </w:del>
-      <w:del w:id="108" w:author="Charlene Janion-Scheepers" w:date="2026-03-20T14:05:00Z">
-        <w:r>
-          <w:rPr/>
-          <w:delText>climatic</w:delText>
-        </w:r>
-      </w:del>
-      <w:del w:id="109" w:author="Charlene Janion-Scheepers" w:date="2026-03-20T14:05:00Z">
-        <w:r>
-          <w:rPr>
-            <w:color w:val="000000"/>
-          </w:rPr>
-          <w:delText xml:space="preserve"> phenomena such as the El Niño Southern Oscillation (ENSO) to increase in frequency </w:delText>
-        </w:r>
-      </w:del>
-      <w:del w:id="110" w:author="Charlene Janion-Scheepers" w:date="2026-03-20T14:03:00Z">
+      <w:del w:id="112" w:author="Charlene Janion-Scheepers" w:date="2026-03-20T14:03:00Z">
         <w:r>
           <w:rPr>
             <w:color w:val="000000"/>
           </w:rPr>
           <w:delText>as well as</w:delText>
-        </w:r>
-      </w:del>
-      <w:del w:id="111" w:author="Charlene Janion-Scheepers" w:date="2026-03-20T14:05:00Z">
-        <w:r>
-          <w:rPr>
-            <w:color w:val="000000"/>
-          </w:rPr>
-          <w:delText xml:space="preserve"> intensity </w:delText>
-        </w:r>
-      </w:del>
-      <w:r>
-        <w:fldChar w:fldCharType="begin"/>
-      </w:r>
-      <w:r>
-        <w:rPr>
-          <w:color w:val="000000"/>
-        </w:rPr>
-        <w:instrText xml:space="preserve">ADDIN ZOTERO_ITEM CSL_CITATION {"citationID":"uKzRJZdu","properties":{"formattedCitation":"(Wang {\\i{}et al.}, 2019)","plainCitation":"(Wang et al., 2019)","noteIndex":0},"citationItems":[{"id":13,"uris":["http://zotero.org/users/9696131/items/HCQ9EK85"],"itemData":{"id":13,"type":"article-journal","abstract":"El Niño’s intensity change under anthropogenic warming is of great importance to society, yet current climate models’ projections remain largely uncertain. The current classification of El Niño does not distinguish the strong from the moderate El Niño events, making it difficult to project future change of El Niño’s intensity. Here we classify 33 El Niño events from 1901 to 2017 by cluster analysis of the onset and amplification processes, and the resultant 4 types of El Niño distinguish the strong from the moderate events and the onset from successive events. The 3 categories of El Niño onset exhibit distinct development mechanisms. We find El Niño onset regime has changed from eastern Pacific origin to western Pacific origin with more frequent occurrence of extreme events since the 1970s. This regime change is hypothesized to arise from a background warming in the western Pacific and the associated increased zonal and vertical sea-surface temperature (SST) gradients in the equatorial central Pacific, which reveals a controlling factor that could lead to increased extreme El Niño events in the future. The Coupled Model Intercomparison Project phase 5 (CMIP5) models’ projections demonstrate that both the frequency and intensity of the strong El Niño events will increase significantly if the projected central Pacific zonal SST gradients become enhanced. If the currently observed background changes continue under future anthropogenic forcing, more frequent strong El Niño events are anticipated. The models’ uncertainty in the projected equatorial zonal SST gradients, however, remains a major roadblock for faithful prediction of El Niño’s future changes.","container-title":"Proceedings of the National Academy of Sciences","DOI":"10.1073/pnas.1911130116","issue":"45","page":"22512-22517","publisher":"Proceedings of the National Academy of Sciences","source":"pnas.org (Atypon)","title":"Historical change of El Niño properties sheds light on future changes of extreme El Niño","volume":"116","author":[{"family":"Wang","given":"Bin"},{"family":"Luo","given":"Xiao"},{"family":"Yang","given":"Young-Min"},{"family":"Sun","given":"Weiyi"},{"family":"Cane","given":"Mark A."},{"family":"Cai","given":"Wenju"},{"family":"Yeh","given":"Sang-Wook"},{"family":"Liu","given":"Jian"}],"issued":{"date-parts":[["2019",11,5]]}}}],"schema":"https://github.com/citation-style-language/schema/raw/master/csl-citation.json"}</w:instrText>
-      </w:r>
-      <w:r>
-        <w:rPr>
-          <w:color w:val="000000"/>
-        </w:rPr>
-      </w:r>
-      <w:r>
-        <w:rPr>
-          <w:color w:val="000000"/>
-        </w:rPr>
-        <w:fldChar w:fldCharType="separate"/>
-      </w:r>
-      <w:r>
-        <w:rPr>
-          <w:color w:val="000000"/>
-        </w:rPr>
-      </w:r>
-      <w:del w:id="112" w:author="Charlene Janion-Scheepers" w:date="2026-03-20T14:05:00Z">
-        <w:r>
-          <w:rPr/>
-          <w:delText xml:space="preserve">(Wang </w:delText>
         </w:r>
       </w:del>
       <w:del w:id="113" w:author="Charlene Janion-Scheepers" w:date="2026-03-20T14:05:00Z">
         <w:r>
           <w:rPr>
+            <w:color w:val="000000"/>
+          </w:rPr>
+          <w:delText xml:space="preserve"> intensity </w:delText>
+        </w:r>
+      </w:del>
+      <w:r>
+        <w:fldChar w:fldCharType="begin"/>
+      </w:r>
+      <w:r>
+        <w:rPr>
+          <w:color w:val="000000"/>
+        </w:rPr>
+        <w:instrText xml:space="preserve">ADDIN ZOTERO_ITEM CSL_CITATION {"citationID":"uKzRJZdu","properties":{"formattedCitation":"(Wang {\\i{}et al.}, 2019)","plainCitation":"(Wang et al., 2019)","noteIndex":0},"citationItems":[{"id":13,"uris":["http://zotero.org/users/9696131/items/HCQ9EK85"],"itemData":{"id":13,"type":"article-journal","abstract":"El Niño’s intensity change under anthropogenic warming is of great importance to society, yet current climate models’ projections remain largely uncertain. The current classification of El Niño does not distinguish the strong from the moderate El Niño events, making it difficult to project future change of El Niño’s intensity. Here we classify 33 El Niño events from 1901 to 2017 by cluster analysis of the onset and amplification processes, and the resultant 4 types of El Niño distinguish the strong from the moderate events and the onset from successive events. The 3 categories of El Niño onset exhibit distinct development mechanisms. We find El Niño onset regime has changed from eastern Pacific origin to western Pacific origin with more frequent occurrence of extreme events since the 1970s. This regime change is hypothesized to arise from a background warming in the western Pacific and the associated increased zonal and vertical sea-surface temperature (SST) gradients in the equatorial central Pacific, which reveals a controlling factor that could lead to increased extreme El Niño events in the future. The Coupled Model Intercomparison Project phase 5 (CMIP5) models’ projections demonstrate that both the frequency and intensity of the strong El Niño events will increase significantly if the projected central Pacific zonal SST gradients become enhanced. If the currently observed background changes continue under future anthropogenic forcing, more frequent strong El Niño events are anticipated. The models’ uncertainty in the projected equatorial zonal SST gradients, however, remains a major roadblock for faithful prediction of El Niño’s future changes.","container-title":"Proceedings of the National Academy of Sciences","DOI":"10.1073/pnas.1911130116","issue":"45","page":"22512-22517","publisher":"Proceedings of the National Academy of Sciences","source":"pnas.org (Atypon)","title":"Historical change of El Niño properties sheds light on future changes of extreme El Niño","volume":"116","author":[{"family":"Wang","given":"Bin"},{"family":"Luo","given":"Xiao"},{"family":"Yang","given":"Young-Min"},{"family":"Sun","given":"Weiyi"},{"family":"Cane","given":"Mark A."},{"family":"Cai","given":"Wenju"},{"family":"Yeh","given":"Sang-Wook"},{"family":"Liu","given":"Jian"}],"issued":{"date-parts":[["2019",11,5]]}}}],"schema":"https://github.com/citation-style-language/schema/raw/master/csl-citation.json"}</w:instrText>
+      </w:r>
+      <w:r>
+        <w:rPr>
+          <w:color w:val="000000"/>
+        </w:rPr>
+      </w:r>
+      <w:r>
+        <w:rPr>
+          <w:color w:val="000000"/>
+        </w:rPr>
+        <w:fldChar w:fldCharType="separate"/>
+      </w:r>
+      <w:r>
+        <w:rPr>
+          <w:color w:val="000000"/>
+        </w:rPr>
+      </w:r>
+      <w:del w:id="114" w:author="Charlene Janion-Scheepers" w:date="2026-03-20T14:05:00Z">
+        <w:r>
+          <w:rPr>
+            <w:color w:val="000000"/>
+          </w:rPr>
+          <w:delText xml:space="preserve">(Wang </w:delText>
+        </w:r>
+      </w:del>
+      <w:del w:id="115" w:author="Charlene Janion-Scheepers" w:date="2026-03-20T14:05:00Z">
+        <w:r>
+          <w:rPr>
             <w:i/>
             <w:iCs/>
+            <w:color w:val="000000"/>
           </w:rPr>
           <w:delText>et al.</w:delText>
         </w:r>
       </w:del>
-      <w:del w:id="114" w:author="Charlene Janion-Scheepers" w:date="2026-03-20T14:05:00Z">
-        <w:r>
-          <w:rPr/>
+      <w:del w:id="116" w:author="Charlene Janion-Scheepers" w:date="2026-03-20T14:05:00Z">
+        <w:r>
+          <w:rPr>
+            <w:color w:val="000000"/>
+          </w:rPr>
           <w:delText>, 2019)</w:delText>
         </w:r>
       </w:del>
@@ -3574,7 +3590,7 @@
         </w:rPr>
         <w:fldChar w:fldCharType="end"/>
       </w:r>
-      <w:del w:id="115" w:author="Charlene Janion-Scheepers" w:date="2026-03-20T14:05:00Z">
+      <w:del w:id="117" w:author="Charlene Janion-Scheepers" w:date="2026-03-20T14:05:00Z">
         <w:r>
           <w:rPr>
             <w:color w:val="000000"/>
@@ -3607,24 +3623,29 @@
           <w:color w:val="000000"/>
         </w:rPr>
       </w:r>
-      <w:del w:id="116" w:author="Charlene Janion-Scheepers" w:date="2026-03-20T14:05:00Z">
-        <w:r>
-          <w:rPr/>
+      <w:del w:id="118" w:author="Charlene Janion-Scheepers" w:date="2026-03-20T14:05:00Z">
+        <w:r>
+          <w:rPr>
+            <w:color w:val="000000"/>
+          </w:rPr>
           <w:delText xml:space="preserve">(Cai </w:delText>
         </w:r>
       </w:del>
-      <w:del w:id="117" w:author="Charlene Janion-Scheepers" w:date="2026-03-20T14:05:00Z">
+      <w:del w:id="119" w:author="Charlene Janion-Scheepers" w:date="2026-03-20T14:05:00Z">
         <w:r>
           <w:rPr>
             <w:i/>
             <w:iCs/>
+            <w:color w:val="000000"/>
           </w:rPr>
           <w:delText>et al.</w:delText>
         </w:r>
       </w:del>
-      <w:del w:id="118" w:author="Charlene Janion-Scheepers" w:date="2026-03-20T14:05:00Z">
-        <w:r>
-          <w:rPr/>
+      <w:del w:id="120" w:author="Charlene Janion-Scheepers" w:date="2026-03-20T14:05:00Z">
+        <w:r>
+          <w:rPr>
+            <w:color w:val="000000"/>
+          </w:rPr>
           <w:delText>, 2023)</w:delText>
         </w:r>
       </w:del>
@@ -3639,7 +3660,7 @@
         </w:rPr>
         <w:fldChar w:fldCharType="end"/>
       </w:r>
-      <w:del w:id="119" w:author="Charlene Janion-Scheepers" w:date="2026-03-20T14:05:00Z">
+      <w:del w:id="121" w:author="Charlene Janion-Scheepers" w:date="2026-03-20T14:05:00Z">
         <w:r>
           <w:rPr>
             <w:color w:val="000000"/>
@@ -3647,8 +3668,8 @@
           <w:delText xml:space="preserve">. </w:delText>
         </w:r>
       </w:del>
-      <w:commentRangeStart w:id="8"/>
-      <w:del w:id="120" w:author="Charlene Janion-Scheepers" w:date="2026-03-20T14:05:00Z">
+      <w:commentRangeStart w:id="9"/>
+      <w:del w:id="122" w:author="Charlene Janion-Scheepers" w:date="2026-03-20T14:05:00Z">
         <w:r>
           <w:rPr>
             <w:color w:val="000000"/>
@@ -3656,13 +3677,13 @@
           <w:delText xml:space="preserve">ENSO also confounds  </w:delText>
         </w:r>
       </w:del>
-      <w:del w:id="121" w:author="Charlene Janion-Scheepers" w:date="2026-03-20T14:05:00Z">
-        <w:commentRangeEnd w:id="8"/>
-        <w:r>
-          <w:commentReference w:id="8"/>
+      <w:del w:id="123" w:author="Charlene Janion-Scheepers" w:date="2026-03-20T14:05:00Z">
+        <w:commentRangeEnd w:id="9"/>
+        <w:r>
+          <w:commentReference w:id="9"/>
         </w:r>
       </w:del>
-      <w:del w:id="122" w:author="Charlene Janion-Scheepers" w:date="2026-03-20T14:05:00Z">
+      <w:del w:id="124" w:author="Charlene Janion-Scheepers" w:date="2026-03-20T14:05:00Z">
         <w:r>
           <w:rPr>
             <w:color w:val="000000"/>
@@ -3673,10 +3694,9 @@
     <w:p>
       <w:pPr>
         <w:pStyle w:val="Normal"/>
-        <w:pBdr/>
         <w:spacing w:lineRule="auto" w:line="360" w:before="0" w:after="140"/>
         <w:rPr>
-          <w:ins w:id="128" w:author="Charlene Janion-Scheepers" w:date="2026-03-20T14:05:00Z"/>
+          <w:ins w:id="130" w:author="Charlene Janion-Scheepers" w:date="2026-03-20T14:05:00Z"/>
           <w:color w:val="000000"/>
         </w:rPr>
       </w:pPr>
@@ -3686,7 +3706,7 @@
         </w:rPr>
         <w:t>Insect populations will have various responses to the effects of long-term anthropogenic climate change. The baseline increase of mean global temperatures will mean that a number of different taxa living in specific environments will gradually experience their suitable ranges shrinking due to other areas increasingly being above their critical thermal limits. Associated changes in other important factors such as host vegetation availability</w:t>
       </w:r>
-      <w:ins w:id="123" w:author="Charlene Janion-Scheepers" w:date="2026-03-20T14:04:00Z">
+      <w:ins w:id="125" w:author="Charlene Janion-Scheepers" w:date="2026-03-20T14:04:00Z">
         <w:r>
           <w:rPr>
             <w:color w:val="000000"/>
@@ -3694,7 +3714,7 @@
           <w:t xml:space="preserve"> and</w:t>
         </w:r>
       </w:ins>
-      <w:del w:id="124" w:author="Charlene Janion-Scheepers" w:date="2026-03-20T14:04:00Z">
+      <w:del w:id="126" w:author="Charlene Janion-Scheepers" w:date="2026-03-20T14:04:00Z">
         <w:r>
           <w:rPr>
             <w:color w:val="000000"/>
@@ -3708,7 +3728,7 @@
         </w:rPr>
         <w:t xml:space="preserve"> soil moisture reduction</w:t>
       </w:r>
-      <w:del w:id="125" w:author="Charlene Janion-Scheepers" w:date="2026-03-20T14:04:00Z">
+      <w:del w:id="127" w:author="Charlene Janion-Scheepers" w:date="2026-03-20T14:04:00Z">
         <w:r>
           <w:rPr>
             <w:color w:val="000000"/>
@@ -3779,7 +3799,7 @@
         </w:rPr>
         <w:t xml:space="preserve">. The extent of the loss in insect distribution, biodiversity, and abundance all depends on how far the effects of climate change progress in the coming decades. </w:t>
       </w:r>
-      <w:del w:id="126" w:author="Charlene Janion-Scheepers" w:date="2026-03-20T14:05:00Z">
+      <w:del w:id="128" w:author="Charlene Janion-Scheepers" w:date="2026-03-20T14:05:00Z">
         <w:r>
           <w:rPr>
             <w:color w:val="000000"/>
@@ -3787,7 +3807,7 @@
           <w:delText>Concerned s</w:delText>
         </w:r>
       </w:del>
-      <w:ins w:id="127" w:author="Charlene Janion-Scheepers" w:date="2026-03-20T14:05:00Z">
+      <w:ins w:id="129" w:author="Charlene Janion-Scheepers" w:date="2026-03-20T14:05:00Z">
         <w:r>
           <w:rPr>
             <w:color w:val="000000"/>
@@ -3873,13 +3893,12 @@
     <w:p>
       <w:pPr>
         <w:pStyle w:val="Normal"/>
-        <w:pBdr/>
         <w:spacing w:lineRule="auto" w:line="360" w:before="0" w:after="140"/>
         <w:rPr>
           <w:color w:val="000000"/>
         </w:rPr>
       </w:pPr>
-      <w:ins w:id="129" w:author="Charlene Janion-Scheepers" w:date="2026-03-20T14:05:00Z">
+      <w:ins w:id="131" w:author="Charlene Janion-Scheepers" w:date="2026-03-20T14:05:00Z">
         <w:r>
           <w:rPr>
             <w:color w:val="000000"/>
@@ -3887,8 +3906,8 @@
           <w:t>In Southern Africa, the effects of increasing temperatures are expected to be droughts, increased heatwaves, extreme loss of soil moisture, with all of these factors contributing to more frequent and intense fires throughout the region (</w:t>
         </w:r>
       </w:ins>
-      <w:commentRangeStart w:id="9"/>
-      <w:ins w:id="130" w:author="Charlene Janion-Scheepers" w:date="2026-03-20T14:05:00Z">
+      <w:commentRangeStart w:id="10"/>
+      <w:ins w:id="132" w:author="Charlene Janion-Scheepers" w:date="2026-03-20T14:05:00Z">
         <w:r>
           <w:rPr>
             <w:color w:val="000000"/>
@@ -3896,25 +3915,23 @@
           <w:t>REFS</w:t>
         </w:r>
       </w:ins>
-      <w:ins w:id="131" w:author="Charlene Janion-Scheepers" w:date="2026-03-20T14:05:00Z">
-        <w:r>
-          <w:rPr>
-            <w:color w:val="000000"/>
-          </w:rPr>
+      <w:r>
+        <w:rPr>
+          <w:color w:val="000000"/>
+        </w:rPr>
+      </w:r>
+      <w:commentRangeEnd w:id="10"/>
+      <w:r>
+        <w:commentReference w:id="10"/>
+      </w:r>
+      <w:ins w:id="133" w:author="Charlene Janion-Scheepers" w:date="2026-03-20T14:05:00Z">
+        <w:r>
+          <w:rPr>
+            <w:color w:val="000000"/>
+          </w:rPr>
+          <w:t xml:space="preserve">). This general drying of the environment is expected to affect biomes that experience winter or summer rainfall </w:t>
         </w:r>
       </w:ins>
-      <w:commentRangeEnd w:id="9"/>
-      <w:r>
-        <w:commentReference w:id="9"/>
-      </w:r>
-      <w:ins w:id="132" w:author="Charlene Janion-Scheepers" w:date="2026-03-20T14:05:00Z">
-        <w:r>
-          <w:rPr>
-            <w:color w:val="000000"/>
-          </w:rPr>
-          <w:t xml:space="preserve">). This general drying of the environment is expected to affect biomes that experience winter or summer rainfall </w:t>
-        </w:r>
-      </w:ins>
       <w:r>
         <w:fldChar w:fldCharType="begin"/>
       </w:r>
@@ -3940,13 +3957,13 @@
           <w:color w:val="000000"/>
         </w:rPr>
       </w:r>
-      <w:ins w:id="133" w:author="Charlene Janion-Scheepers" w:date="2026-03-20T14:05:00Z">
+      <w:ins w:id="134" w:author="Charlene Janion-Scheepers" w:date="2026-03-20T14:05:00Z">
         <w:r>
           <w:rPr/>
           <w:t xml:space="preserve">(Harvey </w:t>
         </w:r>
       </w:ins>
-      <w:ins w:id="134" w:author="Charlene Janion-Scheepers" w:date="2026-03-20T14:05:00Z">
+      <w:ins w:id="135" w:author="Charlene Janion-Scheepers" w:date="2026-03-20T14:05:00Z">
         <w:r>
           <w:rPr>
             <w:i/>
@@ -3955,13 +3972,13 @@
           <w:t>et al.</w:t>
         </w:r>
       </w:ins>
-      <w:ins w:id="135" w:author="Charlene Janion-Scheepers" w:date="2026-03-20T14:05:00Z">
+      <w:ins w:id="136" w:author="Charlene Janion-Scheepers" w:date="2026-03-20T14:05:00Z">
         <w:r>
           <w:rPr/>
           <w:t xml:space="preserve">, 2023; Munday </w:t>
         </w:r>
       </w:ins>
-      <w:ins w:id="136" w:author="Charlene Janion-Scheepers" w:date="2026-03-20T14:05:00Z">
+      <w:ins w:id="137" w:author="Charlene Janion-Scheepers" w:date="2026-03-20T14:05:00Z">
         <w:r>
           <w:rPr>
             <w:i/>
@@ -3970,13 +3987,13 @@
           <w:t>et al.</w:t>
         </w:r>
       </w:ins>
-      <w:ins w:id="137" w:author="Charlene Janion-Scheepers" w:date="2026-03-20T14:05:00Z">
+      <w:ins w:id="138" w:author="Charlene Janion-Scheepers" w:date="2026-03-20T14:05:00Z">
         <w:r>
           <w:rPr/>
           <w:t xml:space="preserve">, 2025; Sharp </w:t>
         </w:r>
       </w:ins>
-      <w:ins w:id="138" w:author="Charlene Janion-Scheepers" w:date="2026-03-20T14:05:00Z">
+      <w:ins w:id="139" w:author="Charlene Janion-Scheepers" w:date="2026-03-20T14:05:00Z">
         <w:r>
           <w:rPr>
             <w:i/>
@@ -3985,7 +4002,7 @@
           <w:t>et al.</w:t>
         </w:r>
       </w:ins>
-      <w:ins w:id="139" w:author="Charlene Janion-Scheepers" w:date="2026-03-20T14:05:00Z">
+      <w:ins w:id="140" w:author="Charlene Janion-Scheepers" w:date="2026-03-20T14:05:00Z">
         <w:r>
           <w:rPr/>
           <w:t>, 2025)</w:t>
@@ -4002,7 +4019,7 @@
         </w:rPr>
         <w:fldChar w:fldCharType="end"/>
       </w:r>
-      <w:ins w:id="140" w:author="Charlene Janion-Scheepers" w:date="2026-03-20T14:05:00Z">
+      <w:ins w:id="141" w:author="Charlene Janion-Scheepers" w:date="2026-03-20T14:05:00Z">
         <w:r>
           <w:rPr>
             <w:color w:val="000000"/>
@@ -4010,13 +4027,13 @@
           <w:t xml:space="preserve">. The effects of climate change are also expected to cause disruptive </w:t>
         </w:r>
       </w:ins>
-      <w:ins w:id="141" w:author="Charlene Janion-Scheepers" w:date="2026-03-20T14:05:00Z">
+      <w:ins w:id="142" w:author="Charlene Janion-Scheepers" w:date="2026-03-20T14:05:00Z">
         <w:r>
           <w:rPr/>
           <w:t>climatic</w:t>
         </w:r>
       </w:ins>
-      <w:ins w:id="142" w:author="Charlene Janion-Scheepers" w:date="2026-03-20T14:05:00Z">
+      <w:ins w:id="143" w:author="Charlene Janion-Scheepers" w:date="2026-03-20T14:05:00Z">
         <w:r>
           <w:rPr>
             <w:color w:val="000000"/>
@@ -4049,13 +4066,13 @@
           <w:color w:val="000000"/>
         </w:rPr>
       </w:r>
-      <w:ins w:id="143" w:author="Charlene Janion-Scheepers" w:date="2026-03-20T14:05:00Z">
+      <w:ins w:id="144" w:author="Charlene Janion-Scheepers" w:date="2026-03-20T14:05:00Z">
         <w:r>
           <w:rPr/>
           <w:t xml:space="preserve">(Wang </w:t>
         </w:r>
       </w:ins>
-      <w:ins w:id="144" w:author="Charlene Janion-Scheepers" w:date="2026-03-20T14:05:00Z">
+      <w:ins w:id="145" w:author="Charlene Janion-Scheepers" w:date="2026-03-20T14:05:00Z">
         <w:r>
           <w:rPr>
             <w:i/>
@@ -4064,7 +4081,7 @@
           <w:t>et al.</w:t>
         </w:r>
       </w:ins>
-      <w:ins w:id="145" w:author="Charlene Janion-Scheepers" w:date="2026-03-20T14:05:00Z">
+      <w:ins w:id="146" w:author="Charlene Janion-Scheepers" w:date="2026-03-20T14:05:00Z">
         <w:r>
           <w:rPr/>
           <w:t>, 2019)</w:t>
@@ -4081,7 +4098,7 @@
         </w:rPr>
         <w:fldChar w:fldCharType="end"/>
       </w:r>
-      <w:ins w:id="146" w:author="Charlene Janion-Scheepers" w:date="2026-03-20T14:05:00Z">
+      <w:ins w:id="147" w:author="Charlene Janion-Scheepers" w:date="2026-03-20T14:05:00Z">
         <w:r>
           <w:rPr>
             <w:color w:val="000000"/>
@@ -4114,13 +4131,13 @@
           <w:color w:val="000000"/>
         </w:rPr>
       </w:r>
-      <w:ins w:id="147" w:author="Charlene Janion-Scheepers" w:date="2026-03-20T14:05:00Z">
+      <w:ins w:id="148" w:author="Charlene Janion-Scheepers" w:date="2026-03-20T14:05:00Z">
         <w:r>
           <w:rPr/>
           <w:t xml:space="preserve">(Cai </w:t>
         </w:r>
       </w:ins>
-      <w:ins w:id="148" w:author="Charlene Janion-Scheepers" w:date="2026-03-20T14:05:00Z">
+      <w:ins w:id="149" w:author="Charlene Janion-Scheepers" w:date="2026-03-20T14:05:00Z">
         <w:r>
           <w:rPr>
             <w:i/>
@@ -4129,7 +4146,7 @@
           <w:t>et al.</w:t>
         </w:r>
       </w:ins>
-      <w:ins w:id="149" w:author="Charlene Janion-Scheepers" w:date="2026-03-20T14:05:00Z">
+      <w:ins w:id="150" w:author="Charlene Janion-Scheepers" w:date="2026-03-20T14:05:00Z">
         <w:r>
           <w:rPr/>
           <w:t>, 2023)</w:t>
@@ -4146,7 +4163,7 @@
         </w:rPr>
         <w:fldChar w:fldCharType="end"/>
       </w:r>
-      <w:ins w:id="150" w:author="Charlene Janion-Scheepers" w:date="2026-03-20T14:05:00Z">
+      <w:ins w:id="151" w:author="Charlene Janion-Scheepers" w:date="2026-03-20T14:05:00Z">
         <w:r>
           <w:rPr>
             <w:color w:val="000000"/>
@@ -4154,8 +4171,8 @@
           <w:t xml:space="preserve">. </w:t>
         </w:r>
       </w:ins>
-      <w:commentRangeStart w:id="10"/>
-      <w:ins w:id="151" w:author="Charlene Janion-Scheepers" w:date="2026-03-20T14:05:00Z">
+      <w:commentRangeStart w:id="11"/>
+      <w:ins w:id="152" w:author="Charlene Janion-Scheepers" w:date="2026-03-20T14:05:00Z">
         <w:r>
           <w:rPr>
             <w:color w:val="000000"/>
@@ -4163,22 +4180,19 @@
           <w:t>ENSO also confounds  ???</w:t>
         </w:r>
       </w:ins>
-      <w:commentRangeEnd w:id="10"/>
-      <w:r>
-        <w:commentReference w:id="10"/>
-      </w:r>
-      <w:ins w:id="152" w:author="Charlene Janion-Scheepers" w:date="2026-03-20T14:05:00Z">
-        <w:r>
-          <w:rPr>
-            <w:color w:val="000000"/>
-          </w:rPr>
-        </w:r>
-      </w:ins>
+      <w:commentRangeEnd w:id="11"/>
+      <w:r>
+        <w:commentReference w:id="11"/>
+      </w:r>
+      <w:r>
+        <w:rPr>
+          <w:color w:val="000000"/>
+        </w:rPr>
+      </w:r>
     </w:p>
     <w:p>
       <w:pPr>
         <w:pStyle w:val="Normal"/>
-        <w:pBdr/>
         <w:spacing w:lineRule="auto" w:line="360" w:before="0" w:after="140"/>
         <w:rPr>
           <w:color w:val="000000"/>
@@ -4208,7 +4222,6 @@
     <w:p>
       <w:pPr>
         <w:pStyle w:val="Normal"/>
-        <w:pBdr/>
         <w:spacing w:lineRule="auto" w:line="360" w:before="0" w:after="140"/>
         <w:rPr>
           <w:del w:id="175" w:author="Charlene Janion-Scheepers" w:date="2026-03-20T14:11:00Z"/>
@@ -4540,7 +4553,6 @@
     <w:p>
       <w:pPr>
         <w:pStyle w:val="Normal"/>
-        <w:pBdr/>
         <w:spacing w:lineRule="auto" w:line="360" w:before="0" w:after="140"/>
         <w:rPr>
           <w:ins w:id="179" w:author="Charlene Janion-Scheepers" w:date="2026-03-20T14:12:00Z"/>
@@ -4549,31 +4561,23 @@
       </w:pPr>
       <w:del w:id="176" w:author="Charlene Janion-Scheepers" w:date="2026-03-20T14:11:00Z">
         <w:r>
-          <w:rPr>
-            <w:color w:val="000000"/>
-          </w:rPr>
+          <w:rPr/>
           <w:delText xml:space="preserve">Epigaeic tenebrionid and carabid beetles were sampled from across the altitudinal gradient of the transect and taxonomically identified as far as possible. This sampling was done in October and March in order to get data showing how the assemblage is structured differently between seasons. Eventually, the beetle assemblage data collated from this process was used to compare the structure and size of the beetle populations in the Cederberg currently, to the data collected from the original study. </w:delText>
         </w:r>
       </w:del>
       <w:r>
-        <w:rPr>
-          <w:color w:val="000000"/>
-        </w:rPr>
+        <w:rPr/>
         <w:t>Through comparing and analysing the data from both time periods it was determined if any of the identified species had changed in abundance or distribution.</w:t>
       </w:r>
       <w:ins w:id="177" w:author="Charlene Janion-Scheepers" w:date="2026-03-20T14:14:00Z">
         <w:r>
-          <w:rPr>
-            <w:color w:val="000000"/>
-          </w:rPr>
+          <w:rPr/>
           <w:t xml:space="preserve"> Beetles from recent sampling (2022-2024) were compared between vegetation t</w:t>
         </w:r>
       </w:ins>
       <w:ins w:id="178" w:author="Charlene Janion-Scheepers" w:date="2026-03-20T14:16:00Z">
         <w:r>
-          <w:rPr>
-            <w:color w:val="000000"/>
-          </w:rPr>
+          <w:rPr/>
           <w:t>ypes, while three beetle families (Tenebrionidae, Carbidae and Cicindelidae) were compared to historical sampling.</w:t>
         </w:r>
       </w:ins>
@@ -4581,7 +4585,6 @@
     <w:p>
       <w:pPr>
         <w:pStyle w:val="Normal"/>
-        <w:pBdr/>
         <w:spacing w:lineRule="auto" w:line="360" w:before="0" w:after="140"/>
         <w:rPr>
           <w:del w:id="181" w:author="Charlene Janion-Scheepers" w:date="2026-03-20T14:11:00Z"/>
@@ -4599,7 +4602,6 @@
     <w:p>
       <w:pPr>
         <w:pStyle w:val="Normal"/>
-        <w:pBdr/>
         <w:spacing w:lineRule="auto" w:line="360" w:before="0" w:after="140"/>
         <w:rPr>
           <w:del w:id="185" w:author="Charlene Janion-Scheepers" w:date="2026-03-20T14:11:00Z"/>
@@ -4632,10 +4634,9 @@
     <w:p>
       <w:pPr>
         <w:pStyle w:val="Normal"/>
-        <w:pBdr/>
         <w:spacing w:lineRule="auto" w:line="360" w:before="0" w:after="140"/>
         <w:rPr>
-          <w:del w:id="194" w:author="Charlene Janion-Scheepers" w:date="2026-03-20T14:12:00Z"/>
+          <w:del w:id="192" w:author="Charlene Janion-Scheepers" w:date="2026-03-20T14:12:00Z"/>
           <w:color w:val="000000"/>
         </w:rPr>
       </w:pPr>
@@ -4652,21 +4653,59 @@
           <w:rPr>
             <w:color w:val="000000"/>
           </w:rPr>
-          <w:delText xml:space="preserve">A number of the environmental variables are expected to have changed between what was recorded in 2002 compared to the current study. Ambient temperatures across the study site are expected to have risen in accordance </w:delText>
+          <w:delText xml:space="preserve">A number of the environmental variables are expected to have changed between what was recorded in 2002 compared to the current study. Ambient temperatures across the study site are expected to have risen in accordance with the estimated 0.2°C per decade rate of climate change in South Africa </w:delText>
         </w:r>
       </w:del>
+      <w:r>
+        <w:fldChar w:fldCharType="begin"/>
+      </w:r>
+      <w:r>
+        <w:rPr>
+          <w:color w:val="000000"/>
+        </w:rPr>
+        <w:instrText xml:space="preserve">ADDIN ZOTERO_ITEM CSL_CITATION {"citationID":"7bZNqrBT","properties":{"formattedCitation":"(Van der Walt and Fitchett, 2021)","plainCitation":"(Van der Walt and Fitchett, 2021)","noteIndex":0},"citationItems":[{"id":8,"uris":["http://zotero.org/users/9696131/items/YBQAJF54"],"itemData":{"id":8,"type":"article-journal","container-title":"Theoretical and Applied Climatology","DOI":"10.1007/s00704-020-03479-8","ISSN":"0177-798X, 1434-4483","issue":"3-4","journalAbbreviation":"Theor Appl Climatol","language":"en","page":"1341-1360","source":"DOI.org (Crossref)","title":"Exploring extreme warm temperature trends in South Africa: 1960–2016","title-short":"Exploring extreme warm temperature trends in South Africa","volume":"143","author":[{"family":"Van der Walt","given":"Adriaan J."},{"family":"Fitchett","given":"Jennifer M."}],"issued":{"date-parts":[["2021",2]]}}}],"schema":"https://github.com/citation-style-language/schema/raw/master/csl-citation.json"}</w:instrText>
+      </w:r>
+      <w:r>
+        <w:rPr>
+          <w:color w:val="000000"/>
+        </w:rPr>
+      </w:r>
+      <w:r>
+        <w:rPr>
+          <w:color w:val="000000"/>
+        </w:rPr>
+        <w:fldChar w:fldCharType="separate"/>
+      </w:r>
+      <w:r>
+        <w:rPr>
+          <w:color w:val="000000"/>
+        </w:rPr>
+      </w:r>
       <w:del w:id="188" w:author="Charlene Janion-Scheepers" w:date="2026-03-20T14:12:00Z">
         <w:r>
-          <w:rPr/>
-          <w:delText>with the</w:delText>
+          <w:rPr>
+            <w:color w:val="000000"/>
+          </w:rPr>
+          <w:delText>(Van der Walt and Fitchett, 2021)</w:delText>
         </w:r>
       </w:del>
+      <w:r>
+        <w:rPr>
+          <w:color w:val="000000"/>
+        </w:rPr>
+      </w:r>
+      <w:r>
+        <w:rPr>
+          <w:color w:val="000000"/>
+        </w:rPr>
+        <w:fldChar w:fldCharType="end"/>
+      </w:r>
       <w:del w:id="189" w:author="Charlene Janion-Scheepers" w:date="2026-03-20T14:12:00Z">
         <w:r>
           <w:rPr>
             <w:color w:val="000000"/>
           </w:rPr>
-          <w:delText xml:space="preserve"> estimated 0.2°C per decade rate of climate change in South Africa </w:delText>
+          <w:delText xml:space="preserve">. Following from that hypothesis, other variables such as soil moisture, and vegetation cover might have also changed accordingly. A past study that did both observational and simulated analysis of the precipitation in this region showed that the rainfall trends have a large variance across elevation. Thus, no uniform changes to precipitation across the entire transect are hypothesised. </w:delText>
         </w:r>
       </w:del>
       <w:r>
@@ -4676,7 +4715,7 @@
         <w:rPr>
           <w:color w:val="000000"/>
         </w:rPr>
-        <w:instrText xml:space="preserve">ADDIN ZOTERO_ITEM CSL_CITATION {"citationID":"7bZNqrBT","properties":{"formattedCitation":"(Van der Walt and Fitchett, 2021)","plainCitation":"(Van der Walt and Fitchett, 2021)","noteIndex":0},"citationItems":[{"id":8,"uris":["http://zotero.org/users/9696131/items/YBQAJF54"],"itemData":{"id":8,"type":"article-journal","container-title":"Theoretical and Applied Climatology","DOI":"10.1007/s00704-020-03479-8","ISSN":"0177-798X, 1434-4483","issue":"3-4","journalAbbreviation":"Theor Appl Climatol","language":"en","page":"1341-1360","source":"DOI.org (Crossref)","title":"Exploring extreme warm temperature trends in South Africa: 1960–2016","title-short":"Exploring extreme warm temperature trends in South Africa","volume":"143","author":[{"family":"Van der Walt","given":"Adriaan J."},{"family":"Fitchett","given":"Jennifer M."}],"issued":{"date-parts":[["2021",2]]}}}],"schema":"https://github.com/citation-style-language/schema/raw/master/csl-citation.json"}</w:instrText>
+        <w:instrText xml:space="preserve">ADDIN ZOTERO_ITEM CSL_CITATION {"citationID":"NmlVvAm2","properties":{"formattedCitation":"(Lotter, 2015)","plainCitation":"(Lotter, 2015)","noteIndex":0},"citationItems":[{"id":9,"uris":["http://zotero.org/users/9696131/items/7BVNPAFI"],"itemData":{"id":9,"type":"thesis","abstract":"Wild plants assist in supporting human livelihoods worldwide, both within traditional systems of medicine, and as economically useful plants. Indigenous to the Fynbos biome in the north-western part of the Western Cape, South Africa is the leguminous shrub, A. linearis (rooibos), which is extensively used as ethnomedicine by local communities, while also commercially grown and exported for the herbal tea market. Being a range-restricted species, climate change poses a threat to wild plants and their dependent communities, as well as the sustainability of the rooibos industry. Climate mediated impacts on rooibos are mostly substantiated by anecdotal evidence from commercial growers and local communities and have traditionally been insufficiently addressed. This study integrates predictive modelling and empirical data to provide important insights into rooibos' plant physiological functioning in the presence of climatic and environmental constraints. The aim is to determine whether there is evidence of climate change over the rooibos distribution area, how these climate anomalies are expected to affect the species distribution and to perform experimental studies by testing plant physiological functioning of A. linearis under changing climate conditions.  Analysis of climate parameters important for rooibos production (rainfall frequency and  intensity, temperature extremes and wind speed) have shown that plants will experience a  shorter period of water availability during winter, and prolonged exposure to summer  conditions (high temperatures and water stress) in the coming decades. Under these conditions, climate envelope modelling suggests that wild and cultivated rooibos types are at risk to lose between 49.8% and 88.7% in the extent of the bio-climatically suitable localities, most notably along the western and northern periphery of the rooibos production area by 2070.  Plant physiological responses (growth analysis, gas exchange parameters and leaf carbon and nitrogen isotope ratios) to the assessed climate anomalies were measured in experimental studies at glasshouse and field scale. Specific adaptation mechanisms (increasing water use efficiency, developing a higher level of sclerophylly and altering the allocation of plant reserves) which helped seedlings to survive short term drought in the glasshouse were not able to offset more severe conditions in field settings. Finally, a comparison of wild and cultivated tea has shown an apparent adaptive advantage of wild tea to tolerate increased aridity with greater water economy, and more reliance on biological nitrogen fixation for N nutrition, indicating a potentially less severe scenario of range contraction for wild types than initially indicated. This study provides a more robust prediction of rooibos plant responses to climate change factors to enable more effective adaptive planning and conservation management in a changing climate.","archive":"OpenUCT","publisher":"University of Cape Town","source":"University of Cape Town","title":"Potential implications of climate change for Rooibos (A. linearis) production and distribution in the greater Cederberg region, South Africa","URL":"http://hdl.handle.net/11427/15585","author":[{"family":"Lotter","given":"Johanna Magdalena"}],"issued":{"date-parts":[["2015"]]}}}],"schema":"https://github.com/citation-style-language/schema/raw/master/csl-citation.json"}</w:instrText>
       </w:r>
       <w:r>
         <w:rPr>
@@ -4696,8 +4735,10 @@
       </w:r>
       <w:del w:id="190" w:author="Charlene Janion-Scheepers" w:date="2026-03-20T14:12:00Z">
         <w:r>
-          <w:rPr/>
-          <w:delText>(Van der Walt and Fitchett, 2021)</w:delText>
+          <w:rPr>
+            <w:color w:val="000000"/>
+          </w:rPr>
+          <w:delText>(Lotter, 2015)</w:delText>
         </w:r>
       </w:del>
       <w:r>
@@ -4716,115 +4757,50 @@
           <w:rPr>
             <w:color w:val="000000"/>
           </w:rPr>
-          <w:delText xml:space="preserve">. Following from that hypothesis, other variables such as soil moisture, and vegetation cover might have also changed accordingly. A past study that did both observational and simulated analysis of the precipitation in this region showed that the rainfall trends have a large variance across elevation. Thus, no uniform changes to precipitation across the entire transect are hypothesised. </w:delText>
+          <w:delText>.</w:delText>
         </w:r>
       </w:del>
-      <w:r>
-        <w:fldChar w:fldCharType="begin"/>
-      </w:r>
-      <w:r>
-        <w:rPr>
-          <w:color w:val="000000"/>
-        </w:rPr>
-        <w:instrText xml:space="preserve">ADDIN ZOTERO_ITEM CSL_CITATION {"citationID":"NmlVvAm2","properties":{"formattedCitation":"(Lotter, 2015)","plainCitation":"(Lotter, 2015)","noteIndex":0},"citationItems":[{"id":9,"uris":["http://zotero.org/users/9696131/items/7BVNPAFI"],"itemData":{"id":9,"type":"thesis","abstract":"Wild plants assist in supporting human livelihoods worldwide, both within traditional systems of medicine, and as economically useful plants. Indigenous to the Fynbos biome in the north-western part of the Western Cape, South Africa is the leguminous shrub, A. linearis (rooibos), which is extensively used as ethnomedicine by local communities, while also commercially grown and exported for the herbal tea market. Being a range-restricted species, climate change poses a threat to wild plants and their dependent communities, as well as the sustainability of the rooibos industry. Climate mediated impacts on rooibos are mostly substantiated by anecdotal evidence from commercial growers and local communities and have traditionally been insufficiently addressed. This study integrates predictive modelling and empirical data to provide important insights into rooibos' plant physiological functioning in the presence of climatic and environmental constraints. The aim is to determine whether there is evidence of climate change over the rooibos distribution area, how these climate anomalies are expected to affect the species distribution and to perform experimental studies by testing plant physiological functioning of A. linearis under changing climate conditions.  Analysis of climate parameters important for rooibos production (rainfall frequency and  intensity, temperature extremes and wind speed) have shown that plants will experience a  shorter period of water availability during winter, and prolonged exposure to summer  conditions (high temperatures and water stress) in the coming decades. Under these conditions, climate envelope modelling suggests that wild and cultivated rooibos types are at risk to lose between 49.8% and 88.7% in the extent of the bio-climatically suitable localities, most notably along the western and northern periphery of the rooibos production area by 2070.  Plant physiological responses (growth analysis, gas exchange parameters and leaf carbon and nitrogen isotope ratios) to the assessed climate anomalies were measured in experimental studies at glasshouse and field scale. Specific adaptation mechanisms (increasing water use efficiency, developing a higher level of sclerophylly and altering the allocation of plant reserves) which helped seedlings to survive short term drought in the glasshouse were not able to offset more severe conditions in field settings. Finally, a comparison of wild and cultivated tea has shown an apparent adaptive advantage of wild tea to tolerate increased aridity with greater water economy, and more reliance on biological nitrogen fixation for N nutrition, indicating a potentially less severe scenario of range contraction for wild types than initially indicated. This study provides a more robust prediction of rooibos plant responses to climate change factors to enable more effective adaptive planning and conservation management in a changing climate.","archive":"OpenUCT","publisher":"University of Cape Town","source":"University of Cape Town","title":"Potential implications of climate change for Rooibos (A. linearis) production and distribution in the greater Cederberg region, South Africa","URL":"http://hdl.handle.net/11427/15585","author":[{"family":"Lotter","given":"Johanna Magdalena"}],"issued":{"date-parts":[["2015"]]}}}],"schema":"https://github.com/citation-style-language/schema/raw/master/csl-citation.json"}</w:instrText>
-      </w:r>
-      <w:r>
-        <w:rPr>
-          <w:color w:val="000000"/>
-        </w:rPr>
-      </w:r>
-      <w:r>
-        <w:rPr>
-          <w:color w:val="000000"/>
-        </w:rPr>
-        <w:fldChar w:fldCharType="separate"/>
-      </w:r>
-      <w:r>
-        <w:rPr>
-          <w:color w:val="000000"/>
-        </w:rPr>
-      </w:r>
-      <w:del w:id="192" w:author="Charlene Janion-Scheepers" w:date="2026-03-20T14:12:00Z">
-        <w:r>
-          <w:rPr/>
-          <w:delText>(Lotter, 2015)</w:delText>
+    </w:p>
+    <w:p>
+      <w:pPr>
+        <w:pStyle w:val="Normal"/>
+        <w:spacing w:lineRule="auto" w:line="360" w:before="0" w:after="140"/>
+        <w:rPr>
+          <w:del w:id="204" w:author="Charlene Janion-Scheepers" w:date="2026-03-20T14:16:00Z"/>
+          <w:color w:val="000000"/>
+        </w:rPr>
+      </w:pPr>
+      <w:ins w:id="193" w:author="Charlene Janion-Scheepers" w:date="2026-03-20T14:13:00Z">
+        <w:r>
+          <w:rPr>
+            <w:color w:val="000000"/>
+          </w:rPr>
+          <w:t xml:space="preserve"> </w:t>
+        </w:r>
+      </w:ins>
+      <w:del w:id="194" w:author="Charlene Janion-Scheepers" w:date="2026-03-20T14:13:00Z">
+        <w:r>
+          <w:rPr>
+            <w:color w:val="000000"/>
+          </w:rPr>
+          <w:delText xml:space="preserve">In accordance with the general expectation that except for the cases in which interactions with other variables determine distribution, </w:delText>
         </w:r>
       </w:del>
       <w:r>
         <w:rPr>
           <w:color w:val="000000"/>
         </w:rPr>
-      </w:r>
-      <w:r>
-        <w:rPr>
-          <w:color w:val="000000"/>
-        </w:rPr>
-        <w:fldChar w:fldCharType="end"/>
-      </w:r>
-      <w:del w:id="193" w:author="Charlene Janion-Scheepers" w:date="2026-03-20T14:12:00Z">
-        <w:r>
-          <w:rPr>
-            <w:color w:val="000000"/>
-          </w:rPr>
-          <w:delText>.</w:delText>
+        <w:t xml:space="preserve">there </w:t>
+      </w:r>
+      <w:del w:id="195" w:author="Charlene Janion-Scheepers" w:date="2026-03-20T14:12:00Z">
+        <w:r>
+          <w:rPr>
+            <w:color w:val="000000"/>
+          </w:rPr>
+          <w:delText xml:space="preserve">should </w:delText>
         </w:r>
       </w:del>
-    </w:p>
-    <w:p>
-      <w:pPr>
-        <w:pStyle w:val="Normal"/>
-        <w:pBdr/>
-        <w:spacing w:lineRule="auto" w:line="360" w:before="0" w:after="140"/>
-        <w:rPr>
-          <w:del w:id="208" w:author="Charlene Janion-Scheepers" w:date="2026-03-20T14:16:00Z"/>
-          <w:color w:val="000000"/>
-        </w:rPr>
-      </w:pPr>
-      <w:ins w:id="195" w:author="Charlene Janion-Scheepers" w:date="2026-03-20T14:13:00Z">
-        <w:r>
-          <w:rPr>
-            <w:color w:val="000000"/>
-          </w:rPr>
-          <w:t xml:space="preserve"> </w:t>
-        </w:r>
-      </w:ins>
-      <w:del w:id="196" w:author="Charlene Janion-Scheepers" w:date="2026-03-20T14:13:00Z">
-        <w:r>
-          <w:rPr>
-            <w:color w:val="000000"/>
-          </w:rPr>
-          <w:delText xml:space="preserve">In accordance </w:delText>
-        </w:r>
-      </w:del>
-      <w:del w:id="197" w:author="Charlene Janion-Scheepers" w:date="2026-03-20T14:13:00Z">
-        <w:r>
-          <w:rPr/>
-          <w:delText>with the</w:delText>
-        </w:r>
-      </w:del>
-      <w:del w:id="198" w:author="Charlene Janion-Scheepers" w:date="2026-03-20T14:13:00Z">
-        <w:r>
-          <w:rPr>
-            <w:color w:val="000000"/>
-          </w:rPr>
-          <w:delText xml:space="preserve"> general expectation that except for the cases in which interactions with other variables determine distribution, </w:delText>
-        </w:r>
-      </w:del>
-      <w:r>
-        <w:rPr>
-          <w:color w:val="000000"/>
-        </w:rPr>
-        <w:t xml:space="preserve">there </w:t>
-      </w:r>
-      <w:del w:id="199" w:author="Charlene Janion-Scheepers" w:date="2026-03-20T14:12:00Z">
-        <w:r>
-          <w:rPr>
-            <w:color w:val="000000"/>
-          </w:rPr>
-          <w:delText xml:space="preserve">should </w:delText>
-        </w:r>
-      </w:del>
-      <w:ins w:id="200" w:author="Charlene Janion-Scheepers" w:date="2026-03-20T14:12:00Z">
+      <w:ins w:id="196" w:author="Charlene Janion-Scheepers" w:date="2026-03-20T14:12:00Z">
         <w:r>
           <w:rPr>
             <w:color w:val="000000"/>
@@ -4895,7 +4871,7 @@
         </w:rPr>
         <w:t xml:space="preserve">. </w:t>
       </w:r>
-      <w:del w:id="201" w:author="Charlene Janion-Scheepers" w:date="2026-03-20T14:16:00Z">
+      <w:del w:id="197" w:author="Charlene Janion-Scheepers" w:date="2026-03-20T14:16:00Z">
         <w:r>
           <w:rPr>
             <w:color w:val="000000"/>
@@ -4928,111 +4904,115 @@
           <w:color w:val="000000"/>
         </w:rPr>
       </w:r>
-      <w:del w:id="202" w:author="Charlene Janion-Scheepers" w:date="2026-03-20T14:16:00Z">
-        <w:r>
-          <w:rPr/>
+      <w:del w:id="198" w:author="Charlene Janion-Scheepers" w:date="2026-03-20T14:16:00Z">
+        <w:r>
+          <w:rPr>
+            <w:color w:val="000000"/>
+          </w:rPr>
           <w:delText xml:space="preserve">(Botes </w:delText>
         </w:r>
       </w:del>
-      <w:del w:id="203" w:author="Charlene Janion-Scheepers" w:date="2026-03-20T14:16:00Z">
+      <w:del w:id="199" w:author="Charlene Janion-Scheepers" w:date="2026-03-20T14:16:00Z">
         <w:r>
           <w:rPr>
             <w:i/>
             <w:iCs/>
+            <w:color w:val="000000"/>
           </w:rPr>
           <w:delText>et al.</w:delText>
         </w:r>
       </w:del>
-      <w:del w:id="204" w:author="Charlene Janion-Scheepers" w:date="2026-03-20T14:16:00Z">
+      <w:del w:id="200" w:author="Charlene Janion-Scheepers" w:date="2026-03-20T14:16:00Z">
+        <w:r>
+          <w:rPr>
+            <w:color w:val="000000"/>
+          </w:rPr>
+          <w:delText>, 2006)</w:delText>
+        </w:r>
+      </w:del>
+      <w:r>
+        <w:rPr>
+          <w:color w:val="000000"/>
+        </w:rPr>
+      </w:r>
+      <w:r>
+        <w:rPr>
+          <w:color w:val="000000"/>
+        </w:rPr>
+        <w:fldChar w:fldCharType="end"/>
+      </w:r>
+      <w:del w:id="201" w:author="Charlene Janion-Scheepers" w:date="2026-03-20T14:16:00Z">
+        <w:r>
+          <w:rPr>
+            <w:color w:val="000000"/>
+          </w:rPr>
+          <w:delText xml:space="preserve">. Any changes in distribution could also be driven by daily temperature range, temperature extrema, ground vegetation cover, soil carbon content, soil pH, and soil texture, with the exact combination of significant explanatory factors differing by vegetation type and beetle family </w:delText>
+        </w:r>
+      </w:del>
+      <w:r>
+        <w:fldChar w:fldCharType="begin"/>
+      </w:r>
+      <w:r>
+        <w:rPr>
+          <w:color w:val="000000"/>
+        </w:rPr>
+        <w:instrText xml:space="preserve">ADDIN ZOTERO_ITEM CSL_CITATION {"citationID":"aM3CePf4","properties":{"formattedCitation":"(Botes, McGeoch and Chown, 2007)","plainCitation":"(Botes, McGeoch and Chown, 2007)","noteIndex":0},"citationItems":[{"id":7,"uris":["http://zotero.org/users/9696131/items/MWTKGJP2"],"itemData":{"id":7,"type":"article-journal","container-title":"Austral Ecology","DOI":"10.1111/j.1442-9993.2007.01681.x","ISSN":"1442-9985, 1442-9993","issue":"2","journalAbbreviation":"Austral Ecol","language":"en","page":"210-224","source":"DOI.org (Crossref)","title":"Ground-dwelling beetle assemblages in the northern Cape Floristic Region: Patterns, correlates and implications","title-short":"Ground-dwelling beetle assemblages in the northern Cape Floristic Region","volume":"32","author":[{"family":"Botes","given":"A."},{"family":"McGeoch","given":"M. A."},{"family":"Chown","given":"S. L."}],"issued":{"date-parts":[["2007",4]]}}}],"schema":"https://github.com/citation-style-language/schema/raw/master/csl-citation.json"}</w:instrText>
+      </w:r>
+      <w:r>
+        <w:rPr>
+          <w:color w:val="000000"/>
+        </w:rPr>
+      </w:r>
+      <w:r>
+        <w:rPr>
+          <w:color w:val="000000"/>
+        </w:rPr>
+        <w:fldChar w:fldCharType="separate"/>
+      </w:r>
+      <w:r>
+        <w:rPr>
+          <w:color w:val="000000"/>
+        </w:rPr>
+      </w:r>
+      <w:del w:id="202" w:author="Charlene Janion-Scheepers" w:date="2026-03-20T14:16:00Z">
+        <w:r>
+          <w:rPr>
+            <w:color w:val="000000"/>
+          </w:rPr>
+          <w:delText>(Botes, McGeoch and Chown, 2007)</w:delText>
+        </w:r>
+      </w:del>
+      <w:r>
+        <w:rPr>
+          <w:color w:val="000000"/>
+        </w:rPr>
+      </w:r>
+      <w:r>
+        <w:rPr>
+          <w:color w:val="000000"/>
+        </w:rPr>
+        <w:fldChar w:fldCharType="end"/>
+      </w:r>
+      <w:del w:id="203" w:author="Charlene Janion-Scheepers" w:date="2026-03-20T14:16:00Z">
         <w:r>
           <w:rPr/>
-          <w:delText>, 2006)</w:delText>
+          <w:delText>.</w:delText>
         </w:r>
       </w:del>
       <w:r>
-        <w:rPr>
-          <w:color w:val="000000"/>
-        </w:rPr>
-      </w:r>
-      <w:r>
-        <w:rPr>
-          <w:color w:val="000000"/>
-        </w:rPr>
-        <w:fldChar w:fldCharType="end"/>
-      </w:r>
-      <w:del w:id="205" w:author="Charlene Janion-Scheepers" w:date="2026-03-20T14:16:00Z">
-        <w:r>
-          <w:rPr>
-            <w:color w:val="000000"/>
-          </w:rPr>
-          <w:delText xml:space="preserve">. Any changes in distribution could also be driven by daily temperature range, temperature extrema, ground vegetation cover, soil carbon content, soil pH, and soil texture, with the exact combination of significant explanatory factors differing by vegetation type and beetle family </w:delText>
-        </w:r>
-      </w:del>
-      <w:r>
-        <w:fldChar w:fldCharType="begin"/>
-      </w:r>
-      <w:r>
-        <w:rPr>
-          <w:color w:val="000000"/>
-        </w:rPr>
-        <w:instrText xml:space="preserve">ADDIN ZOTERO_ITEM CSL_CITATION {"citationID":"aM3CePf4","properties":{"formattedCitation":"(Botes, McGeoch and Chown, 2007)","plainCitation":"(Botes, McGeoch and Chown, 2007)","noteIndex":0},"citationItems":[{"id":7,"uris":["http://zotero.org/users/9696131/items/MWTKGJP2"],"itemData":{"id":7,"type":"article-journal","container-title":"Austral Ecology","DOI":"10.1111/j.1442-9993.2007.01681.x","ISSN":"1442-9985, 1442-9993","issue":"2","journalAbbreviation":"Austral Ecol","language":"en","page":"210-224","source":"DOI.org (Crossref)","title":"Ground-dwelling beetle assemblages in the northern Cape Floristic Region: Patterns, correlates and implications","title-short":"Ground-dwelling beetle assemblages in the northern Cape Floristic Region","volume":"32","author":[{"family":"Botes","given":"A."},{"family":"McGeoch","given":"M. A."},{"family":"Chown","given":"S. L."}],"issued":{"date-parts":[["2007",4]]}}}],"schema":"https://github.com/citation-style-language/schema/raw/master/csl-citation.json"}</w:instrText>
-      </w:r>
-      <w:r>
-        <w:rPr>
-          <w:color w:val="000000"/>
-        </w:rPr>
-      </w:r>
-      <w:r>
-        <w:rPr>
-          <w:color w:val="000000"/>
-        </w:rPr>
-        <w:fldChar w:fldCharType="separate"/>
-      </w:r>
-      <w:r>
-        <w:rPr>
-          <w:color w:val="000000"/>
-        </w:rPr>
-      </w:r>
-      <w:del w:id="206" w:author="Charlene Janion-Scheepers" w:date="2026-03-20T14:16:00Z">
-        <w:r>
-          <w:rPr/>
-          <w:delText>(Botes, McGeoch and Chown, 2007)</w:delText>
-        </w:r>
-      </w:del>
-      <w:r>
-        <w:rPr>
-          <w:color w:val="000000"/>
-        </w:rPr>
-      </w:r>
-      <w:r>
-        <w:rPr>
-          <w:color w:val="000000"/>
-        </w:rPr>
-        <w:fldChar w:fldCharType="end"/>
-      </w:r>
-      <w:del w:id="207" w:author="Charlene Janion-Scheepers" w:date="2026-03-20T14:16:00Z">
-        <w:r>
-          <w:rPr>
-            <w:color w:val="000000"/>
-          </w:rPr>
-          <w:delText>.</w:delText>
-        </w:r>
-      </w:del>
-      <w:r>
         <w:br w:type="page"/>
       </w:r>
     </w:p>
     <w:p>
       <w:pPr>
         <w:pStyle w:val="Normal"/>
-        <w:pBdr/>
         <w:spacing w:lineRule="auto" w:line="360" w:before="0" w:after="140"/>
         <w:rPr>
-          <w:ins w:id="210" w:author="Charlene Janion-Scheepers" w:date="2026-03-20T14:16:00Z"/>
-          <w:color w:val="000000"/>
-        </w:rPr>
-      </w:pPr>
-      <w:ins w:id="209" w:author="Charlene Janion-Scheepers" w:date="2026-03-20T14:16:00Z">
+          <w:ins w:id="206" w:author="Charlene Janion-Scheepers" w:date="2026-03-20T14:16:00Z"/>
+          <w:color w:val="000000"/>
+        </w:rPr>
+      </w:pPr>
+      <w:ins w:id="205" w:author="Charlene Janion-Scheepers" w:date="2026-03-20T14:16:00Z">
         <w:r>
           <w:rPr>
             <w:color w:val="000000"/>
@@ -5043,14 +5023,13 @@
     <w:p>
       <w:pPr>
         <w:pStyle w:val="Normal"/>
-        <w:pBdr/>
         <w:spacing w:lineRule="auto" w:line="360" w:before="0" w:after="140"/>
         <w:rPr>
-          <w:ins w:id="212" w:author="Charlene Janion-Scheepers" w:date="2026-03-20T14:16:00Z"/>
-          <w:color w:val="000000"/>
-        </w:rPr>
-      </w:pPr>
-      <w:ins w:id="211" w:author="Charlene Janion-Scheepers" w:date="2026-03-20T14:16:00Z">
+          <w:ins w:id="208" w:author="Charlene Janion-Scheepers" w:date="2026-03-20T14:16:00Z"/>
+          <w:color w:val="000000"/>
+        </w:rPr>
+      </w:pPr>
+      <w:ins w:id="207" w:author="Charlene Janion-Scheepers" w:date="2026-03-20T14:16:00Z">
         <w:r>
           <w:rPr>
             <w:color w:val="000000"/>
@@ -5061,7 +5040,6 @@
     <w:p>
       <w:pPr>
         <w:pStyle w:val="Normal"/>
-        <w:pBdr/>
         <w:spacing w:lineRule="auto" w:line="360" w:before="0" w:after="140"/>
         <w:rPr>
           <w:b/>
@@ -5105,7 +5083,6 @@
     <w:p>
       <w:pPr>
         <w:pStyle w:val="Normal"/>
-        <w:pBdr/>
         <w:spacing w:lineRule="auto" w:line="360" w:before="0" w:after="140"/>
         <w:rPr>
           <w:color w:val="000000"/>
@@ -5174,7 +5151,7 @@
         </w:rPr>
         <w:t>. This study was conducted in the Greater Cederberg Biodiversity Corridor, specifically across an altitudinal transect that spans both aspects (East and West) of the Cederberg mountains. This altitudinal transect comprises the major vegetation types found within the Cederberg Wilderness Area, being Strandveld Succulent Karoo, Mountain Fynbos, and Succulent Karoo</w:t>
       </w:r>
-      <w:ins w:id="214" w:author="Charlene Janion-Scheepers" w:date="2026-03-20T14:16:00Z">
+      <w:ins w:id="210" w:author="Charlene Janion-Scheepers" w:date="2026-03-20T14:16:00Z">
         <w:r>
           <w:rPr>
             <w:color w:val="000000"/>
@@ -5182,8 +5159,8 @@
           <w:t xml:space="preserve"> (</w:t>
         </w:r>
       </w:ins>
-      <w:commentRangeStart w:id="11"/>
-      <w:ins w:id="215" w:author="Charlene Janion-Scheepers" w:date="2026-03-20T14:16:00Z">
+      <w:commentRangeStart w:id="12"/>
+      <w:ins w:id="211" w:author="Charlene Janion-Scheepers" w:date="2026-03-20T14:16:00Z">
         <w:r>
           <w:rPr>
             <w:color w:val="000000"/>
@@ -5196,11 +5173,11 @@
           <w:color w:val="000000"/>
         </w:rPr>
       </w:r>
-      <w:commentRangeEnd w:id="11"/>
-      <w:r>
-        <w:commentReference w:id="11"/>
-      </w:r>
-      <w:ins w:id="216" w:author="Charlene Janion-Scheepers" w:date="2026-03-20T14:17:00Z">
+      <w:commentRangeEnd w:id="12"/>
+      <w:r>
+        <w:commentReference w:id="12"/>
+      </w:r>
+      <w:ins w:id="212" w:author="Charlene Janion-Scheepers" w:date="2026-03-20T14:17:00Z">
         <w:r>
           <w:rPr>
             <w:color w:val="000000"/>
@@ -5218,7 +5195,6 @@
     <w:p>
       <w:pPr>
         <w:pStyle w:val="Normal"/>
-        <w:pBdr/>
         <w:spacing w:lineRule="auto" w:line="360" w:before="0" w:after="140"/>
         <w:rPr>
           <w:color w:val="000000"/>
@@ -5230,7 +5206,7 @@
         </w:rPr>
         <w:t>A total of 17 different sites were sampled with 200 metre altitudinal intervals between each, ranging from sea level at Lambert’s Bay on the western aspect of the transect (</w:t>
       </w:r>
-      <w:ins w:id="217" w:author="Charlene Janion-Scheepers" w:date="2026-03-20T14:17:00Z">
+      <w:ins w:id="213" w:author="Charlene Janion-Scheepers" w:date="2026-03-20T14:17:00Z">
         <w:r>
           <w:rPr>
             <w:color w:val="000000"/>
@@ -5244,7 +5220,7 @@
         </w:rPr>
         <w:t xml:space="preserve">Strandveld Succulent Karoo), to Sneeukop (1926 metres a.s.l.), and </w:t>
       </w:r>
-      <w:del w:id="218" w:author="Charlene Janion-Scheepers" w:date="2026-03-20T14:17:00Z">
+      <w:del w:id="214" w:author="Charlene Janion-Scheepers" w:date="2026-03-20T14:17:00Z">
         <w:r>
           <w:rPr>
             <w:color w:val="000000"/>
@@ -5258,14 +5234,14 @@
         </w:rPr>
         <w:t>continuing down the eastern aspect of the mountain and ending near the town of Wupperthal (Lowland Succulent Karoo, 500 metres a.s.l</w:t>
       </w:r>
-      <w:commentRangeStart w:id="12"/>
+      <w:commentRangeStart w:id="13"/>
       <w:r>
         <w:rPr>
           <w:color w:val="000000"/>
         </w:rPr>
         <w:t>.) (</w:t>
       </w:r>
-      <w:ins w:id="219" w:author="Charlene Janion-Scheepers" w:date="2026-03-20T14:18:00Z">
+      <w:ins w:id="215" w:author="Charlene Janion-Scheepers" w:date="2026-03-20T14:18:00Z">
         <w:r>
           <w:rPr>
             <w:color w:val="000000"/>
@@ -5273,7 +5249,7 @@
           <w:t>F</w:t>
         </w:r>
       </w:ins>
-      <w:del w:id="220" w:author="Charlene Janion-Scheepers" w:date="2026-03-20T14:18:00Z">
+      <w:del w:id="216" w:author="Charlene Janion-Scheepers" w:date="2026-03-20T14:18:00Z">
         <w:r>
           <w:rPr>
             <w:color w:val="000000"/>
@@ -5287,7 +5263,7 @@
         </w:rPr>
         <w:t xml:space="preserve">igure </w:t>
       </w:r>
-      <w:ins w:id="221" w:author="Charlene Janion-Scheepers" w:date="2026-03-20T14:18:00Z">
+      <w:ins w:id="217" w:author="Charlene Janion-Scheepers" w:date="2026-03-20T14:18:00Z">
         <w:r>
           <w:rPr>
             <w:color w:val="000000"/>
@@ -5295,7 +5271,7 @@
           <w:t>1</w:t>
         </w:r>
       </w:ins>
-      <w:del w:id="222" w:author="Charlene Janion-Scheepers" w:date="2026-03-20T14:18:00Z">
+      <w:del w:id="218" w:author="Charlene Janion-Scheepers" w:date="2026-03-20T14:18:00Z">
         <w:r>
           <w:rPr>
             <w:color w:val="000000"/>
@@ -5314,9 +5290,9 @@
           <w:color w:val="000000"/>
         </w:rPr>
       </w:r>
-      <w:commentRangeEnd w:id="12"/>
-      <w:r>
-        <w:commentReference w:id="12"/>
+      <w:commentRangeEnd w:id="13"/>
+      <w:r>
+        <w:commentReference w:id="13"/>
       </w:r>
       <w:r>
         <w:rPr>
@@ -5385,7 +5361,6 @@
     <w:p>
       <w:pPr>
         <w:pStyle w:val="Normal"/>
-        <w:pBdr/>
         <w:spacing w:lineRule="auto" w:line="360" w:before="0" w:after="140"/>
         <w:rPr>
           <w:i/>
@@ -5401,7 +5376,7 @@
         </w:rPr>
         <w:t xml:space="preserve">Figure </w:t>
       </w:r>
-      <w:del w:id="223" w:author="Charlene Janion-Scheepers" w:date="2026-03-20T14:17:00Z">
+      <w:del w:id="219" w:author="Charlene Janion-Scheepers" w:date="2026-03-20T14:17:00Z">
         <w:r>
           <w:rPr>
             <w:b/>
@@ -5411,7 +5386,7 @@
           <w:delText xml:space="preserve">B </w:delText>
         </w:r>
       </w:del>
-      <w:ins w:id="224" w:author="Charlene Janion-Scheepers" w:date="2026-03-20T14:17:00Z">
+      <w:ins w:id="220" w:author="Charlene Janion-Scheepers" w:date="2026-03-20T14:17:00Z">
         <w:r>
           <w:rPr>
             <w:b/>
@@ -5422,9 +5397,6 @@
         </w:r>
       </w:ins>
       <w:r>
-        <w:rPr>
-          <w:color w:val="000000"/>
-        </w:rPr>
         <w:drawing>
           <wp:anchor distT="0" distB="0" distL="0" distR="0" simplePos="0" relativeHeight="5" behindDoc="0" locked="0" layoutInCell="0" allowOverlap="1">
             <wp:simplePos x="0" y="0"/>
@@ -5482,7 +5454,6 @@
     <w:p>
       <w:pPr>
         <w:pStyle w:val="Normal"/>
-        <w:pBdr/>
         <w:spacing w:lineRule="auto" w:line="360" w:before="0" w:after="140"/>
         <w:rPr>
           <w:color w:val="000000"/>
@@ -5497,7 +5468,6 @@
     <w:p>
       <w:pPr>
         <w:pStyle w:val="Normal"/>
-        <w:pBdr/>
         <w:spacing w:lineRule="auto" w:line="360" w:before="0" w:after="140"/>
         <w:rPr>
           <w:color w:val="000000"/>
@@ -5509,7 +5479,7 @@
         </w:rPr>
         <w:t>Pitfall traps were used to sample epigaeic insects across the transect. At each of the 17 sites four areas were chosen as replicates, with each replicate being at least 300 metres away from any of the other replicates. At each of these replicates ten pitfall traps were buried in the soil in such a way that the rim of the pitfall trap was level with the ground. The present vegetation was not cleared away when placing the pitfall traps and disturbance of the surrounding areas was kept minimal. Each of the ten pitfall traps were placed in a grid made up of two rows containing five traps, with each trap being at least 10 metres away from any other trap (</w:t>
       </w:r>
-      <w:ins w:id="225" w:author="Charlene Janion-Scheepers" w:date="2026-03-20T14:19:00Z">
+      <w:ins w:id="221" w:author="Charlene Janion-Scheepers" w:date="2026-03-20T14:19:00Z">
         <w:r>
           <w:rPr>
             <w:color w:val="000000"/>
@@ -5517,7 +5487,7 @@
           <w:t>F</w:t>
         </w:r>
       </w:ins>
-      <w:del w:id="226" w:author="Charlene Janion-Scheepers" w:date="2026-03-20T14:19:00Z">
+      <w:del w:id="222" w:author="Charlene Janion-Scheepers" w:date="2026-03-20T14:19:00Z">
         <w:r>
           <w:rPr>
             <w:color w:val="000000"/>
@@ -5531,75 +5501,75 @@
         </w:rPr>
         <w:t xml:space="preserve">igure </w:t>
       </w:r>
+      <w:del w:id="223" w:author="Charlene Janion-Scheepers" w:date="2026-03-20T14:19:00Z">
+        <w:r>
+          <w:rPr>
+            <w:color w:val="000000"/>
+          </w:rPr>
+          <w:delText>A</w:delText>
+        </w:r>
+      </w:del>
+      <w:ins w:id="224" w:author="Charlene Janion-Scheepers" w:date="2026-03-20T14:19:00Z">
+        <w:r>
+          <w:rPr>
+            <w:color w:val="000000"/>
+          </w:rPr>
+          <w:t>2</w:t>
+        </w:r>
+      </w:ins>
+      <w:r>
+        <w:rPr>
+          <w:color w:val="000000"/>
+        </w:rPr>
+        <w:t xml:space="preserve">). GPS coordinates were recorded for every trap for use with spatial analyses later. The traps were half-filled with a 99.9% propylene glycol solution and were left out for five nights before being collected. This insect sampling was </w:t>
+      </w:r>
+      <w:r>
+        <w:rPr/>
+        <w:t>performed every</w:t>
+      </w:r>
+      <w:r>
+        <w:rPr>
+          <w:color w:val="000000"/>
+        </w:rPr>
+        <w:t xml:space="preserve"> October and March starting from October 2022 and ending in March 2024. </w:t>
+      </w:r>
+      <w:del w:id="225" w:author="Charlene Janion-Scheepers" w:date="2026-03-20T14:20:00Z">
+        <w:r>
+          <w:rPr>
+            <w:color w:val="000000"/>
+          </w:rPr>
+          <w:delText>Out of all of these samples, with regards to this study concerning beetles,</w:delText>
+        </w:r>
+      </w:del>
+      <w:ins w:id="226" w:author="Charlene Janion-Scheepers" w:date="2026-03-20T14:20:00Z">
+        <w:r>
+          <w:rPr>
+            <w:color w:val="000000"/>
+          </w:rPr>
+          <w:t>For this study,</w:t>
+        </w:r>
+      </w:ins>
+      <w:r>
+        <w:rPr>
+          <w:color w:val="000000"/>
+        </w:rPr>
+        <w:t xml:space="preserve"> </w:t>
+      </w:r>
       <w:del w:id="227" w:author="Charlene Janion-Scheepers" w:date="2026-03-20T14:19:00Z">
         <w:r>
           <w:rPr>
             <w:color w:val="000000"/>
           </w:rPr>
-          <w:delText>A</w:delText>
+          <w:delText xml:space="preserve">only </w:delText>
         </w:r>
       </w:del>
-      <w:ins w:id="228" w:author="Charlene Janion-Scheepers" w:date="2026-03-20T14:19:00Z">
-        <w:r>
-          <w:rPr>
-            <w:color w:val="000000"/>
-          </w:rPr>
-          <w:t>2</w:t>
-        </w:r>
-      </w:ins>
-      <w:r>
-        <w:rPr>
-          <w:color w:val="000000"/>
-        </w:rPr>
-        <w:t xml:space="preserve">). GPS coordinates were recorded for every trap for use with spatial analyses later. The traps were half-filled with a 99.9% propylene glycol solution and were left out for five nights before being collected. This insect sampling was </w:t>
-      </w:r>
-      <w:r>
-        <w:rPr/>
-        <w:t>performed every</w:t>
-      </w:r>
-      <w:r>
-        <w:rPr>
-          <w:color w:val="000000"/>
-        </w:rPr>
-        <w:t xml:space="preserve"> October and March starting from October 2022 and ending in March 2024. </w:t>
-      </w:r>
-      <w:del w:id="229" w:author="Charlene Janion-Scheepers" w:date="2026-03-20T14:20:00Z">
-        <w:r>
-          <w:rPr>
-            <w:color w:val="000000"/>
-          </w:rPr>
-          <w:delText>Out of all of these samples, with regards to this study concerning beetles,</w:delText>
-        </w:r>
-      </w:del>
-      <w:ins w:id="230" w:author="Charlene Janion-Scheepers" w:date="2026-03-20T14:20:00Z">
-        <w:r>
-          <w:rPr>
-            <w:color w:val="000000"/>
-          </w:rPr>
-          <w:t>For this study,</w:t>
-        </w:r>
-      </w:ins>
-      <w:r>
-        <w:rPr>
-          <w:color w:val="000000"/>
-        </w:rPr>
-        <w:t xml:space="preserve"> </w:t>
-      </w:r>
-      <w:del w:id="231" w:author="Charlene Janion-Scheepers" w:date="2026-03-20T14:19:00Z">
-        <w:r>
-          <w:rPr>
-            <w:color w:val="000000"/>
-          </w:rPr>
-          <w:delText xml:space="preserve">only </w:delText>
-        </w:r>
-      </w:del>
       <w:r>
         <w:rPr>
           <w:color w:val="000000"/>
         </w:rPr>
         <w:t xml:space="preserve">the </w:t>
       </w:r>
-      <w:commentRangeStart w:id="13"/>
+      <w:commentRangeStart w:id="14"/>
       <w:r>
         <w:rPr>
           <w:color w:val="000000"/>
@@ -5611,9 +5581,9 @@
           <w:color w:val="000000"/>
         </w:rPr>
       </w:r>
-      <w:commentRangeEnd w:id="13"/>
-      <w:r>
-        <w:commentReference w:id="13"/>
+      <w:commentRangeEnd w:id="14"/>
+      <w:r>
+        <w:commentReference w:id="14"/>
       </w:r>
       <w:r>
         <w:rPr>
@@ -5621,7 +5591,7 @@
         </w:rPr>
         <w:t xml:space="preserve">, </w:t>
       </w:r>
-      <w:commentRangeStart w:id="14"/>
+      <w:commentRangeStart w:id="15"/>
       <w:r>
         <w:drawing>
           <wp:anchor distT="0" distB="0" distL="0" distR="0" simplePos="0" relativeHeight="6" behindDoc="0" locked="0" layoutInCell="0" allowOverlap="1">
@@ -5674,9 +5644,9 @@
       <w:r>
         <w:rPr/>
       </w:r>
-      <w:commentRangeEnd w:id="14"/>
-      <w:r>
-        <w:commentReference w:id="14"/>
+      <w:commentRangeEnd w:id="15"/>
+      <w:r>
+        <w:commentReference w:id="15"/>
       </w:r>
       <w:r>
         <w:rPr>
@@ -5688,77 +5658,285 @@
     <w:p>
       <w:pPr>
         <w:pStyle w:val="Normal"/>
-        <w:pBdr/>
         <w:spacing w:lineRule="auto" w:line="360" w:before="0" w:after="140"/>
         <w:rPr>
           <w:color w:val="000000"/>
         </w:rPr>
       </w:pPr>
-      <w:moveFromRangeStart w:id="2" w:author="Charlene Janion-Scheepers" w:date="2026-03-20T14:18:00Z" w:name="move224908740"/>
-      <w:moveFrom w:id="232" w:author="Charlene Janion-Scheepers" w:date="2026-03-20T14:18:00Z">
+      <w:del w:id="228" w:author="Charlene Janion-Scheepers" w:date="2026-03-20T14:18:00Z">
         <w:r>
           <w:rPr>
             <w:b/>
             <w:bCs/>
             <w:color w:val="000000"/>
           </w:rPr>
-          <w:t xml:space="preserve">Figure A </w:t>
+          <w:delText xml:space="preserve">Figure A </w:delText>
+        </w:r>
+      </w:del>
+      <w:del w:id="229" w:author="Charlene Janion-Scheepers" w:date="2026-03-20T14:18:00Z">
+        <w:r>
+          <w:rPr>
+            <w:color w:val="000000"/>
+          </w:rPr>
+          <w:delText xml:space="preserve">Pitfall configuration </w:delText>
+        </w:r>
+      </w:del>
+      <w:r>
+        <w:fldChar w:fldCharType="begin"/>
+      </w:r>
+      <w:r>
+        <w:rPr>
+          <w:color w:val="000000"/>
+        </w:rPr>
+        <w:instrText xml:space="preserve">ADDIN ZOTERO_ITEM CSL_CITATION {"citationID":"k6vDGcxX","properties":{"formattedCitation":"(Botes {\\i{}et al.}, 2006)","plainCitation":"(Botes et al., 2006)","noteIndex":0},"citationItems":[{"id":145,"uris":["http://zotero.org/users/9696131/items/56X8TY3Y"],"itemData":{"id":145,"type":"article-journal","container-title":"Journal of Biogeography","DOI":"10.1111/j.1365-2699.2005.01336.x","ISSN":"0305-0270, 1365-2699","issue":"1","journalAbbreviation":"J Biogeography","language":"en","page":"71-90","source":"DOI.org (Crossref)","title":"Ants, altitude and change in the northern Cape Floristic Region","volume":"33","author":[{"family":"Botes","given":"A."},{"family":"McGeoch","given":"M. A."},{"family":"Robertson","given":"H. G."},{"family":"Niekerk","given":"A."},{"family":"Davids","given":"H. P."},{"family":"Chown","given":"S. L."}],"issued":{"date-parts":[["2006",1]]}}}],"schema":"https://github.com/citation-style-language/schema/raw/master/csl-citation.json"}</w:instrText>
+      </w:r>
+      <w:r>
+        <w:rPr>
+          <w:color w:val="000000"/>
+        </w:rPr>
+      </w:r>
+      <w:r>
+        <w:rPr>
+          <w:color w:val="000000"/>
+        </w:rPr>
+        <w:fldChar w:fldCharType="separate"/>
+      </w:r>
+      <w:r>
+        <w:rPr>
+          <w:color w:val="000000"/>
+        </w:rPr>
+      </w:r>
+      <w:moveFrom w:id="230" w:author="Charlene Janion-Scheepers" w:date="2026-03-20T14:18:00Z">
+        <w:r>
+          <w:rPr>
+            <w:color w:val="000000"/>
+          </w:rPr>
+          <w:t xml:space="preserve">(Botes </w:t>
         </w:r>
       </w:moveFrom>
-      <w:moveFrom w:id="233" w:author="Charlene Janion-Scheepers" w:date="2026-03-20T14:18:00Z">
-        <w:r>
-          <w:rPr>
-            <w:color w:val="000000"/>
-          </w:rPr>
-          <w:t xml:space="preserve">Pitfall configuration </w:t>
-        </w:r>
-      </w:moveFrom>
-      <w:r>
-        <w:fldChar w:fldCharType="begin"/>
-      </w:r>
-      <w:r>
-        <w:rPr>
-          <w:color w:val="000000"/>
-        </w:rPr>
-        <w:instrText xml:space="preserve">ADDIN ZOTERO_ITEM CSL_CITATION {"citationID":"k6vDGcxX","properties":{"formattedCitation":"(Botes {\\i{}et al.}, 2006)","plainCitation":"(Botes et al., 2006)","noteIndex":0},"citationItems":[{"id":145,"uris":["http://zotero.org/users/9696131/items/56X8TY3Y"],"itemData":{"id":145,"type":"article-journal","container-title":"Journal of Biogeography","DOI":"10.1111/j.1365-2699.2005.01336.x","ISSN":"0305-0270, 1365-2699","issue":"1","journalAbbreviation":"J Biogeography","language":"en","page":"71-90","source":"DOI.org (Crossref)","title":"Ants, altitude and change in the northern Cape Floristic Region","volume":"33","author":[{"family":"Botes","given":"A."},{"family":"McGeoch","given":"M. A."},{"family":"Robertson","given":"H. G."},{"family":"Niekerk","given":"A."},{"family":"Davids","given":"H. P."},{"family":"Chown","given":"S. L."}],"issued":{"date-parts":[["2006",1]]}}}],"schema":"https://github.com/citation-style-language/schema/raw/master/csl-citation.json"}</w:instrText>
-      </w:r>
-      <w:r>
-        <w:rPr>
-          <w:color w:val="000000"/>
-        </w:rPr>
-      </w:r>
-      <w:r>
-        <w:rPr>
-          <w:color w:val="000000"/>
-        </w:rPr>
-        <w:fldChar w:fldCharType="separate"/>
-      </w:r>
-      <w:r>
-        <w:rPr>
-          <w:color w:val="000000"/>
-        </w:rPr>
-      </w:r>
-      <w:moveFrom w:id="234" w:author="Charlene Janion-Scheepers" w:date="2026-03-20T14:18:00Z">
-        <w:r>
-          <w:rPr/>
-          <w:t xml:space="preserve">(Botes </w:t>
-        </w:r>
-      </w:moveFrom>
-      <w:moveFrom w:id="235" w:author="Charlene Janion-Scheepers" w:date="2026-03-20T14:18:00Z">
+      <w:moveFrom w:id="231" w:author="Charlene Janion-Scheepers" w:date="2026-03-20T14:18:00Z">
         <w:r>
           <w:rPr>
             <w:i/>
             <w:iCs/>
+            <w:color w:val="000000"/>
           </w:rPr>
           <w:t>et al.</w:t>
         </w:r>
       </w:moveFrom>
-      <w:moveFrom w:id="236" w:author="Charlene Janion-Scheepers" w:date="2026-03-20T14:18:00Z">
+      <w:moveFrom w:id="232" w:author="Charlene Janion-Scheepers" w:date="2026-03-20T14:18:00Z">
+        <w:r>
+          <w:rPr>
+            <w:color w:val="000000"/>
+          </w:rPr>
+          <w:t>, 2006)</w:t>
+        </w:r>
+      </w:moveFrom>
+      <w:r>
+        <w:rPr>
+          <w:color w:val="000000"/>
+        </w:rPr>
+      </w:r>
+      <w:r>
+        <w:rPr>
+          <w:color w:val="000000"/>
+        </w:rPr>
+        <w:fldChar w:fldCharType="end"/>
+      </w:r>
+      <w:moveFrom w:id="233" w:author="Charlene Janion-Scheepers" w:date="2026-03-20T14:18:00Z">
+        <w:r>
+          <w:rPr>
+            <w:color w:val="000000"/>
+          </w:rPr>
+          <w:t>.</w:t>
+        </w:r>
+      </w:moveFrom>
+    </w:p>
+    <w:p>
+      <w:pPr>
+        <w:pStyle w:val="Normal"/>
+        <w:spacing w:lineRule="auto" w:line="360" w:before="0" w:after="140"/>
+        <w:rPr>
+          <w:ins w:id="237" w:author="Charlene Janion-Scheepers" w:date="2026-03-20T14:18:00Z"/>
+          <w:color w:val="000000"/>
+        </w:rPr>
+      </w:pPr>
+      <w:r>
+        <w:rPr>
+          <w:color w:val="000000"/>
+        </w:rPr>
+        <w:br/>
+      </w:r>
+      <w:del w:id="234" w:author="Charlene Janion-Scheepers" w:date="2026-03-20T14:19:00Z">
+        <w:r>
+          <w:rPr>
+            <w:color w:val="000000"/>
+          </w:rPr>
+          <w:delText>At each sampling a 20cm</w:delText>
+        </w:r>
+      </w:del>
+      <w:del w:id="235" w:author="Charlene Janion-Scheepers" w:date="2026-03-20T14:19:00Z">
+        <w:r>
+          <w:rPr>
+            <w:color w:val="000000"/>
+            <w:vertAlign w:val="superscript"/>
+          </w:rPr>
+          <w:delText>3</w:delText>
+        </w:r>
+      </w:del>
+      <w:del w:id="236" w:author="Charlene Janion-Scheepers" w:date="2026-03-20T14:19:00Z">
+        <w:r>
+          <w:rPr>
+            <w:color w:val="000000"/>
+          </w:rPr>
+          <w:delText xml:space="preserve"> soil sample was collected and were analysed </w:delText>
+        </w:r>
+      </w:del>
+    </w:p>
+    <w:p>
+      <w:pPr>
+        <w:pStyle w:val="Normal"/>
+        <w:spacing w:lineRule="auto" w:line="360" w:before="0" w:after="140"/>
+        <w:rPr>
+          <w:ins w:id="239" w:author="Charlene Janion-Scheepers" w:date="2026-03-20T14:18:00Z"/>
+          <w:color w:val="000000"/>
+        </w:rPr>
+      </w:pPr>
+      <w:ins w:id="238" w:author="Charlene Janion-Scheepers" w:date="2026-03-20T14:18:00Z">
+        <w:r>
+          <w:rPr>
+            <w:color w:val="000000"/>
+          </w:rPr>
+        </w:r>
+      </w:ins>
+    </w:p>
+    <w:p>
+      <w:pPr>
+        <w:pStyle w:val="Normal"/>
+        <w:spacing w:lineRule="auto" w:line="360" w:before="0" w:after="140"/>
+        <w:rPr>
+          <w:color w:val="000000"/>
+        </w:rPr>
+      </w:pPr>
+      <w:moveToRangeStart w:id="3" w:author="Charlene Janion-Scheepers" w:date="2026-03-20T14:18:00Z" w:name="move224908740"/>
+      <w:moveTo w:id="240" w:author="Charlene Janion-Scheepers" w:date="2026-03-20T14:18:00Z">
+        <w:r>
+          <w:rPr>
+            <w:b/>
+            <w:bCs/>
+            <w:color w:val="000000"/>
+          </w:rPr>
+          <w:t xml:space="preserve">Figure </w:t>
+        </w:r>
+      </w:moveTo>
+      <w:r>
+        <w:rPr>
+          <w:b/>
+          <w:bCs/>
+          <w:color w:val="000000"/>
+        </w:rPr>
+        <w:t>A</w:t>
+      </w:r>
+      <w:ins w:id="241" w:author="Charlene Janion-Scheepers" w:date="2026-03-20T14:18:00Z">
+        <w:r>
+          <w:rPr>
+            <w:b/>
+            <w:bCs/>
+            <w:color w:val="000000"/>
+          </w:rPr>
+          <w:t>2:</w:t>
+        </w:r>
+      </w:ins>
+      <w:moveTo w:id="242" w:author="Charlene Janion-Scheepers" w:date="2026-03-20T14:18:00Z">
+        <w:r>
+          <w:rPr>
+            <w:b/>
+            <w:bCs/>
+            <w:color w:val="000000"/>
+          </w:rPr>
+          <w:t xml:space="preserve"> </w:t>
+        </w:r>
+      </w:moveTo>
+      <w:r>
+        <w:rPr>
+          <w:color w:val="000000"/>
+        </w:rPr>
+        <w:t>Pitfall</w:t>
+      </w:r>
+      <w:ins w:id="243" w:author="Charlene Janion-Scheepers" w:date="2026-03-20T14:19:00Z">
+        <w:r>
+          <w:rPr>
+            <w:color w:val="000000"/>
+          </w:rPr>
+          <w:t>Sampling</w:t>
+        </w:r>
+      </w:ins>
+      <w:moveTo w:id="244" w:author="Charlene Janion-Scheepers" w:date="2026-03-20T14:18:00Z">
+        <w:r>
+          <w:rPr>
+            <w:color w:val="000000"/>
+          </w:rPr>
+          <w:t xml:space="preserve"> configuration </w:t>
+        </w:r>
+      </w:moveTo>
+      <w:r>
+        <w:fldChar w:fldCharType="begin"/>
+      </w:r>
+      <w:r>
+        <w:rPr>
+          <w:color w:val="000000"/>
+        </w:rPr>
+        <w:instrText xml:space="preserve">ADDIN ZOTERO_ITEM CSL_CITATION {"citationID":"k6vDGcxX","properties":{"formattedCitation":"(Botes {\\i{}et al.}, 2006)","plainCitation":"(Botes et al., 2006)","noteIndex":0},"citationItems":[{"id":145,"uris":["http://zotero.org/users/9696131/items/56X8TY3Y"],"itemData":{"id":145,"type":"article-journal","container-title":"Journal of Biogeography","DOI":"10.1111/j.1365-2699.2005.01336.x","ISSN":"0305-0270, 1365-2699","issue":"1","journalAbbreviation":"J Biogeography","language":"en","page":"71-90","source":"DOI.org (Crossref)","title":"Ants, altitude and change in the northern Cape Floristic Region","volume":"33","author":[{"family":"Botes","given":"A."},{"family":"McGeoch","given":"M. A."},{"family":"Robertson","given":"H. G."},{"family":"Niekerk","given":"A."},{"family":"Davids","given":"H. P."},{"family":"Chown","given":"S. L."}],"issued":{"date-parts":[["2006",1]]}}}],"schema":"https://github.com/citation-style-language/schema/raw/master/csl-citation.json"}</w:instrText>
+      </w:r>
+      <w:r>
+        <w:rPr>
+          <w:color w:val="000000"/>
+        </w:rPr>
+      </w:r>
+      <w:r>
+        <w:rPr>
+          <w:color w:val="000000"/>
+        </w:rPr>
+        <w:fldChar w:fldCharType="separate"/>
+      </w:r>
+      <w:r>
+        <w:rPr>
+          <w:color w:val="000000"/>
+        </w:rPr>
+      </w:r>
+      <w:moveTo w:id="245" w:author="Charlene Janion-Scheepers" w:date="2026-03-20T14:18:00Z">
+        <w:r>
+          <w:rPr/>
+          <w:t>(</w:t>
+        </w:r>
+      </w:moveTo>
+      <w:ins w:id="246" w:author="Charlene Janion-Scheepers" w:date="2026-03-20T14:19:00Z">
+        <w:r>
+          <w:rPr/>
+          <w:t xml:space="preserve">adapted from </w:t>
+        </w:r>
+      </w:ins>
+      <w:moveTo w:id="247" w:author="Charlene Janion-Scheepers" w:date="2026-03-20T14:18:00Z">
+        <w:r>
+          <w:rPr/>
+          <w:t xml:space="preserve">Botes </w:t>
+        </w:r>
+      </w:moveTo>
+      <w:moveTo w:id="248" w:author="Charlene Janion-Scheepers" w:date="2026-03-20T14:18:00Z">
+        <w:r>
+          <w:rPr>
+            <w:i/>
+            <w:iCs/>
+          </w:rPr>
+          <w:t>et al.</w:t>
+        </w:r>
+      </w:moveTo>
+      <w:moveTo w:id="249" w:author="Charlene Janion-Scheepers" w:date="2026-03-20T14:18:00Z">
         <w:r>
           <w:rPr/>
           <w:t>, 2006)</w:t>
         </w:r>
-      </w:moveFrom>
+      </w:moveTo>
       <w:r>
         <w:rPr>
           <w:color w:val="000000"/>
@@ -5770,230 +5948,7 @@
         </w:rPr>
         <w:fldChar w:fldCharType="end"/>
       </w:r>
-      <w:moveFrom w:id="237" w:author="Charlene Janion-Scheepers" w:date="2026-03-20T14:18:00Z">
-        <w:r>
-          <w:rPr>
-            <w:color w:val="000000"/>
-          </w:rPr>
-          <w:t>.</w:t>
-        </w:r>
-      </w:moveFrom>
-      <w:moveFromRangeEnd w:id="2"/>
-    </w:p>
-    <w:p>
-      <w:pPr>
-        <w:pStyle w:val="Normal"/>
-        <w:pBdr/>
-        <w:spacing w:lineRule="auto" w:line="360" w:before="0" w:after="140"/>
-        <w:rPr>
-          <w:ins w:id="243" w:author="Charlene Janion-Scheepers" w:date="2026-03-20T14:18:00Z"/>
-          <w:color w:val="000000"/>
-        </w:rPr>
-      </w:pPr>
-      <w:r>
-        <w:rPr>
-          <w:color w:val="000000"/>
-        </w:rPr>
-        <w:br/>
-      </w:r>
-      <w:del w:id="238" w:author="Charlene Janion-Scheepers" w:date="2026-03-20T14:19:00Z">
-        <w:r>
-          <w:rPr>
-            <w:color w:val="000000"/>
-          </w:rPr>
-          <w:delText xml:space="preserve">At each </w:delText>
-        </w:r>
-      </w:del>
-      <w:del w:id="239" w:author="Charlene Janion-Scheepers" w:date="2026-03-20T14:19:00Z">
-        <w:r>
-          <w:rPr/>
-          <w:delText>sampling a</w:delText>
-        </w:r>
-      </w:del>
-      <w:del w:id="240" w:author="Charlene Janion-Scheepers" w:date="2026-03-20T14:19:00Z">
-        <w:r>
-          <w:rPr>
-            <w:color w:val="000000"/>
-          </w:rPr>
-          <w:delText xml:space="preserve"> 20cm</w:delText>
-        </w:r>
-      </w:del>
-      <w:del w:id="241" w:author="Charlene Janion-Scheepers" w:date="2026-03-20T14:19:00Z">
-        <w:r>
-          <w:rPr>
-            <w:color w:val="000000"/>
-            <w:vertAlign w:val="superscript"/>
-          </w:rPr>
-          <w:delText>3</w:delText>
-        </w:r>
-      </w:del>
-      <w:del w:id="242" w:author="Charlene Janion-Scheepers" w:date="2026-03-20T14:19:00Z">
-        <w:r>
-          <w:rPr>
-            <w:color w:val="000000"/>
-          </w:rPr>
-          <w:delText xml:space="preserve"> soil sample was collected and were analysed </w:delText>
-        </w:r>
-      </w:del>
-    </w:p>
-    <w:p>
-      <w:pPr>
-        <w:pStyle w:val="Normal"/>
-        <w:pBdr/>
-        <w:spacing w:lineRule="auto" w:line="360" w:before="0" w:after="140"/>
-        <w:rPr>
-          <w:ins w:id="245" w:author="Charlene Janion-Scheepers" w:date="2026-03-20T14:18:00Z"/>
-          <w:color w:val="000000"/>
-        </w:rPr>
-      </w:pPr>
-      <w:ins w:id="244" w:author="Charlene Janion-Scheepers" w:date="2026-03-20T14:18:00Z">
-        <w:r>
-          <w:rPr>
-            <w:color w:val="000000"/>
-          </w:rPr>
-        </w:r>
-      </w:ins>
-    </w:p>
-    <w:p>
-      <w:pPr>
-        <w:pStyle w:val="Normal"/>
-        <w:pBdr/>
-        <w:spacing w:lineRule="auto" w:line="360" w:before="0" w:after="140"/>
-        <w:rPr>
-          <w:color w:val="000000"/>
-        </w:rPr>
-      </w:pPr>
-      <w:moveToRangeStart w:id="3" w:author="Charlene Janion-Scheepers" w:date="2026-03-20T14:18:00Z" w:name="move224908740"/>
-      <w:moveTo w:id="246" w:author="Charlene Janion-Scheepers" w:date="2026-03-20T14:18:00Z">
-        <w:r>
-          <w:rPr>
-            <w:b/>
-            <w:bCs/>
-            <w:color w:val="000000"/>
-          </w:rPr>
-          <w:t xml:space="preserve">Figure </w:t>
-        </w:r>
-      </w:moveTo>
-      <w:r>
-        <w:rPr>
-          <w:b/>
-          <w:bCs/>
-          <w:color w:val="000000"/>
-        </w:rPr>
-        <w:t>A</w:t>
-      </w:r>
-      <w:ins w:id="247" w:author="Charlene Janion-Scheepers" w:date="2026-03-20T14:18:00Z">
-        <w:r>
-          <w:rPr>
-            <w:b/>
-            <w:bCs/>
-            <w:color w:val="000000"/>
-          </w:rPr>
-          <w:t>2:</w:t>
-        </w:r>
-      </w:ins>
-      <w:moveTo w:id="248" w:author="Charlene Janion-Scheepers" w:date="2026-03-20T14:18:00Z">
-        <w:r>
-          <w:rPr>
-            <w:b/>
-            <w:bCs/>
-            <w:color w:val="000000"/>
-          </w:rPr>
-          <w:t xml:space="preserve"> </w:t>
-        </w:r>
-      </w:moveTo>
-      <w:r>
-        <w:rPr>
-          <w:color w:val="000000"/>
-        </w:rPr>
-        <w:t>Pitfall</w:t>
-      </w:r>
-      <w:ins w:id="249" w:author="Charlene Janion-Scheepers" w:date="2026-03-20T14:19:00Z">
-        <w:r>
-          <w:rPr>
-            <w:color w:val="000000"/>
-          </w:rPr>
-          <w:t>Sampling</w:t>
-        </w:r>
-      </w:ins>
       <w:moveTo w:id="250" w:author="Charlene Janion-Scheepers" w:date="2026-03-20T14:18:00Z">
-        <w:r>
-          <w:rPr>
-            <w:color w:val="000000"/>
-          </w:rPr>
-          <w:t xml:space="preserve"> configuration </w:t>
-        </w:r>
-      </w:moveTo>
-      <w:r>
-        <w:fldChar w:fldCharType="begin"/>
-      </w:r>
-      <w:r>
-        <w:rPr>
-          <w:color w:val="000000"/>
-        </w:rPr>
-        <w:instrText xml:space="preserve">ADDIN ZOTERO_ITEM CSL_CITATION {"citationID":"k6vDGcxX","properties":{"formattedCitation":"(Botes {\\i{}et al.}, 2006)","plainCitation":"(Botes et al., 2006)","noteIndex":0},"citationItems":[{"id":145,"uris":["http://zotero.org/users/9696131/items/56X8TY3Y"],"itemData":{"id":145,"type":"article-journal","container-title":"Journal of Biogeography","DOI":"10.1111/j.1365-2699.2005.01336.x","ISSN":"0305-0270, 1365-2699","issue":"1","journalAbbreviation":"J Biogeography","language":"en","page":"71-90","source":"DOI.org (Crossref)","title":"Ants, altitude and change in the northern Cape Floristic Region","volume":"33","author":[{"family":"Botes","given":"A."},{"family":"McGeoch","given":"M. A."},{"family":"Robertson","given":"H. G."},{"family":"Niekerk","given":"A."},{"family":"Davids","given":"H. P."},{"family":"Chown","given":"S. L."}],"issued":{"date-parts":[["2006",1]]}}}],"schema":"https://github.com/citation-style-language/schema/raw/master/csl-citation.json"}</w:instrText>
-      </w:r>
-      <w:r>
-        <w:rPr>
-          <w:color w:val="000000"/>
-        </w:rPr>
-      </w:r>
-      <w:r>
-        <w:rPr>
-          <w:color w:val="000000"/>
-        </w:rPr>
-        <w:fldChar w:fldCharType="separate"/>
-      </w:r>
-      <w:r>
-        <w:rPr>
-          <w:color w:val="000000"/>
-        </w:rPr>
-      </w:r>
-      <w:moveTo w:id="251" w:author="Charlene Janion-Scheepers" w:date="2026-03-20T14:18:00Z">
-        <w:r>
-          <w:rPr/>
-          <w:t>(</w:t>
-        </w:r>
-      </w:moveTo>
-      <w:ins w:id="252" w:author="Charlene Janion-Scheepers" w:date="2026-03-20T14:19:00Z">
-        <w:r>
-          <w:rPr/>
-          <w:t xml:space="preserve">adapted from </w:t>
-        </w:r>
-      </w:ins>
-      <w:moveTo w:id="253" w:author="Charlene Janion-Scheepers" w:date="2026-03-20T14:18:00Z">
-        <w:r>
-          <w:rPr/>
-          <w:t xml:space="preserve">Botes </w:t>
-        </w:r>
-      </w:moveTo>
-      <w:moveTo w:id="254" w:author="Charlene Janion-Scheepers" w:date="2026-03-20T14:18:00Z">
-        <w:r>
-          <w:rPr>
-            <w:i/>
-            <w:iCs/>
-          </w:rPr>
-          <w:t>et al.</w:t>
-        </w:r>
-      </w:moveTo>
-      <w:moveTo w:id="255" w:author="Charlene Janion-Scheepers" w:date="2026-03-20T14:18:00Z">
-        <w:r>
-          <w:rPr/>
-          <w:t>, 2006)</w:t>
-        </w:r>
-      </w:moveTo>
-      <w:r>
-        <w:rPr>
-          <w:color w:val="000000"/>
-        </w:rPr>
-      </w:r>
-      <w:r>
-        <w:rPr>
-          <w:color w:val="000000"/>
-        </w:rPr>
-        <w:fldChar w:fldCharType="end"/>
-      </w:r>
-      <w:moveTo w:id="256" w:author="Charlene Janion-Scheepers" w:date="2026-03-20T14:18:00Z">
         <w:r>
           <w:rPr>
             <w:color w:val="000000"/>
@@ -6006,13 +5961,12 @@
     <w:p>
       <w:pPr>
         <w:pStyle w:val="Normal"/>
-        <w:pBdr/>
         <w:spacing w:lineRule="auto" w:line="360" w:before="0" w:after="140"/>
         <w:rPr>
           <w:color w:val="000000"/>
         </w:rPr>
       </w:pPr>
-      <w:ins w:id="257" w:author="Charlene Janion-Scheepers" w:date="2026-03-20T14:21:00Z">
+      <w:ins w:id="251" w:author="Charlene Janion-Scheepers" w:date="2026-03-20T14:21:00Z">
         <w:r>
           <w:rPr>
             <w:color w:val="000000"/>
@@ -6020,13 +5974,13 @@
           <w:t>During October 2002 and 2022,</w:t>
         </w:r>
       </w:ins>
-      <w:ins w:id="258" w:author="Charlene Janion-Scheepers" w:date="2026-03-20T14:19:00Z">
+      <w:ins w:id="252" w:author="Charlene Janion-Scheepers" w:date="2026-03-20T14:19:00Z">
         <w:r>
           <w:rPr/>
           <w:t xml:space="preserve"> a</w:t>
         </w:r>
       </w:ins>
-      <w:ins w:id="259" w:author="Charlene Janion-Scheepers" w:date="2026-03-20T14:19:00Z">
+      <w:ins w:id="253" w:author="Charlene Janion-Scheepers" w:date="2026-03-20T14:19:00Z">
         <w:r>
           <w:rPr>
             <w:color w:val="000000"/>
@@ -6034,7 +5988,7 @@
           <w:t xml:space="preserve"> 20cm</w:t>
         </w:r>
       </w:ins>
-      <w:ins w:id="260" w:author="Charlene Janion-Scheepers" w:date="2026-03-20T14:19:00Z">
+      <w:ins w:id="254" w:author="Charlene Janion-Scheepers" w:date="2026-03-20T14:19:00Z">
         <w:r>
           <w:rPr>
             <w:color w:val="000000"/>
@@ -6043,7 +5997,7 @@
           <w:t>3</w:t>
         </w:r>
       </w:ins>
-      <w:ins w:id="261" w:author="Charlene Janion-Scheepers" w:date="2026-03-20T14:19:00Z">
+      <w:ins w:id="255" w:author="Charlene Janion-Scheepers" w:date="2026-03-20T14:19:00Z">
         <w:r>
           <w:rPr>
             <w:color w:val="000000"/>
@@ -6051,7 +6005,7 @@
           <w:t xml:space="preserve"> soil sample was collected </w:t>
         </w:r>
       </w:ins>
-      <w:ins w:id="262" w:author="Charlene Janion-Scheepers" w:date="2026-03-20T14:21:00Z">
+      <w:ins w:id="256" w:author="Charlene Janion-Scheepers" w:date="2026-03-20T14:21:00Z">
         <w:r>
           <w:rPr>
             <w:color w:val="000000"/>
@@ -6059,7 +6013,7 @@
           <w:t xml:space="preserve">in each replicate </w:t>
         </w:r>
       </w:ins>
-      <w:ins w:id="263" w:author="Charlene Janion-Scheepers" w:date="2026-03-20T14:19:00Z">
+      <w:ins w:id="257" w:author="Charlene Janion-Scheepers" w:date="2026-03-20T14:19:00Z">
         <w:r>
           <w:rPr>
             <w:color w:val="000000"/>
@@ -6077,7 +6031,6 @@
     <w:p>
       <w:pPr>
         <w:pStyle w:val="Normal"/>
-        <w:pBdr/>
         <w:spacing w:lineRule="auto" w:line="360" w:before="0" w:after="140"/>
         <w:rPr>
           <w:color w:val="000000"/>
@@ -6089,7 +6042,7 @@
         </w:rPr>
         <w:t>Vegetation was sampled in two different ways at each trap in order to determine both horizontal and vertical distribution of the vegetation. The ground cover of vegetation distribution was determined by placing a 1</w:t>
       </w:r>
-      <w:del w:id="264" w:author="Charlene Janion-Scheepers" w:date="2026-03-20T14:20:00Z">
+      <w:del w:id="258" w:author="Charlene Janion-Scheepers" w:date="2026-03-20T14:20:00Z">
         <w:r>
           <w:rPr>
             <w:color w:val="000000"/>
@@ -6116,7 +6069,7 @@
         </w:rPr>
         <w:t>quadrat down with the pitfall roughly at the centre</w:t>
       </w:r>
-      <w:del w:id="265" w:author="Charlene Janion-Scheepers" w:date="2026-03-20T14:22:00Z">
+      <w:del w:id="259" w:author="Charlene Janion-Scheepers" w:date="2026-03-20T14:22:00Z">
         <w:r>
           <w:rPr>
             <w:color w:val="000000"/>
@@ -6134,7 +6087,6 @@
     <w:p>
       <w:pPr>
         <w:pStyle w:val="Normal"/>
-        <w:pBdr/>
         <w:spacing w:lineRule="auto" w:line="360" w:before="0" w:after="140"/>
         <w:rPr>
           <w:color w:val="000000"/>
@@ -6203,7 +6155,7 @@
         </w:rPr>
         <w:t xml:space="preserve">. Each beetle was either pinned or mounted depending on its size, and they were then labelled and grouped by sample. The </w:t>
       </w:r>
-      <w:ins w:id="266" w:author="Charlene Janion-Scheepers" w:date="2026-03-20T14:22:00Z">
+      <w:ins w:id="260" w:author="Charlene Janion-Scheepers" w:date="2026-03-20T14:22:00Z">
         <w:r>
           <w:rPr>
             <w:color w:val="000000"/>
@@ -6217,7 +6169,7 @@
         </w:rPr>
         <w:t xml:space="preserve">beetles were identified by a taxonomic expert (Werner Strumpher, Ditsong Museum). Only the beetles belonging to the Tenebrionidae, Carabidae, and Cicindelidae families were identified further than family level and used for all analyses comparing the historical samples to the current data, as these are the same three families that were analysed in the historical study </w:t>
       </w:r>
-      <w:del w:id="267" w:author="Charlene Janion-Scheepers" w:date="2026-03-20T14:22:00Z">
+      <w:del w:id="261" w:author="Charlene Janion-Scheepers" w:date="2026-03-20T14:22:00Z">
         <w:r>
           <w:rPr>
             <w:color w:val="000000"/>
@@ -6327,16 +6279,16 @@
         </w:rPr>
         <w:t xml:space="preserve">were determined to be the three most abundant and widespread beetle species present across the transect in the current and historical studies. These three species in particular were used for historical comparisons, and for the </w:t>
       </w:r>
-      <w:commentRangeStart w:id="15"/>
+      <w:commentRangeStart w:id="16"/>
       <w:r>
         <w:rPr>
           <w:color w:val="000000"/>
         </w:rPr>
         <w:t>October 2023 sample these were the only beetle species identified.</w:t>
       </w:r>
-      <w:commentRangeEnd w:id="15"/>
-      <w:r>
-        <w:commentReference w:id="15"/>
+      <w:commentRangeEnd w:id="16"/>
+      <w:r>
+        <w:commentReference w:id="16"/>
       </w:r>
       <w:r>
         <w:rPr>
@@ -6354,13 +6306,13 @@
         <w:spacing w:lineRule="auto" w:line="360"/>
         <w:rPr/>
       </w:pPr>
-      <w:ins w:id="268" w:author="Charlene Janion-Scheepers" w:date="2026-03-20T15:09:00Z">
+      <w:ins w:id="262" w:author="Charlene Janion-Scheepers" w:date="2026-03-20T15:09:00Z">
         <w:r>
           <w:rPr/>
           <w:t>Climate modelling and e</w:t>
         </w:r>
       </w:ins>
-      <w:del w:id="269" w:author="Charlene Janion-Scheepers" w:date="2026-03-20T15:09:00Z">
+      <w:del w:id="263" w:author="Charlene Janion-Scheepers" w:date="2026-03-20T15:09:00Z">
         <w:r>
           <w:rPr/>
           <w:delText>E</w:delText>
@@ -6370,7 +6322,7 @@
         <w:rPr/>
         <w:t xml:space="preserve">nvironmental data </w:t>
       </w:r>
-      <w:del w:id="270" w:author="Charlene Janion-Scheepers" w:date="2026-03-20T15:09:00Z">
+      <w:del w:id="264" w:author="Charlene Janion-Scheepers" w:date="2026-03-20T15:09:00Z">
         <w:r>
           <w:rPr/>
           <w:delText>and climate modelling</w:delText>
@@ -6380,14 +6332,13 @@
     <w:p>
       <w:pPr>
         <w:pStyle w:val="Normal"/>
-        <w:pBdr/>
         <w:spacing w:lineRule="auto" w:line="360" w:before="0" w:after="140"/>
         <w:rPr>
-          <w:del w:id="280" w:author="Charlene Janion-Scheepers" w:date="2026-03-20T15:09:00Z"/>
-          <w:color w:val="000000"/>
-        </w:rPr>
-      </w:pPr>
-      <w:ins w:id="271" w:author="Charlene Janion-Scheepers" w:date="2026-03-20T15:08:00Z">
+          <w:del w:id="274" w:author="Charlene Janion-Scheepers" w:date="2026-03-20T15:09:00Z"/>
+          <w:color w:val="000000"/>
+        </w:rPr>
+      </w:pPr>
+      <w:ins w:id="265" w:author="Charlene Janion-Scheepers" w:date="2026-03-20T15:08:00Z">
         <w:r>
           <w:rPr>
             <w:color w:val="000000"/>
@@ -6395,7 +6346,7 @@
           <w:t>S</w:t>
         </w:r>
       </w:ins>
-      <w:del w:id="272" w:author="Charlene Janion-Scheepers" w:date="2026-03-20T15:08:00Z">
+      <w:del w:id="266" w:author="Charlene Janion-Scheepers" w:date="2026-03-20T15:08:00Z">
         <w:r>
           <w:rPr>
             <w:color w:val="000000"/>
@@ -6409,7 +6360,7 @@
         </w:rPr>
         <w:t xml:space="preserve">oil temperatures across the transects were measured hourly </w:t>
       </w:r>
-      <w:del w:id="273" w:author="Charlene Janion-Scheepers" w:date="2026-03-20T15:08:00Z">
+      <w:del w:id="267" w:author="Charlene Janion-Scheepers" w:date="2026-03-20T15:08:00Z">
         <w:r>
           <w:rPr>
             <w:color w:val="000000"/>
@@ -6423,7 +6374,7 @@
         </w:rPr>
         <w:t>over the 20-year duration of this study using iButton</w:t>
       </w:r>
-      <w:ins w:id="274" w:author="Charlene Janion-Scheepers" w:date="2026-03-20T15:07:00Z">
+      <w:ins w:id="268" w:author="Charlene Janion-Scheepers" w:date="2026-03-20T15:07:00Z">
         <w:r>
           <w:rPr>
             <w:color w:val="000000"/>
@@ -6431,7 +6382,7 @@
           <w:t>s (insert model and manufacturer details, see Botes for details)</w:t>
         </w:r>
       </w:ins>
-      <w:del w:id="275" w:author="Charlene Janion-Scheepers" w:date="2026-03-20T15:07:00Z">
+      <w:del w:id="269" w:author="Charlene Janion-Scheepers" w:date="2026-03-20T15:07:00Z">
         <w:r>
           <w:rPr>
             <w:color w:val="000000"/>
@@ -6445,7 +6396,7 @@
         </w:rPr>
         <w:t xml:space="preserve">. </w:t>
       </w:r>
-      <w:del w:id="276" w:author="Charlene Janion-Scheepers" w:date="2026-03-20T15:07:00Z">
+      <w:del w:id="270" w:author="Charlene Janion-Scheepers" w:date="2026-03-20T15:07:00Z">
         <w:r>
           <w:rPr>
             <w:color w:val="000000"/>
@@ -6453,7 +6404,7 @@
           <w:delText>However these sensors were prone to periodic faults leading to gaps in the microclimate data that were recorded. In addition to these acute faults, the t</w:delText>
         </w:r>
       </w:del>
-      <w:ins w:id="277" w:author="Charlene Janion-Scheepers" w:date="2026-03-20T15:07:00Z">
+      <w:ins w:id="271" w:author="Charlene Janion-Scheepers" w:date="2026-03-20T15:07:00Z">
         <w:r>
           <w:rPr>
             <w:color w:val="000000"/>
@@ -6467,7 +6418,7 @@
         </w:rPr>
         <w:t>emperature observations were halted for a protracted duration from late 2020 to 2022. Therefore, a mechanistic model was utilised in order to model the microclimate temperatures</w:t>
       </w:r>
-      <w:del w:id="278" w:author="Charlene Janion-Scheepers" w:date="2026-03-20T15:09:00Z">
+      <w:del w:id="272" w:author="Charlene Janion-Scheepers" w:date="2026-03-20T15:09:00Z">
         <w:r>
           <w:rPr>
             <w:color w:val="000000"/>
@@ -6481,7 +6432,7 @@
         </w:rPr>
         <w:t>.</w:t>
       </w:r>
-      <w:ins w:id="279" w:author="Charlene Janion-Scheepers" w:date="2026-03-20T15:09:00Z">
+      <w:ins w:id="273" w:author="Charlene Janion-Scheepers" w:date="2026-03-20T15:09:00Z">
         <w:r>
           <w:rPr>
             <w:color w:val="000000"/>
@@ -6493,7 +6444,6 @@
     <w:p>
       <w:pPr>
         <w:pStyle w:val="Normal"/>
-        <w:pBdr/>
         <w:spacing w:lineRule="auto" w:line="360" w:before="0" w:after="140"/>
         <w:rPr>
           <w:color w:val="000000"/>
@@ -6555,7 +6505,6 @@
     <w:p>
       <w:pPr>
         <w:pStyle w:val="Normal"/>
-        <w:pBdr/>
         <w:spacing w:lineRule="auto" w:line="360" w:before="0" w:after="140"/>
         <w:rPr>
           <w:color w:val="000000"/>
@@ -6681,7 +6630,7 @@
         </w:rPr>
         <w:t>. Using the GPS co</w:t>
       </w:r>
-      <w:del w:id="281" w:author="Charlene Janion-Scheepers" w:date="2026-03-20T15:09:00Z">
+      <w:del w:id="275" w:author="Charlene Janion-Scheepers" w:date="2026-03-20T15:09:00Z">
         <w:r>
           <w:rPr>
             <w:color w:val="000000"/>
@@ -6695,7 +6644,7 @@
         </w:rPr>
         <w:t xml:space="preserve">ordinates of each replicate at every altitudinal site across the transect, hourly observations </w:t>
       </w:r>
-      <w:del w:id="282" w:author="Charlene Janion-Scheepers" w:date="2026-03-20T15:10:00Z">
+      <w:del w:id="276" w:author="Charlene Janion-Scheepers" w:date="2026-03-20T15:10:00Z">
         <w:r>
           <w:rPr>
             <w:color w:val="000000"/>
@@ -6709,7 +6658,7 @@
         </w:rPr>
         <w:t xml:space="preserve">from 2002 to 2024 were extracted for every </w:t>
       </w:r>
-      <w:del w:id="283" w:author="Charlene Janion-Scheepers" w:date="2026-03-20T15:10:00Z">
+      <w:del w:id="277" w:author="Charlene Janion-Scheepers" w:date="2026-03-20T15:10:00Z">
         <w:r>
           <w:rPr>
             <w:color w:val="000000"/>
@@ -6773,7 +6722,6 @@
     <w:p>
       <w:pPr>
         <w:pStyle w:val="Normal"/>
-        <w:pBdr/>
         <w:spacing w:lineRule="auto" w:line="360" w:before="0" w:after="140"/>
         <w:rPr>
           <w:color w:val="000000"/>
@@ -6785,7 +6733,7 @@
         </w:rPr>
         <w:t>Soil was analysed at each sampling site for their proportional composition of silt, clay, sand, and stone</w:t>
       </w:r>
-      <w:ins w:id="284" w:author="Charlene Janion-Scheepers" w:date="2026-03-20T15:10:00Z">
+      <w:ins w:id="278" w:author="Charlene Janion-Scheepers" w:date="2026-03-20T15:10:00Z">
         <w:r>
           <w:rPr>
             <w:color w:val="000000"/>
@@ -6799,7 +6747,7 @@
         </w:rPr>
         <w:t xml:space="preserve">. These compositional measurements were used to group the soil at each site into different categories. </w:t>
       </w:r>
-      <w:del w:id="285" w:author="Charlene Janion-Scheepers" w:date="2026-03-20T15:10:00Z">
+      <w:del w:id="279" w:author="Charlene Janion-Scheepers" w:date="2026-03-20T15:10:00Z">
         <w:r>
           <w:rPr>
             <w:color w:val="000000"/>
@@ -6807,7 +6755,7 @@
           <w:delText>After categorising the soil from each site, t</w:delText>
         </w:r>
       </w:del>
-      <w:ins w:id="286" w:author="Charlene Janion-Scheepers" w:date="2026-03-20T15:10:00Z">
+      <w:ins w:id="280" w:author="Charlene Janion-Scheepers" w:date="2026-03-20T15:10:00Z">
         <w:r>
           <w:rPr>
             <w:color w:val="000000"/>
@@ -6917,7 +6865,6 @@
     <w:p>
       <w:pPr>
         <w:pStyle w:val="Normal"/>
-        <w:pBdr/>
         <w:spacing w:lineRule="auto" w:line="360" w:before="0" w:after="140"/>
         <w:rPr>
           <w:color w:val="000000"/>
@@ -6979,7 +6926,6 @@
     <w:p>
       <w:pPr>
         <w:pStyle w:val="Normal"/>
-        <w:pBdr/>
         <w:spacing w:lineRule="auto" w:line="360" w:before="0" w:after="140"/>
         <w:rPr>
           <w:color w:val="000000"/>
@@ -6991,7 +6937,7 @@
         </w:rPr>
         <w:t>Using all of the required data and generated parameters, the hourly microclimate temperatures at both the soil level and 0.5cm above the ground were calculated using the micropoint model. These modelled temperatures were compared graphically to the empirical temperature observations of both the iButton</w:t>
       </w:r>
-      <w:ins w:id="287" w:author="Charlene Janion-Scheepers" w:date="2026-03-20T15:11:00Z">
+      <w:ins w:id="281" w:author="Charlene Janion-Scheepers" w:date="2026-03-20T15:11:00Z">
         <w:r>
           <w:rPr>
             <w:color w:val="000000"/>
@@ -7005,7 +6951,7 @@
         </w:rPr>
         <w:t xml:space="preserve"> </w:t>
       </w:r>
-      <w:del w:id="288" w:author="Charlene Janion-Scheepers" w:date="2026-03-20T15:11:00Z">
+      <w:del w:id="282" w:author="Charlene Janion-Scheepers" w:date="2026-03-20T15:11:00Z">
         <w:r>
           <w:rPr>
             <w:color w:val="000000"/>
@@ -7013,7 +6959,7 @@
           <w:delText>sensors as well as</w:delText>
         </w:r>
       </w:del>
-      <w:ins w:id="289" w:author="Charlene Janion-Scheepers" w:date="2026-03-20T15:11:00Z">
+      <w:ins w:id="283" w:author="Charlene Janion-Scheepers" w:date="2026-03-20T15:11:00Z">
         <w:r>
           <w:rPr>
             <w:color w:val="000000"/>
@@ -7025,38 +6971,88 @@
         <w:rPr>
           <w:color w:val="000000"/>
         </w:rPr>
-        <w:t xml:space="preserve"> the meteorological temperature observations. </w:t>
-      </w:r>
-      <w:commentRangeStart w:id="16"/>
-      <w:r>
-        <w:rPr>
-          <w:color w:val="000000"/>
+        <w:t xml:space="preserve"> the meteorological t</w:t>
+      </w:r>
+      <w:r>
+        <w:rPr>
+          <w:rFonts w:ascii="Arial" w:hAnsi="Arial" w:eastAsia="Arial" w:cs="Arial"/>
+          <w:color w:val="000000"/>
+          <w:color w:val="000000"/>
+          <w:sz w:val="24"/>
+          <w:shd w:fill="FF4000" w:val="clear"/>
+          <w:lang w:val="en-ZA" w:eastAsia="ja-JP" w:bidi="ar-SA"/>
+          <w:rPrChange w:id="0" w:author="Unknown Author" w:date="2026-03-29T04:55:56Z">
+            <w:rPr>
+              <w:kern w:val="0"/>
+              <w:szCs w:val="24"/>
+            </w:rPr>
+          </w:rPrChange>
+        </w:rPr>
+        <w:t xml:space="preserve">emperature observations. </w:t>
+      </w:r>
+      <w:commentRangeStart w:id="17"/>
+      <w:r>
+        <w:rPr>
+          <w:rFonts w:ascii="Arial" w:hAnsi="Arial" w:eastAsia="Arial" w:cs="Arial"/>
+          <w:color w:val="000000"/>
+          <w:color w:val="000000"/>
+          <w:sz w:val="24"/>
+          <w:shd w:fill="FF4000" w:val="clear"/>
+          <w:lang w:val="en-ZA" w:eastAsia="ja-JP" w:bidi="ar-SA"/>
+          <w:rPrChange w:id="0" w:author="Unknown Author" w:date="2026-03-29T04:55:56Z">
+            <w:rPr>
+              <w:kern w:val="0"/>
+              <w:szCs w:val="24"/>
+            </w:rPr>
+          </w:rPrChange>
         </w:rPr>
         <w:t>These comparisons showed that the temperatures were matching overall and therefore were sound replacements for the empirical temperature observations and the missing gaps of temperature monitoring contained therein.</w:t>
       </w:r>
-      <w:commentRangeEnd w:id="16"/>
-      <w:r>
-        <w:commentReference w:id="16"/>
-      </w:r>
-      <w:r>
-        <w:rPr>
-          <w:color w:val="000000"/>
+      <w:commentRangeEnd w:id="17"/>
+      <w:r>
+        <w:commentReference w:id="17"/>
+      </w:r>
+      <w:r>
+        <w:rPr>
+          <w:rFonts w:ascii="Arial" w:hAnsi="Arial" w:eastAsia="Arial" w:cs="Arial"/>
+          <w:color w:val="000000"/>
+          <w:color w:val="000000"/>
+          <w:sz w:val="24"/>
+          <w:shd w:fill="FF4000" w:val="clear"/>
+          <w:lang w:val="en-ZA" w:eastAsia="ja-JP" w:bidi="ar-SA"/>
+          <w:rPrChange w:id="0" w:author="Unknown Author" w:date="2026-03-29T04:55:56Z">
+            <w:rPr>
+              <w:kern w:val="0"/>
+              <w:szCs w:val="24"/>
+            </w:rPr>
+          </w:rPrChange>
         </w:rPr>
       </w:r>
     </w:p>
     <w:p>
       <w:pPr>
         <w:pStyle w:val="Normal"/>
-        <w:pBdr/>
         <w:spacing w:lineRule="auto" w:line="360" w:before="0" w:after="140"/>
         <w:rPr>
-          <w:color w:val="000000"/>
-        </w:rPr>
-      </w:pPr>
-      <w:commentRangeStart w:id="17"/>
-      <w:r>
-        <w:rPr>
-          <w:color w:val="000000"/>
+          <w:highlight w:val="none"/>
+          <w:shd w:fill="FF4000" w:val="clear"/>
+        </w:rPr>
+      </w:pPr>
+      <w:commentRangeStart w:id="18"/>
+      <w:r>
+        <w:rPr>
+          <w:rFonts w:ascii="Arial" w:hAnsi="Arial" w:eastAsia="Arial" w:cs="Arial"/>
+          <w:color w:val="000000"/>
+          <w:color w:val="000000"/>
+          <w:sz w:val="24"/>
+          <w:shd w:fill="FF4000" w:val="clear"/>
+          <w:lang w:val="en-ZA" w:eastAsia="ja-JP" w:bidi="ar-SA"/>
+          <w:rPrChange w:id="0" w:author="Unknown Author" w:date="2026-03-29T04:55:56Z">
+            <w:rPr>
+              <w:kern w:val="0"/>
+              <w:szCs w:val="24"/>
+            </w:rPr>
+          </w:rPrChange>
         </w:rPr>
         <w:t xml:space="preserve">The meteorological data were also utilised to extract the hourly precipitation over time per replicate along with the temperature modelling. All of these data were extracted and analysed using R and the “MCERA5” package </w:t>
       </w:r>
@@ -7066,71 +7062,164 @@
       <w:r>
         <w:rPr>
           <w:color w:val="000000"/>
+          <w:shd w:fill="FF4000" w:val="clear"/>
         </w:rPr>
         <w:instrText xml:space="preserve">ADDIN ZOTERO_ITEM CSL_CITATION {"citationID":"Dc2MM6sq","properties":{"formattedCitation":"(Klinges {\\i{}et al.}, 2022)","plainCitation":"(Klinges et al., 2022)","noteIndex":0},"citationItems":[{"id":80,"uris":["http://zotero.org/users/9696131/items/NHCQZ7JU"],"itemData":{"id":80,"type":"article-journal","abstract":"Abstract\n            \n              \n                \n                  Microclimate models predict temperature and other meteorological variables at scales relevant to individual organisms. The broad application of microclimate models requires gridded macroclimatic variables as input. However, the spatial and temporal resolution of such inputs can be a limiting factor on the accuracy of microclimate predictions. Due to its fine resolution and accuracy, the ERA5 reanalysis dataset is emerging as the favoured resource for global historical weather and climate data and has great potential for aiding microclimate modelling.\n                \n                \n                  \n                    Here we describe\n                    mcera5\n                    , an R language package that provides convenient access to, and wrangling of, the ERA5 climate datasets for use in microclimate models. Through this package, we provide functions to query ERA5 data for desired spatial and temporal extents, to correct for spatial biases and process outputs for easy interpretation by ecologists, thereby allowing faster and more accurate microclimate predictions.\n                  \n                \n                \n                  \n                    By validating with empirical observations from multiple biomes globally, we demonstrate that the use of ERA5 climate forcing via\n                    mcera5\n                    improves the prediction accuracy of soil moisture, air temperature and relative humidity as compared to forcing with other globally available data and offers comparable performance when predicting soil temperatures.\n                  \n                \n                \n                  \n                    Through the provision of fine‐resolution ERA5 data, the\n                    mcera5\n                    package fits into an ecosystem of tools for modelling microclimate in a spatio‐temporally explicit fashion, advancing our ability to efficiently predict microclimate for any place on Earth for the past, present or future. The package also provides convenient access to ERA5 datasets for a range of other applications.","container-title":"Methods in Ecology and Evolution","DOI":"10.1111/2041-210X.13877","ISSN":"2041-210X, 2041-210X","issue":"7","journalAbbreviation":"Methods Ecol Evol","language":"en","page":"1402-1411","source":"DOI.org (Crossref)","title":"&lt;span style=\"font-variant:small-caps;\"&gt;mcera5&lt;/span&gt; : Driving microclimate models with ERA5 global gridded climate data","title-short":"&lt;span style=\"font-variant","volume":"13","author":[{"family":"Klinges","given":"David H."},{"family":"Duffy","given":"James P."},{"family":"Kearney","given":"Michael R."},{"family":"Maclean","given":"Ilya M. D."}],"issued":{"date-parts":[["2022",7]]}}}],"schema":"https://github.com/citation-style-language/schema/raw/master/csl-citation.json"}</w:instrText>
       </w:r>
       <w:r>
         <w:rPr>
-          <w:color w:val="000000"/>
-        </w:rPr>
-      </w:r>
-      <w:r>
-        <w:rPr>
-          <w:color w:val="000000"/>
+          <w:rFonts w:ascii="Arial" w:hAnsi="Arial" w:eastAsia="Arial" w:cs="Arial"/>
+          <w:color w:val="000000"/>
+          <w:color w:val="000000"/>
+          <w:sz w:val="24"/>
+          <w:shd w:fill="FF4000" w:val="clear"/>
+          <w:lang w:val="en-ZA" w:eastAsia="ja-JP" w:bidi="ar-SA"/>
+          <w:rPrChange w:id="0" w:author="Unknown Author" w:date="2026-03-29T04:55:56Z">
+            <w:rPr>
+              <w:kern w:val="0"/>
+              <w:szCs w:val="24"/>
+            </w:rPr>
+          </w:rPrChange>
+        </w:rPr>
+      </w:r>
+      <w:r>
+        <w:rPr>
+          <w:color w:val="000000"/>
+          <w:shd w:fill="FF4000" w:val="clear"/>
         </w:rPr>
         <w:fldChar w:fldCharType="separate"/>
       </w:r>
       <w:r>
         <w:rPr>
-          <w:color w:val="000000"/>
-        </w:rPr>
-      </w:r>
-      <w:r>
-        <w:rPr/>
+          <w:rFonts w:ascii="Arial" w:hAnsi="Arial" w:eastAsia="Arial" w:cs="Arial"/>
+          <w:color w:val="000000"/>
+          <w:color w:val="000000"/>
+          <w:sz w:val="24"/>
+          <w:shd w:fill="FF4000" w:val="clear"/>
+          <w:lang w:val="en-ZA" w:eastAsia="ja-JP" w:bidi="ar-SA"/>
+          <w:rPrChange w:id="0" w:author="Unknown Author" w:date="2026-03-29T04:55:56Z">
+            <w:rPr>
+              <w:kern w:val="0"/>
+              <w:szCs w:val="24"/>
+            </w:rPr>
+          </w:rPrChange>
+        </w:rPr>
+      </w:r>
+      <w:r>
+        <w:rPr>
+          <w:rFonts w:ascii="Arial" w:hAnsi="Arial" w:eastAsia="Arial" w:cs="Arial"/>
+          <w:color w:val="auto"/>
+          <w:sz w:val="24"/>
+          <w:shd w:fill="FF4000" w:val="clear"/>
+          <w:lang w:val="en-ZA" w:eastAsia="ja-JP" w:bidi="ar-SA"/>
+          <w:rPrChange w:id="0" w:author="Unknown Author" w:date="2026-03-29T04:55:56Z">
+            <w:rPr>
+              <w:kern w:val="0"/>
+              <w:szCs w:val="24"/>
+            </w:rPr>
+          </w:rPrChange>
+        </w:rPr>
         <w:t xml:space="preserve">(Klinges </w:t>
       </w:r>
       <w:r>
         <w:rPr>
+          <w:rFonts w:ascii="Arial" w:hAnsi="Arial" w:eastAsia="Arial" w:cs="Arial"/>
           <w:i/>
           <w:iCs/>
+          <w:color w:val="auto"/>
+          <w:sz w:val="24"/>
+          <w:shd w:fill="FF4000" w:val="clear"/>
+          <w:lang w:val="en-ZA" w:eastAsia="ja-JP" w:bidi="ar-SA"/>
+          <w:rPrChange w:id="0" w:author="Unknown Author" w:date="2026-03-29T04:55:56Z">
+            <w:rPr>
+              <w:kern w:val="0"/>
+              <w:szCs w:val="24"/>
+              <w:iCs/>
+            </w:rPr>
+          </w:rPrChange>
         </w:rPr>
         <w:t>et al.</w:t>
       </w:r>
       <w:r>
-        <w:rPr/>
+        <w:rPr>
+          <w:rFonts w:ascii="Arial" w:hAnsi="Arial" w:eastAsia="Arial" w:cs="Arial"/>
+          <w:color w:val="auto"/>
+          <w:sz w:val="24"/>
+          <w:shd w:fill="FF4000" w:val="clear"/>
+          <w:lang w:val="en-ZA" w:eastAsia="ja-JP" w:bidi="ar-SA"/>
+          <w:rPrChange w:id="0" w:author="Unknown Author" w:date="2026-03-29T04:55:56Z">
+            <w:rPr>
+              <w:kern w:val="0"/>
+              <w:szCs w:val="24"/>
+            </w:rPr>
+          </w:rPrChange>
+        </w:rPr>
         <w:t>, 2022)</w:t>
       </w:r>
       <w:r>
         <w:rPr>
-          <w:color w:val="000000"/>
-        </w:rPr>
-      </w:r>
-      <w:r>
-        <w:rPr>
-          <w:color w:val="000000"/>
+          <w:rFonts w:ascii="Arial" w:hAnsi="Arial" w:eastAsia="Arial" w:cs="Arial"/>
+          <w:color w:val="000000"/>
+          <w:color w:val="000000"/>
+          <w:sz w:val="24"/>
+          <w:shd w:fill="FF4000" w:val="clear"/>
+          <w:lang w:val="en-ZA" w:eastAsia="ja-JP" w:bidi="ar-SA"/>
+          <w:rPrChange w:id="0" w:author="Unknown Author" w:date="2026-03-29T04:55:56Z">
+            <w:rPr>
+              <w:kern w:val="0"/>
+              <w:szCs w:val="24"/>
+            </w:rPr>
+          </w:rPrChange>
+        </w:rPr>
+      </w:r>
+      <w:r>
+        <w:rPr>
+          <w:color w:val="000000"/>
+          <w:shd w:fill="FF4000" w:val="clear"/>
         </w:rPr>
         <w:fldChar w:fldCharType="end"/>
       </w:r>
       <w:r>
         <w:rPr>
-          <w:color w:val="000000"/>
+          <w:rFonts w:ascii="Arial" w:hAnsi="Arial" w:eastAsia="Arial" w:cs="Arial"/>
+          <w:color w:val="000000"/>
+          <w:color w:val="000000"/>
+          <w:sz w:val="24"/>
+          <w:shd w:fill="FF4000" w:val="clear"/>
+          <w:lang w:val="en-ZA" w:eastAsia="ja-JP" w:bidi="ar-SA"/>
+          <w:rPrChange w:id="0" w:author="Unknown Author" w:date="2026-03-29T04:55:56Z">
+            <w:rPr>
+              <w:kern w:val="0"/>
+              <w:szCs w:val="24"/>
+            </w:rPr>
+          </w:rPrChange>
         </w:rPr>
         <w:t>.</w:t>
       </w:r>
-      <w:commentRangeEnd w:id="17"/>
-      <w:r>
-        <w:commentReference w:id="17"/>
-      </w:r>
-      <w:r>
-        <w:rPr>
-          <w:color w:val="000000"/>
+      <w:commentRangeEnd w:id="18"/>
+      <w:r>
+        <w:commentReference w:id="18"/>
+      </w:r>
+      <w:r>
+        <w:rPr>
+          <w:rFonts w:ascii="Arial" w:hAnsi="Arial" w:eastAsia="Arial" w:cs="Arial"/>
+          <w:color w:val="000000"/>
+          <w:color w:val="000000"/>
+          <w:sz w:val="24"/>
+          <w:shd w:fill="FF4000" w:val="clear"/>
+          <w:lang w:val="en-ZA" w:eastAsia="ja-JP" w:bidi="ar-SA"/>
+          <w:rPrChange w:id="0" w:author="Unknown Author" w:date="2026-03-29T04:55:56Z">
+            <w:rPr>
+              <w:kern w:val="0"/>
+              <w:szCs w:val="24"/>
+            </w:rPr>
+          </w:rPrChange>
         </w:rPr>
       </w:r>
     </w:p>
     <w:p>
       <w:pPr>
         <w:pStyle w:val="Normal"/>
-        <w:pBdr/>
         <w:spacing w:lineRule="auto" w:line="360" w:before="0" w:after="140"/>
         <w:rPr>
           <w:color w:val="000000"/>
@@ -7140,21 +7229,31 @@
         <w:rPr>
           <w:color w:val="000000"/>
         </w:rPr>
-        <w:t>Utilising the CapeNature database</w:t>
-      </w:r>
-      <w:ins w:id="290" w:author="Charlene Janion-Scheepers" w:date="2026-03-20T15:12:00Z">
-        <w:r>
-          <w:rPr>
-            <w:color w:val="000000"/>
-          </w:rPr>
-          <w:t xml:space="preserve"> (REF?)</w:t>
-        </w:r>
-      </w:ins>
-      <w:r>
-        <w:rPr>
-          <w:color w:val="000000"/>
-        </w:rPr>
-        <w:t xml:space="preserve">, a list of historical fires that had occurred within the bounds of the study area were compiled. The extent of each fire and its date were stored using spatial polygons through the “sf” package in R </w:t>
+        <w:t xml:space="preserve">Utilising the CapeNature </w:t>
+      </w:r>
+      <w:r>
+        <w:rPr>
+          <w:rFonts w:ascii="Arial" w:hAnsi="Arial" w:eastAsia="Arial" w:cs="Arial"/>
+          <w:color w:val="000000"/>
+          <w:color w:val="000000"/>
+          <w:sz w:val="24"/>
+          <w:shd w:fill="FF4000" w:val="clear"/>
+          <w:lang w:val="en-ZA" w:eastAsia="ja-JP" w:bidi="ar-SA"/>
+          <w:rPrChange w:id="0" w:author="Unknown Author" w:date="2026-03-29T05:01:20Z">
+            <w:rPr>
+              <w:kern w:val="0"/>
+              <w:shd w:fill="FF4000" w:val="clear"/>
+              <w:szCs w:val="24"/>
+            </w:rPr>
+          </w:rPrChange>
+        </w:rPr>
+        <w:t>database (REF?),</w:t>
+      </w:r>
+      <w:r>
+        <w:rPr>
+          <w:color w:val="000000"/>
+        </w:rPr>
+        <w:t xml:space="preserve"> a list of historical fires that had occurred within the bounds of the study area were compiled. The extent of each fire and its date were stored using spatial polygons through the “sf” package in R </w:t>
       </w:r>
       <w:r>
         <w:fldChar w:fldCharType="begin"/>
@@ -7212,7 +7311,7 @@
         </w:rPr>
         <w:t xml:space="preserve"> attributed to each pitfall trap using the GPS co</w:t>
       </w:r>
-      <w:del w:id="291" w:author="Charlene Janion-Scheepers" w:date="2026-03-20T15:12:00Z">
+      <w:del w:id="298" w:author="Charlene Janion-Scheepers" w:date="2026-03-20T15:12:00Z">
         <w:r>
           <w:rPr>
             <w:color w:val="000000"/>
@@ -7226,7 +7325,7 @@
         </w:rPr>
         <w:t>ordinates of the trap. Through cross-referencing the site co</w:t>
       </w:r>
-      <w:del w:id="292" w:author="Charlene Janion-Scheepers" w:date="2026-03-20T15:13:00Z">
+      <w:del w:id="299" w:author="Charlene Janion-Scheepers" w:date="2026-03-20T15:13:00Z">
         <w:r>
           <w:rPr>
             <w:color w:val="000000"/>
@@ -7251,13 +7350,13 @@
         <w:spacing w:lineRule="auto" w:line="360"/>
         <w:rPr/>
       </w:pPr>
-      <w:del w:id="293" w:author="Charlene Janion-Scheepers" w:date="2026-03-20T15:13:00Z">
+      <w:del w:id="300" w:author="Charlene Janion-Scheepers" w:date="2026-03-20T15:13:00Z">
         <w:r>
           <w:rPr/>
           <w:delText xml:space="preserve">Data </w:delText>
         </w:r>
       </w:del>
-      <w:ins w:id="294" w:author="Charlene Janion-Scheepers" w:date="2026-03-20T15:13:00Z">
+      <w:ins w:id="301" w:author="Charlene Janion-Scheepers" w:date="2026-03-20T15:13:00Z">
         <w:r>
           <w:rPr/>
           <w:t xml:space="preserve">Statistical </w:t>
@@ -7271,7 +7370,6 @@
     <w:p>
       <w:pPr>
         <w:pStyle w:val="Normal"/>
-        <w:pBdr/>
         <w:spacing w:lineRule="auto" w:line="360" w:before="0" w:after="140"/>
         <w:rPr>
           <w:color w:val="000000"/>
@@ -7283,7 +7381,7 @@
         </w:rPr>
         <w:t>All data analyses, except for the calculation of slope and aspect based on GPS co</w:t>
       </w:r>
-      <w:del w:id="295" w:author="Charlene Janion-Scheepers" w:date="2026-03-20T15:13:00Z">
+      <w:del w:id="302" w:author="Charlene Janion-Scheepers" w:date="2026-03-20T15:13:00Z">
         <w:r>
           <w:rPr>
             <w:color w:val="000000"/>
@@ -7343,7 +7441,7 @@
         </w:rPr>
         <w:t xml:space="preserve">. </w:t>
       </w:r>
-      <w:del w:id="296" w:author="Charlene Janion-Scheepers" w:date="2026-03-20T15:13:00Z">
+      <w:del w:id="303" w:author="Charlene Janion-Scheepers" w:date="2026-03-20T15:13:00Z">
         <w:r>
           <w:rPr>
             <w:color w:val="000000"/>
@@ -7357,7 +7455,7 @@
         </w:rPr>
         <w:t xml:space="preserve">For the October 2022 and March 2023 samples, all of the beetles were compared to each other visually using bar charts and </w:t>
       </w:r>
-      <w:commentRangeStart w:id="18"/>
+      <w:commentRangeStart w:id="19"/>
       <w:r>
         <w:rPr>
           <w:color w:val="000000"/>
@@ -7369,9 +7467,9 @@
           <w:color w:val="000000"/>
         </w:rPr>
       </w:r>
-      <w:commentRangeEnd w:id="18"/>
-      <w:r>
-        <w:commentReference w:id="18"/>
+      <w:commentRangeEnd w:id="19"/>
+      <w:r>
+        <w:commentReference w:id="19"/>
       </w:r>
       <w:r>
         <w:rPr>
@@ -7383,7 +7481,6 @@
     <w:p>
       <w:pPr>
         <w:pStyle w:val="Normal"/>
-        <w:pBdr/>
         <w:spacing w:lineRule="auto" w:line="360" w:before="0" w:after="140"/>
         <w:rPr>
           <w:color w:val="000000"/>
@@ -7395,7 +7492,7 @@
         </w:rPr>
         <w:t>Redundancy analysis (RDA) was used to examine the relationships between the beetle sampling and assemblage structure with the environmental variables. RDA was performed on the historical beetle comparisons, the current seasonal comparisons, as well as the October 2022 sampling season</w:t>
       </w:r>
-      <w:del w:id="297" w:author="Charlene Janion-Scheepers" w:date="2026-03-20T15:14:00Z">
+      <w:del w:id="304" w:author="Charlene Janion-Scheepers" w:date="2026-03-20T15:14:00Z">
         <w:r>
           <w:rPr>
             <w:color w:val="000000"/>
@@ -7413,7 +7510,6 @@
     <w:p>
       <w:pPr>
         <w:pStyle w:val="Normal"/>
-        <w:pBdr/>
         <w:spacing w:lineRule="auto" w:line="360" w:before="0" w:after="140"/>
         <w:rPr>
           <w:color w:val="000000"/>
@@ -7475,7 +7571,6 @@
     <w:p>
       <w:pPr>
         <w:pStyle w:val="Normal"/>
-        <w:pBdr/>
         <w:spacing w:lineRule="auto" w:line="360" w:before="0" w:after="140"/>
         <w:rPr>
           <w:color w:val="000000"/>
@@ -7491,7 +7586,6 @@
     <w:p>
       <w:pPr>
         <w:pStyle w:val="Normal"/>
-        <w:pBdr/>
         <w:spacing w:lineRule="auto" w:line="360" w:before="0" w:after="140"/>
         <w:rPr>
           <w:color w:val="000000"/>
@@ -7507,7 +7601,6 @@
     <w:p>
       <w:pPr>
         <w:pStyle w:val="Normal"/>
-        <w:pBdr/>
         <w:spacing w:lineRule="auto" w:line="360" w:before="0" w:after="140"/>
         <w:rPr>
           <w:color w:val="000000"/>
@@ -7569,7 +7662,6 @@
     <w:p>
       <w:pPr>
         <w:pStyle w:val="Normal"/>
-        <w:pBdr/>
         <w:spacing w:lineRule="auto" w:line="360" w:before="0" w:after="140"/>
         <w:rPr>
           <w:color w:val="000000"/>
@@ -7613,7 +7705,6 @@
     <w:p>
       <w:pPr>
         <w:pStyle w:val="Normal"/>
-        <w:pBdr/>
         <w:spacing w:lineRule="auto" w:line="360" w:before="0" w:after="140"/>
         <w:rPr>
           <w:color w:val="000000"/>
@@ -7629,7 +7720,6 @@
     <w:p>
       <w:pPr>
         <w:pStyle w:val="Normal"/>
-        <w:pBdr/>
         <w:spacing w:lineRule="auto" w:line="360" w:before="0" w:after="140"/>
         <w:rPr>
           <w:color w:val="000000"/>
@@ -7644,9 +7734,6 @@
         <w:t xml:space="preserve">Figure Q </w:t>
       </w:r>
       <w:r>
-        <w:rPr>
-          <w:color w:val="000000"/>
-        </w:rPr>
         <w:drawing>
           <wp:anchor distT="0" distB="0" distL="0" distR="0" simplePos="0" relativeHeight="7" behindDoc="0" locked="0" layoutInCell="0" allowOverlap="1">
             <wp:simplePos x="0" y="0"/>
@@ -7704,7 +7791,6 @@
     <w:p>
       <w:pPr>
         <w:pStyle w:val="Normal"/>
-        <w:pBdr/>
         <w:spacing w:lineRule="auto" w:line="360" w:before="0" w:after="140"/>
         <w:rPr>
           <w:color w:val="000000"/>
@@ -7719,7 +7805,6 @@
     <w:p>
       <w:pPr>
         <w:pStyle w:val="Normal"/>
-        <w:pBdr/>
         <w:spacing w:lineRule="auto" w:line="360" w:before="0" w:after="140"/>
         <w:rPr>
           <w:color w:val="000000"/>
@@ -7735,7 +7820,6 @@
     <w:p>
       <w:pPr>
         <w:pStyle w:val="Normal"/>
-        <w:pBdr/>
         <w:spacing w:lineRule="auto" w:line="360" w:before="0" w:after="140"/>
         <w:rPr>
           <w:color w:val="000000"/>
@@ -7751,7 +7835,6 @@
     <w:p>
       <w:pPr>
         <w:pStyle w:val="Normal"/>
-        <w:pBdr/>
         <w:spacing w:lineRule="auto" w:line="360" w:before="0" w:after="140"/>
         <w:rPr>
           <w:color w:val="000000"/>
@@ -7799,8 +7882,8 @@
                           </pic:blipFill>
                           <pic:spPr>
                             <a:xfrm>
-                              <a:off x="0" y="3251880"/>
-                              <a:ext cx="6120000" cy="3069720"/>
+                              <a:off x="0" y="3252600"/>
+                              <a:ext cx="6120000" cy="3069000"/>
                             </a:xfrm>
                             <a:prstGeom prst="rect">
                               <a:avLst/>
@@ -7842,7 +7925,7 @@
                         <wps:spPr>
                           <a:xfrm>
                             <a:off x="330120" y="266760"/>
-                            <a:ext cx="473040" cy="385920"/>
+                            <a:ext cx="472320" cy="385560"/>
                           </a:xfrm>
                           <a:prstGeom prst="rect">
                             <a:avLst/>
@@ -7874,7 +7957,7 @@
                             </w:p>
                           </w:txbxContent>
                         </wps:txbx>
-                        <wps:bodyPr anchor="t">
+                        <wps:bodyPr lIns="0" tIns="0" rIns="0" bIns="0" anchor="t">
                           <a:noAutofit/>
                         </wps:bodyPr>
                       </wps:wsp>
@@ -7883,8 +7966,8 @@
                         <wps:cNvSpPr/>
                         <wps:spPr>
                           <a:xfrm>
-                            <a:off x="380880" y="3442320"/>
-                            <a:ext cx="473040" cy="385920"/>
+                            <a:off x="380880" y="3443040"/>
+                            <a:ext cx="472320" cy="385560"/>
                           </a:xfrm>
                           <a:prstGeom prst="rect">
                             <a:avLst/>
@@ -7916,7 +7999,7 @@
                             </w:p>
                           </w:txbxContent>
                         </wps:txbx>
-                        <wps:bodyPr anchor="t">
+                        <wps:bodyPr lIns="0" tIns="0" rIns="0" bIns="0" anchor="t">
                           <a:noAutofit/>
                         </wps:bodyPr>
                       </wps:wsp>
@@ -7949,7 +8032,7 @@
                     <v:path o:extrusionok="f" gradientshapeok="t" o:connecttype="rect"/>
                     <o:lock v:ext="edit" aspectratio="t"/>
                   </v:shapetype>
-                  <v:shape id="shape_0" stroked="f" o:allowincell="f" style="position:absolute;left:0;top:-4840;width:9637;height:4833;mso-wrap-style:none;v-text-anchor:middle;mso-position-vertical:top" type="_x0000_t75">
+                  <v:shape id="shape_0" stroked="f" o:allowincell="f" style="position:absolute;left:0;top:-4839;width:9637;height:4832;mso-wrap-style:none;v-text-anchor:middle;mso-position-vertical:top" type="_x0000_t75">
                     <v:imagedata r:id="rId7" o:detectmouseclick="t"/>
                     <v:stroke color="#3465a4" joinstyle="round" endcap="flat"/>
                     <w10:wrap type="square"/>
@@ -7960,7 +8043,7 @@
                     <w10:wrap type="square"/>
                   </v:shape>
                 </v:group>
-                <v:rect id="shape_0" fillcolor="white" stroked="f" o:allowincell="f" style="position:absolute;left:520;top:-9541;width:744;height:607;mso-wrap-style:square;v-text-anchor:top;mso-position-vertical:top">
+                <v:rect id="shape_0" fillcolor="white" stroked="f" o:allowincell="f" style="position:absolute;left:520;top:-9541;width:743;height:606;mso-wrap-style:square;v-text-anchor:top;mso-position-vertical:top">
                   <v:fill o:detectmouseclick="t" type="solid" color2="black"/>
                   <v:stroke color="#3465a4" weight="6480" joinstyle="round" endcap="flat"/>
                   <v:textbox>
@@ -7979,7 +8062,7 @@
                   </v:textbox>
                   <w10:wrap type="square"/>
                 </v:rect>
-                <v:rect id="shape_0" fillcolor="white" stroked="f" o:allowincell="f" style="position:absolute;left:600;top:-4540;width:744;height:607;mso-wrap-style:square;v-text-anchor:top;mso-position-vertical:top">
+                <v:rect id="shape_0" fillcolor="white" stroked="f" o:allowincell="f" style="position:absolute;left:600;top:-4539;width:743;height:606;mso-wrap-style:square;v-text-anchor:top;mso-position-vertical:top">
                   <v:fill o:detectmouseclick="t" type="solid" color2="black"/>
                   <v:stroke color="#3465a4" weight="6480" joinstyle="round" endcap="flat"/>
                   <v:textbox>
@@ -8021,7 +8104,6 @@
     <w:p>
       <w:pPr>
         <w:pStyle w:val="Normal"/>
-        <w:pBdr/>
         <w:spacing w:lineRule="auto" w:line="360" w:before="0" w:after="140"/>
         <w:rPr>
           <w:color w:val="000000"/>
@@ -8050,7 +8132,6 @@
     <w:p>
       <w:pPr>
         <w:pStyle w:val="Normal"/>
-        <w:pBdr/>
         <w:spacing w:lineRule="auto" w:line="360" w:before="0" w:after="140"/>
         <w:rPr>
           <w:color w:val="000000"/>
@@ -8066,7 +8147,6 @@
     <w:p>
       <w:pPr>
         <w:pStyle w:val="Normal"/>
-        <w:pBdr/>
         <w:spacing w:lineRule="auto" w:line="360" w:before="0" w:after="140"/>
         <w:rPr>
           <w:color w:val="000000"/>
@@ -8190,7 +8270,6 @@
     <w:p>
       <w:pPr>
         <w:pStyle w:val="Normal"/>
-        <w:pBdr/>
         <w:spacing w:lineRule="auto" w:line="360" w:before="0" w:after="140"/>
         <w:rPr>
           <w:color w:val="000000"/>
@@ -8205,7 +8284,6 @@
     <w:p>
       <w:pPr>
         <w:pStyle w:val="Normal"/>
-        <w:pBdr/>
         <w:spacing w:lineRule="auto" w:line="360" w:before="0" w:after="140"/>
         <w:rPr>
           <w:color w:val="000000"/>
@@ -8221,7 +8299,6 @@
     <w:p>
       <w:pPr>
         <w:pStyle w:val="Normal"/>
-        <w:pBdr/>
         <w:spacing w:lineRule="auto" w:line="360" w:before="0" w:after="140"/>
         <w:rPr>
           <w:b/>
@@ -8238,9 +8315,6 @@
         <w:t xml:space="preserve">Figure O </w:t>
       </w:r>
       <w:r>
-        <w:rPr>
-          <w:color w:val="000000"/>
-        </w:rPr>
         <w:drawing>
           <wp:anchor distT="0" distB="0" distL="0" distR="0" simplePos="0" relativeHeight="9" behindDoc="0" locked="0" layoutInCell="0" allowOverlap="1">
             <wp:simplePos x="0" y="0"/>
@@ -8298,7 +8372,6 @@
     <w:p>
       <w:pPr>
         <w:pStyle w:val="Normal"/>
-        <w:pBdr/>
         <w:spacing w:lineRule="auto" w:line="360" w:before="0" w:after="140"/>
         <w:rPr>
           <w:color w:val="000000"/>
@@ -8313,7 +8386,6 @@
     <w:p>
       <w:pPr>
         <w:pStyle w:val="Normal"/>
-        <w:pBdr/>
         <w:spacing w:lineRule="auto" w:line="360" w:before="0" w:after="140"/>
         <w:rPr>
           <w:color w:val="000000"/>
@@ -8339,7 +8411,7 @@
         <mc:AlternateContent>
           <mc:Choice Requires="wpg">
             <w:drawing>
-              <wp:anchor distT="0" distB="8890" distL="114300" distR="114300" simplePos="0" relativeHeight="10" behindDoc="0" locked="0" layoutInCell="0" allowOverlap="1" wp14:anchorId="6C1DF1E5">
+              <wp:anchor distT="0" distB="17780" distL="114300" distR="114300" simplePos="0" relativeHeight="10" behindDoc="0" locked="0" layoutInCell="0" allowOverlap="1" wp14:anchorId="6C1DF1E5">
                 <wp:simplePos x="0" y="0"/>
                 <wp:positionH relativeFrom="column">
                   <wp:posOffset>-3810</wp:posOffset>
@@ -8443,7 +8515,6 @@
     <w:p>
       <w:pPr>
         <w:pStyle w:val="Normal"/>
-        <w:pBdr/>
         <w:spacing w:lineRule="auto" w:line="360" w:before="0" w:after="140"/>
         <w:rPr>
           <w:b/>
@@ -8479,7 +8550,7 @@
         <w:spacing w:lineRule="auto" w:line="360" w:before="0" w:after="120"/>
         <w:rPr/>
       </w:pPr>
-      <w:commentRangeStart w:id="19"/>
+      <w:commentRangeStart w:id="20"/>
       <w:r>
         <w:rPr/>
         <w:t>Contemporary beetle assemblage and seasonal comparison</w:t>
@@ -8488,7 +8559,6 @@
     <w:p>
       <w:pPr>
         <w:pStyle w:val="Normal"/>
-        <w:pBdr/>
         <w:spacing w:lineRule="auto" w:line="360" w:before="0" w:after="140"/>
         <w:rPr>
           <w:color w:val="000000"/>
@@ -8505,9 +8575,9 @@
           <w:color w:val="000000"/>
         </w:rPr>
       </w:r>
-      <w:commentRangeEnd w:id="19"/>
-      <w:r>
-        <w:commentReference w:id="19"/>
+      <w:commentRangeEnd w:id="20"/>
+      <w:r>
+        <w:commentReference w:id="20"/>
       </w:r>
       <w:r>
         <w:rPr>
@@ -8515,7 +8585,7 @@
         </w:rPr>
         <w:t xml:space="preserve">(October 2022 and March 2023), a total of 42 beetle species were collected from the three families that were being studied, with a total of 1,633 individual beetles being present in the sample (1589 from October and 44 from March). Thirty-four of the species belonged to the Tenebrionidae, six species </w:t>
       </w:r>
-      <w:del w:id="298" w:author="Charlene Janion-Scheepers" w:date="2026-03-20T15:18:00Z">
+      <w:del w:id="305" w:author="Charlene Janion-Scheepers" w:date="2026-03-20T15:18:00Z">
         <w:r>
           <w:rPr>
             <w:color w:val="000000"/>
@@ -8529,7 +8599,7 @@
         </w:rPr>
         <w:t xml:space="preserve">to Carabidae, and two </w:t>
       </w:r>
-      <w:del w:id="299" w:author="Charlene Janion-Scheepers" w:date="2026-03-20T15:18:00Z">
+      <w:del w:id="306" w:author="Charlene Janion-Scheepers" w:date="2026-03-20T15:18:00Z">
         <w:r>
           <w:rPr>
             <w:color w:val="000000"/>
@@ -8543,7 +8613,7 @@
         </w:rPr>
         <w:t>to Cicindelidae. All 42 of the identified species were present in the October sample, however only five of these species were present in the March sample (Appendix S1). The highest mean abundance was observed in the Ericaceous Fynbos, with the Succulent Karoo site having the second highest mean abundance, and the Proteoid and Restioid Fynbos sites having similar mean abundances to each other. The lowest mean abundance was observed in the Strandveld and Alpine Fynbos sites. The mean species richness was similar across all of the different vegetation types, with the Proteoid Fynbos sites having the highest richness (</w:t>
       </w:r>
-      <w:commentRangeStart w:id="20"/>
+      <w:commentRangeStart w:id="21"/>
       <w:r>
         <w:rPr>
           <w:color w:val="000000"/>
@@ -8555,9 +8625,9 @@
           <w:color w:val="000000"/>
         </w:rPr>
       </w:r>
-      <w:commentRangeEnd w:id="20"/>
-      <w:r>
-        <w:commentReference w:id="20"/>
+      <w:commentRangeEnd w:id="21"/>
+      <w:r>
+        <w:commentReference w:id="21"/>
       </w:r>
       <w:r>
         <w:rPr>
@@ -8569,7 +8639,6 @@
     <w:p>
       <w:pPr>
         <w:pStyle w:val="Normal"/>
-        <w:pBdr/>
         <w:spacing w:lineRule="auto" w:line="360" w:before="0" w:after="140"/>
         <w:rPr>
           <w:color w:val="000000"/>
@@ -8599,7 +8668,6 @@
     <w:p>
       <w:pPr>
         <w:pStyle w:val="Normal"/>
-        <w:pBdr/>
         <w:spacing w:lineRule="auto" w:line="360" w:before="0" w:after="140"/>
         <w:rPr>
           <w:b/>
@@ -8607,7 +8675,7 @@
           <w:color w:val="000000"/>
         </w:rPr>
       </w:pPr>
-      <w:commentRangeStart w:id="21"/>
+      <w:commentRangeStart w:id="22"/>
       <w:r>
         <w:rPr>
           <w:b/>
@@ -8669,9 +8737,9 @@
           <w:color w:val="000000"/>
         </w:rPr>
       </w:r>
-      <w:commentRangeEnd w:id="21"/>
-      <w:r>
-        <w:commentReference w:id="21"/>
+      <w:commentRangeEnd w:id="22"/>
+      <w:r>
+        <w:commentReference w:id="22"/>
       </w:r>
       <w:r>
         <w:rPr>
@@ -8688,7 +8756,6 @@
         <w:t>(a) Species richness, and (b) mean abundance across the different vegetation types present in the transect, separated by season.</w:t>
       </w:r>
       <w:r>
-        <w:rPr/>
         <w:drawing>
           <wp:anchor distT="0" distB="0" distL="0" distR="0" simplePos="0" relativeHeight="11" behindDoc="0" locked="0" layoutInCell="0" allowOverlap="1">
             <wp:simplePos x="0" y="0"/>
@@ -8744,7 +8811,6 @@
     <w:p>
       <w:pPr>
         <w:pStyle w:val="Normal"/>
-        <w:pBdr/>
         <w:spacing w:lineRule="auto" w:line="360" w:before="0" w:after="140"/>
         <w:rPr>
           <w:color w:val="000000"/>
@@ -8768,7 +8834,6 @@
     <w:p>
       <w:pPr>
         <w:pStyle w:val="Normal"/>
-        <w:pBdr/>
         <w:spacing w:lineRule="auto" w:line="360" w:before="0" w:after="140"/>
         <w:rPr>
           <w:color w:val="000000"/>
@@ -8783,7 +8848,6 @@
     <w:p>
       <w:pPr>
         <w:pStyle w:val="Normal"/>
-        <w:pBdr/>
         <w:spacing w:lineRule="auto" w:line="360" w:before="0" w:after="140"/>
         <w:rPr>
           <w:color w:val="000000"/>
@@ -8799,7 +8863,6 @@
     <w:p>
       <w:pPr>
         <w:pStyle w:val="Normal"/>
-        <w:pBdr/>
         <w:spacing w:lineRule="auto" w:line="360" w:before="0" w:after="140"/>
         <w:rPr>
           <w:color w:val="000000"/>
@@ -8815,7 +8878,6 @@
     <w:p>
       <w:pPr>
         <w:pStyle w:val="Normal"/>
-        <w:pBdr/>
         <w:spacing w:lineRule="auto" w:line="360" w:before="0" w:after="140"/>
         <w:rPr>
           <w:color w:val="000000"/>
@@ -8831,7 +8893,6 @@
     <w:p>
       <w:pPr>
         <w:pStyle w:val="Normal"/>
-        <w:pBdr/>
         <w:spacing w:lineRule="auto" w:line="360" w:before="0" w:after="140"/>
         <w:rPr>
           <w:color w:val="000000"/>
@@ -8847,7 +8908,6 @@
     <w:p>
       <w:pPr>
         <w:pStyle w:val="Normal"/>
-        <w:pBdr/>
         <w:spacing w:lineRule="auto" w:line="360" w:before="0" w:after="140"/>
         <w:rPr>
           <w:color w:val="000000"/>
@@ -8862,7 +8922,6 @@
     <w:p>
       <w:pPr>
         <w:pStyle w:val="Normal"/>
-        <w:pBdr/>
         <w:spacing w:lineRule="auto" w:line="360" w:before="0" w:after="140"/>
         <w:rPr>
           <w:b/>
@@ -8874,7 +8933,7 @@
         <mc:AlternateContent>
           <mc:Choice Requires="wpg">
             <w:drawing>
-              <wp:anchor distT="0" distB="9525" distL="114300" distR="114300" simplePos="0" relativeHeight="12" behindDoc="0" locked="0" layoutInCell="0" allowOverlap="1" wp14:anchorId="274FFCAE">
+              <wp:anchor distT="0" distB="18415" distL="114300" distR="114300" simplePos="0" relativeHeight="12" behindDoc="0" locked="0" layoutInCell="0" allowOverlap="1" wp14:anchorId="274FFCAE">
                 <wp:simplePos x="0" y="0"/>
                 <wp:positionH relativeFrom="column">
                   <wp:posOffset>-3810</wp:posOffset>
@@ -8910,7 +8969,7 @@
                         <pic:spPr>
                           <a:xfrm>
                             <a:off x="0" y="0"/>
-                            <a:ext cx="6120000" cy="3441600"/>
+                            <a:ext cx="6120000" cy="3441240"/>
                           </a:xfrm>
                           <a:prstGeom prst="rect">
                             <a:avLst/>
@@ -8932,8 +8991,8 @@
                         </pic:blipFill>
                         <pic:spPr>
                           <a:xfrm>
-                            <a:off x="0" y="3597120"/>
-                            <a:ext cx="6120000" cy="3441600"/>
+                            <a:off x="0" y="3597840"/>
+                            <a:ext cx="6120000" cy="3441240"/>
                           </a:xfrm>
                           <a:prstGeom prst="rect">
                             <a:avLst/>
@@ -8952,13 +9011,13 @@
           </mc:Choice>
           <mc:Fallback>
             <w:pict>
-              <v:group id="shape_0" alt="Group 10" style="position:absolute;margin-left:-0.3pt;margin-top:0pt;width:481.9pt;height:554.25pt" coordorigin="-6,0" coordsize="9638,11085">
-                <v:shape id="shape_0" stroked="f" o:allowincell="f" style="position:absolute;left:-6;top:0;width:9637;height:5419;mso-wrap-style:none;v-text-anchor:middle" type="_x0000_t75">
+              <v:group id="shape_0" alt="Group 10" style="position:absolute;margin-left:-0.3pt;margin-top:0.05pt;width:481.9pt;height:554.25pt" coordorigin="-6,1" coordsize="9638,11085">
+                <v:shape id="shape_0" stroked="f" o:allowincell="f" style="position:absolute;left:-6;top:1;width:9637;height:5418;mso-wrap-style:none;v-text-anchor:middle" type="_x0000_t75">
                   <v:imagedata r:id="rId22" o:detectmouseclick="t"/>
                   <v:stroke color="#3465a4" joinstyle="round" endcap="flat"/>
                   <w10:wrap type="topAndBottom"/>
                 </v:shape>
-                <v:shape id="shape_0" stroked="f" o:allowincell="f" style="position:absolute;left:-6;top:5665;width:9637;height:5419;mso-wrap-style:none;v-text-anchor:middle" type="_x0000_t75">
+                <v:shape id="shape_0" stroked="f" o:allowincell="f" style="position:absolute;left:-6;top:5667;width:9637;height:5418;mso-wrap-style:none;v-text-anchor:middle" type="_x0000_t75">
                   <v:imagedata r:id="rId23" o:detectmouseclick="t"/>
                   <v:stroke color="#3465a4" joinstyle="round" endcap="flat"/>
                   <w10:wrap type="topAndBottom"/>
@@ -8996,7 +9055,6 @@
     <w:p>
       <w:pPr>
         <w:pStyle w:val="Normal"/>
-        <w:pBdr/>
         <w:spacing w:lineRule="auto" w:line="360" w:before="0" w:after="140"/>
         <w:rPr>
           <w:color w:val="000000"/>
@@ -9011,7 +9069,6 @@
     <w:p>
       <w:pPr>
         <w:pStyle w:val="Normal"/>
-        <w:pBdr/>
         <w:spacing w:lineRule="auto" w:line="360" w:before="0" w:after="140"/>
         <w:rPr>
           <w:b/>
@@ -9079,7 +9136,7 @@
         </w:rPr>
         <w:t xml:space="preserve">nMDS plot of (a) mean species abundance, and (b) species presence, compared between the </w:t>
       </w:r>
-      <w:commentRangeStart w:id="22"/>
+      <w:commentRangeStart w:id="23"/>
       <w:r>
         <w:rPr>
           <w:color w:val="000000"/>
@@ -9091,14 +9148,11 @@
           <w:color w:val="000000"/>
         </w:rPr>
       </w:r>
-      <w:commentRangeEnd w:id="22"/>
-      <w:r>
-        <w:commentReference w:id="22"/>
-      </w:r>
-      <w:r>
-        <w:rPr>
-          <w:color w:val="000000"/>
-        </w:rPr>
+      <w:commentRangeEnd w:id="23"/>
+      <w:r>
+        <w:commentReference w:id="23"/>
+      </w:r>
+      <w:r>
         <w:drawing>
           <wp:anchor distT="0" distB="0" distL="0" distR="0" simplePos="0" relativeHeight="15" behindDoc="0" locked="0" layoutInCell="0" allowOverlap="1">
             <wp:simplePos x="0" y="0"/>
@@ -9159,7 +9213,6 @@
     <w:p>
       <w:pPr>
         <w:pStyle w:val="Normal"/>
-        <w:pBdr/>
         <w:spacing w:lineRule="auto" w:line="360" w:before="0" w:after="140"/>
         <w:rPr>
           <w:b/>
@@ -9167,7 +9220,7 @@
           <w:color w:val="000000"/>
         </w:rPr>
       </w:pPr>
-      <w:commentRangeStart w:id="23"/>
+      <w:commentRangeStart w:id="24"/>
       <w:r>
         <w:rPr>
           <w:b/>
@@ -9233,14 +9286,11 @@
           <w:color w:val="000000"/>
         </w:rPr>
       </w:r>
-      <w:commentRangeEnd w:id="23"/>
-      <w:r>
-        <w:commentReference w:id="23"/>
-      </w:r>
-      <w:r>
-        <w:rPr>
-          <w:color w:val="000000"/>
-        </w:rPr>
+      <w:commentRangeEnd w:id="24"/>
+      <w:r>
+        <w:commentReference w:id="24"/>
+      </w:r>
+      <w:r>
         <w:drawing>
           <wp:anchor distT="0" distB="0" distL="0" distR="0" simplePos="0" relativeHeight="16" behindDoc="0" locked="0" layoutInCell="0" allowOverlap="1">
             <wp:simplePos x="0" y="0"/>
@@ -9301,7 +9351,6 @@
     <w:p>
       <w:pPr>
         <w:pStyle w:val="Normal"/>
-        <w:pBdr/>
         <w:spacing w:lineRule="auto" w:line="360" w:before="0" w:after="140"/>
         <w:rPr>
           <w:color w:val="000000"/>
@@ -9316,9 +9365,6 @@
         <w:t xml:space="preserve">Figure H </w:t>
       </w:r>
       <w:r>
-        <w:rPr>
-          <w:color w:val="000000"/>
-        </w:rPr>
         <w:drawing>
           <wp:anchor distT="0" distB="0" distL="0" distR="0" simplePos="0" relativeHeight="18" behindDoc="0" locked="0" layoutInCell="0" allowOverlap="1">
             <wp:simplePos x="0" y="0"/>
@@ -9422,7 +9468,6 @@
     <w:p>
       <w:pPr>
         <w:pStyle w:val="Normal"/>
-        <w:pBdr/>
         <w:spacing w:lineRule="auto" w:line="360" w:before="0" w:after="140"/>
         <w:rPr>
           <w:color w:val="000000"/>
@@ -9437,7 +9482,6 @@
     <w:p>
       <w:pPr>
         <w:pStyle w:val="Normal"/>
-        <w:pBdr/>
         <w:spacing w:lineRule="auto" w:line="360" w:before="0" w:after="140"/>
         <w:rPr>
           <w:b/>
@@ -9456,7 +9500,6 @@
     <w:p>
       <w:pPr>
         <w:pStyle w:val="Normal"/>
-        <w:pBdr/>
         <w:spacing w:lineRule="auto" w:line="360" w:before="0" w:after="140"/>
         <w:rPr>
           <w:b/>
@@ -9475,7 +9518,6 @@
     <w:p>
       <w:pPr>
         <w:pStyle w:val="Normal"/>
-        <w:pBdr/>
         <w:spacing w:lineRule="auto" w:line="360" w:before="0" w:after="140"/>
         <w:rPr>
           <w:b/>
@@ -9494,7 +9536,6 @@
     <w:p>
       <w:pPr>
         <w:pStyle w:val="Normal"/>
-        <w:pBdr/>
         <w:spacing w:lineRule="auto" w:line="360" w:before="0" w:after="140"/>
         <w:rPr>
           <w:color w:val="000000"/>
@@ -9514,7 +9555,7 @@
         </w:rPr>
         <w:t xml:space="preserve"> Mean species richness and abundance (± standard error) of </w:t>
       </w:r>
-      <w:del w:id="300" w:author="Charlene Janion-Scheepers" w:date="2026-03-20T15:22:00Z">
+      <w:del w:id="307" w:author="Charlene Janion-Scheepers" w:date="2026-03-20T15:22:00Z">
         <w:r>
           <w:rPr>
             <w:color w:val="000000"/>
@@ -9528,7 +9569,7 @@
         </w:rPr>
         <w:t xml:space="preserve">beetles identified from </w:t>
       </w:r>
-      <w:del w:id="301" w:author="Charlene Janion-Scheepers" w:date="2026-03-20T15:22:00Z">
+      <w:del w:id="308" w:author="Charlene Janion-Scheepers" w:date="2026-03-20T15:22:00Z">
         <w:r>
           <w:rPr>
             <w:color w:val="000000"/>
@@ -9542,7 +9583,7 @@
         </w:rPr>
         <w:t xml:space="preserve">October 2022 </w:t>
       </w:r>
-      <w:del w:id="302" w:author="Charlene Janion-Scheepers" w:date="2026-03-20T15:22:00Z">
+      <w:del w:id="309" w:author="Charlene Janion-Scheepers" w:date="2026-03-20T15:22:00Z">
         <w:r>
           <w:rPr>
             <w:color w:val="000000"/>
@@ -9573,15 +9614,15 @@
         <w:tblLook w:val="0000" w:noHBand="0" w:noVBand="0" w:firstColumn="0" w:lastRow="0" w:lastColumn="0" w:firstRow="0"/>
       </w:tblPr>
       <w:tblGrid>
-        <w:gridCol w:w="3420"/>
-        <w:gridCol w:w="3549"/>
+        <w:gridCol w:w="3419"/>
+        <w:gridCol w:w="3550"/>
         <w:gridCol w:w="2669"/>
       </w:tblGrid>
       <w:tr>
         <w:trPr/>
         <w:tc>
           <w:tcPr>
-            <w:tcW w:w="3420" w:type="dxa"/>
+            <w:tcW w:w="3419" w:type="dxa"/>
             <w:tcBorders>
               <w:top w:val="single" w:sz="6" w:space="0" w:color="000000"/>
               <w:bottom w:val="single" w:sz="4" w:space="0" w:color="000000"/>
@@ -9591,7 +9632,6 @@
           <w:p>
             <w:pPr>
               <w:pStyle w:val="Normal"/>
-              <w:pBdr/>
               <w:spacing w:lineRule="auto" w:line="360" w:before="0" w:after="140"/>
               <w:jc w:val="center"/>
               <w:rPr>
@@ -9608,7 +9648,7 @@
         </w:tc>
         <w:tc>
           <w:tcPr>
-            <w:tcW w:w="3549" w:type="dxa"/>
+            <w:tcW w:w="3550" w:type="dxa"/>
             <w:tcBorders>
               <w:top w:val="single" w:sz="6" w:space="0" w:color="000000"/>
               <w:bottom w:val="single" w:sz="4" w:space="0" w:color="000000"/>
@@ -9618,7 +9658,6 @@
           <w:p>
             <w:pPr>
               <w:pStyle w:val="Normal"/>
-              <w:pBdr/>
               <w:spacing w:lineRule="auto" w:line="360" w:before="0" w:after="140"/>
               <w:jc w:val="center"/>
               <w:rPr>
@@ -9635,7 +9674,6 @@
           <w:p>
             <w:pPr>
               <w:pStyle w:val="Normal"/>
-              <w:pBdr/>
               <w:spacing w:lineRule="auto" w:line="360" w:before="0" w:after="140"/>
               <w:jc w:val="center"/>
               <w:rPr>
@@ -9662,7 +9700,6 @@
           <w:p>
             <w:pPr>
               <w:pStyle w:val="Normal"/>
-              <w:pBdr/>
               <w:spacing w:lineRule="auto" w:line="360" w:before="0" w:after="140"/>
               <w:jc w:val="center"/>
               <w:rPr>
@@ -9679,7 +9716,6 @@
           <w:p>
             <w:pPr>
               <w:pStyle w:val="Normal"/>
-              <w:pBdr/>
               <w:spacing w:lineRule="auto" w:line="360" w:before="0" w:after="140"/>
               <w:jc w:val="center"/>
               <w:rPr>
@@ -9699,7 +9735,7 @@
         <w:trPr/>
         <w:tc>
           <w:tcPr>
-            <w:tcW w:w="3420" w:type="dxa"/>
+            <w:tcW w:w="3419" w:type="dxa"/>
             <w:tcBorders>
               <w:top w:val="single" w:sz="4" w:space="0" w:color="000000"/>
             </w:tcBorders>
@@ -9708,7 +9744,6 @@
           <w:p>
             <w:pPr>
               <w:pStyle w:val="Normal"/>
-              <w:pBdr/>
               <w:spacing w:lineRule="auto" w:line="360" w:before="0" w:after="140"/>
               <w:jc w:val="center"/>
               <w:rPr>
@@ -9725,7 +9760,7 @@
         </w:tc>
         <w:tc>
           <w:tcPr>
-            <w:tcW w:w="3549" w:type="dxa"/>
+            <w:tcW w:w="3550" w:type="dxa"/>
             <w:tcBorders>
               <w:top w:val="single" w:sz="4" w:space="0" w:color="000000"/>
             </w:tcBorders>
@@ -9734,7 +9769,6 @@
           <w:p>
             <w:pPr>
               <w:pStyle w:val="Normal"/>
-              <w:pBdr/>
               <w:spacing w:lineRule="auto" w:line="360" w:before="0" w:after="140"/>
               <w:jc w:val="center"/>
               <w:rPr>
@@ -9760,7 +9794,6 @@
           <w:p>
             <w:pPr>
               <w:pStyle w:val="Normal"/>
-              <w:pBdr/>
               <w:spacing w:lineRule="auto" w:line="360" w:before="0" w:after="140"/>
               <w:jc w:val="center"/>
               <w:rPr>
@@ -9780,14 +9813,13 @@
         <w:trPr/>
         <w:tc>
           <w:tcPr>
-            <w:tcW w:w="3420" w:type="dxa"/>
+            <w:tcW w:w="3419" w:type="dxa"/>
             <w:tcBorders/>
             <w:vAlign w:val="center"/>
           </w:tcPr>
           <w:p>
             <w:pPr>
               <w:pStyle w:val="Normal"/>
-              <w:pBdr/>
               <w:spacing w:lineRule="auto" w:line="360" w:before="0" w:after="140"/>
               <w:jc w:val="center"/>
               <w:rPr>
@@ -9804,14 +9836,13 @@
         </w:tc>
         <w:tc>
           <w:tcPr>
-            <w:tcW w:w="3549" w:type="dxa"/>
+            <w:tcW w:w="3550" w:type="dxa"/>
             <w:tcBorders/>
             <w:vAlign w:val="center"/>
           </w:tcPr>
           <w:p>
             <w:pPr>
               <w:pStyle w:val="Normal"/>
-              <w:pBdr/>
               <w:spacing w:lineRule="auto" w:line="360" w:before="0" w:after="140"/>
               <w:jc w:val="center"/>
               <w:rPr>
@@ -9835,7 +9866,6 @@
           <w:p>
             <w:pPr>
               <w:pStyle w:val="Normal"/>
-              <w:pBdr/>
               <w:spacing w:lineRule="auto" w:line="360" w:before="0" w:after="140"/>
               <w:jc w:val="center"/>
               <w:rPr>
@@ -9855,14 +9885,13 @@
         <w:trPr/>
         <w:tc>
           <w:tcPr>
-            <w:tcW w:w="3420" w:type="dxa"/>
+            <w:tcW w:w="3419" w:type="dxa"/>
             <w:tcBorders/>
             <w:vAlign w:val="center"/>
           </w:tcPr>
           <w:p>
             <w:pPr>
               <w:pStyle w:val="Normal"/>
-              <w:pBdr/>
               <w:spacing w:lineRule="auto" w:line="360" w:before="0" w:after="140"/>
               <w:jc w:val="center"/>
               <w:rPr>
@@ -9879,14 +9908,13 @@
         </w:tc>
         <w:tc>
           <w:tcPr>
-            <w:tcW w:w="3549" w:type="dxa"/>
+            <w:tcW w:w="3550" w:type="dxa"/>
             <w:tcBorders/>
             <w:vAlign w:val="center"/>
           </w:tcPr>
           <w:p>
             <w:pPr>
               <w:pStyle w:val="Normal"/>
-              <w:pBdr/>
               <w:spacing w:lineRule="auto" w:line="360" w:before="0" w:after="140"/>
               <w:jc w:val="center"/>
               <w:rPr>
@@ -9910,7 +9938,6 @@
           <w:p>
             <w:pPr>
               <w:pStyle w:val="Normal"/>
-              <w:pBdr/>
               <w:spacing w:lineRule="auto" w:line="360" w:before="0" w:after="140"/>
               <w:jc w:val="center"/>
               <w:rPr>
@@ -9930,14 +9957,13 @@
         <w:trPr/>
         <w:tc>
           <w:tcPr>
-            <w:tcW w:w="3420" w:type="dxa"/>
+            <w:tcW w:w="3419" w:type="dxa"/>
             <w:tcBorders/>
             <w:vAlign w:val="center"/>
           </w:tcPr>
           <w:p>
             <w:pPr>
               <w:pStyle w:val="Normal"/>
-              <w:pBdr/>
               <w:spacing w:lineRule="auto" w:line="360" w:before="0" w:after="140"/>
               <w:jc w:val="center"/>
               <w:rPr>
@@ -9954,14 +9980,13 @@
         </w:tc>
         <w:tc>
           <w:tcPr>
-            <w:tcW w:w="3549" w:type="dxa"/>
+            <w:tcW w:w="3550" w:type="dxa"/>
             <w:tcBorders/>
             <w:vAlign w:val="center"/>
           </w:tcPr>
           <w:p>
             <w:pPr>
               <w:pStyle w:val="Normal"/>
-              <w:pBdr/>
               <w:spacing w:lineRule="auto" w:line="360" w:before="0" w:after="140"/>
               <w:jc w:val="center"/>
               <w:rPr>
@@ -9985,7 +10010,6 @@
           <w:p>
             <w:pPr>
               <w:pStyle w:val="Normal"/>
-              <w:pBdr/>
               <w:spacing w:lineRule="auto" w:line="360" w:before="0" w:after="140"/>
               <w:jc w:val="center"/>
               <w:rPr>
@@ -10005,14 +10029,13 @@
         <w:trPr/>
         <w:tc>
           <w:tcPr>
-            <w:tcW w:w="3420" w:type="dxa"/>
+            <w:tcW w:w="3419" w:type="dxa"/>
             <w:tcBorders/>
             <w:vAlign w:val="center"/>
           </w:tcPr>
           <w:p>
             <w:pPr>
               <w:pStyle w:val="Normal"/>
-              <w:pBdr/>
               <w:spacing w:lineRule="auto" w:line="360" w:before="0" w:after="140"/>
               <w:jc w:val="center"/>
               <w:rPr>
@@ -10029,14 +10052,13 @@
         </w:tc>
         <w:tc>
           <w:tcPr>
-            <w:tcW w:w="3549" w:type="dxa"/>
+            <w:tcW w:w="3550" w:type="dxa"/>
             <w:tcBorders/>
             <w:vAlign w:val="center"/>
           </w:tcPr>
           <w:p>
             <w:pPr>
               <w:pStyle w:val="Normal"/>
-              <w:pBdr/>
               <w:spacing w:lineRule="auto" w:line="360" w:before="0" w:after="140"/>
               <w:jc w:val="center"/>
               <w:rPr>
@@ -10060,7 +10082,6 @@
           <w:p>
             <w:pPr>
               <w:pStyle w:val="Normal"/>
-              <w:pBdr/>
               <w:spacing w:lineRule="auto" w:line="360" w:before="0" w:after="140"/>
               <w:jc w:val="center"/>
               <w:rPr>
@@ -10080,7 +10101,7 @@
         <w:trPr/>
         <w:tc>
           <w:tcPr>
-            <w:tcW w:w="3420" w:type="dxa"/>
+            <w:tcW w:w="3419" w:type="dxa"/>
             <w:tcBorders>
               <w:bottom w:val="single" w:sz="6" w:space="0" w:color="000000"/>
             </w:tcBorders>
@@ -10089,7 +10110,6 @@
           <w:p>
             <w:pPr>
               <w:pStyle w:val="Normal"/>
-              <w:pBdr/>
               <w:spacing w:lineRule="auto" w:line="360" w:before="0" w:after="140"/>
               <w:jc w:val="center"/>
               <w:rPr>
@@ -10106,7 +10126,7 @@
         </w:tc>
         <w:tc>
           <w:tcPr>
-            <w:tcW w:w="3549" w:type="dxa"/>
+            <w:tcW w:w="3550" w:type="dxa"/>
             <w:tcBorders>
               <w:bottom w:val="single" w:sz="6" w:space="0" w:color="000000"/>
             </w:tcBorders>
@@ -10115,7 +10135,6 @@
           <w:p>
             <w:pPr>
               <w:pStyle w:val="Normal"/>
-              <w:pBdr/>
               <w:spacing w:lineRule="auto" w:line="360" w:before="0" w:after="140"/>
               <w:jc w:val="center"/>
               <w:rPr>
@@ -10141,7 +10160,6 @@
           <w:p>
             <w:pPr>
               <w:pStyle w:val="Normal"/>
-              <w:pBdr/>
               <w:spacing w:lineRule="auto" w:line="360" w:before="0" w:after="140"/>
               <w:jc w:val="center"/>
               <w:rPr>
@@ -10161,7 +10179,6 @@
     <w:p>
       <w:pPr>
         <w:pStyle w:val="Normal"/>
-        <w:pBdr/>
         <w:spacing w:lineRule="auto" w:line="360" w:before="0" w:after="140"/>
         <w:rPr>
           <w:color w:val="000000"/>
@@ -10176,7 +10193,6 @@
     <w:p>
       <w:pPr>
         <w:pStyle w:val="Normal"/>
-        <w:pBdr/>
         <w:spacing w:lineRule="auto" w:line="360" w:before="0" w:after="140"/>
         <w:rPr>
           <w:color w:val="000000"/>
@@ -10194,7 +10210,6 @@
     <w:p>
       <w:pPr>
         <w:pStyle w:val="Normal"/>
-        <w:pBdr/>
         <w:spacing w:lineRule="auto" w:line="360" w:before="0" w:after="140"/>
         <w:rPr>
           <w:b/>
@@ -10233,8 +10248,8 @@
         <w:tblLook w:val="0000" w:noHBand="0" w:noVBand="0" w:firstColumn="0" w:lastRow="0" w:lastColumn="0" w:firstRow="0"/>
       </w:tblPr>
       <w:tblGrid>
-        <w:gridCol w:w="2181"/>
-        <w:gridCol w:w="3686"/>
+        <w:gridCol w:w="2180"/>
+        <w:gridCol w:w="3687"/>
         <w:gridCol w:w="3770"/>
       </w:tblGrid>
       <w:tr>
@@ -10243,7 +10258,7 @@
         </w:trPr>
         <w:tc>
           <w:tcPr>
-            <w:tcW w:w="2181" w:type="dxa"/>
+            <w:tcW w:w="2180" w:type="dxa"/>
             <w:tcBorders>
               <w:top w:val="single" w:sz="6" w:space="0" w:color="000000"/>
               <w:bottom w:val="single" w:sz="4" w:space="0" w:color="000000"/>
@@ -10253,7 +10268,6 @@
           <w:p>
             <w:pPr>
               <w:pStyle w:val="Normal"/>
-              <w:pBdr/>
               <w:spacing w:lineRule="auto" w:line="360" w:before="0" w:after="140"/>
               <w:jc w:val="start"/>
               <w:rPr>
@@ -10270,7 +10284,7 @@
         </w:tc>
         <w:tc>
           <w:tcPr>
-            <w:tcW w:w="3686" w:type="dxa"/>
+            <w:tcW w:w="3687" w:type="dxa"/>
             <w:tcBorders>
               <w:top w:val="single" w:sz="6" w:space="0" w:color="000000"/>
               <w:bottom w:val="single" w:sz="4" w:space="0" w:color="000000"/>
@@ -10280,7 +10294,6 @@
           <w:p>
             <w:pPr>
               <w:pStyle w:val="Normal"/>
-              <w:pBdr/>
               <w:spacing w:lineRule="auto" w:line="360" w:before="0" w:after="140"/>
               <w:jc w:val="center"/>
               <w:rPr>
@@ -10307,7 +10320,6 @@
           <w:p>
             <w:pPr>
               <w:pStyle w:val="Normal"/>
-              <w:pBdr/>
               <w:spacing w:lineRule="auto" w:line="360" w:before="0" w:after="140"/>
               <w:jc w:val="center"/>
               <w:rPr>
@@ -10327,7 +10339,7 @@
         <w:trPr/>
         <w:tc>
           <w:tcPr>
-            <w:tcW w:w="2181" w:type="dxa"/>
+            <w:tcW w:w="2180" w:type="dxa"/>
             <w:tcBorders>
               <w:top w:val="single" w:sz="4" w:space="0" w:color="000000"/>
             </w:tcBorders>
@@ -10336,7 +10348,6 @@
           <w:p>
             <w:pPr>
               <w:pStyle w:val="Normal"/>
-              <w:pBdr/>
               <w:spacing w:lineRule="auto" w:line="360" w:before="0" w:after="140"/>
               <w:jc w:val="start"/>
               <w:rPr>
@@ -10353,7 +10364,7 @@
         </w:tc>
         <w:tc>
           <w:tcPr>
-            <w:tcW w:w="3686" w:type="dxa"/>
+            <w:tcW w:w="3687" w:type="dxa"/>
             <w:tcBorders>
               <w:top w:val="single" w:sz="4" w:space="0" w:color="000000"/>
             </w:tcBorders>
@@ -10362,7 +10373,6 @@
           <w:p>
             <w:pPr>
               <w:pStyle w:val="Normal"/>
-              <w:pBdr/>
               <w:spacing w:lineRule="auto" w:line="360" w:before="0" w:after="140"/>
               <w:jc w:val="center"/>
               <w:rPr>
@@ -10387,7 +10397,6 @@
           <w:p>
             <w:pPr>
               <w:pStyle w:val="Normal"/>
-              <w:pBdr/>
               <w:spacing w:lineRule="auto" w:line="360" w:before="0" w:after="140"/>
               <w:jc w:val="center"/>
               <w:rPr>
@@ -10406,14 +10415,13 @@
         <w:trPr/>
         <w:tc>
           <w:tcPr>
-            <w:tcW w:w="2181" w:type="dxa"/>
+            <w:tcW w:w="2180" w:type="dxa"/>
             <w:tcBorders/>
             <w:vAlign w:val="center"/>
           </w:tcPr>
           <w:p>
             <w:pPr>
               <w:pStyle w:val="Normal"/>
-              <w:pBdr/>
               <w:spacing w:lineRule="auto" w:line="360" w:before="0" w:after="140"/>
               <w:jc w:val="start"/>
               <w:rPr>
@@ -10430,14 +10438,13 @@
         </w:tc>
         <w:tc>
           <w:tcPr>
-            <w:tcW w:w="3686" w:type="dxa"/>
+            <w:tcW w:w="3687" w:type="dxa"/>
             <w:tcBorders/>
             <w:vAlign w:val="center"/>
           </w:tcPr>
           <w:p>
             <w:pPr>
               <w:pStyle w:val="Normal"/>
-              <w:pBdr/>
               <w:spacing w:lineRule="auto" w:line="360" w:before="0" w:after="140"/>
               <w:jc w:val="center"/>
               <w:rPr>
@@ -10461,7 +10468,6 @@
           <w:p>
             <w:pPr>
               <w:pStyle w:val="Normal"/>
-              <w:pBdr/>
               <w:spacing w:lineRule="auto" w:line="360" w:before="0" w:after="140"/>
               <w:jc w:val="center"/>
               <w:rPr>
@@ -10481,14 +10487,13 @@
         <w:trPr/>
         <w:tc>
           <w:tcPr>
-            <w:tcW w:w="2181" w:type="dxa"/>
+            <w:tcW w:w="2180" w:type="dxa"/>
             <w:tcBorders/>
             <w:vAlign w:val="center"/>
           </w:tcPr>
           <w:p>
             <w:pPr>
               <w:pStyle w:val="Normal"/>
-              <w:pBdr/>
               <w:spacing w:lineRule="auto" w:line="360" w:before="0" w:after="140"/>
               <w:jc w:val="start"/>
               <w:rPr>
@@ -10505,14 +10510,13 @@
         </w:tc>
         <w:tc>
           <w:tcPr>
-            <w:tcW w:w="3686" w:type="dxa"/>
+            <w:tcW w:w="3687" w:type="dxa"/>
             <w:tcBorders/>
             <w:vAlign w:val="center"/>
           </w:tcPr>
           <w:p>
             <w:pPr>
               <w:pStyle w:val="Normal"/>
-              <w:pBdr/>
               <w:spacing w:lineRule="auto" w:line="360" w:before="0" w:after="140"/>
               <w:jc w:val="center"/>
               <w:rPr>
@@ -10536,7 +10540,6 @@
           <w:p>
             <w:pPr>
               <w:pStyle w:val="Normal"/>
-              <w:pBdr/>
               <w:spacing w:lineRule="auto" w:line="360" w:before="0" w:after="140"/>
               <w:jc w:val="center"/>
               <w:rPr>
@@ -10556,14 +10559,13 @@
         <w:trPr/>
         <w:tc>
           <w:tcPr>
-            <w:tcW w:w="2181" w:type="dxa"/>
+            <w:tcW w:w="2180" w:type="dxa"/>
             <w:tcBorders/>
             <w:vAlign w:val="center"/>
           </w:tcPr>
           <w:p>
             <w:pPr>
               <w:pStyle w:val="Normal"/>
-              <w:pBdr/>
               <w:spacing w:lineRule="auto" w:line="360" w:before="0" w:after="140"/>
               <w:jc w:val="start"/>
               <w:rPr>
@@ -10580,14 +10582,13 @@
         </w:tc>
         <w:tc>
           <w:tcPr>
-            <w:tcW w:w="3686" w:type="dxa"/>
+            <w:tcW w:w="3687" w:type="dxa"/>
             <w:tcBorders/>
             <w:vAlign w:val="center"/>
           </w:tcPr>
           <w:p>
             <w:pPr>
               <w:pStyle w:val="Normal"/>
-              <w:pBdr/>
               <w:spacing w:lineRule="auto" w:line="360" w:before="0" w:after="140"/>
               <w:jc w:val="center"/>
               <w:rPr>
@@ -10611,7 +10612,6 @@
           <w:p>
             <w:pPr>
               <w:pStyle w:val="Normal"/>
-              <w:pBdr/>
               <w:spacing w:lineRule="auto" w:line="360" w:before="0" w:after="140"/>
               <w:jc w:val="center"/>
               <w:rPr>
@@ -10631,14 +10631,13 @@
         <w:trPr/>
         <w:tc>
           <w:tcPr>
-            <w:tcW w:w="2181" w:type="dxa"/>
+            <w:tcW w:w="2180" w:type="dxa"/>
             <w:tcBorders/>
             <w:vAlign w:val="center"/>
           </w:tcPr>
           <w:p>
             <w:pPr>
               <w:pStyle w:val="Normal"/>
-              <w:pBdr/>
               <w:spacing w:lineRule="auto" w:line="360" w:before="0" w:after="140"/>
               <w:jc w:val="start"/>
               <w:rPr>
@@ -10655,14 +10654,13 @@
         </w:tc>
         <w:tc>
           <w:tcPr>
-            <w:tcW w:w="3686" w:type="dxa"/>
+            <w:tcW w:w="3687" w:type="dxa"/>
             <w:tcBorders/>
             <w:vAlign w:val="center"/>
           </w:tcPr>
           <w:p>
             <w:pPr>
               <w:pStyle w:val="Normal"/>
-              <w:pBdr/>
               <w:spacing w:lineRule="auto" w:line="360" w:before="0" w:after="140"/>
               <w:jc w:val="center"/>
               <w:rPr>
@@ -10686,7 +10684,6 @@
           <w:p>
             <w:pPr>
               <w:pStyle w:val="Normal"/>
-              <w:pBdr/>
               <w:spacing w:lineRule="auto" w:line="360" w:before="0" w:after="140"/>
               <w:jc w:val="center"/>
               <w:rPr>
@@ -10706,14 +10703,13 @@
         <w:trPr/>
         <w:tc>
           <w:tcPr>
-            <w:tcW w:w="2181" w:type="dxa"/>
+            <w:tcW w:w="2180" w:type="dxa"/>
             <w:tcBorders/>
             <w:vAlign w:val="center"/>
           </w:tcPr>
           <w:p>
             <w:pPr>
               <w:pStyle w:val="Normal"/>
-              <w:pBdr/>
               <w:spacing w:lineRule="auto" w:line="360" w:before="0" w:after="140"/>
               <w:jc w:val="start"/>
               <w:rPr>
@@ -10730,14 +10726,13 @@
         </w:tc>
         <w:tc>
           <w:tcPr>
-            <w:tcW w:w="3686" w:type="dxa"/>
+            <w:tcW w:w="3687" w:type="dxa"/>
             <w:tcBorders/>
             <w:vAlign w:val="center"/>
           </w:tcPr>
           <w:p>
             <w:pPr>
               <w:pStyle w:val="Normal"/>
-              <w:pBdr/>
               <w:spacing w:lineRule="auto" w:line="360" w:before="0" w:after="140"/>
               <w:jc w:val="center"/>
               <w:rPr>
@@ -10761,7 +10756,6 @@
           <w:p>
             <w:pPr>
               <w:pStyle w:val="Normal"/>
-              <w:pBdr/>
               <w:spacing w:lineRule="auto" w:line="360" w:before="0" w:after="140"/>
               <w:jc w:val="center"/>
               <w:rPr>
@@ -10781,14 +10775,13 @@
         <w:trPr/>
         <w:tc>
           <w:tcPr>
-            <w:tcW w:w="2181" w:type="dxa"/>
+            <w:tcW w:w="2180" w:type="dxa"/>
             <w:tcBorders/>
             <w:vAlign w:val="center"/>
           </w:tcPr>
           <w:p>
             <w:pPr>
               <w:pStyle w:val="Normal"/>
-              <w:pBdr/>
               <w:spacing w:lineRule="auto" w:line="360" w:before="0" w:after="140"/>
               <w:jc w:val="start"/>
               <w:rPr>
@@ -10805,14 +10798,13 @@
         </w:tc>
         <w:tc>
           <w:tcPr>
-            <w:tcW w:w="3686" w:type="dxa"/>
+            <w:tcW w:w="3687" w:type="dxa"/>
             <w:tcBorders/>
             <w:vAlign w:val="center"/>
           </w:tcPr>
           <w:p>
             <w:pPr>
               <w:pStyle w:val="Normal"/>
-              <w:pBdr/>
               <w:spacing w:lineRule="auto" w:line="360" w:before="0" w:after="140"/>
               <w:jc w:val="center"/>
               <w:rPr>
@@ -10836,7 +10828,6 @@
           <w:p>
             <w:pPr>
               <w:pStyle w:val="Normal"/>
-              <w:pBdr/>
               <w:spacing w:lineRule="auto" w:line="360" w:before="0" w:after="140"/>
               <w:jc w:val="center"/>
               <w:rPr>
@@ -10856,14 +10847,13 @@
         <w:trPr/>
         <w:tc>
           <w:tcPr>
-            <w:tcW w:w="2181" w:type="dxa"/>
+            <w:tcW w:w="2180" w:type="dxa"/>
             <w:tcBorders/>
             <w:vAlign w:val="center"/>
           </w:tcPr>
           <w:p>
             <w:pPr>
               <w:pStyle w:val="Normal"/>
-              <w:pBdr/>
               <w:spacing w:lineRule="auto" w:line="360" w:before="0" w:after="140"/>
               <w:jc w:val="start"/>
               <w:rPr>
@@ -10880,14 +10870,13 @@
         </w:tc>
         <w:tc>
           <w:tcPr>
-            <w:tcW w:w="3686" w:type="dxa"/>
+            <w:tcW w:w="3687" w:type="dxa"/>
             <w:tcBorders/>
             <w:vAlign w:val="center"/>
           </w:tcPr>
           <w:p>
             <w:pPr>
               <w:pStyle w:val="Normal"/>
-              <w:pBdr/>
               <w:spacing w:lineRule="auto" w:line="360" w:before="0" w:after="140"/>
               <w:jc w:val="center"/>
               <w:rPr>
@@ -10911,7 +10900,6 @@
           <w:p>
             <w:pPr>
               <w:pStyle w:val="Normal"/>
-              <w:pBdr/>
               <w:spacing w:lineRule="auto" w:line="360" w:before="0" w:after="140"/>
               <w:jc w:val="center"/>
               <w:rPr>
@@ -10931,14 +10919,13 @@
         <w:trPr/>
         <w:tc>
           <w:tcPr>
-            <w:tcW w:w="2181" w:type="dxa"/>
+            <w:tcW w:w="2180" w:type="dxa"/>
             <w:tcBorders/>
             <w:vAlign w:val="center"/>
           </w:tcPr>
           <w:p>
             <w:pPr>
               <w:pStyle w:val="Normal"/>
-              <w:pBdr/>
               <w:spacing w:lineRule="auto" w:line="360" w:before="0" w:after="140"/>
               <w:jc w:val="start"/>
               <w:rPr>
@@ -10955,14 +10942,13 @@
         </w:tc>
         <w:tc>
           <w:tcPr>
-            <w:tcW w:w="3686" w:type="dxa"/>
+            <w:tcW w:w="3687" w:type="dxa"/>
             <w:tcBorders/>
             <w:vAlign w:val="center"/>
           </w:tcPr>
           <w:p>
             <w:pPr>
               <w:pStyle w:val="Normal"/>
-              <w:pBdr/>
               <w:spacing w:lineRule="auto" w:line="360" w:before="0" w:after="140"/>
               <w:jc w:val="center"/>
               <w:rPr>
@@ -10986,7 +10972,6 @@
           <w:p>
             <w:pPr>
               <w:pStyle w:val="Normal"/>
-              <w:pBdr/>
               <w:spacing w:lineRule="auto" w:line="360" w:before="0" w:after="140"/>
               <w:jc w:val="center"/>
               <w:rPr>
@@ -11006,14 +10991,13 @@
         <w:trPr/>
         <w:tc>
           <w:tcPr>
-            <w:tcW w:w="2181" w:type="dxa"/>
+            <w:tcW w:w="2180" w:type="dxa"/>
             <w:tcBorders/>
             <w:vAlign w:val="center"/>
           </w:tcPr>
           <w:p>
             <w:pPr>
               <w:pStyle w:val="Normal"/>
-              <w:pBdr/>
               <w:spacing w:lineRule="auto" w:line="360" w:before="0" w:after="140"/>
               <w:jc w:val="start"/>
               <w:rPr>
@@ -11030,14 +11014,13 @@
         </w:tc>
         <w:tc>
           <w:tcPr>
-            <w:tcW w:w="3686" w:type="dxa"/>
+            <w:tcW w:w="3687" w:type="dxa"/>
             <w:tcBorders/>
             <w:vAlign w:val="center"/>
           </w:tcPr>
           <w:p>
             <w:pPr>
               <w:pStyle w:val="Normal"/>
-              <w:pBdr/>
               <w:spacing w:lineRule="auto" w:line="360" w:before="0" w:after="140"/>
               <w:jc w:val="center"/>
               <w:rPr>
@@ -11061,7 +11044,6 @@
           <w:p>
             <w:pPr>
               <w:pStyle w:val="Normal"/>
-              <w:pBdr/>
               <w:spacing w:lineRule="auto" w:line="360" w:before="0" w:after="140"/>
               <w:jc w:val="center"/>
               <w:rPr>
@@ -11081,14 +11063,13 @@
         <w:trPr/>
         <w:tc>
           <w:tcPr>
-            <w:tcW w:w="2181" w:type="dxa"/>
+            <w:tcW w:w="2180" w:type="dxa"/>
             <w:tcBorders/>
             <w:vAlign w:val="center"/>
           </w:tcPr>
           <w:p>
             <w:pPr>
               <w:pStyle w:val="Normal"/>
-              <w:pBdr/>
               <w:spacing w:lineRule="auto" w:line="360" w:before="0" w:after="140"/>
               <w:jc w:val="start"/>
               <w:rPr>
@@ -11105,14 +11086,13 @@
         </w:tc>
         <w:tc>
           <w:tcPr>
-            <w:tcW w:w="3686" w:type="dxa"/>
+            <w:tcW w:w="3687" w:type="dxa"/>
             <w:tcBorders/>
             <w:vAlign w:val="center"/>
           </w:tcPr>
           <w:p>
             <w:pPr>
               <w:pStyle w:val="Normal"/>
-              <w:pBdr/>
               <w:spacing w:lineRule="auto" w:line="360" w:before="0" w:after="140"/>
               <w:jc w:val="center"/>
               <w:rPr>
@@ -11136,7 +11116,6 @@
           <w:p>
             <w:pPr>
               <w:pStyle w:val="Normal"/>
-              <w:pBdr/>
               <w:spacing w:lineRule="auto" w:line="360" w:before="0" w:after="140"/>
               <w:jc w:val="center"/>
               <w:rPr>
@@ -11156,14 +11135,13 @@
         <w:trPr/>
         <w:tc>
           <w:tcPr>
-            <w:tcW w:w="2181" w:type="dxa"/>
+            <w:tcW w:w="2180" w:type="dxa"/>
             <w:tcBorders/>
             <w:vAlign w:val="center"/>
           </w:tcPr>
           <w:p>
             <w:pPr>
               <w:pStyle w:val="Normal"/>
-              <w:pBdr/>
               <w:spacing w:lineRule="auto" w:line="360" w:before="0" w:after="140"/>
               <w:jc w:val="start"/>
               <w:rPr>
@@ -11180,14 +11158,13 @@
         </w:tc>
         <w:tc>
           <w:tcPr>
-            <w:tcW w:w="3686" w:type="dxa"/>
+            <w:tcW w:w="3687" w:type="dxa"/>
             <w:tcBorders/>
             <w:vAlign w:val="center"/>
           </w:tcPr>
           <w:p>
             <w:pPr>
               <w:pStyle w:val="Normal"/>
-              <w:pBdr/>
               <w:spacing w:lineRule="auto" w:line="360" w:before="0" w:after="140"/>
               <w:jc w:val="center"/>
               <w:rPr>
@@ -11211,7 +11188,6 @@
           <w:p>
             <w:pPr>
               <w:pStyle w:val="Normal"/>
-              <w:pBdr/>
               <w:spacing w:lineRule="auto" w:line="360" w:before="0" w:after="140"/>
               <w:jc w:val="center"/>
               <w:rPr>
@@ -11231,14 +11207,13 @@
         <w:trPr/>
         <w:tc>
           <w:tcPr>
-            <w:tcW w:w="2181" w:type="dxa"/>
+            <w:tcW w:w="2180" w:type="dxa"/>
             <w:tcBorders/>
             <w:vAlign w:val="center"/>
           </w:tcPr>
           <w:p>
             <w:pPr>
               <w:pStyle w:val="Normal"/>
-              <w:pBdr/>
               <w:spacing w:lineRule="auto" w:line="360" w:before="0" w:after="140"/>
               <w:jc w:val="start"/>
               <w:rPr>
@@ -11255,14 +11230,13 @@
         </w:tc>
         <w:tc>
           <w:tcPr>
-            <w:tcW w:w="3686" w:type="dxa"/>
+            <w:tcW w:w="3687" w:type="dxa"/>
             <w:tcBorders/>
             <w:vAlign w:val="center"/>
           </w:tcPr>
           <w:p>
             <w:pPr>
               <w:pStyle w:val="Normal"/>
-              <w:pBdr/>
               <w:spacing w:lineRule="auto" w:line="360" w:before="0" w:after="140"/>
               <w:jc w:val="center"/>
               <w:rPr>
@@ -11285,7 +11259,6 @@
           <w:p>
             <w:pPr>
               <w:pStyle w:val="Normal"/>
-              <w:pBdr/>
               <w:spacing w:lineRule="auto" w:line="360" w:before="0" w:after="140"/>
               <w:jc w:val="center"/>
               <w:rPr>
@@ -11304,14 +11277,13 @@
         <w:trPr/>
         <w:tc>
           <w:tcPr>
-            <w:tcW w:w="2181" w:type="dxa"/>
+            <w:tcW w:w="2180" w:type="dxa"/>
             <w:tcBorders/>
             <w:vAlign w:val="center"/>
           </w:tcPr>
           <w:p>
             <w:pPr>
               <w:pStyle w:val="Normal"/>
-              <w:pBdr/>
               <w:spacing w:lineRule="auto" w:line="360" w:before="0" w:after="140"/>
               <w:jc w:val="start"/>
               <w:rPr>
@@ -11328,14 +11300,13 @@
         </w:tc>
         <w:tc>
           <w:tcPr>
-            <w:tcW w:w="3686" w:type="dxa"/>
+            <w:tcW w:w="3687" w:type="dxa"/>
             <w:tcBorders/>
             <w:vAlign w:val="center"/>
           </w:tcPr>
           <w:p>
             <w:pPr>
               <w:pStyle w:val="Normal"/>
-              <w:pBdr/>
               <w:spacing w:lineRule="auto" w:line="360" w:before="0" w:after="140"/>
               <w:jc w:val="center"/>
               <w:rPr>
@@ -11359,7 +11330,6 @@
           <w:p>
             <w:pPr>
               <w:pStyle w:val="Normal"/>
-              <w:pBdr/>
               <w:spacing w:lineRule="auto" w:line="360" w:before="0" w:after="140"/>
               <w:jc w:val="center"/>
               <w:rPr>
@@ -11379,14 +11349,13 @@
         <w:trPr/>
         <w:tc>
           <w:tcPr>
-            <w:tcW w:w="2181" w:type="dxa"/>
+            <w:tcW w:w="2180" w:type="dxa"/>
             <w:tcBorders/>
             <w:vAlign w:val="center"/>
           </w:tcPr>
           <w:p>
             <w:pPr>
               <w:pStyle w:val="Normal"/>
-              <w:pBdr/>
               <w:spacing w:lineRule="auto" w:line="360" w:before="0" w:after="140"/>
               <w:jc w:val="start"/>
               <w:rPr>
@@ -11403,14 +11372,13 @@
         </w:tc>
         <w:tc>
           <w:tcPr>
-            <w:tcW w:w="3686" w:type="dxa"/>
+            <w:tcW w:w="3687" w:type="dxa"/>
             <w:tcBorders/>
             <w:vAlign w:val="center"/>
           </w:tcPr>
           <w:p>
             <w:pPr>
               <w:pStyle w:val="Normal"/>
-              <w:pBdr/>
               <w:spacing w:lineRule="auto" w:line="360" w:before="0" w:after="140"/>
               <w:jc w:val="center"/>
               <w:rPr>
@@ -11434,7 +11402,6 @@
           <w:p>
             <w:pPr>
               <w:pStyle w:val="Normal"/>
-              <w:pBdr/>
               <w:spacing w:lineRule="auto" w:line="360" w:before="0" w:after="140"/>
               <w:jc w:val="center"/>
               <w:rPr>
@@ -11454,14 +11421,13 @@
         <w:trPr/>
         <w:tc>
           <w:tcPr>
-            <w:tcW w:w="2181" w:type="dxa"/>
+            <w:tcW w:w="2180" w:type="dxa"/>
             <w:tcBorders/>
             <w:vAlign w:val="center"/>
           </w:tcPr>
           <w:p>
             <w:pPr>
               <w:pStyle w:val="Normal"/>
-              <w:pBdr/>
               <w:spacing w:lineRule="auto" w:line="360" w:before="0" w:after="140"/>
               <w:jc w:val="start"/>
               <w:rPr>
@@ -11478,14 +11444,13 @@
         </w:tc>
         <w:tc>
           <w:tcPr>
-            <w:tcW w:w="3686" w:type="dxa"/>
+            <w:tcW w:w="3687" w:type="dxa"/>
             <w:tcBorders/>
             <w:vAlign w:val="center"/>
           </w:tcPr>
           <w:p>
             <w:pPr>
               <w:pStyle w:val="Normal"/>
-              <w:pBdr/>
               <w:spacing w:lineRule="auto" w:line="360" w:before="0" w:after="140"/>
               <w:jc w:val="center"/>
               <w:rPr>
@@ -11509,7 +11474,6 @@
           <w:p>
             <w:pPr>
               <w:pStyle w:val="Normal"/>
-              <w:pBdr/>
               <w:spacing w:lineRule="auto" w:line="360" w:before="0" w:after="140"/>
               <w:jc w:val="center"/>
               <w:rPr>
@@ -11529,14 +11493,13 @@
         <w:trPr/>
         <w:tc>
           <w:tcPr>
-            <w:tcW w:w="2181" w:type="dxa"/>
+            <w:tcW w:w="2180" w:type="dxa"/>
             <w:tcBorders/>
             <w:vAlign w:val="center"/>
           </w:tcPr>
           <w:p>
             <w:pPr>
               <w:pStyle w:val="Normal"/>
-              <w:pBdr/>
               <w:spacing w:lineRule="auto" w:line="360" w:before="0" w:after="140"/>
               <w:jc w:val="start"/>
               <w:rPr>
@@ -11553,14 +11516,13 @@
         </w:tc>
         <w:tc>
           <w:tcPr>
-            <w:tcW w:w="3686" w:type="dxa"/>
+            <w:tcW w:w="3687" w:type="dxa"/>
             <w:tcBorders/>
             <w:vAlign w:val="center"/>
           </w:tcPr>
           <w:p>
             <w:pPr>
               <w:pStyle w:val="Normal"/>
-              <w:pBdr/>
               <w:spacing w:lineRule="auto" w:line="360" w:before="0" w:after="140"/>
               <w:jc w:val="center"/>
               <w:rPr>
@@ -11584,7 +11546,6 @@
           <w:p>
             <w:pPr>
               <w:pStyle w:val="Normal"/>
-              <w:pBdr/>
               <w:spacing w:lineRule="auto" w:line="360" w:before="0" w:after="140"/>
               <w:jc w:val="center"/>
               <w:rPr>
@@ -11604,14 +11565,13 @@
         <w:trPr/>
         <w:tc>
           <w:tcPr>
-            <w:tcW w:w="2181" w:type="dxa"/>
+            <w:tcW w:w="2180" w:type="dxa"/>
             <w:tcBorders/>
             <w:vAlign w:val="center"/>
           </w:tcPr>
           <w:p>
             <w:pPr>
               <w:pStyle w:val="Normal"/>
-              <w:pBdr/>
               <w:spacing w:lineRule="auto" w:line="360" w:before="0" w:after="140"/>
               <w:jc w:val="start"/>
               <w:rPr>
@@ -11628,14 +11588,13 @@
         </w:tc>
         <w:tc>
           <w:tcPr>
-            <w:tcW w:w="3686" w:type="dxa"/>
+            <w:tcW w:w="3687" w:type="dxa"/>
             <w:tcBorders/>
             <w:vAlign w:val="center"/>
           </w:tcPr>
           <w:p>
             <w:pPr>
               <w:pStyle w:val="Normal"/>
-              <w:pBdr/>
               <w:spacing w:lineRule="auto" w:line="360" w:before="0" w:after="140"/>
               <w:jc w:val="center"/>
               <w:rPr>
@@ -11659,7 +11618,6 @@
           <w:p>
             <w:pPr>
               <w:pStyle w:val="Normal"/>
-              <w:pBdr/>
               <w:spacing w:lineRule="auto" w:line="360" w:before="0" w:after="140"/>
               <w:jc w:val="center"/>
               <w:rPr>
@@ -11679,7 +11637,7 @@
         <w:trPr/>
         <w:tc>
           <w:tcPr>
-            <w:tcW w:w="2181" w:type="dxa"/>
+            <w:tcW w:w="2180" w:type="dxa"/>
             <w:tcBorders>
               <w:bottom w:val="single" w:sz="6" w:space="0" w:color="000000"/>
             </w:tcBorders>
@@ -11688,7 +11646,6 @@
           <w:p>
             <w:pPr>
               <w:pStyle w:val="Normal"/>
-              <w:pBdr/>
               <w:spacing w:lineRule="auto" w:line="360" w:before="0" w:after="140"/>
               <w:jc w:val="start"/>
               <w:rPr>
@@ -11705,7 +11662,7 @@
         </w:tc>
         <w:tc>
           <w:tcPr>
-            <w:tcW w:w="3686" w:type="dxa"/>
+            <w:tcW w:w="3687" w:type="dxa"/>
             <w:tcBorders>
               <w:bottom w:val="single" w:sz="6" w:space="0" w:color="000000"/>
             </w:tcBorders>
@@ -11714,7 +11671,6 @@
           <w:p>
             <w:pPr>
               <w:pStyle w:val="Normal"/>
-              <w:pBdr/>
               <w:spacing w:lineRule="auto" w:line="360" w:before="0" w:after="140"/>
               <w:jc w:val="center"/>
               <w:rPr>
@@ -11740,7 +11696,6 @@
           <w:p>
             <w:pPr>
               <w:pStyle w:val="Normal"/>
-              <w:pBdr/>
               <w:spacing w:lineRule="auto" w:line="360" w:before="0" w:after="140"/>
               <w:jc w:val="center"/>
               <w:rPr>
@@ -11775,13 +11730,12 @@
     <w:p>
       <w:pPr>
         <w:pStyle w:val="Normal"/>
-        <w:pBdr/>
         <w:spacing w:lineRule="auto" w:line="360" w:before="0" w:after="140"/>
         <w:rPr>
           <w:color w:val="000000"/>
         </w:rPr>
       </w:pPr>
-      <w:commentRangeStart w:id="24"/>
+      <w:commentRangeStart w:id="25"/>
       <w:r>
         <w:rPr>
           <w:b/>
@@ -11801,14 +11755,11 @@
           <w:color w:val="000000"/>
         </w:rPr>
       </w:r>
-      <w:commentRangeEnd w:id="24"/>
-      <w:r>
-        <w:commentReference w:id="24"/>
-      </w:r>
-      <w:r>
-        <w:rPr>
-          <w:color w:val="000000"/>
-        </w:rPr>
+      <w:commentRangeEnd w:id="25"/>
+      <w:r>
+        <w:commentReference w:id="25"/>
+      </w:r>
+      <w:r>
         <w:drawing>
           <wp:anchor distT="0" distB="0" distL="0" distR="0" simplePos="0" relativeHeight="20" behindDoc="0" locked="0" layoutInCell="0" allowOverlap="1">
             <wp:simplePos x="0" y="0"/>
@@ -11912,7 +11863,6 @@
     <w:p>
       <w:pPr>
         <w:pStyle w:val="Normal"/>
-        <w:pBdr/>
         <w:spacing w:lineRule="auto" w:line="360" w:before="0" w:after="140"/>
         <w:rPr>
           <w:color w:val="000000"/>
@@ -11927,7 +11877,6 @@
     <w:p>
       <w:pPr>
         <w:pStyle w:val="Normal"/>
-        <w:pBdr/>
         <w:spacing w:lineRule="auto" w:line="360" w:before="0" w:after="140"/>
         <w:rPr>
           <w:color w:val="000000"/>
@@ -11971,7 +11920,6 @@
     <w:p>
       <w:pPr>
         <w:pStyle w:val="Normal"/>
-        <w:pBdr/>
         <w:spacing w:lineRule="auto" w:line="360" w:before="0" w:after="140"/>
         <w:rPr>
           <w:color w:val="000000"/>
@@ -11991,20 +11939,12 @@
         <w:rPr>
           <w:color w:val="000000"/>
         </w:rPr>
-        <w:t xml:space="preserve"> mean abundance compared between the different sampling years shows that although there is some overlap between the observations from the years of the different sampling periods, there is a clear grouping of the historical samplings when compared to the contemporary ones (figure J). This dissimilarity is not as present when comparing the presences of the species between the years, with a more uniform distribution present in the observations (figure K). These plots therefore indicate that although the abundance of these three species has changed to some degree over time, the distribution of the populations over the transect has not changed as much. Individual sites have different specific relationships with both abundance and presence than when considering the transect as a whole (Appe</w:t>
-      </w:r>
-      <w:commentRangeStart w:id="25"/>
-      <w:r>
-        <w:rPr>
-          <w:color w:val="000000"/>
-        </w:rPr>
-        <w:t>ndix S3).</w:t>
+        <w:t xml:space="preserve"> mean abundance compared between the different sampling years shows that although there is some overlap between the observations from the years of the different sampling periods, there is a clear grouping of the historical samplings when compared to the contemporary ones (figure J). This dissimilarity is not as present when comparing the presences of the species between the years, with a more uniform distribution present in the observations (figure K). These plots therefore indicate that although the abundance of these three species has changed to some degree over time, the distribution of the populations over the transect has not changed as much. Individual sites have different specific relationships with both abundance and presence than when considering the transect as a whole (Appendix S3).</w:t>
       </w:r>
     </w:p>
     <w:p>
       <w:pPr>
         <w:pStyle w:val="Normal"/>
-        <w:pBdr/>
         <w:spacing w:lineRule="auto" w:line="360" w:before="0" w:after="140"/>
         <w:rPr>
           <w:b/>
@@ -12026,7 +11966,7 @@
         </w:rPr>
         <w:t>Abundance of the three key species separated by sampling year</w:t>
       </w:r>
-      <w:ins w:id="303" w:author="Charlene Janion-Scheepers" w:date="2026-03-20T15:23:00Z">
+      <w:ins w:id="310" w:author="Charlene Janion-Scheepers" w:date="2026-03-20T15:23:00Z">
         <w:r>
           <w:drawing>
             <wp:anchor distT="0" distB="0" distL="0" distR="0" simplePos="0" relativeHeight="22" behindDoc="0" locked="0" layoutInCell="0" allowOverlap="1">
@@ -12076,7 +12016,7 @@
           </w:drawing>
         </w:r>
       </w:ins>
-      <w:ins w:id="304" w:author="Charlene Janion-Scheepers" w:date="2026-03-20T15:23:00Z">
+      <w:ins w:id="311" w:author="Charlene Janion-Scheepers" w:date="2026-03-20T15:23:00Z">
         <w:r>
           <w:rPr>
             <w:color w:val="000000"/>
@@ -12088,7 +12028,6 @@
     <w:p>
       <w:pPr>
         <w:pStyle w:val="Normal"/>
-        <w:pBdr/>
         <w:spacing w:lineRule="auto" w:line="360" w:before="0" w:after="140"/>
         <w:rPr>
           <w:b/>
@@ -12110,9 +12049,9 @@
         </w:rPr>
         <w:t>Presence of the three key species separated by sampling year</w:t>
       </w:r>
-      <w:commentRangeEnd w:id="25"/>
-      <w:r>
-        <w:commentReference w:id="25"/>
+      <w:r>
+        <w:rPr/>
+        <w:commentReference w:id="26"/>
       </w:r>
       <w:r>
         <w:drawing>
@@ -12164,13 +12103,12 @@
       </w:r>
       <w:r>
         <w:rPr/>
-        <w:commentReference w:id="26"/>
+        <w:commentReference w:id="27"/>
       </w:r>
     </w:p>
     <w:p>
       <w:pPr>
         <w:pStyle w:val="Normal"/>
-        <w:pBdr/>
         <w:spacing w:lineRule="auto" w:line="360" w:before="0" w:after="140"/>
         <w:rPr>
           <w:color w:val="000000"/>
@@ -12185,7 +12123,6 @@
     <w:p>
       <w:pPr>
         <w:pStyle w:val="Normal"/>
-        <w:pBdr/>
         <w:spacing w:lineRule="auto" w:line="360" w:before="0" w:after="140"/>
         <w:rPr>
           <w:color w:val="000000"/>
@@ -12201,7 +12138,6 @@
     <w:p>
       <w:pPr>
         <w:pStyle w:val="Normal"/>
-        <w:pBdr/>
         <w:spacing w:lineRule="auto" w:line="360" w:before="0" w:after="140"/>
         <w:rPr>
           <w:b/>
@@ -12218,9 +12154,6 @@
         <w:t xml:space="preserve">Figure L </w:t>
       </w:r>
       <w:r>
-        <w:rPr>
-          <w:color w:val="000000"/>
-        </w:rPr>
         <w:drawing>
           <wp:anchor distT="0" distB="0" distL="0" distR="0" simplePos="0" relativeHeight="24" behindDoc="0" locked="0" layoutInCell="0" allowOverlap="1">
             <wp:simplePos x="0" y="0"/>
@@ -12278,7 +12211,6 @@
     <w:p>
       <w:pPr>
         <w:pStyle w:val="Normal"/>
-        <w:pBdr/>
         <w:spacing w:lineRule="auto" w:line="360" w:before="0" w:after="140"/>
         <w:rPr>
           <w:color w:val="000000"/>
@@ -12293,7 +12225,6 @@
     <w:p>
       <w:pPr>
         <w:pStyle w:val="Normal"/>
-        <w:pBdr/>
         <w:spacing w:lineRule="auto" w:line="360" w:before="0" w:after="140"/>
         <w:rPr>
           <w:color w:val="000000"/>
@@ -12339,7 +12270,6 @@
     <w:p>
       <w:pPr>
         <w:pStyle w:val="Normal"/>
-        <w:pBdr/>
         <w:spacing w:lineRule="auto" w:line="360" w:before="0" w:after="140"/>
         <w:rPr>
           <w:color w:val="000000"/>
@@ -12365,7 +12295,6 @@
     <w:p>
       <w:pPr>
         <w:pStyle w:val="Normal"/>
-        <w:pBdr/>
         <w:spacing w:lineRule="auto" w:line="360" w:before="0" w:after="140"/>
         <w:rPr>
           <w:color w:val="000000"/>
@@ -12380,7 +12309,6 @@
     <w:p>
       <w:pPr>
         <w:pStyle w:val="Normal"/>
-        <w:pBdr/>
         <w:spacing w:lineRule="auto" w:line="360" w:before="0" w:after="140"/>
         <w:rPr>
           <w:b/>
@@ -12401,9 +12329,6 @@
         <w:t>Dendrogram</w:t>
       </w:r>
       <w:r>
-        <w:rPr>
-          <w:color w:val="000000"/>
-        </w:rPr>
         <w:drawing>
           <wp:anchor distT="0" distB="0" distL="0" distR="0" simplePos="0" relativeHeight="25" behindDoc="0" locked="0" layoutInCell="0" allowOverlap="1">
             <wp:simplePos x="0" y="0"/>
@@ -12507,7 +12432,6 @@
     <w:p>
       <w:pPr>
         <w:pStyle w:val="Normal"/>
-        <w:pBdr/>
         <w:spacing w:lineRule="auto" w:line="360" w:before="0" w:after="140"/>
         <w:rPr>
           <w:color w:val="000000"/>
@@ -12522,7 +12446,6 @@
     <w:p>
       <w:pPr>
         <w:pStyle w:val="Normal"/>
-        <w:pBdr/>
         <w:spacing w:lineRule="auto" w:line="360" w:before="0" w:after="140"/>
         <w:rPr>
           <w:b/>
@@ -12588,21 +12511,6 @@
         </w:rPr>
         <w:t>showed a significant loss decrease in abundance across all of the contemporary years compared to the baseline data (Appendix S4).</w:t>
       </w:r>
-    </w:p>
-    <w:p>
-      <w:pPr>
-        <w:pStyle w:val="Heading2"/>
-        <w:spacing w:lineRule="auto" w:line="360"/>
-        <w:rPr>
-          <w:del w:id="306" w:author="Charlene Janion-Scheepers" w:date="2026-03-20T15:24:00Z"/>
-        </w:rPr>
-      </w:pPr>
-      <w:del w:id="305" w:author="Charlene Janion-Scheepers" w:date="2026-03-20T15:24:00Z">
-        <w:r>
-          <w:rPr/>
-          <w:delText>Synthesis</w:delText>
-        </w:r>
-      </w:del>
     </w:p>
     <w:p>
       <w:pPr>
@@ -12612,6 +12520,25 @@
           <w:numId w:val="1"/>
         </w:numPr>
         <w:spacing w:lineRule="auto" w:line="360"/>
+        <w:rPr>
+          <w:del w:id="313" w:author="Charlene Janion-Scheepers" w:date="2026-03-20T15:24:00Z"/>
+        </w:rPr>
+      </w:pPr>
+      <w:del w:id="312" w:author="Charlene Janion-Scheepers" w:date="2026-03-20T15:24:00Z">
+        <w:r>
+          <w:rPr/>
+          <w:delText>Synthesis</w:delText>
+        </w:r>
+      </w:del>
+    </w:p>
+    <w:p>
+      <w:pPr>
+        <w:pStyle w:val="Heading2"/>
+        <w:numPr>
+          <w:ilvl w:val="1"/>
+          <w:numId w:val="1"/>
+        </w:numPr>
+        <w:spacing w:lineRule="auto" w:line="360"/>
         <w:rPr/>
       </w:pPr>
       <w:r>
@@ -12622,7 +12549,6 @@
     <w:p>
       <w:pPr>
         <w:pStyle w:val="Normal"/>
-        <w:pBdr/>
         <w:spacing w:lineRule="auto" w:line="360" w:before="0" w:after="140"/>
         <w:rPr>
           <w:color w:val="000000"/>
@@ -12651,7 +12577,6 @@
     <w:p>
       <w:pPr>
         <w:pStyle w:val="Normal"/>
-        <w:pBdr/>
         <w:spacing w:lineRule="auto" w:line="360" w:before="0" w:after="140"/>
         <w:rPr>
           <w:color w:val="000000"/>
@@ -12712,7 +12637,6 @@
     <w:p>
       <w:pPr>
         <w:pStyle w:val="Normal"/>
-        <w:pBdr/>
         <w:spacing w:lineRule="auto" w:line="360" w:before="0" w:after="140"/>
         <w:rPr>
           <w:b/>
@@ -12720,7 +12644,7 @@
           <w:color w:val="000000"/>
         </w:rPr>
       </w:pPr>
-      <w:commentRangeStart w:id="27"/>
+      <w:commentRangeStart w:id="28"/>
       <w:r>
         <w:rPr>
           <w:b/>
@@ -12740,9 +12664,9 @@
           <w:color w:val="000000"/>
         </w:rPr>
       </w:r>
-      <w:commentRangeEnd w:id="27"/>
-      <w:r>
-        <w:commentReference w:id="27"/>
+      <w:commentRangeEnd w:id="28"/>
+      <w:r>
+        <w:commentReference w:id="28"/>
       </w:r>
       <w:r>
         <w:rPr>
@@ -12754,7 +12678,6 @@
     <w:p>
       <w:pPr>
         <w:pStyle w:val="Normal"/>
-        <w:pBdr/>
         <w:spacing w:lineRule="auto" w:line="360" w:before="0" w:after="140"/>
         <w:rPr>
           <w:color w:val="000000"/>
@@ -12772,7 +12695,6 @@
     <w:p>
       <w:pPr>
         <w:pStyle w:val="Normal"/>
-        <w:pBdr/>
         <w:spacing w:lineRule="auto" w:line="360" w:before="0" w:after="140"/>
         <w:rPr>
           <w:color w:val="000000"/>
@@ -12801,7 +12723,6 @@
     <w:p>
       <w:pPr>
         <w:pStyle w:val="Normal"/>
-        <w:pBdr/>
         <w:spacing w:lineRule="auto" w:line="360" w:before="0" w:after="140"/>
         <w:rPr>
           <w:b/>
@@ -12818,9 +12739,6 @@
         <w:t xml:space="preserve">Figure RDA2 </w:t>
       </w:r>
       <w:r>
-        <w:rPr>
-          <w:color w:val="000000"/>
-        </w:rPr>
         <w:drawing>
           <wp:anchor distT="0" distB="0" distL="0" distR="0" simplePos="0" relativeHeight="28" behindDoc="0" locked="0" layoutInCell="0" allowOverlap="1">
             <wp:simplePos x="0" y="0"/>
@@ -12881,7 +12799,6 @@
     <w:p>
       <w:pPr>
         <w:pStyle w:val="Normal"/>
-        <w:pBdr/>
         <w:spacing w:lineRule="auto" w:line="360" w:before="0" w:after="140"/>
         <w:rPr>
           <w:b/>
@@ -12907,7 +12824,6 @@
     <w:p>
       <w:pPr>
         <w:pStyle w:val="Normal"/>
-        <w:pBdr/>
         <w:spacing w:lineRule="auto" w:line="360" w:before="0" w:after="140"/>
         <w:rPr>
           <w:color w:val="000000"/>
@@ -13017,6 +12933,7 @@
     <w:p>
       <w:pPr>
         <w:pStyle w:val="Normal"/>
+        <w:spacing w:before="0" w:after="0"/>
         <w:rPr/>
       </w:pPr>
       <w:r>
@@ -13063,7 +12980,7 @@
                         <w:txbxContent>
                           <w:p>
                             <w:pPr>
-                              <w:pStyle w:val="FrameContents"/>
+                              <w:pStyle w:val="FrameContentsuser"/>
                               <w:jc w:val="start"/>
                               <w:rPr/>
                             </w:pPr>
@@ -13094,7 +13011,7 @@
                   <w:txbxContent>
                     <w:p>
                       <w:pPr>
-                        <w:pStyle w:val="FrameContents"/>
+                        <w:pStyle w:val="FrameContentsuser"/>
                         <w:jc w:val="start"/>
                         <w:rPr/>
                       </w:pPr>
@@ -13154,7 +13071,7 @@
                         <w:txbxContent>
                           <w:p>
                             <w:pPr>
-                              <w:pStyle w:val="FrameContents"/>
+                              <w:pStyle w:val="FrameContentsuser"/>
                               <w:jc w:val="start"/>
                               <w:rPr/>
                             </w:pPr>
@@ -13185,7 +13102,7 @@
                   <w:txbxContent>
                     <w:p>
                       <w:pPr>
-                        <w:pStyle w:val="FrameContents"/>
+                        <w:pStyle w:val="FrameContentsuser"/>
                         <w:jc w:val="start"/>
                         <w:rPr/>
                       </w:pPr>
@@ -13221,17 +13138,17 @@
         <w:tblLook w:val="0000" w:noHBand="0" w:noVBand="0" w:firstColumn="0" w:lastRow="0" w:lastColumn="0" w:firstRow="0"/>
       </w:tblPr>
       <w:tblGrid>
-        <w:gridCol w:w="2505"/>
-        <w:gridCol w:w="1748"/>
+        <w:gridCol w:w="2504"/>
+        <w:gridCol w:w="1749"/>
         <w:gridCol w:w="1890"/>
-        <w:gridCol w:w="1746"/>
-        <w:gridCol w:w="1749"/>
+        <w:gridCol w:w="1745"/>
+        <w:gridCol w:w="1750"/>
       </w:tblGrid>
       <w:tr>
         <w:trPr/>
         <w:tc>
           <w:tcPr>
-            <w:tcW w:w="2505" w:type="dxa"/>
+            <w:tcW w:w="2504" w:type="dxa"/>
             <w:tcBorders>
               <w:top w:val="single" w:sz="6" w:space="0" w:color="000000"/>
               <w:bottom w:val="single" w:sz="4" w:space="0" w:color="000000"/>
@@ -13241,7 +13158,6 @@
           <w:p>
             <w:pPr>
               <w:pStyle w:val="Normal"/>
-              <w:pBdr/>
               <w:spacing w:lineRule="auto" w:line="360" w:before="0" w:after="140"/>
               <w:jc w:val="start"/>
               <w:rPr>
@@ -13258,7 +13174,7 @@
         </w:tc>
         <w:tc>
           <w:tcPr>
-            <w:tcW w:w="1748" w:type="dxa"/>
+            <w:tcW w:w="1749" w:type="dxa"/>
             <w:tcBorders>
               <w:top w:val="single" w:sz="6" w:space="0" w:color="000000"/>
               <w:bottom w:val="single" w:sz="4" w:space="0" w:color="000000"/>
@@ -13268,7 +13184,6 @@
           <w:p>
             <w:pPr>
               <w:pStyle w:val="Normal"/>
-              <w:pBdr/>
               <w:spacing w:lineRule="auto" w:line="360" w:before="0" w:after="140"/>
               <w:jc w:val="center"/>
               <w:rPr>
@@ -13285,7 +13200,6 @@
           <w:p>
             <w:pPr>
               <w:pStyle w:val="Normal"/>
-              <w:pBdr/>
               <w:spacing w:lineRule="auto" w:line="360" w:before="0" w:after="140"/>
               <w:jc w:val="center"/>
               <w:rPr>
@@ -13312,7 +13226,6 @@
           <w:p>
             <w:pPr>
               <w:pStyle w:val="Normal"/>
-              <w:pBdr/>
               <w:spacing w:lineRule="auto" w:line="360" w:before="0" w:after="140"/>
               <w:jc w:val="center"/>
               <w:rPr>
@@ -13329,7 +13242,6 @@
           <w:p>
             <w:pPr>
               <w:pStyle w:val="Normal"/>
-              <w:pBdr/>
               <w:spacing w:lineRule="auto" w:line="360" w:before="0" w:after="140"/>
               <w:jc w:val="center"/>
               <w:rPr>
@@ -13346,7 +13258,7 @@
         </w:tc>
         <w:tc>
           <w:tcPr>
-            <w:tcW w:w="1746" w:type="dxa"/>
+            <w:tcW w:w="1745" w:type="dxa"/>
             <w:tcBorders>
               <w:top w:val="single" w:sz="6" w:space="0" w:color="000000"/>
               <w:bottom w:val="single" w:sz="4" w:space="0" w:color="000000"/>
@@ -13356,7 +13268,6 @@
           <w:p>
             <w:pPr>
               <w:pStyle w:val="Normal"/>
-              <w:pBdr/>
               <w:spacing w:lineRule="auto" w:line="360" w:before="0" w:after="140"/>
               <w:jc w:val="center"/>
               <w:rPr>
@@ -13373,7 +13284,6 @@
           <w:p>
             <w:pPr>
               <w:pStyle w:val="Normal"/>
-              <w:pBdr/>
               <w:spacing w:lineRule="auto" w:line="360" w:before="0" w:after="140"/>
               <w:jc w:val="center"/>
               <w:rPr>
@@ -13390,7 +13300,7 @@
         </w:tc>
         <w:tc>
           <w:tcPr>
-            <w:tcW w:w="1749" w:type="dxa"/>
+            <w:tcW w:w="1750" w:type="dxa"/>
             <w:tcBorders>
               <w:top w:val="single" w:sz="6" w:space="0" w:color="000000"/>
               <w:bottom w:val="single" w:sz="4" w:space="0" w:color="000000"/>
@@ -13400,7 +13310,6 @@
           <w:p>
             <w:pPr>
               <w:pStyle w:val="Normal"/>
-              <w:pBdr/>
               <w:spacing w:lineRule="auto" w:line="360" w:before="0" w:after="140"/>
               <w:jc w:val="center"/>
               <w:rPr>
@@ -13417,7 +13326,6 @@
           <w:p>
             <w:pPr>
               <w:pStyle w:val="Normal"/>
-              <w:pBdr/>
               <w:spacing w:lineRule="auto" w:line="360" w:before="0" w:after="140"/>
               <w:jc w:val="center"/>
               <w:rPr>
@@ -13437,7 +13345,7 @@
         <w:trPr/>
         <w:tc>
           <w:tcPr>
-            <w:tcW w:w="2505" w:type="dxa"/>
+            <w:tcW w:w="2504" w:type="dxa"/>
             <w:tcBorders>
               <w:top w:val="single" w:sz="4" w:space="0" w:color="000000"/>
             </w:tcBorders>
@@ -13446,7 +13354,6 @@
           <w:p>
             <w:pPr>
               <w:pStyle w:val="Normal"/>
-              <w:pBdr/>
               <w:spacing w:lineRule="auto" w:line="360" w:before="0" w:after="140"/>
               <w:jc w:val="start"/>
               <w:rPr>
@@ -13463,7 +13370,7 @@
         </w:tc>
         <w:tc>
           <w:tcPr>
-            <w:tcW w:w="1748" w:type="dxa"/>
+            <w:tcW w:w="1749" w:type="dxa"/>
             <w:tcBorders>
               <w:top w:val="single" w:sz="4" w:space="0" w:color="000000"/>
             </w:tcBorders>
@@ -13472,7 +13379,6 @@
           <w:p>
             <w:pPr>
               <w:pStyle w:val="Normal"/>
-              <w:pBdr/>
               <w:spacing w:lineRule="auto" w:line="360" w:before="0" w:after="140"/>
               <w:jc w:val="center"/>
               <w:rPr>
@@ -13497,7 +13403,6 @@
           <w:p>
             <w:pPr>
               <w:pStyle w:val="Normal"/>
-              <w:pBdr/>
               <w:spacing w:lineRule="auto" w:line="360" w:before="0" w:after="140"/>
               <w:jc w:val="center"/>
               <w:rPr>
@@ -13513,7 +13418,7 @@
         </w:tc>
         <w:tc>
           <w:tcPr>
-            <w:tcW w:w="1746" w:type="dxa"/>
+            <w:tcW w:w="1745" w:type="dxa"/>
             <w:tcBorders>
               <w:top w:val="single" w:sz="4" w:space="0" w:color="000000"/>
             </w:tcBorders>
@@ -13522,7 +13427,6 @@
           <w:p>
             <w:pPr>
               <w:pStyle w:val="Normal"/>
-              <w:pBdr/>
               <w:spacing w:lineRule="auto" w:line="360" w:before="0" w:after="140"/>
               <w:jc w:val="center"/>
               <w:rPr>
@@ -13538,7 +13442,7 @@
         </w:tc>
         <w:tc>
           <w:tcPr>
-            <w:tcW w:w="1749" w:type="dxa"/>
+            <w:tcW w:w="1750" w:type="dxa"/>
             <w:tcBorders>
               <w:top w:val="single" w:sz="4" w:space="0" w:color="000000"/>
             </w:tcBorders>
@@ -13547,7 +13451,6 @@
           <w:p>
             <w:pPr>
               <w:pStyle w:val="Normal"/>
-              <w:pBdr/>
               <w:spacing w:lineRule="auto" w:line="360" w:before="0" w:after="140"/>
               <w:jc w:val="center"/>
               <w:rPr>
@@ -13566,14 +13469,13 @@
         <w:trPr/>
         <w:tc>
           <w:tcPr>
-            <w:tcW w:w="2505" w:type="dxa"/>
+            <w:tcW w:w="2504" w:type="dxa"/>
             <w:tcBorders/>
             <w:vAlign w:val="center"/>
           </w:tcPr>
           <w:p>
             <w:pPr>
               <w:pStyle w:val="Normal"/>
-              <w:pBdr/>
               <w:spacing w:lineRule="auto" w:line="360" w:before="0" w:after="140"/>
               <w:jc w:val="start"/>
               <w:rPr>
@@ -13590,14 +13492,13 @@
         </w:tc>
         <w:tc>
           <w:tcPr>
-            <w:tcW w:w="1748" w:type="dxa"/>
+            <w:tcW w:w="1749" w:type="dxa"/>
             <w:tcBorders/>
             <w:vAlign w:val="center"/>
           </w:tcPr>
           <w:p>
             <w:pPr>
               <w:pStyle w:val="Normal"/>
-              <w:pBdr/>
               <w:spacing w:lineRule="auto" w:line="360" w:before="0" w:after="140"/>
               <w:jc w:val="center"/>
               <w:rPr>
@@ -13621,7 +13522,6 @@
           <w:p>
             <w:pPr>
               <w:pStyle w:val="Normal"/>
-              <w:pBdr/>
               <w:spacing w:lineRule="auto" w:line="360" w:before="0" w:after="140"/>
               <w:jc w:val="center"/>
               <w:rPr>
@@ -13638,14 +13538,13 @@
         </w:tc>
         <w:tc>
           <w:tcPr>
-            <w:tcW w:w="1746" w:type="dxa"/>
+            <w:tcW w:w="1745" w:type="dxa"/>
             <w:tcBorders/>
             <w:vAlign w:val="center"/>
           </w:tcPr>
           <w:p>
             <w:pPr>
               <w:pStyle w:val="Normal"/>
-              <w:pBdr/>
               <w:spacing w:lineRule="auto" w:line="360" w:before="0" w:after="140"/>
               <w:jc w:val="center"/>
               <w:rPr>
@@ -13657,6 +13556,55 @@
                 <w:color w:val="000000"/>
               </w:rPr>
               <w:t>0.5 ± 0.5</w:t>
+            </w:r>
+          </w:p>
+        </w:tc>
+        <w:tc>
+          <w:tcPr>
+            <w:tcW w:w="1750" w:type="dxa"/>
+            <w:tcBorders/>
+            <w:vAlign w:val="center"/>
+          </w:tcPr>
+          <w:p>
+            <w:pPr>
+              <w:pStyle w:val="Normal"/>
+              <w:spacing w:lineRule="auto" w:line="360" w:before="0" w:after="140"/>
+              <w:jc w:val="center"/>
+              <w:rPr>
+                <w:color w:val="000000"/>
+              </w:rPr>
+            </w:pPr>
+            <w:r>
+              <w:rPr>
+                <w:color w:val="000000"/>
+              </w:rPr>
+              <w:t>3.5 ± 1.55</w:t>
+            </w:r>
+          </w:p>
+        </w:tc>
+      </w:tr>
+      <w:tr>
+        <w:trPr/>
+        <w:tc>
+          <w:tcPr>
+            <w:tcW w:w="2504" w:type="dxa"/>
+            <w:tcBorders/>
+            <w:vAlign w:val="center"/>
+          </w:tcPr>
+          <w:p>
+            <w:pPr>
+              <w:pStyle w:val="Normal"/>
+              <w:spacing w:lineRule="auto" w:line="360" w:before="0" w:after="140"/>
+              <w:jc w:val="start"/>
+              <w:rPr>
+                <w:color w:val="000000"/>
+              </w:rPr>
+            </w:pPr>
+            <w:r>
+              <w:rPr>
+                <w:color w:val="000000"/>
+              </w:rPr>
+              <w:t>200</w:t>
             </w:r>
           </w:p>
         </w:tc>
@@ -13669,58 +13617,6 @@
           <w:p>
             <w:pPr>
               <w:pStyle w:val="Normal"/>
-              <w:pBdr/>
-              <w:spacing w:lineRule="auto" w:line="360" w:before="0" w:after="140"/>
-              <w:jc w:val="center"/>
-              <w:rPr>
-                <w:color w:val="000000"/>
-              </w:rPr>
-            </w:pPr>
-            <w:r>
-              <w:rPr>
-                <w:color w:val="000000"/>
-              </w:rPr>
-              <w:t>3.5 ± 1.55</w:t>
-            </w:r>
-          </w:p>
-        </w:tc>
-      </w:tr>
-      <w:tr>
-        <w:trPr/>
-        <w:tc>
-          <w:tcPr>
-            <w:tcW w:w="2505" w:type="dxa"/>
-            <w:tcBorders/>
-            <w:vAlign w:val="center"/>
-          </w:tcPr>
-          <w:p>
-            <w:pPr>
-              <w:pStyle w:val="Normal"/>
-              <w:pBdr/>
-              <w:spacing w:lineRule="auto" w:line="360" w:before="0" w:after="140"/>
-              <w:jc w:val="start"/>
-              <w:rPr>
-                <w:color w:val="000000"/>
-              </w:rPr>
-            </w:pPr>
-            <w:r>
-              <w:rPr>
-                <w:color w:val="000000"/>
-              </w:rPr>
-              <w:t>200</w:t>
-            </w:r>
-          </w:p>
-        </w:tc>
-        <w:tc>
-          <w:tcPr>
-            <w:tcW w:w="1748" w:type="dxa"/>
-            <w:tcBorders/>
-            <w:vAlign w:val="center"/>
-          </w:tcPr>
-          <w:p>
-            <w:pPr>
-              <w:pStyle w:val="Normal"/>
-              <w:pBdr/>
               <w:spacing w:lineRule="auto" w:line="360" w:before="0" w:after="140"/>
               <w:jc w:val="center"/>
               <w:rPr>
@@ -13744,7 +13640,6 @@
           <w:p>
             <w:pPr>
               <w:pStyle w:val="Normal"/>
-              <w:pBdr/>
               <w:spacing w:lineRule="auto" w:line="360" w:before="0" w:after="140"/>
               <w:jc w:val="center"/>
               <w:rPr>
@@ -13761,14 +13656,13 @@
         </w:tc>
         <w:tc>
           <w:tcPr>
-            <w:tcW w:w="1746" w:type="dxa"/>
+            <w:tcW w:w="1745" w:type="dxa"/>
             <w:tcBorders/>
             <w:vAlign w:val="center"/>
           </w:tcPr>
           <w:p>
             <w:pPr>
               <w:pStyle w:val="Normal"/>
-              <w:pBdr/>
               <w:spacing w:lineRule="auto" w:line="360" w:before="0" w:after="140"/>
               <w:jc w:val="center"/>
               <w:rPr>
@@ -13780,6 +13674,55 @@
                 <w:color w:val="000000"/>
               </w:rPr>
               <w:t>11 ± 3.89</w:t>
+            </w:r>
+          </w:p>
+        </w:tc>
+        <w:tc>
+          <w:tcPr>
+            <w:tcW w:w="1750" w:type="dxa"/>
+            <w:tcBorders/>
+            <w:vAlign w:val="center"/>
+          </w:tcPr>
+          <w:p>
+            <w:pPr>
+              <w:pStyle w:val="Normal"/>
+              <w:spacing w:lineRule="auto" w:line="360" w:before="0" w:after="140"/>
+              <w:jc w:val="center"/>
+              <w:rPr>
+                <w:color w:val="000000"/>
+              </w:rPr>
+            </w:pPr>
+            <w:r>
+              <w:rPr>
+                <w:color w:val="000000"/>
+              </w:rPr>
+              <w:t>4.75 ± 2.25</w:t>
+            </w:r>
+          </w:p>
+        </w:tc>
+      </w:tr>
+      <w:tr>
+        <w:trPr/>
+        <w:tc>
+          <w:tcPr>
+            <w:tcW w:w="2504" w:type="dxa"/>
+            <w:tcBorders/>
+            <w:vAlign w:val="center"/>
+          </w:tcPr>
+          <w:p>
+            <w:pPr>
+              <w:pStyle w:val="Normal"/>
+              <w:spacing w:lineRule="auto" w:line="360" w:before="0" w:after="140"/>
+              <w:jc w:val="start"/>
+              <w:rPr>
+                <w:color w:val="000000"/>
+              </w:rPr>
+            </w:pPr>
+            <w:r>
+              <w:rPr>
+                <w:color w:val="000000"/>
+              </w:rPr>
+              <w:t>300</w:t>
             </w:r>
           </w:p>
         </w:tc>
@@ -13792,58 +13735,6 @@
           <w:p>
             <w:pPr>
               <w:pStyle w:val="Normal"/>
-              <w:pBdr/>
-              <w:spacing w:lineRule="auto" w:line="360" w:before="0" w:after="140"/>
-              <w:jc w:val="center"/>
-              <w:rPr>
-                <w:color w:val="000000"/>
-              </w:rPr>
-            </w:pPr>
-            <w:r>
-              <w:rPr>
-                <w:color w:val="000000"/>
-              </w:rPr>
-              <w:t>4.75 ± 2.25</w:t>
-            </w:r>
-          </w:p>
-        </w:tc>
-      </w:tr>
-      <w:tr>
-        <w:trPr/>
-        <w:tc>
-          <w:tcPr>
-            <w:tcW w:w="2505" w:type="dxa"/>
-            <w:tcBorders/>
-            <w:vAlign w:val="center"/>
-          </w:tcPr>
-          <w:p>
-            <w:pPr>
-              <w:pStyle w:val="Normal"/>
-              <w:pBdr/>
-              <w:spacing w:lineRule="auto" w:line="360" w:before="0" w:after="140"/>
-              <w:jc w:val="start"/>
-              <w:rPr>
-                <w:color w:val="000000"/>
-              </w:rPr>
-            </w:pPr>
-            <w:r>
-              <w:rPr>
-                <w:color w:val="000000"/>
-              </w:rPr>
-              <w:t>300</w:t>
-            </w:r>
-          </w:p>
-        </w:tc>
-        <w:tc>
-          <w:tcPr>
-            <w:tcW w:w="1748" w:type="dxa"/>
-            <w:tcBorders/>
-            <w:vAlign w:val="center"/>
-          </w:tcPr>
-          <w:p>
-            <w:pPr>
-              <w:pStyle w:val="Normal"/>
-              <w:pBdr/>
               <w:spacing w:lineRule="auto" w:line="360" w:before="0" w:after="140"/>
               <w:jc w:val="center"/>
               <w:rPr>
@@ -13867,7 +13758,6 @@
           <w:p>
             <w:pPr>
               <w:pStyle w:val="Normal"/>
-              <w:pBdr/>
               <w:spacing w:lineRule="auto" w:line="360" w:before="0" w:after="140"/>
               <w:jc w:val="center"/>
               <w:rPr>
@@ -13884,14 +13774,13 @@
         </w:tc>
         <w:tc>
           <w:tcPr>
-            <w:tcW w:w="1746" w:type="dxa"/>
+            <w:tcW w:w="1745" w:type="dxa"/>
             <w:tcBorders/>
             <w:vAlign w:val="center"/>
           </w:tcPr>
           <w:p>
             <w:pPr>
               <w:pStyle w:val="Normal"/>
-              <w:pBdr/>
               <w:spacing w:lineRule="auto" w:line="360" w:before="0" w:after="140"/>
               <w:jc w:val="center"/>
               <w:rPr>
@@ -13903,6 +13792,55 @@
                 <w:color w:val="000000"/>
               </w:rPr>
               <w:t>13 ± 2.94</w:t>
+            </w:r>
+          </w:p>
+        </w:tc>
+        <w:tc>
+          <w:tcPr>
+            <w:tcW w:w="1750" w:type="dxa"/>
+            <w:tcBorders/>
+            <w:vAlign w:val="center"/>
+          </w:tcPr>
+          <w:p>
+            <w:pPr>
+              <w:pStyle w:val="Normal"/>
+              <w:spacing w:lineRule="auto" w:line="360" w:before="0" w:after="140"/>
+              <w:jc w:val="center"/>
+              <w:rPr>
+                <w:color w:val="000000"/>
+              </w:rPr>
+            </w:pPr>
+            <w:r>
+              <w:rPr>
+                <w:color w:val="000000"/>
+              </w:rPr>
+              <w:t>13.5 ± 4.91</w:t>
+            </w:r>
+          </w:p>
+        </w:tc>
+      </w:tr>
+      <w:tr>
+        <w:trPr/>
+        <w:tc>
+          <w:tcPr>
+            <w:tcW w:w="2504" w:type="dxa"/>
+            <w:tcBorders/>
+            <w:vAlign w:val="center"/>
+          </w:tcPr>
+          <w:p>
+            <w:pPr>
+              <w:pStyle w:val="Normal"/>
+              <w:spacing w:lineRule="auto" w:line="360" w:before="0" w:after="140"/>
+              <w:jc w:val="start"/>
+              <w:rPr>
+                <w:color w:val="000000"/>
+              </w:rPr>
+            </w:pPr>
+            <w:r>
+              <w:rPr>
+                <w:color w:val="000000"/>
+              </w:rPr>
+              <w:t>500</w:t>
             </w:r>
           </w:p>
         </w:tc>
@@ -13915,58 +13853,6 @@
           <w:p>
             <w:pPr>
               <w:pStyle w:val="Normal"/>
-              <w:pBdr/>
-              <w:spacing w:lineRule="auto" w:line="360" w:before="0" w:after="140"/>
-              <w:jc w:val="center"/>
-              <w:rPr>
-                <w:color w:val="000000"/>
-              </w:rPr>
-            </w:pPr>
-            <w:r>
-              <w:rPr>
-                <w:color w:val="000000"/>
-              </w:rPr>
-              <w:t>13.5 ± 4.91</w:t>
-            </w:r>
-          </w:p>
-        </w:tc>
-      </w:tr>
-      <w:tr>
-        <w:trPr/>
-        <w:tc>
-          <w:tcPr>
-            <w:tcW w:w="2505" w:type="dxa"/>
-            <w:tcBorders/>
-            <w:vAlign w:val="center"/>
-          </w:tcPr>
-          <w:p>
-            <w:pPr>
-              <w:pStyle w:val="Normal"/>
-              <w:pBdr/>
-              <w:spacing w:lineRule="auto" w:line="360" w:before="0" w:after="140"/>
-              <w:jc w:val="start"/>
-              <w:rPr>
-                <w:color w:val="000000"/>
-              </w:rPr>
-            </w:pPr>
-            <w:r>
-              <w:rPr>
-                <w:color w:val="000000"/>
-              </w:rPr>
-              <w:t>500</w:t>
-            </w:r>
-          </w:p>
-        </w:tc>
-        <w:tc>
-          <w:tcPr>
-            <w:tcW w:w="1748" w:type="dxa"/>
-            <w:tcBorders/>
-            <w:vAlign w:val="center"/>
-          </w:tcPr>
-          <w:p>
-            <w:pPr>
-              <w:pStyle w:val="Normal"/>
-              <w:pBdr/>
               <w:spacing w:lineRule="auto" w:line="360" w:before="0" w:after="140"/>
               <w:jc w:val="center"/>
               <w:rPr>
@@ -13990,7 +13876,6 @@
           <w:p>
             <w:pPr>
               <w:pStyle w:val="Normal"/>
-              <w:pBdr/>
               <w:spacing w:lineRule="auto" w:line="360" w:before="0" w:after="140"/>
               <w:jc w:val="center"/>
               <w:rPr>
@@ -14007,14 +13892,13 @@
         </w:tc>
         <w:tc>
           <w:tcPr>
-            <w:tcW w:w="1746" w:type="dxa"/>
+            <w:tcW w:w="1745" w:type="dxa"/>
             <w:tcBorders/>
             <w:vAlign w:val="center"/>
           </w:tcPr>
           <w:p>
             <w:pPr>
               <w:pStyle w:val="Normal"/>
-              <w:pBdr/>
               <w:spacing w:lineRule="auto" w:line="360" w:before="0" w:after="140"/>
               <w:jc w:val="center"/>
               <w:rPr>
@@ -14026,6 +13910,55 @@
                 <w:color w:val="000000"/>
               </w:rPr>
               <w:t>13 ± 4.71</w:t>
+            </w:r>
+          </w:p>
+        </w:tc>
+        <w:tc>
+          <w:tcPr>
+            <w:tcW w:w="1750" w:type="dxa"/>
+            <w:tcBorders/>
+            <w:vAlign w:val="center"/>
+          </w:tcPr>
+          <w:p>
+            <w:pPr>
+              <w:pStyle w:val="Normal"/>
+              <w:spacing w:lineRule="auto" w:line="360" w:before="0" w:after="140"/>
+              <w:jc w:val="center"/>
+              <w:rPr>
+                <w:color w:val="000000"/>
+              </w:rPr>
+            </w:pPr>
+            <w:r>
+              <w:rPr>
+                <w:color w:val="000000"/>
+              </w:rPr>
+              <w:t>5.25 ± 1.8</w:t>
+            </w:r>
+          </w:p>
+        </w:tc>
+      </w:tr>
+      <w:tr>
+        <w:trPr/>
+        <w:tc>
+          <w:tcPr>
+            <w:tcW w:w="2504" w:type="dxa"/>
+            <w:tcBorders/>
+            <w:vAlign w:val="center"/>
+          </w:tcPr>
+          <w:p>
+            <w:pPr>
+              <w:pStyle w:val="Normal"/>
+              <w:spacing w:lineRule="auto" w:line="360" w:before="0" w:after="140"/>
+              <w:jc w:val="start"/>
+              <w:rPr>
+                <w:color w:val="000000"/>
+              </w:rPr>
+            </w:pPr>
+            <w:r>
+              <w:rPr>
+                <w:color w:val="000000"/>
+              </w:rPr>
+              <w:t>700</w:t>
             </w:r>
           </w:p>
         </w:tc>
@@ -14038,58 +13971,6 @@
           <w:p>
             <w:pPr>
               <w:pStyle w:val="Normal"/>
-              <w:pBdr/>
-              <w:spacing w:lineRule="auto" w:line="360" w:before="0" w:after="140"/>
-              <w:jc w:val="center"/>
-              <w:rPr>
-                <w:color w:val="000000"/>
-              </w:rPr>
-            </w:pPr>
-            <w:r>
-              <w:rPr>
-                <w:color w:val="000000"/>
-              </w:rPr>
-              <w:t>5.25 ± 1.8</w:t>
-            </w:r>
-          </w:p>
-        </w:tc>
-      </w:tr>
-      <w:tr>
-        <w:trPr/>
-        <w:tc>
-          <w:tcPr>
-            <w:tcW w:w="2505" w:type="dxa"/>
-            <w:tcBorders/>
-            <w:vAlign w:val="center"/>
-          </w:tcPr>
-          <w:p>
-            <w:pPr>
-              <w:pStyle w:val="Normal"/>
-              <w:pBdr/>
-              <w:spacing w:lineRule="auto" w:line="360" w:before="0" w:after="140"/>
-              <w:jc w:val="start"/>
-              <w:rPr>
-                <w:color w:val="000000"/>
-              </w:rPr>
-            </w:pPr>
-            <w:r>
-              <w:rPr>
-                <w:color w:val="000000"/>
-              </w:rPr>
-              <w:t>700</w:t>
-            </w:r>
-          </w:p>
-        </w:tc>
-        <w:tc>
-          <w:tcPr>
-            <w:tcW w:w="1748" w:type="dxa"/>
-            <w:tcBorders/>
-            <w:vAlign w:val="center"/>
-          </w:tcPr>
-          <w:p>
-            <w:pPr>
-              <w:pStyle w:val="Normal"/>
-              <w:pBdr/>
               <w:spacing w:lineRule="auto" w:line="360" w:before="0" w:after="140"/>
               <w:jc w:val="center"/>
               <w:rPr>
@@ -14113,7 +13994,6 @@
           <w:p>
             <w:pPr>
               <w:pStyle w:val="Normal"/>
-              <w:pBdr/>
               <w:spacing w:lineRule="auto" w:line="360" w:before="0" w:after="140"/>
               <w:jc w:val="center"/>
               <w:rPr>
@@ -14130,14 +14010,13 @@
         </w:tc>
         <w:tc>
           <w:tcPr>
-            <w:tcW w:w="1746" w:type="dxa"/>
+            <w:tcW w:w="1745" w:type="dxa"/>
             <w:tcBorders/>
             <w:vAlign w:val="center"/>
           </w:tcPr>
           <w:p>
             <w:pPr>
               <w:pStyle w:val="Normal"/>
-              <w:pBdr/>
               <w:spacing w:lineRule="auto" w:line="360" w:before="0" w:after="140"/>
               <w:jc w:val="center"/>
               <w:rPr>
@@ -14149,6 +14028,55 @@
                 <w:color w:val="000000"/>
               </w:rPr>
               <w:t>3.75 ± 1.6</w:t>
+            </w:r>
+          </w:p>
+        </w:tc>
+        <w:tc>
+          <w:tcPr>
+            <w:tcW w:w="1750" w:type="dxa"/>
+            <w:tcBorders/>
+            <w:vAlign w:val="center"/>
+          </w:tcPr>
+          <w:p>
+            <w:pPr>
+              <w:pStyle w:val="Normal"/>
+              <w:spacing w:lineRule="auto" w:line="360" w:before="0" w:after="140"/>
+              <w:jc w:val="center"/>
+              <w:rPr>
+                <w:color w:val="000000"/>
+              </w:rPr>
+            </w:pPr>
+            <w:r>
+              <w:rPr>
+                <w:color w:val="000000"/>
+              </w:rPr>
+              <w:t>6.5 ± 2.72</w:t>
+            </w:r>
+          </w:p>
+        </w:tc>
+      </w:tr>
+      <w:tr>
+        <w:trPr/>
+        <w:tc>
+          <w:tcPr>
+            <w:tcW w:w="2504" w:type="dxa"/>
+            <w:tcBorders/>
+            <w:vAlign w:val="center"/>
+          </w:tcPr>
+          <w:p>
+            <w:pPr>
+              <w:pStyle w:val="Normal"/>
+              <w:spacing w:lineRule="auto" w:line="360" w:before="0" w:after="140"/>
+              <w:jc w:val="start"/>
+              <w:rPr>
+                <w:color w:val="000000"/>
+              </w:rPr>
+            </w:pPr>
+            <w:r>
+              <w:rPr>
+                <w:color w:val="000000"/>
+              </w:rPr>
+              <w:t>900</w:t>
             </w:r>
           </w:p>
         </w:tc>
@@ -14161,58 +14089,6 @@
           <w:p>
             <w:pPr>
               <w:pStyle w:val="Normal"/>
-              <w:pBdr/>
-              <w:spacing w:lineRule="auto" w:line="360" w:before="0" w:after="140"/>
-              <w:jc w:val="center"/>
-              <w:rPr>
-                <w:color w:val="000000"/>
-              </w:rPr>
-            </w:pPr>
-            <w:r>
-              <w:rPr>
-                <w:color w:val="000000"/>
-              </w:rPr>
-              <w:t>6.5 ± 2.72</w:t>
-            </w:r>
-          </w:p>
-        </w:tc>
-      </w:tr>
-      <w:tr>
-        <w:trPr/>
-        <w:tc>
-          <w:tcPr>
-            <w:tcW w:w="2505" w:type="dxa"/>
-            <w:tcBorders/>
-            <w:vAlign w:val="center"/>
-          </w:tcPr>
-          <w:p>
-            <w:pPr>
-              <w:pStyle w:val="Normal"/>
-              <w:pBdr/>
-              <w:spacing w:lineRule="auto" w:line="360" w:before="0" w:after="140"/>
-              <w:jc w:val="start"/>
-              <w:rPr>
-                <w:color w:val="000000"/>
-              </w:rPr>
-            </w:pPr>
-            <w:r>
-              <w:rPr>
-                <w:color w:val="000000"/>
-              </w:rPr>
-              <w:t>900</w:t>
-            </w:r>
-          </w:p>
-        </w:tc>
-        <w:tc>
-          <w:tcPr>
-            <w:tcW w:w="1748" w:type="dxa"/>
-            <w:tcBorders/>
-            <w:vAlign w:val="center"/>
-          </w:tcPr>
-          <w:p>
-            <w:pPr>
-              <w:pStyle w:val="Normal"/>
-              <w:pBdr/>
               <w:spacing w:lineRule="auto" w:line="360" w:before="0" w:after="140"/>
               <w:jc w:val="center"/>
               <w:rPr>
@@ -14236,7 +14112,6 @@
           <w:p>
             <w:pPr>
               <w:pStyle w:val="Normal"/>
-              <w:pBdr/>
               <w:spacing w:lineRule="auto" w:line="360" w:before="0" w:after="140"/>
               <w:jc w:val="center"/>
               <w:rPr>
@@ -14253,14 +14128,13 @@
         </w:tc>
         <w:tc>
           <w:tcPr>
-            <w:tcW w:w="1746" w:type="dxa"/>
+            <w:tcW w:w="1745" w:type="dxa"/>
             <w:tcBorders/>
             <w:vAlign w:val="center"/>
           </w:tcPr>
           <w:p>
             <w:pPr>
               <w:pStyle w:val="Normal"/>
-              <w:pBdr/>
               <w:spacing w:lineRule="auto" w:line="360" w:before="0" w:after="140"/>
               <w:jc w:val="center"/>
               <w:rPr>
@@ -14272,6 +14146,55 @@
                 <w:color w:val="000000"/>
               </w:rPr>
               <w:t>19 ± 3.39</w:t>
+            </w:r>
+          </w:p>
+        </w:tc>
+        <w:tc>
+          <w:tcPr>
+            <w:tcW w:w="1750" w:type="dxa"/>
+            <w:tcBorders/>
+            <w:vAlign w:val="center"/>
+          </w:tcPr>
+          <w:p>
+            <w:pPr>
+              <w:pStyle w:val="Normal"/>
+              <w:spacing w:lineRule="auto" w:line="360" w:before="0" w:after="140"/>
+              <w:jc w:val="center"/>
+              <w:rPr>
+                <w:color w:val="000000"/>
+              </w:rPr>
+            </w:pPr>
+            <w:r>
+              <w:rPr>
+                <w:color w:val="000000"/>
+              </w:rPr>
+              <w:t>9.75 ± 3.35</w:t>
+            </w:r>
+          </w:p>
+        </w:tc>
+      </w:tr>
+      <w:tr>
+        <w:trPr/>
+        <w:tc>
+          <w:tcPr>
+            <w:tcW w:w="2504" w:type="dxa"/>
+            <w:tcBorders/>
+            <w:vAlign w:val="center"/>
+          </w:tcPr>
+          <w:p>
+            <w:pPr>
+              <w:pStyle w:val="Normal"/>
+              <w:spacing w:lineRule="auto" w:line="360" w:before="0" w:after="140"/>
+              <w:jc w:val="start"/>
+              <w:rPr>
+                <w:color w:val="000000"/>
+              </w:rPr>
+            </w:pPr>
+            <w:r>
+              <w:rPr>
+                <w:color w:val="000000"/>
+              </w:rPr>
+              <w:t>1100</w:t>
             </w:r>
           </w:p>
         </w:tc>
@@ -14284,58 +14207,6 @@
           <w:p>
             <w:pPr>
               <w:pStyle w:val="Normal"/>
-              <w:pBdr/>
-              <w:spacing w:lineRule="auto" w:line="360" w:before="0" w:after="140"/>
-              <w:jc w:val="center"/>
-              <w:rPr>
-                <w:color w:val="000000"/>
-              </w:rPr>
-            </w:pPr>
-            <w:r>
-              <w:rPr>
-                <w:color w:val="000000"/>
-              </w:rPr>
-              <w:t>9.75 ± 3.35</w:t>
-            </w:r>
-          </w:p>
-        </w:tc>
-      </w:tr>
-      <w:tr>
-        <w:trPr/>
-        <w:tc>
-          <w:tcPr>
-            <w:tcW w:w="2505" w:type="dxa"/>
-            <w:tcBorders/>
-            <w:vAlign w:val="center"/>
-          </w:tcPr>
-          <w:p>
-            <w:pPr>
-              <w:pStyle w:val="Normal"/>
-              <w:pBdr/>
-              <w:spacing w:lineRule="auto" w:line="360" w:before="0" w:after="140"/>
-              <w:jc w:val="start"/>
-              <w:rPr>
-                <w:color w:val="000000"/>
-              </w:rPr>
-            </w:pPr>
-            <w:r>
-              <w:rPr>
-                <w:color w:val="000000"/>
-              </w:rPr>
-              <w:t>1100</w:t>
-            </w:r>
-          </w:p>
-        </w:tc>
-        <w:tc>
-          <w:tcPr>
-            <w:tcW w:w="1748" w:type="dxa"/>
-            <w:tcBorders/>
-            <w:vAlign w:val="center"/>
-          </w:tcPr>
-          <w:p>
-            <w:pPr>
-              <w:pStyle w:val="Normal"/>
-              <w:pBdr/>
               <w:spacing w:lineRule="auto" w:line="360" w:before="0" w:after="140"/>
               <w:jc w:val="center"/>
               <w:rPr>
@@ -14359,7 +14230,6 @@
           <w:p>
             <w:pPr>
               <w:pStyle w:val="Normal"/>
-              <w:pBdr/>
               <w:spacing w:lineRule="auto" w:line="360" w:before="0" w:after="140"/>
               <w:jc w:val="center"/>
               <w:rPr>
@@ -14376,14 +14246,13 @@
         </w:tc>
         <w:tc>
           <w:tcPr>
-            <w:tcW w:w="1746" w:type="dxa"/>
+            <w:tcW w:w="1745" w:type="dxa"/>
             <w:tcBorders/>
             <w:vAlign w:val="center"/>
           </w:tcPr>
           <w:p>
             <w:pPr>
               <w:pStyle w:val="Normal"/>
-              <w:pBdr/>
               <w:spacing w:lineRule="auto" w:line="360" w:before="0" w:after="140"/>
               <w:jc w:val="center"/>
               <w:rPr>
@@ -14395,6 +14264,55 @@
                 <w:color w:val="000000"/>
               </w:rPr>
               <w:t>71 ± 17.2</w:t>
+            </w:r>
+          </w:p>
+        </w:tc>
+        <w:tc>
+          <w:tcPr>
+            <w:tcW w:w="1750" w:type="dxa"/>
+            <w:tcBorders/>
+            <w:vAlign w:val="center"/>
+          </w:tcPr>
+          <w:p>
+            <w:pPr>
+              <w:pStyle w:val="Normal"/>
+              <w:spacing w:lineRule="auto" w:line="360" w:before="0" w:after="140"/>
+              <w:jc w:val="center"/>
+              <w:rPr>
+                <w:color w:val="000000"/>
+              </w:rPr>
+            </w:pPr>
+            <w:r>
+              <w:rPr>
+                <w:color w:val="000000"/>
+              </w:rPr>
+              <w:t>41.25 ± 9.6</w:t>
+            </w:r>
+          </w:p>
+        </w:tc>
+      </w:tr>
+      <w:tr>
+        <w:trPr/>
+        <w:tc>
+          <w:tcPr>
+            <w:tcW w:w="2504" w:type="dxa"/>
+            <w:tcBorders/>
+            <w:vAlign w:val="center"/>
+          </w:tcPr>
+          <w:p>
+            <w:pPr>
+              <w:pStyle w:val="Normal"/>
+              <w:spacing w:lineRule="auto" w:line="360" w:before="0" w:after="140"/>
+              <w:jc w:val="start"/>
+              <w:rPr>
+                <w:color w:val="000000"/>
+              </w:rPr>
+            </w:pPr>
+            <w:r>
+              <w:rPr>
+                <w:color w:val="000000"/>
+              </w:rPr>
+              <w:t>1300</w:t>
             </w:r>
           </w:p>
         </w:tc>
@@ -14407,58 +14325,6 @@
           <w:p>
             <w:pPr>
               <w:pStyle w:val="Normal"/>
-              <w:pBdr/>
-              <w:spacing w:lineRule="auto" w:line="360" w:before="0" w:after="140"/>
-              <w:jc w:val="center"/>
-              <w:rPr>
-                <w:color w:val="000000"/>
-              </w:rPr>
-            </w:pPr>
-            <w:r>
-              <w:rPr>
-                <w:color w:val="000000"/>
-              </w:rPr>
-              <w:t>41.25 ± 9.6</w:t>
-            </w:r>
-          </w:p>
-        </w:tc>
-      </w:tr>
-      <w:tr>
-        <w:trPr/>
-        <w:tc>
-          <w:tcPr>
-            <w:tcW w:w="2505" w:type="dxa"/>
-            <w:tcBorders/>
-            <w:vAlign w:val="center"/>
-          </w:tcPr>
-          <w:p>
-            <w:pPr>
-              <w:pStyle w:val="Normal"/>
-              <w:pBdr/>
-              <w:spacing w:lineRule="auto" w:line="360" w:before="0" w:after="140"/>
-              <w:jc w:val="start"/>
-              <w:rPr>
-                <w:color w:val="000000"/>
-              </w:rPr>
-            </w:pPr>
-            <w:r>
-              <w:rPr>
-                <w:color w:val="000000"/>
-              </w:rPr>
-              <w:t>1300</w:t>
-            </w:r>
-          </w:p>
-        </w:tc>
-        <w:tc>
-          <w:tcPr>
-            <w:tcW w:w="1748" w:type="dxa"/>
-            <w:tcBorders/>
-            <w:vAlign w:val="center"/>
-          </w:tcPr>
-          <w:p>
-            <w:pPr>
-              <w:pStyle w:val="Normal"/>
-              <w:pBdr/>
               <w:spacing w:lineRule="auto" w:line="360" w:before="0" w:after="140"/>
               <w:jc w:val="center"/>
               <w:rPr>
@@ -14482,7 +14348,6 @@
           <w:p>
             <w:pPr>
               <w:pStyle w:val="Normal"/>
-              <w:pBdr/>
               <w:spacing w:lineRule="auto" w:line="360" w:before="0" w:after="140"/>
               <w:jc w:val="center"/>
               <w:rPr>
@@ -14499,14 +14364,13 @@
         </w:tc>
         <w:tc>
           <w:tcPr>
-            <w:tcW w:w="1746" w:type="dxa"/>
+            <w:tcW w:w="1745" w:type="dxa"/>
             <w:tcBorders/>
             <w:vAlign w:val="center"/>
           </w:tcPr>
           <w:p>
             <w:pPr>
               <w:pStyle w:val="Normal"/>
-              <w:pBdr/>
               <w:spacing w:lineRule="auto" w:line="360" w:before="0" w:after="140"/>
               <w:jc w:val="center"/>
               <w:rPr>
@@ -14518,6 +14382,55 @@
                 <w:color w:val="000000"/>
               </w:rPr>
               <w:t>20.75 ± 3.92</w:t>
+            </w:r>
+          </w:p>
+        </w:tc>
+        <w:tc>
+          <w:tcPr>
+            <w:tcW w:w="1750" w:type="dxa"/>
+            <w:tcBorders/>
+            <w:vAlign w:val="center"/>
+          </w:tcPr>
+          <w:p>
+            <w:pPr>
+              <w:pStyle w:val="Normal"/>
+              <w:spacing w:lineRule="auto" w:line="360" w:before="0" w:after="140"/>
+              <w:jc w:val="center"/>
+              <w:rPr>
+                <w:color w:val="000000"/>
+              </w:rPr>
+            </w:pPr>
+            <w:r>
+              <w:rPr>
+                <w:color w:val="000000"/>
+              </w:rPr>
+              <w:t>7 ± 4.85</w:t>
+            </w:r>
+          </w:p>
+        </w:tc>
+      </w:tr>
+      <w:tr>
+        <w:trPr/>
+        <w:tc>
+          <w:tcPr>
+            <w:tcW w:w="2504" w:type="dxa"/>
+            <w:tcBorders/>
+            <w:vAlign w:val="center"/>
+          </w:tcPr>
+          <w:p>
+            <w:pPr>
+              <w:pStyle w:val="Normal"/>
+              <w:spacing w:lineRule="auto" w:line="360" w:before="0" w:after="140"/>
+              <w:jc w:val="start"/>
+              <w:rPr>
+                <w:color w:val="000000"/>
+              </w:rPr>
+            </w:pPr>
+            <w:r>
+              <w:rPr>
+                <w:color w:val="000000"/>
+              </w:rPr>
+              <w:t>1500</w:t>
             </w:r>
           </w:p>
         </w:tc>
@@ -14530,58 +14443,6 @@
           <w:p>
             <w:pPr>
               <w:pStyle w:val="Normal"/>
-              <w:pBdr/>
-              <w:spacing w:lineRule="auto" w:line="360" w:before="0" w:after="140"/>
-              <w:jc w:val="center"/>
-              <w:rPr>
-                <w:color w:val="000000"/>
-              </w:rPr>
-            </w:pPr>
-            <w:r>
-              <w:rPr>
-                <w:color w:val="000000"/>
-              </w:rPr>
-              <w:t>7 ± 4.85</w:t>
-            </w:r>
-          </w:p>
-        </w:tc>
-      </w:tr>
-      <w:tr>
-        <w:trPr/>
-        <w:tc>
-          <w:tcPr>
-            <w:tcW w:w="2505" w:type="dxa"/>
-            <w:tcBorders/>
-            <w:vAlign w:val="center"/>
-          </w:tcPr>
-          <w:p>
-            <w:pPr>
-              <w:pStyle w:val="Normal"/>
-              <w:pBdr/>
-              <w:spacing w:lineRule="auto" w:line="360" w:before="0" w:after="140"/>
-              <w:jc w:val="start"/>
-              <w:rPr>
-                <w:color w:val="000000"/>
-              </w:rPr>
-            </w:pPr>
-            <w:r>
-              <w:rPr>
-                <w:color w:val="000000"/>
-              </w:rPr>
-              <w:t>1500</w:t>
-            </w:r>
-          </w:p>
-        </w:tc>
-        <w:tc>
-          <w:tcPr>
-            <w:tcW w:w="1748" w:type="dxa"/>
-            <w:tcBorders/>
-            <w:vAlign w:val="center"/>
-          </w:tcPr>
-          <w:p>
-            <w:pPr>
-              <w:pStyle w:val="Normal"/>
-              <w:pBdr/>
               <w:spacing w:lineRule="auto" w:line="360" w:before="0" w:after="140"/>
               <w:jc w:val="center"/>
               <w:rPr>
@@ -14605,7 +14466,6 @@
           <w:p>
             <w:pPr>
               <w:pStyle w:val="Normal"/>
-              <w:pBdr/>
               <w:spacing w:lineRule="auto" w:line="360" w:before="0" w:after="140"/>
               <w:jc w:val="center"/>
               <w:rPr>
@@ -14622,14 +14482,13 @@
         </w:tc>
         <w:tc>
           <w:tcPr>
-            <w:tcW w:w="1746" w:type="dxa"/>
+            <w:tcW w:w="1745" w:type="dxa"/>
             <w:tcBorders/>
             <w:vAlign w:val="center"/>
           </w:tcPr>
           <w:p>
             <w:pPr>
               <w:pStyle w:val="Normal"/>
-              <w:pBdr/>
               <w:spacing w:lineRule="auto" w:line="360" w:before="0" w:after="140"/>
               <w:jc w:val="center"/>
               <w:rPr>
@@ -14641,6 +14500,55 @@
                 <w:color w:val="000000"/>
               </w:rPr>
               <w:t>24 ± 6.1</w:t>
+            </w:r>
+          </w:p>
+        </w:tc>
+        <w:tc>
+          <w:tcPr>
+            <w:tcW w:w="1750" w:type="dxa"/>
+            <w:tcBorders/>
+            <w:vAlign w:val="center"/>
+          </w:tcPr>
+          <w:p>
+            <w:pPr>
+              <w:pStyle w:val="Normal"/>
+              <w:spacing w:lineRule="auto" w:line="360" w:before="0" w:after="140"/>
+              <w:jc w:val="center"/>
+              <w:rPr>
+                <w:color w:val="000000"/>
+              </w:rPr>
+            </w:pPr>
+            <w:r>
+              <w:rPr>
+                <w:color w:val="000000"/>
+              </w:rPr>
+              <w:t>11.25 ± 4.75</w:t>
+            </w:r>
+          </w:p>
+        </w:tc>
+      </w:tr>
+      <w:tr>
+        <w:trPr/>
+        <w:tc>
+          <w:tcPr>
+            <w:tcW w:w="2504" w:type="dxa"/>
+            <w:tcBorders/>
+            <w:vAlign w:val="center"/>
+          </w:tcPr>
+          <w:p>
+            <w:pPr>
+              <w:pStyle w:val="Normal"/>
+              <w:spacing w:lineRule="auto" w:line="360" w:before="0" w:after="140"/>
+              <w:jc w:val="start"/>
+              <w:rPr>
+                <w:color w:val="000000"/>
+              </w:rPr>
+            </w:pPr>
+            <w:r>
+              <w:rPr>
+                <w:color w:val="000000"/>
+              </w:rPr>
+              <w:t>1700</w:t>
             </w:r>
           </w:p>
         </w:tc>
@@ -14653,58 +14561,6 @@
           <w:p>
             <w:pPr>
               <w:pStyle w:val="Normal"/>
-              <w:pBdr/>
-              <w:spacing w:lineRule="auto" w:line="360" w:before="0" w:after="140"/>
-              <w:jc w:val="center"/>
-              <w:rPr>
-                <w:color w:val="000000"/>
-              </w:rPr>
-            </w:pPr>
-            <w:r>
-              <w:rPr>
-                <w:color w:val="000000"/>
-              </w:rPr>
-              <w:t>11.25 ± 4.75</w:t>
-            </w:r>
-          </w:p>
-        </w:tc>
-      </w:tr>
-      <w:tr>
-        <w:trPr/>
-        <w:tc>
-          <w:tcPr>
-            <w:tcW w:w="2505" w:type="dxa"/>
-            <w:tcBorders/>
-            <w:vAlign w:val="center"/>
-          </w:tcPr>
-          <w:p>
-            <w:pPr>
-              <w:pStyle w:val="Normal"/>
-              <w:pBdr/>
-              <w:spacing w:lineRule="auto" w:line="360" w:before="0" w:after="140"/>
-              <w:jc w:val="start"/>
-              <w:rPr>
-                <w:color w:val="000000"/>
-              </w:rPr>
-            </w:pPr>
-            <w:r>
-              <w:rPr>
-                <w:color w:val="000000"/>
-              </w:rPr>
-              <w:t>1700</w:t>
-            </w:r>
-          </w:p>
-        </w:tc>
-        <w:tc>
-          <w:tcPr>
-            <w:tcW w:w="1748" w:type="dxa"/>
-            <w:tcBorders/>
-            <w:vAlign w:val="center"/>
-          </w:tcPr>
-          <w:p>
-            <w:pPr>
-              <w:pStyle w:val="Normal"/>
-              <w:pBdr/>
               <w:spacing w:lineRule="auto" w:line="360" w:before="0" w:after="140"/>
               <w:jc w:val="center"/>
               <w:rPr>
@@ -14728,7 +14584,6 @@
           <w:p>
             <w:pPr>
               <w:pStyle w:val="Normal"/>
-              <w:pBdr/>
               <w:spacing w:lineRule="auto" w:line="360" w:before="0" w:after="140"/>
               <w:jc w:val="center"/>
               <w:rPr>
@@ -14745,14 +14600,13 @@
         </w:tc>
         <w:tc>
           <w:tcPr>
-            <w:tcW w:w="1746" w:type="dxa"/>
+            <w:tcW w:w="1745" w:type="dxa"/>
             <w:tcBorders/>
             <w:vAlign w:val="center"/>
           </w:tcPr>
           <w:p>
             <w:pPr>
               <w:pStyle w:val="Normal"/>
-              <w:pBdr/>
               <w:spacing w:lineRule="auto" w:line="360" w:before="0" w:after="140"/>
               <w:jc w:val="center"/>
               <w:rPr>
@@ -14764,6 +14618,55 @@
                 <w:color w:val="000000"/>
               </w:rPr>
               <w:t>23.25 ± 4.35</w:t>
+            </w:r>
+          </w:p>
+        </w:tc>
+        <w:tc>
+          <w:tcPr>
+            <w:tcW w:w="1750" w:type="dxa"/>
+            <w:tcBorders/>
+            <w:vAlign w:val="center"/>
+          </w:tcPr>
+          <w:p>
+            <w:pPr>
+              <w:pStyle w:val="Normal"/>
+              <w:spacing w:lineRule="auto" w:line="360" w:before="0" w:after="140"/>
+              <w:jc w:val="center"/>
+              <w:rPr>
+                <w:color w:val="000000"/>
+              </w:rPr>
+            </w:pPr>
+            <w:r>
+              <w:rPr>
+                <w:color w:val="000000"/>
+              </w:rPr>
+              <w:t>22.25 ± 0.75</w:t>
+            </w:r>
+          </w:p>
+        </w:tc>
+      </w:tr>
+      <w:tr>
+        <w:trPr/>
+        <w:tc>
+          <w:tcPr>
+            <w:tcW w:w="2504" w:type="dxa"/>
+            <w:tcBorders/>
+            <w:vAlign w:val="center"/>
+          </w:tcPr>
+          <w:p>
+            <w:pPr>
+              <w:pStyle w:val="Normal"/>
+              <w:spacing w:lineRule="auto" w:line="360" w:before="0" w:after="140"/>
+              <w:jc w:val="start"/>
+              <w:rPr>
+                <w:color w:val="000000"/>
+              </w:rPr>
+            </w:pPr>
+            <w:r>
+              <w:rPr>
+                <w:color w:val="000000"/>
+              </w:rPr>
+              <w:t>1900</w:t>
             </w:r>
           </w:p>
         </w:tc>
@@ -14776,58 +14679,6 @@
           <w:p>
             <w:pPr>
               <w:pStyle w:val="Normal"/>
-              <w:pBdr/>
-              <w:spacing w:lineRule="auto" w:line="360" w:before="0" w:after="140"/>
-              <w:jc w:val="center"/>
-              <w:rPr>
-                <w:color w:val="000000"/>
-              </w:rPr>
-            </w:pPr>
-            <w:r>
-              <w:rPr>
-                <w:color w:val="000000"/>
-              </w:rPr>
-              <w:t>22.25 ± 0.75</w:t>
-            </w:r>
-          </w:p>
-        </w:tc>
-      </w:tr>
-      <w:tr>
-        <w:trPr/>
-        <w:tc>
-          <w:tcPr>
-            <w:tcW w:w="2505" w:type="dxa"/>
-            <w:tcBorders/>
-            <w:vAlign w:val="center"/>
-          </w:tcPr>
-          <w:p>
-            <w:pPr>
-              <w:pStyle w:val="Normal"/>
-              <w:pBdr/>
-              <w:spacing w:lineRule="auto" w:line="360" w:before="0" w:after="140"/>
-              <w:jc w:val="start"/>
-              <w:rPr>
-                <w:color w:val="000000"/>
-              </w:rPr>
-            </w:pPr>
-            <w:r>
-              <w:rPr>
-                <w:color w:val="000000"/>
-              </w:rPr>
-              <w:t>1900</w:t>
-            </w:r>
-          </w:p>
-        </w:tc>
-        <w:tc>
-          <w:tcPr>
-            <w:tcW w:w="1748" w:type="dxa"/>
-            <w:tcBorders/>
-            <w:vAlign w:val="center"/>
-          </w:tcPr>
-          <w:p>
-            <w:pPr>
-              <w:pStyle w:val="Normal"/>
-              <w:pBdr/>
               <w:spacing w:lineRule="auto" w:line="360" w:before="0" w:after="140"/>
               <w:jc w:val="center"/>
               <w:rPr>
@@ -14851,7 +14702,6 @@
           <w:p>
             <w:pPr>
               <w:pStyle w:val="Normal"/>
-              <w:pBdr/>
               <w:spacing w:lineRule="auto" w:line="360" w:before="0" w:after="140"/>
               <w:jc w:val="center"/>
               <w:rPr>
@@ -14868,14 +14718,13 @@
         </w:tc>
         <w:tc>
           <w:tcPr>
-            <w:tcW w:w="1746" w:type="dxa"/>
+            <w:tcW w:w="1745" w:type="dxa"/>
             <w:tcBorders/>
             <w:vAlign w:val="center"/>
           </w:tcPr>
           <w:p>
             <w:pPr>
               <w:pStyle w:val="Normal"/>
-              <w:pBdr/>
               <w:spacing w:lineRule="auto" w:line="360" w:before="0" w:after="140"/>
               <w:jc w:val="center"/>
               <w:rPr>
@@ -14887,6 +14736,55 @@
                 <w:color w:val="000000"/>
               </w:rPr>
               <w:t>1.75 ± 1.18</w:t>
+            </w:r>
+          </w:p>
+        </w:tc>
+        <w:tc>
+          <w:tcPr>
+            <w:tcW w:w="1750" w:type="dxa"/>
+            <w:tcBorders/>
+            <w:vAlign w:val="center"/>
+          </w:tcPr>
+          <w:p>
+            <w:pPr>
+              <w:pStyle w:val="Normal"/>
+              <w:spacing w:lineRule="auto" w:line="360" w:before="0" w:after="140"/>
+              <w:jc w:val="center"/>
+              <w:rPr>
+                <w:color w:val="000000"/>
+              </w:rPr>
+            </w:pPr>
+            <w:r>
+              <w:rPr>
+                <w:color w:val="000000"/>
+              </w:rPr>
+              <w:t>0 ± 0</w:t>
+            </w:r>
+          </w:p>
+        </w:tc>
+      </w:tr>
+      <w:tr>
+        <w:trPr/>
+        <w:tc>
+          <w:tcPr>
+            <w:tcW w:w="2504" w:type="dxa"/>
+            <w:tcBorders/>
+            <w:vAlign w:val="center"/>
+          </w:tcPr>
+          <w:p>
+            <w:pPr>
+              <w:pStyle w:val="Normal"/>
+              <w:spacing w:lineRule="auto" w:line="360" w:before="0" w:after="140"/>
+              <w:jc w:val="start"/>
+              <w:rPr>
+                <w:color w:val="000000"/>
+              </w:rPr>
+            </w:pPr>
+            <w:r>
+              <w:rPr>
+                <w:color w:val="000000"/>
+              </w:rPr>
+              <w:t>Eastern slope</w:t>
             </w:r>
           </w:p>
         </w:tc>
@@ -14899,58 +14797,6 @@
           <w:p>
             <w:pPr>
               <w:pStyle w:val="Normal"/>
-              <w:pBdr/>
-              <w:spacing w:lineRule="auto" w:line="360" w:before="0" w:after="140"/>
-              <w:jc w:val="center"/>
-              <w:rPr>
-                <w:color w:val="000000"/>
-              </w:rPr>
-            </w:pPr>
-            <w:r>
-              <w:rPr>
-                <w:color w:val="000000"/>
-              </w:rPr>
-              <w:t>0 ± 0</w:t>
-            </w:r>
-          </w:p>
-        </w:tc>
-      </w:tr>
-      <w:tr>
-        <w:trPr/>
-        <w:tc>
-          <w:tcPr>
-            <w:tcW w:w="2505" w:type="dxa"/>
-            <w:tcBorders/>
-            <w:vAlign w:val="center"/>
-          </w:tcPr>
-          <w:p>
-            <w:pPr>
-              <w:pStyle w:val="Normal"/>
-              <w:pBdr/>
-              <w:spacing w:lineRule="auto" w:line="360" w:before="0" w:after="140"/>
-              <w:jc w:val="start"/>
-              <w:rPr>
-                <w:color w:val="000000"/>
-              </w:rPr>
-            </w:pPr>
-            <w:r>
-              <w:rPr>
-                <w:color w:val="000000"/>
-              </w:rPr>
-              <w:t>Eastern slope</w:t>
-            </w:r>
-          </w:p>
-        </w:tc>
-        <w:tc>
-          <w:tcPr>
-            <w:tcW w:w="1748" w:type="dxa"/>
-            <w:tcBorders/>
-            <w:vAlign w:val="center"/>
-          </w:tcPr>
-          <w:p>
-            <w:pPr>
-              <w:pStyle w:val="Normal"/>
-              <w:pBdr/>
               <w:spacing w:lineRule="auto" w:line="360" w:before="0" w:after="140"/>
               <w:jc w:val="center"/>
               <w:rPr>
@@ -14973,7 +14819,6 @@
           <w:p>
             <w:pPr>
               <w:pStyle w:val="Normal"/>
-              <w:pBdr/>
               <w:spacing w:lineRule="auto" w:line="360" w:before="0" w:after="140"/>
               <w:jc w:val="center"/>
               <w:rPr>
@@ -14989,14 +14834,13 @@
         </w:tc>
         <w:tc>
           <w:tcPr>
-            <w:tcW w:w="1746" w:type="dxa"/>
+            <w:tcW w:w="1745" w:type="dxa"/>
             <w:tcBorders/>
             <w:vAlign w:val="center"/>
           </w:tcPr>
           <w:p>
             <w:pPr>
               <w:pStyle w:val="Normal"/>
-              <w:pBdr/>
               <w:spacing w:lineRule="auto" w:line="360" w:before="0" w:after="140"/>
               <w:jc w:val="center"/>
               <w:rPr>
@@ -15007,6 +14851,54 @@
               <w:rPr>
                 <w:color w:val="000000"/>
               </w:rPr>
+            </w:r>
+          </w:p>
+        </w:tc>
+        <w:tc>
+          <w:tcPr>
+            <w:tcW w:w="1750" w:type="dxa"/>
+            <w:tcBorders/>
+            <w:vAlign w:val="center"/>
+          </w:tcPr>
+          <w:p>
+            <w:pPr>
+              <w:pStyle w:val="Normal"/>
+              <w:spacing w:lineRule="auto" w:line="360" w:before="0" w:after="140"/>
+              <w:jc w:val="center"/>
+              <w:rPr>
+                <w:color w:val="000000"/>
+              </w:rPr>
+            </w:pPr>
+            <w:r>
+              <w:rPr>
+                <w:color w:val="000000"/>
+              </w:rPr>
+            </w:r>
+          </w:p>
+        </w:tc>
+      </w:tr>
+      <w:tr>
+        <w:trPr/>
+        <w:tc>
+          <w:tcPr>
+            <w:tcW w:w="2504" w:type="dxa"/>
+            <w:tcBorders/>
+            <w:vAlign w:val="center"/>
+          </w:tcPr>
+          <w:p>
+            <w:pPr>
+              <w:pStyle w:val="Normal"/>
+              <w:spacing w:lineRule="auto" w:line="360" w:before="0" w:after="140"/>
+              <w:jc w:val="start"/>
+              <w:rPr>
+                <w:color w:val="000000"/>
+              </w:rPr>
+            </w:pPr>
+            <w:r>
+              <w:rPr>
+                <w:color w:val="000000"/>
+              </w:rPr>
+              <w:t>1700</w:t>
             </w:r>
           </w:p>
         </w:tc>
@@ -15019,57 +14911,6 @@
           <w:p>
             <w:pPr>
               <w:pStyle w:val="Normal"/>
-              <w:pBdr/>
-              <w:spacing w:lineRule="auto" w:line="360" w:before="0" w:after="140"/>
-              <w:jc w:val="center"/>
-              <w:rPr>
-                <w:color w:val="000000"/>
-              </w:rPr>
-            </w:pPr>
-            <w:r>
-              <w:rPr>
-                <w:color w:val="000000"/>
-              </w:rPr>
-            </w:r>
-          </w:p>
-        </w:tc>
-      </w:tr>
-      <w:tr>
-        <w:trPr/>
-        <w:tc>
-          <w:tcPr>
-            <w:tcW w:w="2505" w:type="dxa"/>
-            <w:tcBorders/>
-            <w:vAlign w:val="center"/>
-          </w:tcPr>
-          <w:p>
-            <w:pPr>
-              <w:pStyle w:val="Normal"/>
-              <w:pBdr/>
-              <w:spacing w:lineRule="auto" w:line="360" w:before="0" w:after="140"/>
-              <w:jc w:val="start"/>
-              <w:rPr>
-                <w:color w:val="000000"/>
-              </w:rPr>
-            </w:pPr>
-            <w:r>
-              <w:rPr>
-                <w:color w:val="000000"/>
-              </w:rPr>
-              <w:t>1700</w:t>
-            </w:r>
-          </w:p>
-        </w:tc>
-        <w:tc>
-          <w:tcPr>
-            <w:tcW w:w="1748" w:type="dxa"/>
-            <w:tcBorders/>
-            <w:vAlign w:val="center"/>
-          </w:tcPr>
-          <w:p>
-            <w:pPr>
-              <w:pStyle w:val="Normal"/>
-              <w:pBdr/>
               <w:spacing w:lineRule="auto" w:line="360" w:before="0" w:after="140"/>
               <w:jc w:val="center"/>
               <w:rPr>
@@ -15093,7 +14934,6 @@
           <w:p>
             <w:pPr>
               <w:pStyle w:val="Normal"/>
-              <w:pBdr/>
               <w:spacing w:lineRule="auto" w:line="360" w:before="0" w:after="140"/>
               <w:jc w:val="center"/>
               <w:rPr>
@@ -15110,14 +14950,13 @@
         </w:tc>
         <w:tc>
           <w:tcPr>
-            <w:tcW w:w="1746" w:type="dxa"/>
+            <w:tcW w:w="1745" w:type="dxa"/>
             <w:tcBorders/>
             <w:vAlign w:val="center"/>
           </w:tcPr>
           <w:p>
             <w:pPr>
               <w:pStyle w:val="Normal"/>
-              <w:pBdr/>
               <w:spacing w:lineRule="auto" w:line="360" w:before="0" w:after="140"/>
               <w:jc w:val="center"/>
               <w:rPr>
@@ -15129,6 +14968,55 @@
                 <w:color w:val="000000"/>
               </w:rPr>
               <w:t>36.75 ± 6.54</w:t>
+            </w:r>
+          </w:p>
+        </w:tc>
+        <w:tc>
+          <w:tcPr>
+            <w:tcW w:w="1750" w:type="dxa"/>
+            <w:tcBorders/>
+            <w:vAlign w:val="center"/>
+          </w:tcPr>
+          <w:p>
+            <w:pPr>
+              <w:pStyle w:val="Normal"/>
+              <w:spacing w:lineRule="auto" w:line="360" w:before="0" w:after="140"/>
+              <w:jc w:val="center"/>
+              <w:rPr>
+                <w:color w:val="000000"/>
+              </w:rPr>
+            </w:pPr>
+            <w:r>
+              <w:rPr>
+                <w:color w:val="000000"/>
+              </w:rPr>
+              <w:t>22 ± 4.49</w:t>
+            </w:r>
+          </w:p>
+        </w:tc>
+      </w:tr>
+      <w:tr>
+        <w:trPr/>
+        <w:tc>
+          <w:tcPr>
+            <w:tcW w:w="2504" w:type="dxa"/>
+            <w:tcBorders/>
+            <w:vAlign w:val="center"/>
+          </w:tcPr>
+          <w:p>
+            <w:pPr>
+              <w:pStyle w:val="Normal"/>
+              <w:spacing w:lineRule="auto" w:line="360" w:before="0" w:after="140"/>
+              <w:jc w:val="start"/>
+              <w:rPr>
+                <w:color w:val="000000"/>
+              </w:rPr>
+            </w:pPr>
+            <w:r>
+              <w:rPr>
+                <w:color w:val="000000"/>
+              </w:rPr>
+              <w:t>1500</w:t>
             </w:r>
           </w:p>
         </w:tc>
@@ -15141,58 +15029,6 @@
           <w:p>
             <w:pPr>
               <w:pStyle w:val="Normal"/>
-              <w:pBdr/>
-              <w:spacing w:lineRule="auto" w:line="360" w:before="0" w:after="140"/>
-              <w:jc w:val="center"/>
-              <w:rPr>
-                <w:color w:val="000000"/>
-              </w:rPr>
-            </w:pPr>
-            <w:r>
-              <w:rPr>
-                <w:color w:val="000000"/>
-              </w:rPr>
-              <w:t>22 ± 4.49</w:t>
-            </w:r>
-          </w:p>
-        </w:tc>
-      </w:tr>
-      <w:tr>
-        <w:trPr/>
-        <w:tc>
-          <w:tcPr>
-            <w:tcW w:w="2505" w:type="dxa"/>
-            <w:tcBorders/>
-            <w:vAlign w:val="center"/>
-          </w:tcPr>
-          <w:p>
-            <w:pPr>
-              <w:pStyle w:val="Normal"/>
-              <w:pBdr/>
-              <w:spacing w:lineRule="auto" w:line="360" w:before="0" w:after="140"/>
-              <w:jc w:val="start"/>
-              <w:rPr>
-                <w:color w:val="000000"/>
-              </w:rPr>
-            </w:pPr>
-            <w:r>
-              <w:rPr>
-                <w:color w:val="000000"/>
-              </w:rPr>
-              <w:t>1500</w:t>
-            </w:r>
-          </w:p>
-        </w:tc>
-        <w:tc>
-          <w:tcPr>
-            <w:tcW w:w="1748" w:type="dxa"/>
-            <w:tcBorders/>
-            <w:vAlign w:val="center"/>
-          </w:tcPr>
-          <w:p>
-            <w:pPr>
-              <w:pStyle w:val="Normal"/>
-              <w:pBdr/>
               <w:spacing w:lineRule="auto" w:line="360" w:before="0" w:after="140"/>
               <w:jc w:val="center"/>
               <w:rPr>
@@ -15216,7 +15052,6 @@
           <w:p>
             <w:pPr>
               <w:pStyle w:val="Normal"/>
-              <w:pBdr/>
               <w:spacing w:lineRule="auto" w:line="360" w:before="0" w:after="140"/>
               <w:jc w:val="center"/>
               <w:rPr>
@@ -15233,14 +15068,13 @@
         </w:tc>
         <w:tc>
           <w:tcPr>
-            <w:tcW w:w="1746" w:type="dxa"/>
+            <w:tcW w:w="1745" w:type="dxa"/>
             <w:tcBorders/>
             <w:vAlign w:val="center"/>
           </w:tcPr>
           <w:p>
             <w:pPr>
               <w:pStyle w:val="Normal"/>
-              <w:pBdr/>
               <w:spacing w:lineRule="auto" w:line="360" w:before="0" w:after="140"/>
               <w:jc w:val="center"/>
               <w:rPr>
@@ -15252,6 +15086,55 @@
                 <w:color w:val="000000"/>
               </w:rPr>
               <w:t>28.5 ± 8.85</w:t>
+            </w:r>
+          </w:p>
+        </w:tc>
+        <w:tc>
+          <w:tcPr>
+            <w:tcW w:w="1750" w:type="dxa"/>
+            <w:tcBorders/>
+            <w:vAlign w:val="center"/>
+          </w:tcPr>
+          <w:p>
+            <w:pPr>
+              <w:pStyle w:val="Normal"/>
+              <w:spacing w:lineRule="auto" w:line="360" w:before="0" w:after="140"/>
+              <w:jc w:val="center"/>
+              <w:rPr>
+                <w:color w:val="000000"/>
+              </w:rPr>
+            </w:pPr>
+            <w:r>
+              <w:rPr>
+                <w:color w:val="000000"/>
+              </w:rPr>
+              <w:t>10.5 ± 1.26</w:t>
+            </w:r>
+          </w:p>
+        </w:tc>
+      </w:tr>
+      <w:tr>
+        <w:trPr/>
+        <w:tc>
+          <w:tcPr>
+            <w:tcW w:w="2504" w:type="dxa"/>
+            <w:tcBorders/>
+            <w:vAlign w:val="center"/>
+          </w:tcPr>
+          <w:p>
+            <w:pPr>
+              <w:pStyle w:val="Normal"/>
+              <w:spacing w:lineRule="auto" w:line="360" w:before="0" w:after="140"/>
+              <w:jc w:val="start"/>
+              <w:rPr>
+                <w:color w:val="000000"/>
+              </w:rPr>
+            </w:pPr>
+            <w:r>
+              <w:rPr>
+                <w:color w:val="000000"/>
+              </w:rPr>
+              <w:t>1300</w:t>
             </w:r>
           </w:p>
         </w:tc>
@@ -15264,58 +15147,6 @@
           <w:p>
             <w:pPr>
               <w:pStyle w:val="Normal"/>
-              <w:pBdr/>
-              <w:spacing w:lineRule="auto" w:line="360" w:before="0" w:after="140"/>
-              <w:jc w:val="center"/>
-              <w:rPr>
-                <w:color w:val="000000"/>
-              </w:rPr>
-            </w:pPr>
-            <w:r>
-              <w:rPr>
-                <w:color w:val="000000"/>
-              </w:rPr>
-              <w:t>10.5 ± 1.26</w:t>
-            </w:r>
-          </w:p>
-        </w:tc>
-      </w:tr>
-      <w:tr>
-        <w:trPr/>
-        <w:tc>
-          <w:tcPr>
-            <w:tcW w:w="2505" w:type="dxa"/>
-            <w:tcBorders/>
-            <w:vAlign w:val="center"/>
-          </w:tcPr>
-          <w:p>
-            <w:pPr>
-              <w:pStyle w:val="Normal"/>
-              <w:pBdr/>
-              <w:spacing w:lineRule="auto" w:line="360" w:before="0" w:after="140"/>
-              <w:jc w:val="start"/>
-              <w:rPr>
-                <w:color w:val="000000"/>
-              </w:rPr>
-            </w:pPr>
-            <w:r>
-              <w:rPr>
-                <w:color w:val="000000"/>
-              </w:rPr>
-              <w:t>1300</w:t>
-            </w:r>
-          </w:p>
-        </w:tc>
-        <w:tc>
-          <w:tcPr>
-            <w:tcW w:w="1748" w:type="dxa"/>
-            <w:tcBorders/>
-            <w:vAlign w:val="center"/>
-          </w:tcPr>
-          <w:p>
-            <w:pPr>
-              <w:pStyle w:val="Normal"/>
-              <w:pBdr/>
               <w:spacing w:lineRule="auto" w:line="360" w:before="0" w:after="140"/>
               <w:jc w:val="center"/>
               <w:rPr>
@@ -15339,7 +15170,6 @@
           <w:p>
             <w:pPr>
               <w:pStyle w:val="Normal"/>
-              <w:pBdr/>
               <w:spacing w:lineRule="auto" w:line="360" w:before="0" w:after="140"/>
               <w:jc w:val="center"/>
               <w:rPr>
@@ -15356,14 +15186,13 @@
         </w:tc>
         <w:tc>
           <w:tcPr>
-            <w:tcW w:w="1746" w:type="dxa"/>
+            <w:tcW w:w="1745" w:type="dxa"/>
             <w:tcBorders/>
             <w:vAlign w:val="center"/>
           </w:tcPr>
           <w:p>
             <w:pPr>
               <w:pStyle w:val="Normal"/>
-              <w:pBdr/>
               <w:spacing w:lineRule="auto" w:line="360" w:before="0" w:after="140"/>
               <w:jc w:val="center"/>
               <w:rPr>
@@ -15375,6 +15204,55 @@
                 <w:color w:val="000000"/>
               </w:rPr>
               <w:t>0 ± 0</w:t>
+            </w:r>
+          </w:p>
+        </w:tc>
+        <w:tc>
+          <w:tcPr>
+            <w:tcW w:w="1750" w:type="dxa"/>
+            <w:tcBorders/>
+            <w:vAlign w:val="center"/>
+          </w:tcPr>
+          <w:p>
+            <w:pPr>
+              <w:pStyle w:val="Normal"/>
+              <w:spacing w:lineRule="auto" w:line="360" w:before="0" w:after="140"/>
+              <w:jc w:val="center"/>
+              <w:rPr>
+                <w:color w:val="000000"/>
+              </w:rPr>
+            </w:pPr>
+            <w:r>
+              <w:rPr>
+                <w:color w:val="000000"/>
+              </w:rPr>
+              <w:t>0 ± 0</w:t>
+            </w:r>
+          </w:p>
+        </w:tc>
+      </w:tr>
+      <w:tr>
+        <w:trPr/>
+        <w:tc>
+          <w:tcPr>
+            <w:tcW w:w="2504" w:type="dxa"/>
+            <w:tcBorders/>
+            <w:vAlign w:val="center"/>
+          </w:tcPr>
+          <w:p>
+            <w:pPr>
+              <w:pStyle w:val="Normal"/>
+              <w:spacing w:lineRule="auto" w:line="360" w:before="0" w:after="140"/>
+              <w:jc w:val="start"/>
+              <w:rPr>
+                <w:color w:val="000000"/>
+              </w:rPr>
+            </w:pPr>
+            <w:r>
+              <w:rPr>
+                <w:color w:val="000000"/>
+              </w:rPr>
+              <w:t>1100</w:t>
             </w:r>
           </w:p>
         </w:tc>
@@ -15387,58 +15265,6 @@
           <w:p>
             <w:pPr>
               <w:pStyle w:val="Normal"/>
-              <w:pBdr/>
-              <w:spacing w:lineRule="auto" w:line="360" w:before="0" w:after="140"/>
-              <w:jc w:val="center"/>
-              <w:rPr>
-                <w:color w:val="000000"/>
-              </w:rPr>
-            </w:pPr>
-            <w:r>
-              <w:rPr>
-                <w:color w:val="000000"/>
-              </w:rPr>
-              <w:t>0 ± 0</w:t>
-            </w:r>
-          </w:p>
-        </w:tc>
-      </w:tr>
-      <w:tr>
-        <w:trPr/>
-        <w:tc>
-          <w:tcPr>
-            <w:tcW w:w="2505" w:type="dxa"/>
-            <w:tcBorders/>
-            <w:vAlign w:val="center"/>
-          </w:tcPr>
-          <w:p>
-            <w:pPr>
-              <w:pStyle w:val="Normal"/>
-              <w:pBdr/>
-              <w:spacing w:lineRule="auto" w:line="360" w:before="0" w:after="140"/>
-              <w:jc w:val="start"/>
-              <w:rPr>
-                <w:color w:val="000000"/>
-              </w:rPr>
-            </w:pPr>
-            <w:r>
-              <w:rPr>
-                <w:color w:val="000000"/>
-              </w:rPr>
-              <w:t>1100</w:t>
-            </w:r>
-          </w:p>
-        </w:tc>
-        <w:tc>
-          <w:tcPr>
-            <w:tcW w:w="1748" w:type="dxa"/>
-            <w:tcBorders/>
-            <w:vAlign w:val="center"/>
-          </w:tcPr>
-          <w:p>
-            <w:pPr>
-              <w:pStyle w:val="Normal"/>
-              <w:pBdr/>
               <w:spacing w:lineRule="auto" w:line="360" w:before="0" w:after="140"/>
               <w:jc w:val="center"/>
               <w:rPr>
@@ -15462,7 +15288,6 @@
           <w:p>
             <w:pPr>
               <w:pStyle w:val="Normal"/>
-              <w:pBdr/>
               <w:spacing w:lineRule="auto" w:line="360" w:before="0" w:after="140"/>
               <w:jc w:val="center"/>
               <w:rPr>
@@ -15479,14 +15304,13 @@
         </w:tc>
         <w:tc>
           <w:tcPr>
-            <w:tcW w:w="1746" w:type="dxa"/>
+            <w:tcW w:w="1745" w:type="dxa"/>
             <w:tcBorders/>
             <w:vAlign w:val="center"/>
           </w:tcPr>
           <w:p>
             <w:pPr>
               <w:pStyle w:val="Normal"/>
-              <w:pBdr/>
               <w:spacing w:lineRule="auto" w:line="360" w:before="0" w:after="140"/>
               <w:jc w:val="center"/>
               <w:rPr>
@@ -15498,6 +15322,55 @@
                 <w:color w:val="000000"/>
               </w:rPr>
               <w:t>9.25 ± 3.97</w:t>
+            </w:r>
+          </w:p>
+        </w:tc>
+        <w:tc>
+          <w:tcPr>
+            <w:tcW w:w="1750" w:type="dxa"/>
+            <w:tcBorders/>
+            <w:vAlign w:val="center"/>
+          </w:tcPr>
+          <w:p>
+            <w:pPr>
+              <w:pStyle w:val="Normal"/>
+              <w:spacing w:lineRule="auto" w:line="360" w:before="0" w:after="140"/>
+              <w:jc w:val="center"/>
+              <w:rPr>
+                <w:color w:val="000000"/>
+              </w:rPr>
+            </w:pPr>
+            <w:r>
+              <w:rPr>
+                <w:color w:val="000000"/>
+              </w:rPr>
+              <w:t>2 ± 0.913</w:t>
+            </w:r>
+          </w:p>
+        </w:tc>
+      </w:tr>
+      <w:tr>
+        <w:trPr/>
+        <w:tc>
+          <w:tcPr>
+            <w:tcW w:w="2504" w:type="dxa"/>
+            <w:tcBorders/>
+            <w:vAlign w:val="center"/>
+          </w:tcPr>
+          <w:p>
+            <w:pPr>
+              <w:pStyle w:val="Normal"/>
+              <w:spacing w:lineRule="auto" w:line="360" w:before="0" w:after="140"/>
+              <w:jc w:val="start"/>
+              <w:rPr>
+                <w:color w:val="000000"/>
+              </w:rPr>
+            </w:pPr>
+            <w:r>
+              <w:rPr>
+                <w:color w:val="000000"/>
+              </w:rPr>
+              <w:t>900</w:t>
             </w:r>
           </w:p>
         </w:tc>
@@ -15510,58 +15383,6 @@
           <w:p>
             <w:pPr>
               <w:pStyle w:val="Normal"/>
-              <w:pBdr/>
-              <w:spacing w:lineRule="auto" w:line="360" w:before="0" w:after="140"/>
-              <w:jc w:val="center"/>
-              <w:rPr>
-                <w:color w:val="000000"/>
-              </w:rPr>
-            </w:pPr>
-            <w:r>
-              <w:rPr>
-                <w:color w:val="000000"/>
-              </w:rPr>
-              <w:t>2 ± 0.913</w:t>
-            </w:r>
-          </w:p>
-        </w:tc>
-      </w:tr>
-      <w:tr>
-        <w:trPr/>
-        <w:tc>
-          <w:tcPr>
-            <w:tcW w:w="2505" w:type="dxa"/>
-            <w:tcBorders/>
-            <w:vAlign w:val="center"/>
-          </w:tcPr>
-          <w:p>
-            <w:pPr>
-              <w:pStyle w:val="Normal"/>
-              <w:pBdr/>
-              <w:spacing w:lineRule="auto" w:line="360" w:before="0" w:after="140"/>
-              <w:jc w:val="start"/>
-              <w:rPr>
-                <w:color w:val="000000"/>
-              </w:rPr>
-            </w:pPr>
-            <w:r>
-              <w:rPr>
-                <w:color w:val="000000"/>
-              </w:rPr>
-              <w:t>900</w:t>
-            </w:r>
-          </w:p>
-        </w:tc>
-        <w:tc>
-          <w:tcPr>
-            <w:tcW w:w="1748" w:type="dxa"/>
-            <w:tcBorders/>
-            <w:vAlign w:val="center"/>
-          </w:tcPr>
-          <w:p>
-            <w:pPr>
-              <w:pStyle w:val="Normal"/>
-              <w:pBdr/>
               <w:spacing w:lineRule="auto" w:line="360" w:before="0" w:after="140"/>
               <w:jc w:val="center"/>
               <w:rPr>
@@ -15585,7 +15406,6 @@
           <w:p>
             <w:pPr>
               <w:pStyle w:val="Normal"/>
-              <w:pBdr/>
               <w:spacing w:lineRule="auto" w:line="360" w:before="0" w:after="140"/>
               <w:jc w:val="center"/>
               <w:rPr>
@@ -15602,14 +15422,13 @@
         </w:tc>
         <w:tc>
           <w:tcPr>
-            <w:tcW w:w="1746" w:type="dxa"/>
+            <w:tcW w:w="1745" w:type="dxa"/>
             <w:tcBorders/>
             <w:vAlign w:val="center"/>
           </w:tcPr>
           <w:p>
             <w:pPr>
               <w:pStyle w:val="Normal"/>
-              <w:pBdr/>
               <w:spacing w:lineRule="auto" w:line="360" w:before="0" w:after="140"/>
               <w:jc w:val="center"/>
               <w:rPr>
@@ -15626,14 +15445,13 @@
         </w:tc>
         <w:tc>
           <w:tcPr>
-            <w:tcW w:w="1749" w:type="dxa"/>
+            <w:tcW w:w="1750" w:type="dxa"/>
             <w:tcBorders/>
             <w:vAlign w:val="center"/>
           </w:tcPr>
           <w:p>
             <w:pPr>
               <w:pStyle w:val="Normal"/>
-              <w:pBdr/>
               <w:spacing w:lineRule="auto" w:line="360" w:before="0" w:after="140"/>
               <w:jc w:val="center"/>
               <w:rPr>
@@ -15653,7 +15471,7 @@
         <w:trPr/>
         <w:tc>
           <w:tcPr>
-            <w:tcW w:w="2505" w:type="dxa"/>
+            <w:tcW w:w="2504" w:type="dxa"/>
             <w:tcBorders>
               <w:bottom w:val="single" w:sz="6" w:space="0" w:color="000000"/>
             </w:tcBorders>
@@ -15662,7 +15480,6 @@
           <w:p>
             <w:pPr>
               <w:pStyle w:val="Normal"/>
-              <w:pBdr/>
               <w:spacing w:lineRule="auto" w:line="360" w:before="0" w:after="140"/>
               <w:jc w:val="start"/>
               <w:rPr>
@@ -15679,7 +15496,7 @@
         </w:tc>
         <w:tc>
           <w:tcPr>
-            <w:tcW w:w="1748" w:type="dxa"/>
+            <w:tcW w:w="1749" w:type="dxa"/>
             <w:tcBorders>
               <w:bottom w:val="single" w:sz="6" w:space="0" w:color="000000"/>
             </w:tcBorders>
@@ -15688,7 +15505,6 @@
           <w:p>
             <w:pPr>
               <w:pStyle w:val="Normal"/>
-              <w:pBdr/>
               <w:spacing w:lineRule="auto" w:line="360" w:before="0" w:after="140"/>
               <w:jc w:val="center"/>
               <w:rPr>
@@ -15714,7 +15530,6 @@
           <w:p>
             <w:pPr>
               <w:pStyle w:val="Normal"/>
-              <w:pBdr/>
               <w:spacing w:lineRule="auto" w:line="360" w:before="0" w:after="140"/>
               <w:jc w:val="center"/>
               <w:rPr>
@@ -15731,7 +15546,7 @@
         </w:tc>
         <w:tc>
           <w:tcPr>
-            <w:tcW w:w="1746" w:type="dxa"/>
+            <w:tcW w:w="1745" w:type="dxa"/>
             <w:tcBorders>
               <w:bottom w:val="single" w:sz="6" w:space="0" w:color="000000"/>
             </w:tcBorders>
@@ -15740,7 +15555,6 @@
           <w:p>
             <w:pPr>
               <w:pStyle w:val="Normal"/>
-              <w:pBdr/>
               <w:spacing w:lineRule="auto" w:line="360" w:before="0" w:after="140"/>
               <w:jc w:val="center"/>
               <w:rPr>
@@ -15757,7 +15571,7 @@
         </w:tc>
         <w:tc>
           <w:tcPr>
-            <w:tcW w:w="1749" w:type="dxa"/>
+            <w:tcW w:w="1750" w:type="dxa"/>
             <w:tcBorders>
               <w:bottom w:val="single" w:sz="6" w:space="0" w:color="000000"/>
             </w:tcBorders>
@@ -15766,7 +15580,6 @@
           <w:p>
             <w:pPr>
               <w:pStyle w:val="Normal"/>
-              <w:pBdr/>
               <w:spacing w:lineRule="auto" w:line="360" w:before="0" w:after="140"/>
               <w:jc w:val="center"/>
               <w:rPr>
@@ -15786,7 +15599,6 @@
     <w:p>
       <w:pPr>
         <w:pStyle w:val="Normal"/>
-        <w:pBdr/>
         <w:spacing w:lineRule="auto" w:line="360" w:before="0" w:after="140"/>
         <w:rPr>
           <w:b/>
@@ -15803,7 +15615,7 @@
         </w:rPr>
         <w:t xml:space="preserve">Table D </w:t>
       </w:r>
-      <w:commentRangeStart w:id="28"/>
+      <w:commentRangeStart w:id="29"/>
       <w:r>
         <w:rPr>
           <w:color w:val="000000"/>
@@ -15815,9 +15627,9 @@
           <w:color w:val="000000"/>
         </w:rPr>
       </w:r>
-      <w:commentRangeEnd w:id="28"/>
-      <w:r>
-        <w:commentReference w:id="28"/>
+      <w:commentRangeEnd w:id="29"/>
+      <w:r>
+        <w:commentReference w:id="29"/>
       </w:r>
       <w:r>
         <w:rPr>
@@ -15908,7 +15720,6 @@
     <w:p>
       <w:pPr>
         <w:pStyle w:val="Normal"/>
-        <w:pBdr/>
         <w:spacing w:lineRule="auto" w:line="360" w:before="0" w:after="140"/>
         <w:rPr>
           <w:color w:val="000000"/>
@@ -16027,7 +15838,6 @@
     <w:p>
       <w:pPr>
         <w:pStyle w:val="Normal"/>
-        <w:pBdr/>
         <w:spacing w:lineRule="auto" w:line="360" w:before="0" w:after="140"/>
         <w:rPr>
           <w:color w:val="000000"/>
@@ -16156,7 +15966,6 @@
     <w:p>
       <w:pPr>
         <w:pStyle w:val="Normal"/>
-        <w:pBdr/>
         <w:spacing w:lineRule="auto" w:line="360" w:before="0" w:after="140"/>
         <w:rPr>
           <w:color w:val="000000"/>
@@ -16228,7 +16037,6 @@
     <w:p>
       <w:pPr>
         <w:pStyle w:val="Normal"/>
-        <w:pBdr/>
         <w:spacing w:lineRule="auto" w:line="360" w:before="0" w:after="140"/>
         <w:rPr>
           <w:color w:val="000000"/>
@@ -16446,7 +16254,6 @@
     <w:p>
       <w:pPr>
         <w:pStyle w:val="Normal"/>
-        <w:pBdr/>
         <w:spacing w:lineRule="auto" w:line="360" w:before="0" w:after="140"/>
         <w:rPr>
           <w:color w:val="000000"/>
@@ -16465,7 +16272,6 @@
           <w:ilvl w:val="0"/>
           <w:numId w:val="2"/>
         </w:numPr>
-        <w:pBdr/>
         <w:spacing w:lineRule="auto" w:line="360" w:before="0" w:after="140"/>
         <w:rPr>
           <w:color w:val="000000"/>
@@ -16485,7 +16291,6 @@
           <w:ilvl w:val="1"/>
           <w:numId w:val="2"/>
         </w:numPr>
-        <w:pBdr/>
         <w:spacing w:lineRule="auto" w:line="360" w:before="0" w:after="140"/>
         <w:rPr>
           <w:color w:val="000000"/>
@@ -16515,7 +16320,6 @@
     <w:p>
       <w:pPr>
         <w:pStyle w:val="Normal"/>
-        <w:pBdr/>
         <w:spacing w:lineRule="auto" w:line="360" w:before="0" w:after="140"/>
         <w:rPr>
           <w:color w:val="000000"/>
@@ -16545,7 +16349,6 @@
     <w:p>
       <w:pPr>
         <w:pStyle w:val="Normal"/>
-        <w:pBdr/>
         <w:spacing w:lineRule="auto" w:line="360" w:before="0" w:after="140"/>
         <w:rPr>
           <w:color w:val="000000"/>
@@ -16564,7 +16367,6 @@
           <w:ilvl w:val="0"/>
           <w:numId w:val="2"/>
         </w:numPr>
-        <w:pBdr/>
         <w:spacing w:lineRule="auto" w:line="360" w:before="0" w:after="140"/>
         <w:rPr>
           <w:color w:val="000000"/>
@@ -16584,7 +16386,6 @@
           <w:ilvl w:val="1"/>
           <w:numId w:val="2"/>
         </w:numPr>
-        <w:pBdr/>
         <w:spacing w:lineRule="auto" w:line="360" w:before="0" w:after="140"/>
         <w:rPr>
           <w:color w:val="000000"/>
@@ -16614,7 +16415,6 @@
     <w:p>
       <w:pPr>
         <w:pStyle w:val="Normal"/>
-        <w:pBdr/>
         <w:spacing w:lineRule="auto" w:line="360" w:before="0" w:after="140"/>
         <w:rPr>
           <w:color w:val="000000"/>
@@ -16644,7 +16444,6 @@
     <w:p>
       <w:pPr>
         <w:pStyle w:val="Normal"/>
-        <w:pBdr/>
         <w:spacing w:lineRule="auto" w:line="360" w:before="0" w:after="140"/>
         <w:rPr>
           <w:color w:val="000000"/>
@@ -16663,7 +16462,6 @@
           <w:ilvl w:val="0"/>
           <w:numId w:val="2"/>
         </w:numPr>
-        <w:pBdr/>
         <w:spacing w:lineRule="auto" w:line="360" w:before="0" w:after="140"/>
         <w:rPr>
           <w:color w:val="000000"/>
@@ -16693,7 +16491,6 @@
           <w:ilvl w:val="1"/>
           <w:numId w:val="2"/>
         </w:numPr>
-        <w:pBdr/>
         <w:spacing w:lineRule="auto" w:line="360" w:before="0" w:after="140"/>
         <w:rPr>
           <w:color w:val="000000"/>
@@ -16709,7 +16506,6 @@
     <w:p>
       <w:pPr>
         <w:pStyle w:val="Normal"/>
-        <w:pBdr/>
         <w:spacing w:lineRule="auto" w:line="360" w:before="0" w:after="140"/>
         <w:rPr>
           <w:color w:val="000000"/>
@@ -16724,7 +16520,6 @@
     <w:p>
       <w:pPr>
         <w:pStyle w:val="Normal"/>
-        <w:pBdr/>
         <w:spacing w:lineRule="auto" w:line="360" w:before="0" w:after="140"/>
         <w:rPr>
           <w:color w:val="000000"/>
@@ -16754,7 +16549,6 @@
     <w:p>
       <w:pPr>
         <w:pStyle w:val="Normal"/>
-        <w:pBdr/>
         <w:spacing w:lineRule="auto" w:line="360" w:before="0" w:after="140"/>
         <w:rPr>
           <w:color w:val="000000"/>
@@ -16773,7 +16567,6 @@
           <w:ilvl w:val="0"/>
           <w:numId w:val="2"/>
         </w:numPr>
-        <w:pBdr/>
         <w:spacing w:lineRule="auto" w:line="360" w:before="0" w:after="140"/>
         <w:rPr>
           <w:color w:val="000000"/>
@@ -16789,7 +16582,6 @@
     <w:p>
       <w:pPr>
         <w:pStyle w:val="Normal"/>
-        <w:pBdr/>
         <w:spacing w:lineRule="auto" w:line="360" w:before="0" w:after="140"/>
         <w:rPr>
           <w:color w:val="000000"/>
@@ -16804,7 +16596,6 @@
     <w:p>
       <w:pPr>
         <w:pStyle w:val="Normal"/>
-        <w:pBdr/>
         <w:spacing w:lineRule="auto" w:line="360" w:before="0" w:after="140"/>
         <w:rPr>
           <w:color w:val="000000"/>
@@ -16887,7 +16678,6 @@
     <w:p>
       <w:pPr>
         <w:pStyle w:val="Normal"/>
-        <w:pBdr/>
         <w:spacing w:lineRule="auto" w:line="360" w:before="0" w:after="140"/>
         <w:rPr>
           <w:color w:val="000000"/>
@@ -17019,7 +16809,6 @@
     <w:p>
       <w:pPr>
         <w:pStyle w:val="Normal"/>
-        <w:pBdr/>
         <w:spacing w:lineRule="auto" w:line="360" w:before="0" w:after="140"/>
         <w:rPr>
           <w:color w:val="000000"/>
@@ -17081,7 +16870,6 @@
     <w:p>
       <w:pPr>
         <w:pStyle w:val="Normal"/>
-        <w:pBdr/>
         <w:spacing w:lineRule="auto" w:line="360" w:before="0" w:after="140"/>
         <w:rPr>
           <w:color w:val="000000"/>
@@ -18675,7 +18463,6 @@
     <w:p>
       <w:pPr>
         <w:pStyle w:val="Normal"/>
-        <w:pBdr/>
         <w:spacing w:before="0" w:after="240"/>
         <w:rPr/>
       </w:pPr>
@@ -18691,7 +18478,6 @@
     <w:p>
       <w:pPr>
         <w:pStyle w:val="Normal"/>
-        <w:pBdr/>
         <w:spacing w:before="0" w:after="240"/>
         <w:rPr>
           <w:color w:val="000000"/>
@@ -18706,7 +18492,6 @@
     <w:p>
       <w:pPr>
         <w:pStyle w:val="Normal"/>
-        <w:pBdr/>
         <w:spacing w:before="0" w:after="240"/>
         <w:rPr/>
       </w:pPr>
@@ -18717,7 +18502,6 @@
     <w:p>
       <w:pPr>
         <w:pStyle w:val="Normal"/>
-        <w:pBdr/>
         <w:spacing w:before="0" w:after="240"/>
         <w:rPr/>
       </w:pPr>
@@ -18746,6 +18530,44 @@
   <w:comment w:id="0" w:author="Charlene Janion-Scheepers" w:date="2026-03-20T13:41:00Z" w:initials="CJ">
     <w:p>
       <w:pPr>
+        <w:overflowPunct w:val="true"/>
+        <w:jc w:val="start"/>
+        <w:rPr/>
+      </w:pPr>
+      <w:r>
+        <w:annotationRef/>
+      </w:r>
+      <w:r>
+        <w:rPr>
+          <w:sz w:val="20"/>
+          <w:szCs w:val="20"/>
+        </w:rPr>
+        <w:t>I think this should be removed, as your study considers these separately?</w:t>
+      </w:r>
+    </w:p>
+  </w:comment>
+  <w:comment w:id="1" w:author="Charlene Janion-Scheepers" w:date="2026-03-20T13:45:00Z" w:initials="CJ">
+    <w:p>
+      <w:pPr>
+        <w:overflowPunct w:val="true"/>
+        <w:jc w:val="start"/>
+        <w:rPr/>
+      </w:pPr>
+      <w:r>
+        <w:annotationRef/>
+      </w:r>
+      <w:r>
+        <w:rPr>
+          <w:sz w:val="20"/>
+          <w:szCs w:val="20"/>
+        </w:rPr>
+        <w:t>is this necessary to mention?</w:t>
+      </w:r>
+    </w:p>
+  </w:comment>
+  <w:comment w:id="2" w:author="Unknown Author" w:date="2026-03-29T03:44:59Z" w:initials="">
+    <w:p>
+      <w:pPr>
         <w:overflowPunct w:val="false"/>
         <w:jc w:val="start"/>
         <w:rPr/>
@@ -18754,15 +18576,449 @@
         <w:annotationRef/>
       </w:r>
       <w:r>
+        <w:rPr/>
+        <w:t>I am specifying that it is not  experimental.</w:t>
+      </w:r>
+    </w:p>
+  </w:comment>
+  <w:comment w:id="3" w:author="Charlene Janion-Scheepers" w:date="2026-03-20T13:51:00Z" w:initials="CJ">
+    <w:p>
+      <w:pPr>
+        <w:overflowPunct w:val="true"/>
+        <w:jc w:val="start"/>
+        <w:rPr/>
+      </w:pPr>
+      <w:r>
+        <w:annotationRef/>
+      </w:r>
+      <w:r>
         <w:rPr>
           <w:sz w:val="20"/>
           <w:szCs w:val="20"/>
         </w:rPr>
-        <w:t>I think this should be removed, as your study considers these separately?</w:t>
+        <w:t>Book chapter</w:t>
       </w:r>
     </w:p>
   </w:comment>
-  <w:comment w:id="1" w:author="Charlene Janion-Scheepers" w:date="2026-03-20T13:45:00Z" w:initials="CJ">
+  <w:comment w:id="4" w:author="Charlene Janion-Scheepers" w:date="2026-03-20T13:54:00Z" w:initials="CJ">
+    <w:p>
+      <w:pPr>
+        <w:overflowPunct w:val="true"/>
+        <w:jc w:val="start"/>
+        <w:rPr/>
+      </w:pPr>
+      <w:r>
+        <w:annotationRef/>
+      </w:r>
+      <w:r>
+        <w:rPr>
+          <w:sz w:val="20"/>
+          <w:szCs w:val="20"/>
+        </w:rPr>
+        <w:t>Avoid using etc.</w:t>
+      </w:r>
+    </w:p>
+  </w:comment>
+  <w:comment w:id="5" w:author="Charlene Janion-Scheepers" w:date="2026-03-20T13:56:00Z" w:initials="CJ">
+    <w:p>
+      <w:pPr>
+        <w:overflowPunct w:val="true"/>
+        <w:jc w:val="start"/>
+        <w:rPr/>
+      </w:pPr>
+      <w:r>
+        <w:annotationRef/>
+      </w:r>
+      <w:r>
+        <w:rPr>
+          <w:sz w:val="20"/>
+          <w:szCs w:val="20"/>
+        </w:rPr>
+        <w:t>What type of shift? Upwards? Are there any beetle examples (globally)?</w:t>
+      </w:r>
+    </w:p>
+  </w:comment>
+  <w:comment w:id="6" w:author="Charlene Janion-Scheepers" w:date="2026-03-20T13:57:00Z" w:initials="CJ">
+    <w:p>
+      <w:pPr>
+        <w:overflowPunct w:val="true"/>
+        <w:jc w:val="start"/>
+        <w:rPr/>
+      </w:pPr>
+      <w:r>
+        <w:annotationRef/>
+      </w:r>
+      <w:r>
+        <w:rPr>
+          <w:sz w:val="20"/>
+          <w:szCs w:val="20"/>
+        </w:rPr>
+        <w:t>have shown that as temperature has increased?</w:t>
+      </w:r>
+    </w:p>
+  </w:comment>
+  <w:comment w:id="7" w:author="Charlene Janion-Scheepers" w:date="2026-03-20T14:00:00Z" w:initials="CJ">
+    <w:p>
+      <w:pPr>
+        <w:overflowPunct w:val="true"/>
+        <w:jc w:val="start"/>
+        <w:rPr/>
+      </w:pPr>
+      <w:r>
+        <w:annotationRef/>
+      </w:r>
+      <w:r>
+        <w:rPr>
+          <w:sz w:val="20"/>
+          <w:szCs w:val="20"/>
+        </w:rPr>
+        <w:t>Better to use 'climate change'</w:t>
+      </w:r>
+    </w:p>
+  </w:comment>
+  <w:comment w:id="8" w:author="Charlene Janion-Scheepers" w:date="2026-03-20T14:02:00Z" w:initials="CJ">
+    <w:p>
+      <w:pPr>
+        <w:overflowPunct w:val="true"/>
+        <w:jc w:val="start"/>
+        <w:rPr/>
+      </w:pPr>
+      <w:r>
+        <w:annotationRef/>
+      </w:r>
+      <w:r>
+        <w:rPr>
+          <w:sz w:val="20"/>
+          <w:szCs w:val="20"/>
+        </w:rPr>
+        <w:t>Include more references here about insect decline</w:t>
+      </w:r>
+    </w:p>
+  </w:comment>
+  <w:comment w:id="9" w:author="Charlene Janion-Scheepers" w:date="2026-03-20T14:04:00Z" w:initials="CJ">
+    <w:p>
+      <w:pPr>
+        <w:overflowPunct w:val="true"/>
+        <w:jc w:val="start"/>
+        <w:rPr/>
+      </w:pPr>
+      <w:r>
+        <w:annotationRef/>
+      </w:r>
+      <w:r>
+        <w:rPr>
+          <w:sz w:val="20"/>
+          <w:szCs w:val="20"/>
+        </w:rPr>
+        <w:t>text missing?</w:t>
+      </w:r>
+    </w:p>
+  </w:comment>
+  <w:comment w:id="10" w:author="Charlene Janion-Scheepers" w:date="2026-03-20T14:02:00Z" w:initials="CJ">
+    <w:p>
+      <w:pPr>
+        <w:overflowPunct w:val="true"/>
+        <w:jc w:val="start"/>
+        <w:rPr/>
+      </w:pPr>
+      <w:r>
+        <w:annotationRef/>
+      </w:r>
+      <w:r>
+        <w:rPr>
+          <w:sz w:val="20"/>
+          <w:szCs w:val="20"/>
+        </w:rPr>
+        <w:t>Such as work by Guy Midgley</w:t>
+      </w:r>
+    </w:p>
+  </w:comment>
+  <w:comment w:id="11" w:author="Charlene Janion-Scheepers" w:date="2026-03-20T14:04:00Z" w:initials="CJ">
+    <w:p>
+      <w:pPr>
+        <w:overflowPunct w:val="true"/>
+        <w:jc w:val="start"/>
+        <w:rPr/>
+      </w:pPr>
+      <w:r>
+        <w:annotationRef/>
+      </w:r>
+      <w:r>
+        <w:rPr>
+          <w:sz w:val="20"/>
+          <w:szCs w:val="20"/>
+        </w:rPr>
+        <w:t>text missing?</w:t>
+      </w:r>
+    </w:p>
+  </w:comment>
+  <w:comment w:id="12" w:author="Charlene Janion-Scheepers" w:date="2026-03-20T14:17:00Z" w:initials="CJ">
+    <w:p>
+      <w:pPr>
+        <w:overflowPunct w:val="true"/>
+        <w:jc w:val="start"/>
+        <w:rPr/>
+      </w:pPr>
+      <w:r>
+        <w:annotationRef/>
+      </w:r>
+      <w:r>
+        <w:rPr>
+          <w:sz w:val="20"/>
+          <w:szCs w:val="20"/>
+        </w:rPr>
+        <w:t>Mucina and Rutherford book</w:t>
+      </w:r>
+    </w:p>
+  </w:comment>
+  <w:comment w:id="13" w:author="Charlene Janion-Scheepers" w:date="2026-03-20T14:18:00Z" w:initials="CJ">
+    <w:p>
+      <w:pPr>
+        <w:overflowPunct w:val="true"/>
+        <w:jc w:val="start"/>
+        <w:rPr/>
+      </w:pPr>
+      <w:r>
+        <w:annotationRef/>
+      </w:r>
+      <w:r>
+        <w:rPr>
+          <w:sz w:val="20"/>
+          <w:szCs w:val="20"/>
+        </w:rPr>
+        <w:t>please change this for all figures</w:t>
+      </w:r>
+    </w:p>
+  </w:comment>
+  <w:comment w:id="14" w:author="Charlene Janion-Scheepers" w:date="2026-03-20T14:21:00Z" w:initials="CJ">
+    <w:p>
+      <w:pPr>
+        <w:overflowPunct w:val="true"/>
+        <w:jc w:val="start"/>
+        <w:rPr/>
+      </w:pPr>
+      <w:r>
+        <w:annotationRef/>
+      </w:r>
+      <w:r>
+        <w:rPr>
+          <w:sz w:val="20"/>
+          <w:szCs w:val="20"/>
+        </w:rPr>
+        <w:t>also include historical dates</w:t>
+      </w:r>
+    </w:p>
+  </w:comment>
+  <w:comment w:id="15" w:author="Charlene Janion-Scheepers" w:date="2026-03-20T14:19:00Z" w:initials="CJ">
+    <w:p>
+      <w:pPr>
+        <w:overflowPunct w:val="true"/>
+        <w:jc w:val="start"/>
+        <w:rPr/>
+      </w:pPr>
+      <w:r>
+        <w:annotationRef/>
+      </w:r>
+      <w:r>
+        <w:rPr>
+          <w:sz w:val="20"/>
+          <w:szCs w:val="20"/>
+        </w:rPr>
+        <w:t>please redraw, copyright issues..</w:t>
+      </w:r>
+    </w:p>
+  </w:comment>
+  <w:comment w:id="16" w:author="Charlene Janion-Scheepers" w:date="2026-03-20T14:23:00Z" w:initials="CJ">
+    <w:p>
+      <w:pPr>
+        <w:overflowPunct w:val="true"/>
+        <w:jc w:val="start"/>
+        <w:rPr/>
+      </w:pPr>
+      <w:r>
+        <w:annotationRef/>
+      </w:r>
+      <w:r>
+        <w:rPr>
+          <w:sz w:val="20"/>
+          <w:szCs w:val="20"/>
+        </w:rPr>
+        <w:t>from all beetle species, perhaps make more clear.</w:t>
+      </w:r>
+    </w:p>
+  </w:comment>
+  <w:comment w:id="17" w:author="Charlene Janion-Scheepers" w:date="2026-03-20T15:12:00Z" w:initials="CJ">
+    <w:p>
+      <w:pPr>
+        <w:overflowPunct w:val="true"/>
+        <w:jc w:val="start"/>
+        <w:rPr/>
+      </w:pPr>
+      <w:r>
+        <w:annotationRef/>
+      </w:r>
+      <w:r>
+        <w:rPr>
+          <w:sz w:val="20"/>
+          <w:szCs w:val="20"/>
+        </w:rPr>
+        <w:t>for results section.</w:t>
+      </w:r>
+    </w:p>
+  </w:comment>
+  <w:comment w:id="18" w:author="Charlene Janion-Scheepers" w:date="2026-03-20T15:12:00Z" w:initials="CJ">
+    <w:p>
+      <w:pPr>
+        <w:overflowPunct w:val="true"/>
+        <w:jc w:val="start"/>
+        <w:rPr/>
+      </w:pPr>
+      <w:r>
+        <w:annotationRef/>
+      </w:r>
+      <w:r>
+        <w:rPr>
+          <w:sz w:val="20"/>
+          <w:szCs w:val="20"/>
+        </w:rPr>
+        <w:t>Avoid short paragraphs, combine with previous one or expand.</w:t>
+      </w:r>
+    </w:p>
+  </w:comment>
+  <w:comment w:id="19" w:author="Charlene Janion-Scheepers" w:date="2026-03-20T15:14:00Z" w:initials="CJ">
+    <w:p>
+      <w:pPr>
+        <w:overflowPunct w:val="true"/>
+        <w:jc w:val="start"/>
+        <w:rPr/>
+      </w:pPr>
+      <w:r>
+        <w:annotationRef/>
+      </w:r>
+      <w:r>
+        <w:rPr>
+          <w:sz w:val="20"/>
+          <w:szCs w:val="20"/>
+        </w:rPr>
+        <w:t>When using an abbreviation for the first time, also write out in full.</w:t>
+      </w:r>
+    </w:p>
+  </w:comment>
+  <w:comment w:id="20" w:author="Charlene Janion-Scheepers" w:date="2026-03-20T15:18:00Z" w:initials="CJ">
+    <w:p>
+      <w:pPr>
+        <w:overflowPunct w:val="true"/>
+        <w:jc w:val="start"/>
+        <w:rPr/>
+      </w:pPr>
+      <w:r>
+        <w:annotationRef/>
+      </w:r>
+      <w:r>
+        <w:rPr>
+          <w:sz w:val="20"/>
+          <w:szCs w:val="20"/>
+        </w:rPr>
+        <w:t>You need to be consistent in wording, so you use contemporary and current. Choose one to avoid confusion. I would perhaps use historical and 'recent'?</w:t>
+      </w:r>
+    </w:p>
+  </w:comment>
+  <w:comment w:id="21" w:author="Charlene Janion-Scheepers" w:date="2026-03-20T15:19:00Z" w:initials="CJ">
+    <w:p>
+      <w:pPr>
+        <w:overflowPunct w:val="true"/>
+        <w:jc w:val="start"/>
+        <w:rPr/>
+      </w:pPr>
+      <w:r>
+        <w:annotationRef/>
+      </w:r>
+      <w:r>
+        <w:rPr>
+          <w:sz w:val="20"/>
+          <w:szCs w:val="20"/>
+        </w:rPr>
+        <w:t xml:space="preserve">Remember use capital letter, so Figure </w:t>
+      </w:r>
+    </w:p>
+  </w:comment>
+  <w:comment w:id="22" w:author="Charlene Janion-Scheepers" w:date="2026-03-20T15:19:00Z" w:initials="CJ">
+    <w:p>
+      <w:pPr>
+        <w:overflowPunct w:val="true"/>
+        <w:jc w:val="start"/>
+        <w:rPr/>
+      </w:pPr>
+      <w:r>
+        <w:annotationRef/>
+      </w:r>
+      <w:r>
+        <w:rPr>
+          <w:sz w:val="20"/>
+          <w:szCs w:val="20"/>
+        </w:rPr>
+        <w:t>Improve quality of all figures. Were you not using boxplots? Same for next figure.</w:t>
+      </w:r>
+    </w:p>
+  </w:comment>
+  <w:comment w:id="23" w:author="Charlene Janion-Scheepers" w:date="2026-03-20T15:20:00Z" w:initials="CJ">
+    <w:p>
+      <w:pPr>
+        <w:overflowPunct w:val="true"/>
+        <w:jc w:val="start"/>
+        <w:rPr/>
+      </w:pPr>
+      <w:r>
+        <w:annotationRef/>
+      </w:r>
+      <w:r>
+        <w:rPr>
+          <w:sz w:val="20"/>
+          <w:szCs w:val="20"/>
+        </w:rPr>
+        <w:t>Add month if seasons are comprared</w:t>
+      </w:r>
+    </w:p>
+  </w:comment>
+  <w:comment w:id="24" w:author="Charlene Janion-Scheepers" w:date="2026-03-20T15:21:00Z" w:initials="CJ">
+    <w:p>
+      <w:pPr>
+        <w:overflowPunct w:val="true"/>
+        <w:jc w:val="start"/>
+        <w:rPr/>
+      </w:pPr>
+      <w:r>
+        <w:annotationRef/>
+      </w:r>
+      <w:r>
+        <w:rPr>
+          <w:sz w:val="20"/>
+          <w:szCs w:val="20"/>
+        </w:rPr>
+        <w:t>would move to Appendix as it is very busy</w:t>
+      </w:r>
+    </w:p>
+  </w:comment>
+  <w:comment w:id="25" w:author="Charlene Janion-Scheepers" w:date="2026-03-20T15:23:00Z" w:initials="CJ">
+    <w:p>
+      <w:pPr>
+        <w:overflowPunct w:val="true"/>
+        <w:jc w:val="start"/>
+        <w:rPr/>
+      </w:pPr>
+      <w:r>
+        <w:annotationRef/>
+      </w:r>
+      <w:r>
+        <w:rPr>
+          <w:sz w:val="20"/>
+          <w:szCs w:val="20"/>
+        </w:rPr>
+        <w:t>Can't see axes, improve figure quality</w:t>
+      </w:r>
+    </w:p>
+  </w:comment>
+  <w:comment w:id="26" w:author="" w:initials="">
     <w:p>
       <w:pPr>
         <w:overflowPunct w:val="false"/>
@@ -18773,18 +19029,33 @@
         <w:annotationRef/>
       </w:r>
       <w:r>
+        <w:rPr/>
+      </w:r>
+    </w:p>
+  </w:comment>
+  <w:comment w:id="27" w:author="Charlene Janion-Scheepers" w:date="2026-03-20T15:23:00Z" w:initials="CJ">
+    <w:p>
+      <w:pPr>
+        <w:overflowPunct w:val="true"/>
+        <w:jc w:val="start"/>
+        <w:rPr/>
+      </w:pPr>
+      <w:r>
+        <w:annotationRef/>
+      </w:r>
+      <w:r>
         <w:rPr>
           <w:sz w:val="20"/>
           <w:szCs w:val="20"/>
         </w:rPr>
-        <w:t>is this necessary to mention?</w:t>
+        <w:t>these two move to appendix</w:t>
       </w:r>
     </w:p>
   </w:comment>
-  <w:comment w:id="2" w:author="Charlene Janion-Scheepers" w:date="2026-03-20T13:51:00Z" w:initials="CJ">
-    <w:p>
-      <w:pPr>
-        <w:overflowPunct w:val="false"/>
+  <w:comment w:id="28" w:author="Charlene Janion-Scheepers" w:date="2026-03-20T15:24:00Z" w:initials="CJ">
+    <w:p>
+      <w:pPr>
+        <w:overflowPunct w:val="true"/>
         <w:jc w:val="start"/>
         <w:rPr/>
       </w:pPr>
@@ -18796,470 +19067,14 @@
           <w:sz w:val="20"/>
           <w:szCs w:val="20"/>
         </w:rPr>
-        <w:t>Book chapter</w:t>
+        <w:t>Fix numbering pls</w:t>
       </w:r>
     </w:p>
   </w:comment>
-  <w:comment w:id="3" w:author="Charlene Janion-Scheepers" w:date="2026-03-20T13:54:00Z" w:initials="CJ">
-    <w:p>
-      <w:pPr>
-        <w:overflowPunct w:val="false"/>
-        <w:jc w:val="start"/>
-        <w:rPr/>
-      </w:pPr>
-      <w:r>
-        <w:annotationRef/>
-      </w:r>
-      <w:r>
-        <w:rPr>
-          <w:sz w:val="20"/>
-          <w:szCs w:val="20"/>
-        </w:rPr>
-        <w:t>Avoid using etc.</w:t>
-      </w:r>
-    </w:p>
-  </w:comment>
-  <w:comment w:id="4" w:author="Charlene Janion-Scheepers" w:date="2026-03-20T13:56:00Z" w:initials="CJ">
-    <w:p>
-      <w:pPr>
-        <w:overflowPunct w:val="false"/>
-        <w:jc w:val="start"/>
-        <w:rPr/>
-      </w:pPr>
-      <w:r>
-        <w:annotationRef/>
-      </w:r>
-      <w:r>
-        <w:rPr>
-          <w:sz w:val="20"/>
-          <w:szCs w:val="20"/>
-        </w:rPr>
-        <w:t>What type of shift? Upwards? Are there any beetle examples (globally)?</w:t>
-      </w:r>
-    </w:p>
-  </w:comment>
-  <w:comment w:id="5" w:author="Charlene Janion-Scheepers" w:date="2026-03-20T13:57:00Z" w:initials="CJ">
-    <w:p>
-      <w:pPr>
-        <w:overflowPunct w:val="false"/>
-        <w:jc w:val="start"/>
-        <w:rPr/>
-      </w:pPr>
-      <w:r>
-        <w:annotationRef/>
-      </w:r>
-      <w:r>
-        <w:rPr>
-          <w:sz w:val="20"/>
-          <w:szCs w:val="20"/>
-        </w:rPr>
-        <w:t>have shown that as temperature has increased?</w:t>
-      </w:r>
-    </w:p>
-  </w:comment>
-  <w:comment w:id="6" w:author="Charlene Janion-Scheepers" w:date="2026-03-20T14:00:00Z" w:initials="CJ">
-    <w:p>
-      <w:pPr>
-        <w:overflowPunct w:val="false"/>
-        <w:jc w:val="start"/>
-        <w:rPr/>
-      </w:pPr>
-      <w:r>
-        <w:annotationRef/>
-      </w:r>
-      <w:r>
-        <w:rPr>
-          <w:sz w:val="20"/>
-          <w:szCs w:val="20"/>
-        </w:rPr>
-        <w:t>Better to use 'climate change'</w:t>
-      </w:r>
-    </w:p>
-  </w:comment>
-  <w:comment w:id="7" w:author="Charlene Janion-Scheepers" w:date="2026-03-20T14:02:00Z" w:initials="CJ">
-    <w:p>
-      <w:pPr>
-        <w:overflowPunct w:val="false"/>
-        <w:jc w:val="start"/>
-        <w:rPr/>
-      </w:pPr>
-      <w:r>
-        <w:annotationRef/>
-      </w:r>
-      <w:r>
-        <w:rPr>
-          <w:sz w:val="20"/>
-          <w:szCs w:val="20"/>
-        </w:rPr>
-        <w:t>Include more references here about insect decline</w:t>
-      </w:r>
-    </w:p>
-  </w:comment>
-  <w:comment w:id="8" w:author="Charlene Janion-Scheepers" w:date="2026-03-20T14:04:00Z" w:initials="CJ">
-    <w:p>
-      <w:pPr>
-        <w:overflowPunct w:val="false"/>
-        <w:jc w:val="start"/>
-        <w:rPr/>
-      </w:pPr>
-      <w:r>
-        <w:annotationRef/>
-      </w:r>
-      <w:r>
-        <w:rPr>
-          <w:sz w:val="20"/>
-          <w:szCs w:val="20"/>
-        </w:rPr>
-        <w:t>text missing?</w:t>
-      </w:r>
-    </w:p>
-  </w:comment>
-  <w:comment w:id="9" w:author="Charlene Janion-Scheepers" w:date="2026-03-20T14:02:00Z" w:initials="CJ">
-    <w:p>
-      <w:pPr>
-        <w:overflowPunct w:val="false"/>
-        <w:jc w:val="start"/>
-        <w:rPr/>
-      </w:pPr>
-      <w:r>
-        <w:annotationRef/>
-      </w:r>
-      <w:r>
-        <w:rPr>
-          <w:sz w:val="20"/>
-          <w:szCs w:val="20"/>
-        </w:rPr>
-        <w:t>Such as work by Guy Midgley</w:t>
-      </w:r>
-    </w:p>
-  </w:comment>
-  <w:comment w:id="10" w:author="Charlene Janion-Scheepers" w:date="2026-03-20T14:04:00Z" w:initials="CJ">
-    <w:p>
-      <w:pPr>
-        <w:overflowPunct w:val="false"/>
-        <w:jc w:val="start"/>
-        <w:rPr/>
-      </w:pPr>
-      <w:r>
-        <w:annotationRef/>
-      </w:r>
-      <w:r>
-        <w:rPr>
-          <w:sz w:val="20"/>
-          <w:szCs w:val="20"/>
-        </w:rPr>
-        <w:t>text missing?</w:t>
-      </w:r>
-    </w:p>
-  </w:comment>
-  <w:comment w:id="11" w:author="Charlene Janion-Scheepers" w:date="2026-03-20T14:17:00Z" w:initials="CJ">
-    <w:p>
-      <w:pPr>
-        <w:overflowPunct w:val="false"/>
-        <w:jc w:val="start"/>
-        <w:rPr/>
-      </w:pPr>
-      <w:r>
-        <w:annotationRef/>
-      </w:r>
-      <w:r>
-        <w:rPr>
-          <w:sz w:val="20"/>
-          <w:szCs w:val="20"/>
-        </w:rPr>
-        <w:t>Mucina and Rutherford book</w:t>
-      </w:r>
-    </w:p>
-  </w:comment>
-  <w:comment w:id="12" w:author="Charlene Janion-Scheepers" w:date="2026-03-20T14:18:00Z" w:initials="CJ">
-    <w:p>
-      <w:pPr>
-        <w:overflowPunct w:val="false"/>
-        <w:jc w:val="start"/>
-        <w:rPr/>
-      </w:pPr>
-      <w:r>
-        <w:annotationRef/>
-      </w:r>
-      <w:r>
-        <w:rPr>
-          <w:sz w:val="20"/>
-          <w:szCs w:val="20"/>
-        </w:rPr>
-        <w:t>please change this for all figures</w:t>
-      </w:r>
-    </w:p>
-  </w:comment>
-  <w:comment w:id="13" w:author="Charlene Janion-Scheepers" w:date="2026-03-20T14:21:00Z" w:initials="CJ">
-    <w:p>
-      <w:pPr>
-        <w:overflowPunct w:val="false"/>
-        <w:jc w:val="start"/>
-        <w:rPr/>
-      </w:pPr>
-      <w:r>
-        <w:annotationRef/>
-      </w:r>
-      <w:r>
-        <w:rPr>
-          <w:sz w:val="20"/>
-          <w:szCs w:val="20"/>
-        </w:rPr>
-        <w:t>also include historical dates</w:t>
-      </w:r>
-    </w:p>
-  </w:comment>
-  <w:comment w:id="14" w:author="Charlene Janion-Scheepers" w:date="2026-03-20T14:19:00Z" w:initials="CJ">
-    <w:p>
-      <w:pPr>
-        <w:overflowPunct w:val="false"/>
-        <w:jc w:val="start"/>
-        <w:rPr/>
-      </w:pPr>
-      <w:r>
-        <w:annotationRef/>
-      </w:r>
-      <w:r>
-        <w:rPr>
-          <w:sz w:val="20"/>
-          <w:szCs w:val="20"/>
-        </w:rPr>
-        <w:t>please redraw, copyright issues..</w:t>
-      </w:r>
-    </w:p>
-  </w:comment>
-  <w:comment w:id="15" w:author="Charlene Janion-Scheepers" w:date="2026-03-20T14:23:00Z" w:initials="CJ">
-    <w:p>
-      <w:pPr>
-        <w:overflowPunct w:val="false"/>
-        <w:jc w:val="start"/>
-        <w:rPr/>
-      </w:pPr>
-      <w:r>
-        <w:annotationRef/>
-      </w:r>
-      <w:r>
-        <w:rPr>
-          <w:sz w:val="20"/>
-          <w:szCs w:val="20"/>
-        </w:rPr>
-        <w:t>from all beetle species, perhaps make more clear.</w:t>
-      </w:r>
-    </w:p>
-  </w:comment>
-  <w:comment w:id="16" w:author="Charlene Janion-Scheepers" w:date="2026-03-20T15:12:00Z" w:initials="CJ">
-    <w:p>
-      <w:pPr>
-        <w:overflowPunct w:val="false"/>
-        <w:jc w:val="start"/>
-        <w:rPr/>
-      </w:pPr>
-      <w:r>
-        <w:annotationRef/>
-      </w:r>
-      <w:r>
-        <w:rPr>
-          <w:sz w:val="20"/>
-          <w:szCs w:val="20"/>
-        </w:rPr>
-        <w:t>for results section.</w:t>
-      </w:r>
-    </w:p>
-  </w:comment>
-  <w:comment w:id="17" w:author="Charlene Janion-Scheepers" w:date="2026-03-20T15:12:00Z" w:initials="CJ">
-    <w:p>
-      <w:pPr>
-        <w:overflowPunct w:val="false"/>
-        <w:jc w:val="start"/>
-        <w:rPr/>
-      </w:pPr>
-      <w:r>
-        <w:annotationRef/>
-      </w:r>
-      <w:r>
-        <w:rPr>
-          <w:sz w:val="20"/>
-          <w:szCs w:val="20"/>
-        </w:rPr>
-        <w:t>Avoid short paragraphs, combine with previous one or expand.</w:t>
-      </w:r>
-    </w:p>
-  </w:comment>
-  <w:comment w:id="18" w:author="Charlene Janion-Scheepers" w:date="2026-03-20T15:14:00Z" w:initials="CJ">
-    <w:p>
-      <w:pPr>
-        <w:overflowPunct w:val="false"/>
-        <w:jc w:val="start"/>
-        <w:rPr/>
-      </w:pPr>
-      <w:r>
-        <w:annotationRef/>
-      </w:r>
-      <w:r>
-        <w:rPr>
-          <w:sz w:val="20"/>
-          <w:szCs w:val="20"/>
-        </w:rPr>
-        <w:t>When using an abbreviation for the first time, also write out in full.</w:t>
-      </w:r>
-    </w:p>
-  </w:comment>
-  <w:comment w:id="19" w:author="Charlene Janion-Scheepers" w:date="2026-03-20T15:18:00Z" w:initials="CJ">
-    <w:p>
-      <w:pPr>
-        <w:overflowPunct w:val="false"/>
-        <w:jc w:val="start"/>
-        <w:rPr/>
-      </w:pPr>
-      <w:r>
-        <w:annotationRef/>
-      </w:r>
-      <w:r>
-        <w:rPr>
-          <w:sz w:val="20"/>
-          <w:szCs w:val="20"/>
-        </w:rPr>
-        <w:t>You need to be consistent in wording, so you use contemporary and current. Choose one to avoid confusion. I would perhaps use historical and 'recent'?</w:t>
-      </w:r>
-    </w:p>
-  </w:comment>
-  <w:comment w:id="20" w:author="Charlene Janion-Scheepers" w:date="2026-03-20T15:19:00Z" w:initials="CJ">
-    <w:p>
-      <w:pPr>
-        <w:overflowPunct w:val="false"/>
-        <w:jc w:val="start"/>
-        <w:rPr/>
-      </w:pPr>
-      <w:r>
-        <w:annotationRef/>
-      </w:r>
-      <w:r>
-        <w:rPr>
-          <w:sz w:val="20"/>
-          <w:szCs w:val="20"/>
-        </w:rPr>
-        <w:t xml:space="preserve">Remember use capital letter, so Figure </w:t>
-      </w:r>
-    </w:p>
-  </w:comment>
-  <w:comment w:id="21" w:author="Charlene Janion-Scheepers" w:date="2026-03-20T15:19:00Z" w:initials="CJ">
-    <w:p>
-      <w:pPr>
-        <w:overflowPunct w:val="false"/>
-        <w:jc w:val="start"/>
-        <w:rPr/>
-      </w:pPr>
-      <w:r>
-        <w:annotationRef/>
-      </w:r>
-      <w:r>
-        <w:rPr>
-          <w:sz w:val="20"/>
-          <w:szCs w:val="20"/>
-        </w:rPr>
-        <w:t>Improve quality of all figures. Were you not using boxplots? Same for next figure.</w:t>
-      </w:r>
-    </w:p>
-  </w:comment>
-  <w:comment w:id="22" w:author="Charlene Janion-Scheepers" w:date="2026-03-20T15:20:00Z" w:initials="CJ">
-    <w:p>
-      <w:pPr>
-        <w:overflowPunct w:val="false"/>
-        <w:jc w:val="start"/>
-        <w:rPr/>
-      </w:pPr>
-      <w:r>
-        <w:annotationRef/>
-      </w:r>
-      <w:r>
-        <w:rPr>
-          <w:sz w:val="20"/>
-          <w:szCs w:val="20"/>
-        </w:rPr>
-        <w:t>Add month if seasons are comprared</w:t>
-      </w:r>
-    </w:p>
-  </w:comment>
-  <w:comment w:id="23" w:author="Charlene Janion-Scheepers" w:date="2026-03-20T15:21:00Z" w:initials="CJ">
-    <w:p>
-      <w:pPr>
-        <w:overflowPunct w:val="false"/>
-        <w:jc w:val="start"/>
-        <w:rPr/>
-      </w:pPr>
-      <w:r>
-        <w:annotationRef/>
-      </w:r>
-      <w:r>
-        <w:rPr>
-          <w:sz w:val="20"/>
-          <w:szCs w:val="20"/>
-        </w:rPr>
-        <w:t>would move to Appendix as it is very busy</w:t>
-      </w:r>
-    </w:p>
-  </w:comment>
-  <w:comment w:id="24" w:author="Charlene Janion-Scheepers" w:date="2026-03-20T15:23:00Z" w:initials="CJ">
-    <w:p>
-      <w:pPr>
-        <w:overflowPunct w:val="false"/>
-        <w:jc w:val="start"/>
-        <w:rPr/>
-      </w:pPr>
-      <w:r>
-        <w:annotationRef/>
-      </w:r>
-      <w:r>
-        <w:rPr>
-          <w:sz w:val="20"/>
-          <w:szCs w:val="20"/>
-        </w:rPr>
-        <w:t>Can't see axes, improve figure quality</w:t>
-      </w:r>
-    </w:p>
-  </w:comment>
-  <w:comment w:id="26" w:author="Charlene Janion-Scheepers" w:date="2026-03-20T15:23:00Z" w:initials="CJ">
-    <w:p>
-      <w:pPr>
-        <w:overflowPunct w:val="false"/>
-        <w:jc w:val="start"/>
-        <w:rPr/>
-      </w:pPr>
-      <w:r>
-        <w:annotationRef/>
-      </w:r>
-      <w:r>
-        <w:rPr>
-          <w:sz w:val="20"/>
-          <w:szCs w:val="20"/>
-        </w:rPr>
-        <w:t>these two move to appendix</w:t>
-      </w:r>
-    </w:p>
-  </w:comment>
-  <w:comment w:id="27" w:author="Charlene Janion-Scheepers" w:date="2026-03-20T15:24:00Z" w:initials="CJ">
-    <w:p>
-      <w:pPr>
-        <w:overflowPunct w:val="false"/>
-        <w:jc w:val="start"/>
-        <w:rPr/>
-      </w:pPr>
-      <w:r>
-        <w:annotationRef/>
-      </w:r>
-      <w:r>
-        <w:rPr>
-          <w:sz w:val="20"/>
-          <w:szCs w:val="20"/>
-        </w:rPr>
-        <w:t>Fix numbering pls</w:t>
-      </w:r>
-    </w:p>
-  </w:comment>
-  <w:comment w:id="28" w:author="Charlene Janion-Scheepers" w:date="2026-03-20T15:25:00Z" w:initials="CJ">
-    <w:p>
-      <w:pPr>
-        <w:overflowPunct w:val="false"/>
+  <w:comment w:id="29" w:author="Charlene Janion-Scheepers" w:date="2026-03-20T15:25:00Z" w:initials="CJ">
+    <w:p>
+      <w:pPr>
+        <w:overflowPunct w:val="true"/>
         <w:jc w:val="start"/>
         <w:rPr/>
       </w:pPr>
@@ -20109,6 +19924,7 @@
     <w:qFormat/>
     <w:pPr>
       <w:widowControl/>
+      <w:suppressAutoHyphens w:val="true"/>
       <w:bidi w:val="0"/>
       <w:spacing w:before="0" w:after="0"/>
       <w:jc w:val="both"/>
@@ -20403,6 +20219,7 @@
     <w:rsid w:val="005775c2"/>
     <w:pPr>
       <w:widowControl/>
+      <w:suppressAutoHyphens w:val="true"/>
       <w:bidi w:val="0"/>
       <w:spacing w:before="0" w:after="0"/>
       <w:jc w:val="start"/>
@@ -20446,8 +20263,8 @@
       <w:bCs/>
     </w:rPr>
   </w:style>
-  <w:style w:type="paragraph" w:styleId="FrameContents">
-    <w:name w:val="Frame Contents"/>
+  <w:style w:type="paragraph" w:styleId="FrameContentsuser">
+    <w:name w:val="Frame Contents (user)"/>
     <w:basedOn w:val="Normal"/>
     <w:qFormat/>
     <w:pPr/>
@@ -20465,6 +20282,27 @@
     <w:basedOn w:val="HeaderandFooter"/>
     <w:pPr/>
     <w:rPr/>
+  </w:style>
+  <w:style w:type="paragraph" w:styleId="FrameContents">
+    <w:name w:val="Frame Contents"/>
+    <w:basedOn w:val="Normal"/>
+    <w:qFormat/>
+    <w:pPr/>
+    <w:rPr/>
+  </w:style>
+  <w:style w:type="paragraph" w:styleId="Comment">
+    <w:name w:val="Comment"/>
+    <w:basedOn w:val="Normal"/>
+    <w:qFormat/>
+    <w:pPr>
+      <w:spacing w:lineRule="auto" w:line="240" w:before="56" w:after="0"/>
+      <w:ind w:hanging="0" w:start="57" w:end="57"/>
+    </w:pPr>
+    <w:rPr>
+      <w:color w:val="auto"/>
+      <w:sz w:val="20"/>
+      <w:szCs w:val="20"/>
+    </w:rPr>
   </w:style>
   <w:style w:type="numbering" w:styleId="NoList" w:default="1">
     <w:name w:val="No List"/>
